--- a/docx/Parts/Part28.docx
+++ b/docx/Parts/Part28.docx
@@ -167,7 +167,7 @@
         <w:rPr>
           <w:color w:val="0000FF"/>
         </w:rPr>
-        <w:instrText xml:space="preserve"> REF _Numd19e1370 \h </w:instrText>
+        <w:instrText xml:space="preserve"> REF _Numd19e1374 \h </w:instrText>
       </w:r>
       <w:r>
         <w:fldChar w:fldCharType="separate"/>
@@ -213,7 +213,7 @@
         <w:rPr>
           <w:color w:val="0000FF"/>
         </w:rPr>
-        <w:instrText xml:space="preserve"> REF _Numd19e1383 \h </w:instrText>
+        <w:instrText xml:space="preserve"> REF _Numd19e1387 \h </w:instrText>
       </w:r>
       <w:r>
         <w:fldChar w:fldCharType="separate"/>
@@ -259,7 +259,7 @@
         <w:rPr>
           <w:color w:val="0000FF"/>
         </w:rPr>
-        <w:instrText xml:space="preserve"> REF _Numd19e1402 \h </w:instrText>
+        <w:instrText xml:space="preserve"> REF _Numd19e1406 \h </w:instrText>
       </w:r>
       <w:r>
         <w:fldChar w:fldCharType="separate"/>
@@ -305,7 +305,7 @@
         <w:rPr>
           <w:color w:val="0000FF"/>
         </w:rPr>
-        <w:instrText xml:space="preserve"> REF _Numd19e1415 \h </w:instrText>
+        <w:instrText xml:space="preserve"> REF _Numd19e1419 \h </w:instrText>
       </w:r>
       <w:r>
         <w:fldChar w:fldCharType="separate"/>
@@ -351,7 +351,7 @@
         <w:rPr>
           <w:color w:val="0000FF"/>
         </w:rPr>
-        <w:instrText xml:space="preserve"> REF _Numd19e1470 \h </w:instrText>
+        <w:instrText xml:space="preserve"> REF _Numd19e1474 \h </w:instrText>
       </w:r>
       <w:r>
         <w:fldChar w:fldCharType="separate"/>
@@ -397,7 +397,7 @@
         <w:rPr>
           <w:color w:val="0000FF"/>
         </w:rPr>
-        <w:instrText xml:space="preserve"> REF _Numd19e1548 \h </w:instrText>
+        <w:instrText xml:space="preserve"> REF _Numd19e1552 \h </w:instrText>
       </w:r>
       <w:r>
         <w:fldChar w:fldCharType="separate"/>
@@ -443,7 +443,7 @@
         <w:rPr>
           <w:color w:val="0000FF"/>
         </w:rPr>
-        <w:instrText xml:space="preserve"> REF _Numd19e1676 \h </w:instrText>
+        <w:instrText xml:space="preserve"> REF _Numd19e1680 \h </w:instrText>
       </w:r>
       <w:r>
         <w:fldChar w:fldCharType="separate"/>
@@ -489,7 +489,7 @@
         <w:rPr>
           <w:color w:val="0000FF"/>
         </w:rPr>
-        <w:instrText xml:space="preserve"> REF _Numd19e1787 \h </w:instrText>
+        <w:instrText xml:space="preserve"> REF _Numd19e1791 \h </w:instrText>
       </w:r>
       <w:r>
         <w:fldChar w:fldCharType="separate"/>
@@ -535,7 +535,7 @@
         <w:rPr>
           <w:color w:val="0000FF"/>
         </w:rPr>
-        <w:instrText xml:space="preserve"> REF _Numd19e1800 \h </w:instrText>
+        <w:instrText xml:space="preserve"> REF _Numd19e1804 \h </w:instrText>
       </w:r>
       <w:r>
         <w:fldChar w:fldCharType="separate"/>
@@ -581,7 +581,7 @@
         <w:rPr>
           <w:color w:val="0000FF"/>
         </w:rPr>
-        <w:instrText xml:space="preserve"> REF _Numd19e1931 \h </w:instrText>
+        <w:instrText xml:space="preserve"> REF _Numd19e1935 \h </w:instrText>
       </w:r>
       <w:r>
         <w:fldChar w:fldCharType="separate"/>
@@ -627,7 +627,7 @@
         <w:rPr>
           <w:color w:val="0000FF"/>
         </w:rPr>
-        <w:instrText xml:space="preserve"> REF _Numd19e2115 \h </w:instrText>
+        <w:instrText xml:space="preserve"> REF _Numd19e2119 \h </w:instrText>
       </w:r>
       <w:r>
         <w:fldChar w:fldCharType="separate"/>
@@ -673,7 +673,7 @@
         <w:rPr>
           <w:color w:val="0000FF"/>
         </w:rPr>
-        <w:instrText xml:space="preserve"> REF _Numd19e2173 \h </w:instrText>
+        <w:instrText xml:space="preserve"> REF _Numd19e2177 \h </w:instrText>
       </w:r>
       <w:r>
         <w:fldChar w:fldCharType="separate"/>
@@ -719,7 +719,7 @@
         <w:rPr>
           <w:color w:val="0000FF"/>
         </w:rPr>
-        <w:instrText xml:space="preserve"> REF _Numd19e2186 \h </w:instrText>
+        <w:instrText xml:space="preserve"> REF _Numd19e2190 \h </w:instrText>
       </w:r>
       <w:r>
         <w:fldChar w:fldCharType="separate"/>
@@ -765,7 +765,7 @@
         <w:rPr>
           <w:color w:val="0000FF"/>
         </w:rPr>
-        <w:instrText xml:space="preserve"> REF _Numd19e2234 \h </w:instrText>
+        <w:instrText xml:space="preserve"> REF _Numd19e2238 \h </w:instrText>
       </w:r>
       <w:r>
         <w:fldChar w:fldCharType="separate"/>
@@ -811,7 +811,7 @@
         <w:rPr>
           <w:color w:val="0000FF"/>
         </w:rPr>
-        <w:instrText xml:space="preserve"> REF _Numd19e2307 \h </w:instrText>
+        <w:instrText xml:space="preserve"> REF _Numd19e2311 \h </w:instrText>
       </w:r>
       <w:r>
         <w:fldChar w:fldCharType="separate"/>
@@ -857,7 +857,7 @@
         <w:rPr>
           <w:color w:val="0000FF"/>
         </w:rPr>
-        <w:instrText xml:space="preserve"> REF _Numd19e2340 \h </w:instrText>
+        <w:instrText xml:space="preserve"> REF _Numd19e2344 \h </w:instrText>
       </w:r>
       <w:r>
         <w:fldChar w:fldCharType="separate"/>
@@ -903,7 +903,7 @@
         <w:rPr>
           <w:color w:val="0000FF"/>
         </w:rPr>
-        <w:instrText xml:space="preserve"> REF _Numd19e2363 \h </w:instrText>
+        <w:instrText xml:space="preserve"> REF _Numd19e2367 \h </w:instrText>
       </w:r>
       <w:r>
         <w:fldChar w:fldCharType="separate"/>
@@ -949,7 +949,7 @@
         <w:rPr>
           <w:color w:val="0000FF"/>
         </w:rPr>
-        <w:instrText xml:space="preserve"> REF _Numd19e2396 \h </w:instrText>
+        <w:instrText xml:space="preserve"> REF _Numd19e2400 \h </w:instrText>
       </w:r>
       <w:r>
         <w:fldChar w:fldCharType="separate"/>
@@ -995,7 +995,7 @@
         <w:rPr>
           <w:color w:val="0000FF"/>
         </w:rPr>
-        <w:instrText xml:space="preserve"> REF _Numd19e2413 \h </w:instrText>
+        <w:instrText xml:space="preserve"> REF _Numd19e2417 \h </w:instrText>
       </w:r>
       <w:r>
         <w:fldChar w:fldCharType="separate"/>
@@ -1041,7 +1041,7 @@
         <w:rPr>
           <w:color w:val="0000FF"/>
         </w:rPr>
-        <w:instrText xml:space="preserve"> REF _Numd19e2432 \h </w:instrText>
+        <w:instrText xml:space="preserve"> REF _Numd19e2436 \h </w:instrText>
       </w:r>
       <w:r>
         <w:fldChar w:fldCharType="separate"/>
@@ -1087,7 +1087,7 @@
         <w:rPr>
           <w:color w:val="0000FF"/>
         </w:rPr>
-        <w:instrText xml:space="preserve"> REF _Numd19e2481 \h </w:instrText>
+        <w:instrText xml:space="preserve"> REF _Numd19e2485 \h </w:instrText>
       </w:r>
       <w:r>
         <w:fldChar w:fldCharType="separate"/>
@@ -1133,7 +1133,7 @@
         <w:rPr>
           <w:color w:val="0000FF"/>
         </w:rPr>
-        <w:instrText xml:space="preserve"> REF _Numd19e2494 \h </w:instrText>
+        <w:instrText xml:space="preserve"> REF _Numd19e2498 \h </w:instrText>
       </w:r>
       <w:r>
         <w:fldChar w:fldCharType="separate"/>
@@ -1179,7 +1179,7 @@
         <w:rPr>
           <w:color w:val="0000FF"/>
         </w:rPr>
-        <w:instrText xml:space="preserve"> REF _Numd19e2766 \h </w:instrText>
+        <w:instrText xml:space="preserve"> REF _Numd19e2770 \h </w:instrText>
       </w:r>
       <w:r>
         <w:fldChar w:fldCharType="separate"/>
@@ -1225,7 +1225,7 @@
         <w:rPr>
           <w:color w:val="0000FF"/>
         </w:rPr>
-        <w:instrText xml:space="preserve"> REF _Numd19e2798 \h </w:instrText>
+        <w:instrText xml:space="preserve"> REF _Numd19e2802 \h </w:instrText>
       </w:r>
       <w:r>
         <w:fldChar w:fldCharType="separate"/>
@@ -1271,7 +1271,7 @@
         <w:rPr>
           <w:color w:val="0000FF"/>
         </w:rPr>
-        <w:instrText xml:space="preserve"> REF _Numd19e2860 \h </w:instrText>
+        <w:instrText xml:space="preserve"> REF _Numd19e2864 \h </w:instrText>
       </w:r>
       <w:r>
         <w:fldChar w:fldCharType="separate"/>
@@ -1317,7 +1317,7 @@
         <w:rPr>
           <w:color w:val="0000FF"/>
         </w:rPr>
-        <w:instrText xml:space="preserve"> REF _Numd19e2912 \h </w:instrText>
+        <w:instrText xml:space="preserve"> REF _Numd19e2916 \h </w:instrText>
       </w:r>
       <w:r>
         <w:fldChar w:fldCharType="separate"/>
@@ -1363,7 +1363,7 @@
         <w:rPr>
           <w:color w:val="0000FF"/>
         </w:rPr>
-        <w:instrText xml:space="preserve"> REF _Numd19e3003 \h </w:instrText>
+        <w:instrText xml:space="preserve"> REF _Numd19e3007 \h </w:instrText>
       </w:r>
       <w:r>
         <w:fldChar w:fldCharType="separate"/>
@@ -1409,7 +1409,7 @@
         <w:rPr>
           <w:color w:val="0000FF"/>
         </w:rPr>
-        <w:instrText xml:space="preserve"> REF _Numd19e3084 \h </w:instrText>
+        <w:instrText xml:space="preserve"> REF _Numd19e3088 \h </w:instrText>
       </w:r>
       <w:r>
         <w:fldChar w:fldCharType="separate"/>
@@ -1455,7 +1455,7 @@
         <w:rPr>
           <w:color w:val="0000FF"/>
         </w:rPr>
-        <w:instrText xml:space="preserve"> REF _Numd19e3128 \h </w:instrText>
+        <w:instrText xml:space="preserve"> REF _Numd19e3132 \h </w:instrText>
       </w:r>
       <w:r>
         <w:fldChar w:fldCharType="separate"/>
@@ -1501,7 +1501,7 @@
         <w:rPr>
           <w:color w:val="0000FF"/>
         </w:rPr>
-        <w:instrText xml:space="preserve"> REF _Numd19e3149 \h </w:instrText>
+        <w:instrText xml:space="preserve"> REF _Numd19e3153 \h </w:instrText>
       </w:r>
       <w:r>
         <w:fldChar w:fldCharType="separate"/>
@@ -1547,7 +1547,7 @@
         <w:rPr>
           <w:color w:val="0000FF"/>
         </w:rPr>
-        <w:instrText xml:space="preserve"> REF _Numd19e3162 \h </w:instrText>
+        <w:instrText xml:space="preserve"> REF _Numd19e3166 \h </w:instrText>
       </w:r>
       <w:r>
         <w:fldChar w:fldCharType="separate"/>
@@ -1593,7 +1593,7 @@
         <w:rPr>
           <w:color w:val="0000FF"/>
         </w:rPr>
-        <w:instrText xml:space="preserve"> REF _Numd19e3181 \h </w:instrText>
+        <w:instrText xml:space="preserve"> REF _Numd19e3185 \h </w:instrText>
       </w:r>
       <w:r>
         <w:fldChar w:fldCharType="separate"/>
@@ -1639,7 +1639,7 @@
         <w:rPr>
           <w:color w:val="0000FF"/>
         </w:rPr>
-        <w:instrText xml:space="preserve"> REF _Numd19e3233 \h </w:instrText>
+        <w:instrText xml:space="preserve"> REF _Numd19e3237 \h </w:instrText>
       </w:r>
       <w:r>
         <w:fldChar w:fldCharType="separate"/>
@@ -1685,7 +1685,7 @@
         <w:rPr>
           <w:color w:val="0000FF"/>
         </w:rPr>
-        <w:instrText xml:space="preserve"> REF _Numd19e3345 \h </w:instrText>
+        <w:instrText xml:space="preserve"> REF _Numd19e3349 \h </w:instrText>
       </w:r>
       <w:r>
         <w:fldChar w:fldCharType="separate"/>
@@ -1731,7 +1731,7 @@
         <w:rPr>
           <w:color w:val="0000FF"/>
         </w:rPr>
-        <w:instrText xml:space="preserve"> REF _Numd19e3358 \h </w:instrText>
+        <w:instrText xml:space="preserve"> REF _Numd19e3362 \h </w:instrText>
       </w:r>
       <w:r>
         <w:fldChar w:fldCharType="separate"/>
@@ -1777,7 +1777,7 @@
         <w:rPr>
           <w:color w:val="0000FF"/>
         </w:rPr>
-        <w:instrText xml:space="preserve"> REF _Numd19e3515 \h </w:instrText>
+        <w:instrText xml:space="preserve"> REF _Numd19e3519 \h </w:instrText>
       </w:r>
       <w:r>
         <w:fldChar w:fldCharType="separate"/>
@@ -1823,7 +1823,7 @@
         <w:rPr>
           <w:color w:val="0000FF"/>
         </w:rPr>
-        <w:instrText xml:space="preserve"> REF _Numd19e3541 \h </w:instrText>
+        <w:instrText xml:space="preserve"> REF _Numd19e3545 \h </w:instrText>
       </w:r>
       <w:r>
         <w:fldChar w:fldCharType="separate"/>
@@ -1869,7 +1869,7 @@
         <w:rPr>
           <w:color w:val="0000FF"/>
         </w:rPr>
-        <w:instrText xml:space="preserve"> REF _Numd19e3648 \h </w:instrText>
+        <w:instrText xml:space="preserve"> REF _Numd19e3652 \h </w:instrText>
       </w:r>
       <w:r>
         <w:fldChar w:fldCharType="separate"/>
@@ -1915,7 +1915,7 @@
         <w:rPr>
           <w:color w:val="0000FF"/>
         </w:rPr>
-        <w:instrText xml:space="preserve"> REF _Numd19e3688 \h </w:instrText>
+        <w:instrText xml:space="preserve"> REF _Numd19e3692 \h </w:instrText>
       </w:r>
       <w:r>
         <w:fldChar w:fldCharType="separate"/>
@@ -1961,7 +1961,7 @@
         <w:rPr>
           <w:color w:val="0000FF"/>
         </w:rPr>
-        <w:instrText xml:space="preserve"> REF _Numd19e3795 \h </w:instrText>
+        <w:instrText xml:space="preserve"> REF _Numd19e3799 \h </w:instrText>
       </w:r>
       <w:r>
         <w:fldChar w:fldCharType="separate"/>
@@ -2007,7 +2007,7 @@
         <w:rPr>
           <w:color w:val="0000FF"/>
         </w:rPr>
-        <w:instrText xml:space="preserve"> REF _Numd19e3888 \h </w:instrText>
+        <w:instrText xml:space="preserve"> REF _Numd19e3892 \h </w:instrText>
       </w:r>
       <w:r>
         <w:fldChar w:fldCharType="separate"/>
@@ -2053,7 +2053,7 @@
         <w:rPr>
           <w:color w:val="0000FF"/>
         </w:rPr>
-        <w:instrText xml:space="preserve"> REF _Numd19e3930 \h </w:instrText>
+        <w:instrText xml:space="preserve"> REF _Numd19e3934 \h </w:instrText>
       </w:r>
       <w:r>
         <w:fldChar w:fldCharType="separate"/>
@@ -2099,7 +2099,7 @@
         <w:rPr>
           <w:color w:val="0000FF"/>
         </w:rPr>
-        <w:instrText xml:space="preserve"> REF _Numd19e3948 \h </w:instrText>
+        <w:instrText xml:space="preserve"> REF _Numd19e3952 \h </w:instrText>
       </w:r>
       <w:r>
         <w:fldChar w:fldCharType="separate"/>
@@ -2145,7 +2145,7 @@
         <w:rPr>
           <w:color w:val="0000FF"/>
         </w:rPr>
-        <w:instrText xml:space="preserve"> REF _Numd19e4174 \h </w:instrText>
+        <w:instrText xml:space="preserve"> REF _Numd19e4178 \h </w:instrText>
       </w:r>
       <w:r>
         <w:fldChar w:fldCharType="separate"/>
@@ -2191,7 +2191,7 @@
         <w:rPr>
           <w:color w:val="0000FF"/>
         </w:rPr>
-        <w:instrText xml:space="preserve"> REF _Numd19e4198 \h </w:instrText>
+        <w:instrText xml:space="preserve"> REF _Numd19e4202 \h </w:instrText>
       </w:r>
       <w:r>
         <w:fldChar w:fldCharType="separate"/>
@@ -2237,7 +2237,7 @@
         <w:rPr>
           <w:color w:val="0000FF"/>
         </w:rPr>
-        <w:instrText xml:space="preserve"> REF _Numd19e4211 \h </w:instrText>
+        <w:instrText xml:space="preserve"> REF _Numd19e4215 \h </w:instrText>
       </w:r>
       <w:r>
         <w:fldChar w:fldCharType="separate"/>
@@ -2283,7 +2283,7 @@
         <w:rPr>
           <w:color w:val="0000FF"/>
         </w:rPr>
-        <w:instrText xml:space="preserve"> REF _Numd19e4307 \h </w:instrText>
+        <w:instrText xml:space="preserve"> REF _Numd19e4311 \h </w:instrText>
       </w:r>
       <w:r>
         <w:fldChar w:fldCharType="separate"/>
@@ -2329,7 +2329,7 @@
         <w:rPr>
           <w:color w:val="0000FF"/>
         </w:rPr>
-        <w:instrText xml:space="preserve"> REF _Numd19e4329 \h </w:instrText>
+        <w:instrText xml:space="preserve"> REF _Numd19e4333 \h </w:instrText>
       </w:r>
       <w:r>
         <w:fldChar w:fldCharType="separate"/>
@@ -2375,7 +2375,7 @@
         <w:rPr>
           <w:color w:val="0000FF"/>
         </w:rPr>
-        <w:instrText xml:space="preserve"> REF _Numd19e4352 \h </w:instrText>
+        <w:instrText xml:space="preserve"> REF _Numd19e4356 \h </w:instrText>
       </w:r>
       <w:r>
         <w:fldChar w:fldCharType="separate"/>
@@ -2421,7 +2421,7 @@
         <w:rPr>
           <w:color w:val="0000FF"/>
         </w:rPr>
-        <w:instrText xml:space="preserve"> REF _Numd19e4370 \h </w:instrText>
+        <w:instrText xml:space="preserve"> REF _Numd19e4374 \h </w:instrText>
       </w:r>
       <w:r>
         <w:fldChar w:fldCharType="separate"/>
@@ -2467,7 +2467,7 @@
         <w:rPr>
           <w:color w:val="0000FF"/>
         </w:rPr>
-        <w:instrText xml:space="preserve"> REF _Numd19e4481 \h </w:instrText>
+        <w:instrText xml:space="preserve"> REF _Numd19e4485 \h </w:instrText>
       </w:r>
       <w:r>
         <w:fldChar w:fldCharType="separate"/>
@@ -2513,7 +2513,7 @@
         <w:rPr>
           <w:color w:val="0000FF"/>
         </w:rPr>
-        <w:instrText xml:space="preserve"> REF _Numd19e4586 \h </w:instrText>
+        <w:instrText xml:space="preserve"> REF _Numd19e4590 \h </w:instrText>
       </w:r>
       <w:r>
         <w:fldChar w:fldCharType="separate"/>
@@ -2559,7 +2559,7 @@
         <w:rPr>
           <w:color w:val="0000FF"/>
         </w:rPr>
-        <w:instrText xml:space="preserve"> REF _Numd19e4611 \h </w:instrText>
+        <w:instrText xml:space="preserve"> REF _Numd19e4615 \h </w:instrText>
       </w:r>
       <w:r>
         <w:fldChar w:fldCharType="separate"/>
@@ -2605,7 +2605,7 @@
         <w:rPr>
           <w:color w:val="0000FF"/>
         </w:rPr>
-        <w:instrText xml:space="preserve"> REF _Numd19e4650 \h </w:instrText>
+        <w:instrText xml:space="preserve"> REF _Numd19e4654 \h </w:instrText>
       </w:r>
       <w:r>
         <w:fldChar w:fldCharType="separate"/>
@@ -2651,7 +2651,7 @@
         <w:rPr>
           <w:color w:val="0000FF"/>
         </w:rPr>
-        <w:instrText xml:space="preserve"> REF _Numd19e4737 \h </w:instrText>
+        <w:instrText xml:space="preserve"> REF _Numd19e4741 \h </w:instrText>
       </w:r>
       <w:r>
         <w:fldChar w:fldCharType="separate"/>
@@ -2697,7 +2697,7 @@
         <w:rPr>
           <w:color w:val="0000FF"/>
         </w:rPr>
-        <w:instrText xml:space="preserve"> REF _Numd19e4951 \h </w:instrText>
+        <w:instrText xml:space="preserve"> REF _Numd19e4955 \h </w:instrText>
       </w:r>
       <w:r>
         <w:fldChar w:fldCharType="separate"/>
@@ -2743,7 +2743,7 @@
         <w:rPr>
           <w:color w:val="0000FF"/>
         </w:rPr>
-        <w:instrText xml:space="preserve"> REF _Numd19e5020 \h </w:instrText>
+        <w:instrText xml:space="preserve"> REF _Numd19e5024 \h </w:instrText>
       </w:r>
       <w:r>
         <w:fldChar w:fldCharType="separate"/>
@@ -2789,7 +2789,7 @@
         <w:rPr>
           <w:color w:val="0000FF"/>
         </w:rPr>
-        <w:instrText xml:space="preserve"> REF _Numd19e5079 \h </w:instrText>
+        <w:instrText xml:space="preserve"> REF _Numd19e5083 \h </w:instrText>
       </w:r>
       <w:r>
         <w:fldChar w:fldCharType="separate"/>
@@ -2835,7 +2835,7 @@
         <w:rPr>
           <w:color w:val="0000FF"/>
         </w:rPr>
-        <w:instrText xml:space="preserve"> REF _Numd19e5092 \h </w:instrText>
+        <w:instrText xml:space="preserve"> REF _Numd19e5096 \h </w:instrText>
       </w:r>
       <w:r>
         <w:fldChar w:fldCharType="separate"/>
@@ -2881,7 +2881,7 @@
         <w:rPr>
           <w:color w:val="0000FF"/>
         </w:rPr>
-        <w:instrText xml:space="preserve"> REF _Numd19e5115 \h </w:instrText>
+        <w:instrText xml:space="preserve"> REF _Numd19e5119 \h </w:instrText>
       </w:r>
       <w:r>
         <w:fldChar w:fldCharType="separate"/>
@@ -2927,7 +2927,7 @@
         <w:rPr>
           <w:color w:val="0000FF"/>
         </w:rPr>
-        <w:instrText xml:space="preserve"> REF _Numd19e5139 \h </w:instrText>
+        <w:instrText xml:space="preserve"> REF _Numd19e5143 \h </w:instrText>
       </w:r>
       <w:r>
         <w:fldChar w:fldCharType="separate"/>
@@ -2973,7 +2973,7 @@
         <w:rPr>
           <w:color w:val="0000FF"/>
         </w:rPr>
-        <w:instrText xml:space="preserve"> REF _Numd19e5165 \h </w:instrText>
+        <w:instrText xml:space="preserve"> REF _Numd19e5169 \h </w:instrText>
       </w:r>
       <w:r>
         <w:fldChar w:fldCharType="separate"/>
@@ -3165,265 +3165,255 @@
       <w:r>
         <w:t xml:space="preserve"> Will execute a written contract and furnish required bonds, including any necessary coinsurance or reinsurance agreements, within the time specified in the bid, unless a longer time allowed, after receipt of the specified forms.</w:t>
       </w:r>
-    </w:p>
-    <w:p xmlns:tce="http://www.TCE.com">
-      <w:pPr>
-        <w:pStyle w:val="ListParagraph"/>
-        <!--depth 2-->
-        <w:ind w:left="1440"/>
-      </w:pPr>
-      <w:r>
-        <w:t/>
-      </w:r>
-      <w:r>
-        <w:rPr>
-          <w:i/>
-        </w:rPr>
-        <w:t>Bidder</w:t>
-      </w:r>
-      <w:r>
-        <w:t xml:space="preserve"> means any entity that is responding or has responded to a solicitation, including an offeror under a negotiated acquisition.</w:t>
-      </w:r>
-    </w:p>
-    <w:p xmlns:tce="http://www.TCE.com">
-      <w:pPr>
-        <w:pStyle w:val="ListParagraph"/>
-        <!--depth 2-->
-        <w:ind w:left="1440"/>
-      </w:pPr>
-      <w:r>
-        <w:t/>
-      </w:r>
-      <w:r>
-        <w:rPr>
-          <w:i/>
-        </w:rPr>
-        <w:t>Bond</w:t>
-      </w:r>
-      <w:r>
-        <w:t xml:space="preserve"> means a written instrument executed by a bidder or contractor (the "principal"), and a second party (the "surety" or "sureties") (except as provided in </w:t>
-      </w:r>
-      <w:r>
-        <w:rPr>
-          <w:color w:val="0000FF"/>
-        </w:rPr>
-        <w:fldChar w:fldCharType="begin"/>
-      </w:r>
-      <w:r>
-        <w:rPr>
-          <w:color w:val="0000FF"/>
-        </w:rPr>
-        <w:instrText xml:space="preserve"> REF _Numd19e3795 \h </w:instrText>
-      </w:r>
-      <w:r>
-        <w:fldChar w:fldCharType="separate"/>
-      </w:r>
-      <w:rPr>
-        <w:color w:val="0000FF"/>
-      </w:rPr>
-      <w:r>
-        <w:rPr>
-          <w:u w:val="single"/>
-        </w:rPr>
-        <w:t>28.204</w:t>
-      </w:r>
-      <w:r>
-        <w:rPr>
-          <w:color w:val="0000FF"/>
-        </w:rPr>
-        <w:fldChar w:fldCharType="end"/>
-      </w:r>
-      <w:r>
-        <w:t>), to assure fulfillment of the principal’s obligations to a third party (the "obligee" or "Government"), identified in the bond. If the principal’s obligations are not met, the bond assures payment, to the extent stipulated, of any loss sustained by the obligee. The types of bonds and related documents are as follows:</w:t>
-      </w:r>
-    </w:p>
-    <w:p xmlns:tce="http://www.TCE.com">
-      <w:pPr>
-        <w:pStyle w:val="ListNumber3"/>
-        <!--depth 3-->
-        <w:numPr>
-          <w:ilvl w:val="2"/>
-          <w:numId w:val="116"/>
-        </w:numPr>
-      </w:pPr>
-      <w:bookmarkStart w:id="15" w:name="_Tocd19e1301"/>
-      <w:bookmarkStart w:id="14" w:name="_Refd19e1301"/>
-      <w:r>
-        <w:t/>
-      </w:r>
-      <w:r>
-        <w:t>(1)</w:t>
-      </w:r>
-      <w:r>
-        <w:t xml:space="preserve"> An advance payment bond secures fulfillment of the contractor’s obligations under an advance payment provision.</w:t>
-      </w:r>
-    </w:p>
-    <w:p xmlns:tce="http://www.TCE.com">
-      <w:pPr>
-        <w:pStyle w:val="ListNumber3"/>
-        <!--depth 3-->
-        <w:numPr>
-          <w:ilvl w:val="2"/>
-          <w:numId w:val="116"/>
-        </w:numPr>
-      </w:pPr>
-      <w:r>
-        <w:t/>
-      </w:r>
-      <w:r>
-        <w:t>(2)</w:t>
-      </w:r>
-      <w:r>
-        <w:t xml:space="preserve"> An annual bid bond is a single bond furnished by a bidder, in lieu of separate bonds, which secure all bids (on other than construction contracts) requiring bonds submitted during a specific Government fiscal year.</w:t>
-      </w:r>
-    </w:p>
-    <w:p xmlns:tce="http://www.TCE.com">
-      <w:pPr>
-        <w:pStyle w:val="ListNumber3"/>
-        <!--depth 3-->
-        <w:numPr>
-          <w:ilvl w:val="2"/>
-          <w:numId w:val="116"/>
-        </w:numPr>
-      </w:pPr>
-      <w:r>
-        <w:t/>
-      </w:r>
-      <w:r>
-        <w:t>(3)</w:t>
-      </w:r>
-      <w:r>
-        <w:t xml:space="preserve"> An annual performance bond is a single bond furnished by a contractor, in lieu of separate performance bonds, to secure fulfillment of the contractor’s obligations under contracts (other than construction contracts) requiring bonds entered into during a specific Government fiscal year.</w:t>
-      </w:r>
-    </w:p>
-    <w:p xmlns:tce="http://www.TCE.com">
-      <w:pPr>
-        <w:pStyle w:val="ListNumber3"/>
-        <!--depth 3-->
-        <w:numPr>
-          <w:ilvl w:val="2"/>
-          <w:numId w:val="116"/>
-        </w:numPr>
-      </w:pPr>
-      <w:r>
-        <w:t/>
-      </w:r>
-      <w:r>
-        <w:t>(4)</w:t>
-      </w:r>
-      <w:r>
-        <w:t xml:space="preserve"> A patent infringement bond secures fulfillment of the contractor’s obligations under a patent provision.</w:t>
-      </w:r>
-    </w:p>
-    <w:p xmlns:tce="http://www.TCE.com">
-      <w:pPr>
-        <w:pStyle w:val="ListNumber3"/>
-        <!--depth 3-->
-        <w:numPr>
-          <w:ilvl w:val="2"/>
-          <w:numId w:val="116"/>
-        </w:numPr>
-      </w:pPr>
-      <w:r>
-        <w:t/>
-      </w:r>
-      <w:r>
-        <w:t>(5)</w:t>
-      </w:r>
-      <w:r>
-        <w:t xml:space="preserve"> A payment bond assures payments as required by law to all persons supplying labor or material in the prosecution of the work provided for in the contract.</w:t>
-      </w:r>
-    </w:p>
-    <w:p xmlns:tce="http://www.TCE.com">
-      <w:pPr>
-        <w:pStyle w:val="ListNumber3"/>
-        <!--depth 3-->
-        <w:numPr>
-          <w:ilvl w:val="2"/>
-          <w:numId w:val="116"/>
-        </w:numPr>
-      </w:pPr>
-      <w:r>
-        <w:t/>
-      </w:r>
-      <w:r>
-        <w:t>(6)</w:t>
-      </w:r>
-      <w:r>
-        <w:t xml:space="preserve"> A performance bond secures performance and fulfillment of the contractor’s obligations under the contract.</w:t>
-      </w:r>
-    </w:p>
-    <w:p xmlns:tce="http://www.TCE.com">
-      <w:pPr>
-        <w:pStyle w:val="ListParagraph"/>
-        <!--depth 3-->
-        <w:ind w:left="2160"/>
-      </w:pPr>
-      <w:r>
-        <w:t/>
-      </w:r>
-      <w:r>
-        <w:rPr>
-          <w:i/>
-        </w:rPr>
-        <w:t>Consent of surety</w:t>
-      </w:r>
-      <w:r>
-        <w:t xml:space="preserve"> means an acknowledgment by a surety that its bond given in connection with a contract continues to apply to the contract as modified.</w:t>
-      </w:r>
-    </w:p>
-    <w:p xmlns:tce="http://www.TCE.com">
-      <w:pPr>
-        <w:pStyle w:val="ListParagraph"/>
-        <!--depth 3-->
-        <w:ind w:left="2160"/>
-      </w:pPr>
-      <w:r>
-        <w:t/>
-      </w:r>
-      <w:r>
-        <w:rPr>
-          <w:i/>
-        </w:rPr>
-        <w:t>Penal sum</w:t>
-      </w:r>
-      <w:r>
-        <w:t xml:space="preserve"> or "penal amount" means the amount of money specified in a bond (or a percentage of the bid price in a bid bond) as the maximum payment for which the surety is obligated or the amount of security required to be pledged to the Government in lieu of a corporate or individual surety for the bond.</w:t>
-      </w:r>
-    </w:p>
-    <w:p xmlns:tce="http://www.TCE.com">
-      <w:pPr>
-        <w:pStyle w:val="ListParagraph"/>
-        <!--depth 3-->
-        <w:ind w:left="2160"/>
-      </w:pPr>
-      <w:r>
-        <w:t/>
-      </w:r>
-      <w:r>
-        <w:rPr>
-          <w:i/>
-        </w:rPr>
-        <w:t>Reinsurance</w:t>
-      </w:r>
-      <w:r>
-        <w:t xml:space="preserve"> means a transaction which provides that a surety, for a consideration, agrees to indemnify another surety against loss which the latter may sustain under a bond which it has issued.</w:t>
-      </w:r>
-      <w:bookmarkEnd w:id="14"/>
-      <w:bookmarkEnd w:id="15"/>
       <w:bookmarkEnd w:id="12"/>
       <w:bookmarkEnd w:id="13"/>
       <w:bookmarkEnd w:id="10"/>
       <w:bookmarkEnd w:id="11"/>
     </w:p>
+    <w:p xmlns:tce="http://www.TCE.com">
+      <w:pPr>
+        <w:pStyle w:val="BodyText"/>
+      </w:pPr>
+      <w:r>
+        <w:t/>
+      </w:r>
+      <w:r>
+        <w:rPr>
+          <w:i/>
+        </w:rPr>
+        <w:t>Bidder</w:t>
+      </w:r>
+      <w:r>
+        <w:t xml:space="preserve"> means any entity that is responding or has responded to a solicitation, including an offeror under a negotiated acquisition.</w:t>
+      </w:r>
+    </w:p>
+    <w:p xmlns:tce="http://www.TCE.com">
+      <w:pPr>
+        <w:pStyle w:val="BodyText"/>
+      </w:pPr>
+      <w:r>
+        <w:t/>
+      </w:r>
+      <w:r>
+        <w:rPr>
+          <w:i/>
+        </w:rPr>
+        <w:t>Bond</w:t>
+      </w:r>
+      <w:r>
+        <w:t xml:space="preserve"> means a written instrument executed by a bidder or contractor (the "principal"), and a second party (the "surety" or "sureties") (except as provided in </w:t>
+      </w:r>
+      <w:r>
+        <w:rPr>
+          <w:color w:val="0000FF"/>
+        </w:rPr>
+        <w:fldChar w:fldCharType="begin"/>
+      </w:r>
+      <w:r>
+        <w:rPr>
+          <w:color w:val="0000FF"/>
+        </w:rPr>
+        <w:instrText xml:space="preserve"> REF _Numd19e3799 \h </w:instrText>
+      </w:r>
+      <w:r>
+        <w:fldChar w:fldCharType="separate"/>
+      </w:r>
+      <w:rPr>
+        <w:color w:val="0000FF"/>
+      </w:rPr>
+      <w:r>
+        <w:rPr>
+          <w:u w:val="single"/>
+        </w:rPr>
+        <w:t>28.204</w:t>
+      </w:r>
+      <w:r>
+        <w:rPr>
+          <w:color w:val="0000FF"/>
+        </w:rPr>
+        <w:fldChar w:fldCharType="end"/>
+      </w:r>
+      <w:r>
+        <w:t>), to assure fulfillment of the principal’s obligations to a third party (the "obligee" or "Government"), identified in the bond. If the principal’s obligations are not met, the bond assures payment, to the extent stipulated, of any loss sustained by the obligee. The types of bonds and related documents are as follows:</w:t>
+      </w:r>
+    </w:p>
+    <w:p xmlns:tce="http://www.TCE.com">
+      <w:pPr>
+        <w:pStyle w:val="ListNumber2"/>
+        <!--depth 2-->
+        <w:numPr>
+          <w:ilvl w:val="1"/>
+          <w:numId w:val="117"/>
+        </w:numPr>
+      </w:pPr>
+      <w:bookmarkStart w:id="15" w:name="_Tocd19e1303"/>
+      <w:bookmarkStart w:id="14" w:name="_Refd19e1303"/>
+      <w:r>
+        <w:t/>
+      </w:r>
+      <w:r>
+        <w:t>(1)</w:t>
+      </w:r>
+      <w:r>
+        <w:t xml:space="preserve"> An advance payment bond secures fulfillment of the contractor’s obligations under an advance payment provision.</w:t>
+      </w:r>
+    </w:p>
+    <w:p xmlns:tce="http://www.TCE.com">
+      <w:pPr>
+        <w:pStyle w:val="ListNumber2"/>
+        <!--depth 2-->
+        <w:numPr>
+          <w:ilvl w:val="1"/>
+          <w:numId w:val="117"/>
+        </w:numPr>
+      </w:pPr>
+      <w:r>
+        <w:t/>
+      </w:r>
+      <w:r>
+        <w:t>(2)</w:t>
+      </w:r>
+      <w:r>
+        <w:t xml:space="preserve"> An annual bid bond is a single bond furnished by a bidder, in lieu of separate bonds, which secure all bids (on other than construction contracts) requiring bonds submitted during a specific Government fiscal year.</w:t>
+      </w:r>
+    </w:p>
+    <w:p xmlns:tce="http://www.TCE.com">
+      <w:pPr>
+        <w:pStyle w:val="ListNumber2"/>
+        <!--depth 2-->
+        <w:numPr>
+          <w:ilvl w:val="1"/>
+          <w:numId w:val="117"/>
+        </w:numPr>
+      </w:pPr>
+      <w:r>
+        <w:t/>
+      </w:r>
+      <w:r>
+        <w:t>(3)</w:t>
+      </w:r>
+      <w:r>
+        <w:t xml:space="preserve"> An annual performance bond is a single bond furnished by a contractor, in lieu of separate performance bonds, to secure fulfillment of the contractor’s obligations under contracts (other than construction contracts) requiring bonds entered into during a specific Government fiscal year.</w:t>
+      </w:r>
+    </w:p>
+    <w:p xmlns:tce="http://www.TCE.com">
+      <w:pPr>
+        <w:pStyle w:val="ListNumber2"/>
+        <!--depth 2-->
+        <w:numPr>
+          <w:ilvl w:val="1"/>
+          <w:numId w:val="117"/>
+        </w:numPr>
+      </w:pPr>
+      <w:r>
+        <w:t/>
+      </w:r>
+      <w:r>
+        <w:t>(4)</w:t>
+      </w:r>
+      <w:r>
+        <w:t xml:space="preserve"> A patent infringement bond secures fulfillment of the contractor’s obligations under a patent provision.</w:t>
+      </w:r>
+    </w:p>
+    <w:p xmlns:tce="http://www.TCE.com">
+      <w:pPr>
+        <w:pStyle w:val="ListNumber2"/>
+        <!--depth 2-->
+        <w:numPr>
+          <w:ilvl w:val="1"/>
+          <w:numId w:val="117"/>
+        </w:numPr>
+      </w:pPr>
+      <w:r>
+        <w:t/>
+      </w:r>
+      <w:r>
+        <w:t>(5)</w:t>
+      </w:r>
+      <w:r>
+        <w:t xml:space="preserve"> A payment bond assures payments as required by law to all persons supplying labor or material in the prosecution of the work provided for in the contract.</w:t>
+      </w:r>
+    </w:p>
+    <w:p xmlns:tce="http://www.TCE.com">
+      <w:pPr>
+        <w:pStyle w:val="ListNumber2"/>
+        <!--depth 2-->
+        <w:numPr>
+          <w:ilvl w:val="1"/>
+          <w:numId w:val="117"/>
+        </w:numPr>
+      </w:pPr>
+      <w:r>
+        <w:t/>
+      </w:r>
+      <w:r>
+        <w:t>(6)</w:t>
+      </w:r>
+      <w:r>
+        <w:t xml:space="preserve"> A performance bond secures performance and fulfillment of the contractor’s obligations under the contract.</w:t>
+      </w:r>
+      <w:bookmarkEnd w:id="14"/>
+      <w:bookmarkEnd w:id="15"/>
+    </w:p>
+    <w:p xmlns:tce="http://www.TCE.com">
+      <w:pPr>
+        <w:pStyle w:val="BodyText"/>
+      </w:pPr>
+      <w:r>
+        <w:t/>
+      </w:r>
+      <w:r>
+        <w:rPr>
+          <w:i/>
+        </w:rPr>
+        <w:t>Consent of surety</w:t>
+      </w:r>
+      <w:r>
+        <w:t xml:space="preserve"> means an acknowledgment by a surety that its bond given in connection with a contract continues to apply to the contract as modified.</w:t>
+      </w:r>
+    </w:p>
+    <w:p xmlns:tce="http://www.TCE.com">
+      <w:pPr>
+        <w:pStyle w:val="BodyText"/>
+      </w:pPr>
+      <w:r>
+        <w:t/>
+      </w:r>
+      <w:r>
+        <w:rPr>
+          <w:i/>
+        </w:rPr>
+        <w:t>Penal sum</w:t>
+      </w:r>
+      <w:r>
+        <w:t xml:space="preserve"> or "penal amount" means the amount of money specified in a bond (or a percentage of the bid price in a bid bond) as the maximum payment for which the surety is obligated or the amount of security required to be pledged to the Government in lieu of a corporate or individual surety for the bond.</w:t>
+      </w:r>
+    </w:p>
+    <w:p xmlns:tce="http://www.TCE.com">
+      <w:pPr>
+        <w:pStyle w:val="BodyText"/>
+      </w:pPr>
+      <w:r>
+        <w:t/>
+      </w:r>
+      <w:r>
+        <w:rPr>
+          <w:i/>
+        </w:rPr>
+        <w:t>Reinsurance</w:t>
+      </w:r>
+      <w:r>
+        <w:t xml:space="preserve"> means a transaction which provides that a surety, for a consideration, agrees to indemnify another surety against loss which the latter may sustain under a bond which it has issued.</w:t>
+      </w:r>
+    </w:p>
     <!--Topic unique_5-->
     <w:p xmlns:tce="http://www.TCE.com">
       <w:pPr>
         <w:pStyle w:val="Heading2"/>
       </w:pPr>
-      <w:bookmarkStart w:id="16" w:name="_Numd19e1370"/>
-      <w:bookmarkStart w:id="17" w:name="_Refd19e1370"/>
-      <w:bookmarkStart w:id="18" w:name="_Tocd19e1370"/>
+      <w:bookmarkStart w:id="16" w:name="_Numd19e1374"/>
+      <w:bookmarkStart w:id="17" w:name="_Refd19e1374"/>
+      <w:bookmarkStart w:id="18" w:name="_Tocd19e1374"/>
       <w:r>
         <w:t/>
       </w:r>
@@ -3442,9 +3432,9 @@
       <w:pPr>
         <w:pStyle w:val="Heading3"/>
       </w:pPr>
-      <w:bookmarkStart w:id="19" w:name="_Numd19e1383"/>
-      <w:bookmarkStart w:id="20" w:name="_Refd19e1383"/>
-      <w:bookmarkStart w:id="21" w:name="_Tocd19e1383"/>
+      <w:bookmarkStart w:id="19" w:name="_Numd19e1387"/>
+      <w:bookmarkStart w:id="20" w:name="_Refd19e1387"/>
+      <w:bookmarkStart w:id="21" w:name="_Tocd19e1387"/>
       <w:r>
         <w:t/>
       </w:r>
@@ -3471,9 +3461,9 @@
       <w:pPr>
         <w:pStyle w:val="Heading3"/>
       </w:pPr>
-      <w:bookmarkStart w:id="22" w:name="_Numd19e1402"/>
-      <w:bookmarkStart w:id="23" w:name="_Refd19e1402"/>
-      <w:bookmarkStart w:id="24" w:name="_Tocd19e1402"/>
+      <w:bookmarkStart w:id="22" w:name="_Numd19e1406"/>
+      <w:bookmarkStart w:id="23" w:name="_Refd19e1406"/>
+      <w:bookmarkStart w:id="24" w:name="_Tocd19e1406"/>
       <w:r>
         <w:t/>
       </w:r>
@@ -3492,9 +3482,9 @@
       <w:pPr>
         <w:pStyle w:val="Heading4"/>
       </w:pPr>
-      <w:bookmarkStart w:id="25" w:name="_Numd19e1415"/>
-      <w:bookmarkStart w:id="26" w:name="_Refd19e1415"/>
-      <w:bookmarkStart w:id="27" w:name="_Tocd19e1415"/>
+      <w:bookmarkStart w:id="25" w:name="_Numd19e1419"/>
+      <w:bookmarkStart w:id="26" w:name="_Refd19e1419"/>
+      <w:bookmarkStart w:id="27" w:name="_Tocd19e1419"/>
       <w:r>
         <w:t/>
       </w:r>
@@ -3514,11 +3504,11 @@
         <!--depth 1-->
         <w:numPr>
           <w:ilvl w:val="0"/>
-          <w:numId w:val="117"/>
-        </w:numPr>
-      </w:pPr>
-      <w:bookmarkStart w:id="29" w:name="_Tocd19e1424"/>
-      <w:bookmarkStart w:id="28" w:name="_Refd19e1424"/>
+          <w:numId w:val="118"/>
+        </w:numPr>
+      </w:pPr>
+      <w:bookmarkStart w:id="29" w:name="_Tocd19e1428"/>
+      <w:bookmarkStart w:id="28" w:name="_Refd19e1428"/>
       <w:r>
         <w:t/>
       </w:r>
@@ -3538,7 +3528,7 @@
         <w:rPr>
           <w:color w:val="0000FF"/>
         </w:rPr>
-        <w:instrText xml:space="preserve"> REF _Numd19e1787 \h </w:instrText>
+        <w:instrText xml:space="preserve"> REF _Numd19e1791 \h </w:instrText>
       </w:r>
       <w:r>
         <w:fldChar w:fldCharType="separate"/>
@@ -3571,7 +3561,7 @@
         <w:rPr>
           <w:color w:val="0000FF"/>
         </w:rPr>
-        <w:instrText xml:space="preserve"> REF _Numd19e2173 \h </w:instrText>
+        <w:instrText xml:space="preserve"> REF _Numd19e2177 \h </w:instrText>
       </w:r>
       <w:r>
         <w:fldChar w:fldCharType="separate"/>
@@ -3601,7 +3591,7 @@
         <!--depth 1-->
         <w:numPr>
           <w:ilvl w:val="0"/>
-          <w:numId w:val="117"/>
+          <w:numId w:val="118"/>
         </w:numPr>
       </w:pPr>
       <w:r>
@@ -3653,7 +3643,7 @@
         <!--depth 1-->
         <w:numPr>
           <w:ilvl w:val="0"/>
-          <w:numId w:val="117"/>
+          <w:numId w:val="118"/>
         </w:numPr>
       </w:pPr>
       <w:r>
@@ -3682,9 +3672,9 @@
       <w:pPr>
         <w:pStyle w:val="Heading4"/>
       </w:pPr>
-      <w:bookmarkStart w:id="30" w:name="_Numd19e1470"/>
-      <w:bookmarkStart w:id="31" w:name="_Refd19e1470"/>
-      <w:bookmarkStart w:id="32" w:name="_Tocd19e1470"/>
+      <w:bookmarkStart w:id="30" w:name="_Numd19e1474"/>
+      <w:bookmarkStart w:id="31" w:name="_Refd19e1474"/>
+      <w:bookmarkStart w:id="32" w:name="_Tocd19e1474"/>
       <w:r>
         <w:t/>
       </w:r>
@@ -3704,11 +3694,11 @@
         <!--depth 1-->
         <w:numPr>
           <w:ilvl w:val="0"/>
-          <w:numId w:val="118"/>
-        </w:numPr>
-      </w:pPr>
-      <w:bookmarkStart w:id="34" w:name="_Tocd19e1479"/>
-      <w:bookmarkStart w:id="33" w:name="_Refd19e1479"/>
+          <w:numId w:val="119"/>
+        </w:numPr>
+      </w:pPr>
+      <w:bookmarkStart w:id="34" w:name="_Tocd19e1483"/>
+      <w:bookmarkStart w:id="33" w:name="_Refd19e1483"/>
       <w:r>
         <w:t/>
       </w:r>
@@ -3734,11 +3724,11 @@
         <!--depth 2-->
         <w:numPr>
           <w:ilvl w:val="1"/>
-          <w:numId w:val="119"/>
-        </w:numPr>
-      </w:pPr>
-      <w:bookmarkStart w:id="36" w:name="_Tocd19e1491"/>
-      <w:bookmarkStart w:id="35" w:name="_Refd19e1491"/>
+          <w:numId w:val="120"/>
+        </w:numPr>
+      </w:pPr>
+      <w:bookmarkStart w:id="36" w:name="_Tocd19e1495"/>
+      <w:bookmarkStart w:id="35" w:name="_Refd19e1495"/>
       <w:r>
         <w:t/>
       </w:r>
@@ -3755,7 +3745,7 @@
         <!--depth 2-->
         <w:numPr>
           <w:ilvl w:val="1"/>
-          <w:numId w:val="119"/>
+          <w:numId w:val="120"/>
         </w:numPr>
       </w:pPr>
       <w:r>
@@ -3777,7 +3767,7 @@
         <w:rPr>
           <w:color w:val="0000FF"/>
         </w:rPr>
-        <w:instrText xml:space="preserve"> REF _Numd19e1415 \h </w:instrText>
+        <w:instrText xml:space="preserve"> REF _Numd19e1419 \h </w:instrText>
       </w:r>
       <w:r>
         <w:fldChar w:fldCharType="separate"/>
@@ -3807,7 +3797,7 @@
         <!--depth 2-->
         <w:numPr>
           <w:ilvl w:val="1"/>
-          <w:numId w:val="119"/>
+          <w:numId w:val="120"/>
         </w:numPr>
       </w:pPr>
       <w:r>
@@ -3826,7 +3816,7 @@
         <!--depth 2-->
         <w:numPr>
           <w:ilvl w:val="1"/>
-          <w:numId w:val="119"/>
+          <w:numId w:val="120"/>
         </w:numPr>
       </w:pPr>
       <w:r>
@@ -3847,7 +3837,7 @@
         <!--depth 1-->
         <w:numPr>
           <w:ilvl w:val="0"/>
-          <w:numId w:val="118"/>
+          <w:numId w:val="119"/>
         </w:numPr>
       </w:pPr>
       <w:r>
@@ -3878,7 +3868,7 @@
         <w:rPr>
           <w:color w:val="0000FF"/>
         </w:rPr>
-        <w:instrText xml:space="preserve"> REF _Numd19e1931 \h </w:instrText>
+        <w:instrText xml:space="preserve"> REF _Numd19e1935 \h </w:instrText>
       </w:r>
       <w:r>
         <w:fldChar w:fldCharType="separate"/>
@@ -3909,9 +3899,9 @@
       <w:pPr>
         <w:pStyle w:val="Heading4"/>
       </w:pPr>
-      <w:bookmarkStart w:id="37" w:name="_Numd19e1548"/>
-      <w:bookmarkStart w:id="38" w:name="_Refd19e1548"/>
-      <w:bookmarkStart w:id="39" w:name="_Tocd19e1548"/>
+      <w:bookmarkStart w:id="37" w:name="_Numd19e1552"/>
+      <w:bookmarkStart w:id="38" w:name="_Refd19e1552"/>
+      <w:bookmarkStart w:id="39" w:name="_Tocd19e1552"/>
       <w:r>
         <w:t/>
       </w:r>
@@ -3931,11 +3921,11 @@
         <!--depth 1-->
         <w:numPr>
           <w:ilvl w:val="0"/>
-          <w:numId w:val="120"/>
-        </w:numPr>
-      </w:pPr>
-      <w:bookmarkStart w:id="41" w:name="_Tocd19e1557"/>
-      <w:bookmarkStart w:id="40" w:name="_Refd19e1557"/>
+          <w:numId w:val="121"/>
+        </w:numPr>
+      </w:pPr>
+      <w:bookmarkStart w:id="41" w:name="_Tocd19e1561"/>
+      <w:bookmarkStart w:id="40" w:name="_Refd19e1561"/>
       <w:r>
         <w:t/>
       </w:r>
@@ -3952,7 +3942,7 @@
         <!--depth 1-->
         <w:numPr>
           <w:ilvl w:val="0"/>
-          <w:numId w:val="120"/>
+          <w:numId w:val="121"/>
         </w:numPr>
       </w:pPr>
       <w:r>
@@ -3971,7 +3961,7 @@
         <!--depth 1-->
         <w:numPr>
           <w:ilvl w:val="0"/>
-          <w:numId w:val="120"/>
+          <w:numId w:val="121"/>
         </w:numPr>
       </w:pPr>
       <w:r>
@@ -3990,7 +3980,7 @@
         <!--depth 1-->
         <w:numPr>
           <w:ilvl w:val="0"/>
-          <w:numId w:val="120"/>
+          <w:numId w:val="121"/>
         </w:numPr>
       </w:pPr>
       <w:r>
@@ -4009,11 +3999,11 @@
         <!--depth 2-->
         <w:numPr>
           <w:ilvl w:val="1"/>
-          <w:numId w:val="121"/>
-        </w:numPr>
-      </w:pPr>
-      <w:bookmarkStart w:id="43" w:name="_Tocd19e1586"/>
-      <w:bookmarkStart w:id="42" w:name="_Refd19e1586"/>
+          <w:numId w:val="122"/>
+        </w:numPr>
+      </w:pPr>
+      <w:bookmarkStart w:id="43" w:name="_Tocd19e1590"/>
+      <w:bookmarkStart w:id="42" w:name="_Refd19e1590"/>
       <w:r>
         <w:t/>
       </w:r>
@@ -4030,7 +4020,7 @@
         <!--depth 2-->
         <w:numPr>
           <w:ilvl w:val="1"/>
-          <w:numId w:val="121"/>
+          <w:numId w:val="122"/>
         </w:numPr>
       </w:pPr>
       <w:r>
@@ -4051,7 +4041,7 @@
         <!--depth 1-->
         <w:numPr>
           <w:ilvl w:val="0"/>
-          <w:numId w:val="120"/>
+          <w:numId w:val="121"/>
         </w:numPr>
       </w:pPr>
       <w:r>
@@ -4070,11 +4060,11 @@
         <!--depth 2-->
         <w:numPr>
           <w:ilvl w:val="1"/>
-          <w:numId w:val="122"/>
-        </w:numPr>
-      </w:pPr>
-      <w:bookmarkStart w:id="45" w:name="_Tocd19e1609"/>
-      <w:bookmarkStart w:id="44" w:name="_Refd19e1609"/>
+          <w:numId w:val="123"/>
+        </w:numPr>
+      </w:pPr>
+      <w:bookmarkStart w:id="45" w:name="_Tocd19e1613"/>
+      <w:bookmarkStart w:id="44" w:name="_Refd19e1613"/>
       <w:r>
         <w:t/>
       </w:r>
@@ -4091,11 +4081,11 @@
         <!--depth 3-->
         <w:numPr>
           <w:ilvl w:val="2"/>
-          <w:numId w:val="123"/>
-        </w:numPr>
-      </w:pPr>
-      <w:bookmarkStart w:id="47" w:name="_Tocd19e1617"/>
-      <w:bookmarkStart w:id="46" w:name="_Refd19e1617"/>
+          <w:numId w:val="124"/>
+        </w:numPr>
+      </w:pPr>
+      <w:bookmarkStart w:id="47" w:name="_Tocd19e1621"/>
+      <w:bookmarkStart w:id="46" w:name="_Refd19e1621"/>
       <w:r>
         <w:t/>
       </w:r>
@@ -4112,7 +4102,7 @@
         <!--depth 3-->
         <w:numPr>
           <w:ilvl w:val="2"/>
-          <w:numId w:val="123"/>
+          <w:numId w:val="124"/>
         </w:numPr>
       </w:pPr>
       <w:r>
@@ -4131,7 +4121,7 @@
         <!--depth 3-->
         <w:numPr>
           <w:ilvl w:val="2"/>
-          <w:numId w:val="123"/>
+          <w:numId w:val="124"/>
         </w:numPr>
       </w:pPr>
       <w:r>
@@ -4152,7 +4142,7 @@
         <!--depth 2-->
         <w:numPr>
           <w:ilvl w:val="1"/>
-          <w:numId w:val="122"/>
+          <w:numId w:val="123"/>
         </w:numPr>
       </w:pPr>
       <w:r>
@@ -4171,7 +4161,7 @@
         <!--depth 2-->
         <w:numPr>
           <w:ilvl w:val="1"/>
-          <w:numId w:val="122"/>
+          <w:numId w:val="123"/>
         </w:numPr>
       </w:pPr>
       <w:r>
@@ -4192,7 +4182,7 @@
         <!--depth 1-->
         <w:numPr>
           <w:ilvl w:val="0"/>
-          <w:numId w:val="120"/>
+          <w:numId w:val="121"/>
         </w:numPr>
       </w:pPr>
       <w:r>
@@ -4221,9 +4211,9 @@
       <w:pPr>
         <w:pStyle w:val="Heading4"/>
       </w:pPr>
-      <w:bookmarkStart w:id="48" w:name="_Numd19e1676"/>
-      <w:bookmarkStart w:id="49" w:name="_Refd19e1676"/>
-      <w:bookmarkStart w:id="50" w:name="_Tocd19e1676"/>
+      <w:bookmarkStart w:id="48" w:name="_Numd19e1680"/>
+      <w:bookmarkStart w:id="49" w:name="_Refd19e1680"/>
+      <w:bookmarkStart w:id="50" w:name="_Tocd19e1680"/>
       <w:r>
         <w:t/>
       </w:r>
@@ -4243,11 +4233,11 @@
         <!--depth 1-->
         <w:numPr>
           <w:ilvl w:val="0"/>
-          <w:numId w:val="124"/>
-        </w:numPr>
-      </w:pPr>
-      <w:bookmarkStart w:id="52" w:name="_Tocd19e1685"/>
-      <w:bookmarkStart w:id="51" w:name="_Refd19e1685"/>
+          <w:numId w:val="125"/>
+        </w:numPr>
+      </w:pPr>
+      <w:bookmarkStart w:id="52" w:name="_Tocd19e1689"/>
+      <w:bookmarkStart w:id="51" w:name="_Refd19e1689"/>
       <w:r>
         <w:t/>
       </w:r>
@@ -4264,7 +4254,7 @@
         <!--depth 1-->
         <w:numPr>
           <w:ilvl w:val="0"/>
-          <w:numId w:val="124"/>
+          <w:numId w:val="125"/>
         </w:numPr>
       </w:pPr>
       <w:r>
@@ -4292,7 +4282,7 @@
         <!--depth 1-->
         <w:numPr>
           <w:ilvl w:val="0"/>
-          <w:numId w:val="124"/>
+          <w:numId w:val="125"/>
         </w:numPr>
       </w:pPr>
       <w:r>
@@ -4311,11 +4301,11 @@
         <!--depth 2-->
         <w:numPr>
           <w:ilvl w:val="1"/>
-          <w:numId w:val="125"/>
-        </w:numPr>
-      </w:pPr>
-      <w:bookmarkStart w:id="54" w:name="_Tocd19e1711"/>
-      <w:bookmarkStart w:id="53" w:name="_Refd19e1711"/>
+          <w:numId w:val="126"/>
+        </w:numPr>
+      </w:pPr>
+      <w:bookmarkStart w:id="54" w:name="_Tocd19e1715"/>
+      <w:bookmarkStart w:id="53" w:name="_Refd19e1715"/>
       <w:r>
         <w:t/>
       </w:r>
@@ -4332,7 +4322,7 @@
         <!--depth 2-->
         <w:numPr>
           <w:ilvl w:val="1"/>
-          <w:numId w:val="125"/>
+          <w:numId w:val="126"/>
         </w:numPr>
       </w:pPr>
       <w:r>
@@ -4351,7 +4341,7 @@
         <!--depth 2-->
         <w:numPr>
           <w:ilvl w:val="1"/>
-          <w:numId w:val="125"/>
+          <w:numId w:val="126"/>
         </w:numPr>
       </w:pPr>
       <w:r>
@@ -4370,7 +4360,7 @@
         <!--depth 2-->
         <w:numPr>
           <w:ilvl w:val="1"/>
-          <w:numId w:val="125"/>
+          <w:numId w:val="126"/>
         </w:numPr>
       </w:pPr>
       <w:r>
@@ -4398,7 +4388,7 @@
         <!--depth 2-->
         <w:numPr>
           <w:ilvl w:val="1"/>
-          <w:numId w:val="125"/>
+          <w:numId w:val="126"/>
         </w:numPr>
       </w:pPr>
       <w:r>
@@ -4426,7 +4416,7 @@
         <!--depth 2-->
         <w:numPr>
           <w:ilvl w:val="1"/>
-          <w:numId w:val="125"/>
+          <w:numId w:val="126"/>
         </w:numPr>
       </w:pPr>
       <w:r>
@@ -4445,7 +4435,7 @@
         <!--depth 2-->
         <w:numPr>
           <w:ilvl w:val="1"/>
-          <w:numId w:val="125"/>
+          <w:numId w:val="126"/>
         </w:numPr>
       </w:pPr>
       <w:r>
@@ -4464,7 +4454,7 @@
         <!--depth 2-->
         <w:numPr>
           <w:ilvl w:val="1"/>
-          <w:numId w:val="125"/>
+          <w:numId w:val="126"/>
         </w:numPr>
       </w:pPr>
       <w:r>
@@ -4486,9 +4476,9 @@
       <w:pPr>
         <w:pStyle w:val="Heading3"/>
       </w:pPr>
-      <w:bookmarkStart w:id="55" w:name="_Numd19e1787"/>
-      <w:bookmarkStart w:id="56" w:name="_Refd19e1787"/>
-      <w:bookmarkStart w:id="57" w:name="_Tocd19e1787"/>
+      <w:bookmarkStart w:id="55" w:name="_Numd19e1791"/>
+      <w:bookmarkStart w:id="56" w:name="_Refd19e1791"/>
+      <w:bookmarkStart w:id="57" w:name="_Tocd19e1791"/>
       <w:r>
         <w:t/>
       </w:r>
@@ -4507,9 +4497,9 @@
       <w:pPr>
         <w:pStyle w:val="Heading4"/>
       </w:pPr>
-      <w:bookmarkStart w:id="58" w:name="_Numd19e1800"/>
-      <w:bookmarkStart w:id="59" w:name="_Refd19e1800"/>
-      <w:bookmarkStart w:id="60" w:name="_Tocd19e1800"/>
+      <w:bookmarkStart w:id="58" w:name="_Numd19e1804"/>
+      <w:bookmarkStart w:id="59" w:name="_Refd19e1804"/>
+      <w:bookmarkStart w:id="60" w:name="_Tocd19e1804"/>
       <w:r>
         <w:t/>
       </w:r>
@@ -4529,11 +4519,11 @@
         <!--depth 1-->
         <w:numPr>
           <w:ilvl w:val="0"/>
-          <w:numId w:val="126"/>
-        </w:numPr>
-      </w:pPr>
-      <w:bookmarkStart w:id="62" w:name="_Tocd19e1809"/>
-      <w:bookmarkStart w:id="61" w:name="_Refd19e1809"/>
+          <w:numId w:val="127"/>
+        </w:numPr>
+      </w:pPr>
+      <w:bookmarkStart w:id="62" w:name="_Tocd19e1813"/>
+      <w:bookmarkStart w:id="61" w:name="_Refd19e1813"/>
       <w:r>
         <w:t/>
       </w:r>
@@ -4561,11 +4551,11 @@
         <!--depth 2-->
         <w:numPr>
           <w:ilvl w:val="1"/>
-          <w:numId w:val="127"/>
-        </w:numPr>
-      </w:pPr>
-      <w:bookmarkStart w:id="64" w:name="_Tocd19e1821"/>
-      <w:bookmarkStart w:id="63" w:name="_Refd19e1821"/>
+          <w:numId w:val="128"/>
+        </w:numPr>
+      </w:pPr>
+      <w:bookmarkStart w:id="64" w:name="_Tocd19e1825"/>
+      <w:bookmarkStart w:id="63" w:name="_Refd19e1825"/>
       <w:r>
         <w:t/>
       </w:r>
@@ -4582,7 +4572,7 @@
         <!--depth 2-->
         <w:numPr>
           <w:ilvl w:val="1"/>
-          <w:numId w:val="127"/>
+          <w:numId w:val="128"/>
         </w:numPr>
       </w:pPr>
       <w:r>
@@ -4603,7 +4593,7 @@
         <!--depth 1-->
         <w:numPr>
           <w:ilvl w:val="0"/>
-          <w:numId w:val="126"/>
+          <w:numId w:val="127"/>
         </w:numPr>
       </w:pPr>
       <w:r>
@@ -4622,11 +4612,11 @@
         <!--depth 2-->
         <w:numPr>
           <w:ilvl w:val="1"/>
-          <w:numId w:val="128"/>
-        </w:numPr>
-      </w:pPr>
-      <w:bookmarkStart w:id="66" w:name="_Tocd19e1844"/>
-      <w:bookmarkStart w:id="65" w:name="_Refd19e1844"/>
+          <w:numId w:val="129"/>
+        </w:numPr>
+      </w:pPr>
+      <w:bookmarkStart w:id="66" w:name="_Tocd19e1848"/>
+      <w:bookmarkStart w:id="65" w:name="_Refd19e1848"/>
       <w:r>
         <w:t/>
       </w:r>
@@ -4654,11 +4644,11 @@
         <!--depth 3-->
         <w:numPr>
           <w:ilvl w:val="2"/>
-          <w:numId w:val="129"/>
-        </w:numPr>
-      </w:pPr>
-      <w:bookmarkStart w:id="68" w:name="_Tocd19e1856"/>
-      <w:bookmarkStart w:id="67" w:name="_Refd19e1856"/>
+          <w:numId w:val="130"/>
+        </w:numPr>
+      </w:pPr>
+      <w:bookmarkStart w:id="68" w:name="_Tocd19e1860"/>
+      <w:bookmarkStart w:id="67" w:name="_Refd19e1860"/>
       <w:r>
         <w:t/>
       </w:r>
@@ -4675,7 +4665,7 @@
         <!--depth 3-->
         <w:numPr>
           <w:ilvl w:val="2"/>
-          <w:numId w:val="129"/>
+          <w:numId w:val="130"/>
         </w:numPr>
       </w:pPr>
       <w:r>
@@ -4694,7 +4684,7 @@
         <!--depth 3-->
         <w:numPr>
           <w:ilvl w:val="2"/>
-          <w:numId w:val="129"/>
+          <w:numId w:val="130"/>
         </w:numPr>
       </w:pPr>
       <w:r>
@@ -4722,7 +4712,7 @@
         <!--depth 3-->
         <w:numPr>
           <w:ilvl w:val="2"/>
-          <w:numId w:val="129"/>
+          <w:numId w:val="130"/>
         </w:numPr>
       </w:pPr>
       <w:r>
@@ -4750,7 +4740,7 @@
         <!--depth 3-->
         <w:numPr>
           <w:ilvl w:val="2"/>
-          <w:numId w:val="129"/>
+          <w:numId w:val="130"/>
         </w:numPr>
       </w:pPr>
       <w:r>
@@ -4772,7 +4762,7 @@
         <w:rPr>
           <w:color w:val="0000FF"/>
         </w:rPr>
-        <w:instrText xml:space="preserve"> REF _Numd19e3888 \h </w:instrText>
+        <w:instrText xml:space="preserve"> REF _Numd19e3892 \h </w:instrText>
       </w:r>
       <w:r>
         <w:fldChar w:fldCharType="separate"/>
@@ -4805,7 +4795,7 @@
         <w:rPr>
           <w:color w:val="0000FF"/>
         </w:rPr>
-        <w:instrText xml:space="preserve"> REF _Numd19e3930 \h </w:instrText>
+        <w:instrText xml:space="preserve"> REF _Numd19e3934 \h </w:instrText>
       </w:r>
       <w:r>
         <w:fldChar w:fldCharType="separate"/>
@@ -4837,7 +4827,7 @@
         <!--depth 2-->
         <w:numPr>
           <w:ilvl w:val="1"/>
-          <w:numId w:val="128"/>
+          <w:numId w:val="129"/>
         </w:numPr>
       </w:pPr>
       <w:r>
@@ -4858,7 +4848,7 @@
         <!--depth 1-->
         <w:numPr>
           <w:ilvl w:val="0"/>
-          <w:numId w:val="126"/>
+          <w:numId w:val="127"/>
         </w:numPr>
       </w:pPr>
       <w:r>
@@ -4878,9 +4868,9 @@
       <w:pPr>
         <w:pStyle w:val="Heading4"/>
       </w:pPr>
-      <w:bookmarkStart w:id="69" w:name="_Numd19e1931"/>
-      <w:bookmarkStart w:id="70" w:name="_Refd19e1931"/>
-      <w:bookmarkStart w:id="71" w:name="_Tocd19e1931"/>
+      <w:bookmarkStart w:id="69" w:name="_Numd19e1935"/>
+      <w:bookmarkStart w:id="70" w:name="_Refd19e1935"/>
+      <w:bookmarkStart w:id="71" w:name="_Tocd19e1935"/>
       <w:r>
         <w:t/>
       </w:r>
@@ -4900,11 +4890,11 @@
         <!--depth 1-->
         <w:numPr>
           <w:ilvl w:val="0"/>
-          <w:numId w:val="130"/>
-        </w:numPr>
-      </w:pPr>
-      <w:bookmarkStart w:id="73" w:name="_Tocd19e1940"/>
-      <w:bookmarkStart w:id="72" w:name="_Refd19e1940"/>
+          <w:numId w:val="131"/>
+        </w:numPr>
+      </w:pPr>
+      <w:bookmarkStart w:id="73" w:name="_Tocd19e1944"/>
+      <w:bookmarkStart w:id="72" w:name="_Refd19e1944"/>
       <w:r>
         <w:t/>
       </w:r>
@@ -4949,7 +4939,7 @@
         <!--depth 1-->
         <w:numPr>
           <w:ilvl w:val="0"/>
-          <w:numId w:val="130"/>
+          <w:numId w:val="131"/>
         </w:numPr>
       </w:pPr>
       <w:r>
@@ -4968,11 +4958,11 @@
         <!--depth 2-->
         <w:numPr>
           <w:ilvl w:val="1"/>
-          <w:numId w:val="131"/>
-        </w:numPr>
-      </w:pPr>
-      <w:bookmarkStart w:id="75" w:name="_Tocd19e1963"/>
-      <w:bookmarkStart w:id="74" w:name="_Refd19e1963"/>
+          <w:numId w:val="132"/>
+        </w:numPr>
+      </w:pPr>
+      <w:bookmarkStart w:id="75" w:name="_Tocd19e1967"/>
+      <w:bookmarkStart w:id="74" w:name="_Refd19e1967"/>
       <w:r>
         <w:t/>
       </w:r>
@@ -4998,11 +4988,11 @@
         <!--depth 3-->
         <w:numPr>
           <w:ilvl w:val="2"/>
-          <w:numId w:val="132"/>
-        </w:numPr>
-      </w:pPr>
-      <w:bookmarkStart w:id="77" w:name="_Tocd19e1974"/>
-      <w:bookmarkStart w:id="76" w:name="_Refd19e1974"/>
+          <w:numId w:val="133"/>
+        </w:numPr>
+      </w:pPr>
+      <w:bookmarkStart w:id="77" w:name="_Tocd19e1978"/>
+      <w:bookmarkStart w:id="76" w:name="_Refd19e1978"/>
       <w:r>
         <w:t/>
       </w:r>
@@ -5019,7 +5009,7 @@
         <!--depth 3-->
         <w:numPr>
           <w:ilvl w:val="2"/>
-          <w:numId w:val="132"/>
+          <w:numId w:val="133"/>
         </w:numPr>
       </w:pPr>
       <w:r>
@@ -5040,7 +5030,7 @@
         <!--depth 2-->
         <w:numPr>
           <w:ilvl w:val="1"/>
-          <w:numId w:val="131"/>
+          <w:numId w:val="132"/>
         </w:numPr>
       </w:pPr>
       <w:r>
@@ -5059,11 +5049,11 @@
         <!--depth 3-->
         <w:numPr>
           <w:ilvl w:val="2"/>
-          <w:numId w:val="133"/>
-        </w:numPr>
-      </w:pPr>
-      <w:bookmarkStart w:id="79" w:name="_Tocd19e1997"/>
-      <w:bookmarkStart w:id="78" w:name="_Refd19e1997"/>
+          <w:numId w:val="134"/>
+        </w:numPr>
+      </w:pPr>
+      <w:bookmarkStart w:id="79" w:name="_Tocd19e2001"/>
+      <w:bookmarkStart w:id="78" w:name="_Refd19e2001"/>
       <w:r>
         <w:t/>
       </w:r>
@@ -5080,11 +5070,11 @@
         <!--depth 4-->
         <w:numPr>
           <w:ilvl w:val="3"/>
-          <w:numId w:val="134"/>
-        </w:numPr>
-      </w:pPr>
-      <w:bookmarkStart w:id="81" w:name="_Tocd19e2005"/>
-      <w:bookmarkStart w:id="80" w:name="_Refd19e2005"/>
+          <w:numId w:val="135"/>
+        </w:numPr>
+      </w:pPr>
+      <w:bookmarkStart w:id="81" w:name="_Tocd19e2009"/>
+      <w:bookmarkStart w:id="80" w:name="_Refd19e2009"/>
       <w:r>
         <w:t/>
       </w:r>
@@ -5101,7 +5091,7 @@
         <!--depth 4-->
         <w:numPr>
           <w:ilvl w:val="3"/>
-          <w:numId w:val="134"/>
+          <w:numId w:val="135"/>
         </w:numPr>
       </w:pPr>
       <w:r>
@@ -5122,7 +5112,7 @@
         <!--depth 3-->
         <w:numPr>
           <w:ilvl w:val="2"/>
-          <w:numId w:val="133"/>
+          <w:numId w:val="134"/>
         </w:numPr>
       </w:pPr>
       <w:r>
@@ -5145,7 +5135,7 @@
         <!--depth 1-->
         <w:numPr>
           <w:ilvl w:val="0"/>
-          <w:numId w:val="130"/>
+          <w:numId w:val="131"/>
         </w:numPr>
       </w:pPr>
       <w:r>
@@ -5173,11 +5163,11 @@
         <!--depth 2-->
         <w:numPr>
           <w:ilvl w:val="1"/>
-          <w:numId w:val="135"/>
-        </w:numPr>
-      </w:pPr>
-      <w:bookmarkStart w:id="83" w:name="_Tocd19e2040"/>
-      <w:bookmarkStart w:id="82" w:name="_Refd19e2040"/>
+          <w:numId w:val="136"/>
+        </w:numPr>
+      </w:pPr>
+      <w:bookmarkStart w:id="83" w:name="_Tocd19e2044"/>
+      <w:bookmarkStart w:id="82" w:name="_Refd19e2044"/>
       <w:r>
         <w:t/>
       </w:r>
@@ -5194,7 +5184,7 @@
         <!--depth 2-->
         <w:numPr>
           <w:ilvl w:val="1"/>
-          <w:numId w:val="135"/>
+          <w:numId w:val="136"/>
         </w:numPr>
       </w:pPr>
       <w:r>
@@ -5215,7 +5205,7 @@
         <!--depth 1-->
         <w:numPr>
           <w:ilvl w:val="0"/>
-          <w:numId w:val="130"/>
+          <w:numId w:val="131"/>
         </w:numPr>
       </w:pPr>
       <w:r>
@@ -5243,11 +5233,11 @@
         <!--depth 2-->
         <w:numPr>
           <w:ilvl w:val="1"/>
-          <w:numId w:val="136"/>
-        </w:numPr>
-      </w:pPr>
-      <w:bookmarkStart w:id="85" w:name="_Tocd19e2066"/>
-      <w:bookmarkStart w:id="84" w:name="_Refd19e2066"/>
+          <w:numId w:val="137"/>
+        </w:numPr>
+      </w:pPr>
+      <w:bookmarkStart w:id="85" w:name="_Tocd19e2070"/>
+      <w:bookmarkStart w:id="84" w:name="_Refd19e2070"/>
       <w:r>
         <w:t/>
       </w:r>
@@ -5264,7 +5254,7 @@
         <!--depth 2-->
         <w:numPr>
           <w:ilvl w:val="1"/>
-          <w:numId w:val="136"/>
+          <w:numId w:val="137"/>
         </w:numPr>
       </w:pPr>
       <w:r>
@@ -5283,7 +5273,7 @@
         <!--depth 2-->
         <w:numPr>
           <w:ilvl w:val="1"/>
-          <w:numId w:val="136"/>
+          <w:numId w:val="137"/>
         </w:numPr>
       </w:pPr>
       <w:r>
@@ -5304,7 +5294,7 @@
         <!--depth 1-->
         <w:numPr>
           <w:ilvl w:val="0"/>
-          <w:numId w:val="130"/>
+          <w:numId w:val="131"/>
         </w:numPr>
       </w:pPr>
       <w:r>
@@ -5335,7 +5325,7 @@
         <w:rPr>
           <w:color w:val="0000FF"/>
         </w:rPr>
-        <w:instrText xml:space="preserve"> REF _Numd19e3541 \h </w:instrText>
+        <w:instrText xml:space="preserve"> REF _Numd19e3545 \h </w:instrText>
       </w:r>
       <w:r>
         <w:fldChar w:fldCharType="separate"/>
@@ -5368,7 +5358,7 @@
         <w:rPr>
           <w:color w:val="0000FF"/>
         </w:rPr>
-        <w:instrText xml:space="preserve"> REF _Numd19e3795 \h </w:instrText>
+        <w:instrText xml:space="preserve"> REF _Numd19e3799 \h </w:instrText>
       </w:r>
       <w:r>
         <w:fldChar w:fldCharType="separate"/>
@@ -5399,9 +5389,9 @@
       <w:pPr>
         <w:pStyle w:val="Heading4"/>
       </w:pPr>
-      <w:bookmarkStart w:id="86" w:name="_Numd19e2115"/>
-      <w:bookmarkStart w:id="87" w:name="_Refd19e2115"/>
-      <w:bookmarkStart w:id="88" w:name="_Tocd19e2115"/>
+      <w:bookmarkStart w:id="86" w:name="_Numd19e2119"/>
+      <w:bookmarkStart w:id="87" w:name="_Refd19e2119"/>
+      <w:bookmarkStart w:id="88" w:name="_Tocd19e2119"/>
       <w:r>
         <w:t/>
       </w:r>
@@ -5421,11 +5411,11 @@
         <!--depth 1-->
         <w:numPr>
           <w:ilvl w:val="0"/>
-          <w:numId w:val="137"/>
-        </w:numPr>
-      </w:pPr>
-      <w:bookmarkStart w:id="90" w:name="_Tocd19e2124"/>
-      <w:bookmarkStart w:id="89" w:name="_Refd19e2124"/>
+          <w:numId w:val="138"/>
+        </w:numPr>
+      </w:pPr>
+      <w:bookmarkStart w:id="90" w:name="_Tocd19e2128"/>
+      <w:bookmarkStart w:id="89" w:name="_Refd19e2128"/>
       <w:r>
         <w:t/>
       </w:r>
@@ -5454,7 +5444,7 @@
         <w:rPr>
           <w:color w:val="0000FF"/>
         </w:rPr>
-        <w:instrText xml:space="preserve"> REF _Numd19e1931 \h </w:instrText>
+        <w:instrText xml:space="preserve"> REF _Numd19e1935 \h </w:instrText>
       </w:r>
       <w:r>
         <w:fldChar w:fldCharType="separate"/>
@@ -5493,7 +5483,7 @@
         <!--depth 1-->
         <w:numPr>
           <w:ilvl w:val="0"/>
-          <w:numId w:val="137"/>
+          <w:numId w:val="138"/>
         </w:numPr>
       </w:pPr>
       <w:r>
@@ -5524,7 +5514,7 @@
         <w:rPr>
           <w:color w:val="0000FF"/>
         </w:rPr>
-        <w:instrText xml:space="preserve"> REF _Numd19e1800 \h </w:instrText>
+        <w:instrText xml:space="preserve"> REF _Numd19e1804 \h </w:instrText>
       </w:r>
       <w:r>
         <w:fldChar w:fldCharType="separate"/>
@@ -5557,7 +5547,7 @@
         <w:rPr>
           <w:color w:val="0000FF"/>
         </w:rPr>
-        <w:instrText xml:space="preserve"> REF _Numd19e1931 \h </w:instrText>
+        <w:instrText xml:space="preserve"> REF _Numd19e1935 \h </w:instrText>
       </w:r>
       <w:r>
         <w:fldChar w:fldCharType="separate"/>
@@ -5588,9 +5578,9 @@
       <w:pPr>
         <w:pStyle w:val="Heading3"/>
       </w:pPr>
-      <w:bookmarkStart w:id="91" w:name="_Numd19e2173"/>
-      <w:bookmarkStart w:id="92" w:name="_Refd19e2173"/>
-      <w:bookmarkStart w:id="93" w:name="_Tocd19e2173"/>
+      <w:bookmarkStart w:id="91" w:name="_Numd19e2177"/>
+      <w:bookmarkStart w:id="92" w:name="_Refd19e2177"/>
+      <w:bookmarkStart w:id="93" w:name="_Tocd19e2177"/>
       <w:r>
         <w:t/>
       </w:r>
@@ -5609,9 +5599,9 @@
       <w:pPr>
         <w:pStyle w:val="Heading4"/>
       </w:pPr>
-      <w:bookmarkStart w:id="94" w:name="_Numd19e2186"/>
-      <w:bookmarkStart w:id="95" w:name="_Refd19e2186"/>
-      <w:bookmarkStart w:id="96" w:name="_Tocd19e2186"/>
+      <w:bookmarkStart w:id="94" w:name="_Numd19e2190"/>
+      <w:bookmarkStart w:id="95" w:name="_Refd19e2190"/>
+      <w:bookmarkStart w:id="96" w:name="_Tocd19e2190"/>
       <w:r>
         <w:t/>
       </w:r>
@@ -5631,11 +5621,11 @@
         <!--depth 1-->
         <w:numPr>
           <w:ilvl w:val="0"/>
-          <w:numId w:val="138"/>
-        </w:numPr>
-      </w:pPr>
-      <w:bookmarkStart w:id="98" w:name="_Tocd19e2195"/>
-      <w:bookmarkStart w:id="97" w:name="_Refd19e2195"/>
+          <w:numId w:val="139"/>
+        </w:numPr>
+      </w:pPr>
+      <w:bookmarkStart w:id="98" w:name="_Tocd19e2199"/>
+      <w:bookmarkStart w:id="97" w:name="_Refd19e2199"/>
       <w:r>
         <w:t/>
       </w:r>
@@ -5655,7 +5645,7 @@
         <w:rPr>
           <w:color w:val="0000FF"/>
         </w:rPr>
-        <w:instrText xml:space="preserve"> REF _Numd19e2234 \h </w:instrText>
+        <w:instrText xml:space="preserve"> REF _Numd19e2238 \h </w:instrText>
       </w:r>
       <w:r>
         <w:fldChar w:fldCharType="separate"/>
@@ -5688,7 +5678,7 @@
         <w:rPr>
           <w:color w:val="0000FF"/>
         </w:rPr>
-        <w:instrText xml:space="preserve"> REF _Numd19e2307 \h </w:instrText>
+        <w:instrText xml:space="preserve"> REF _Numd19e2311 \h </w:instrText>
       </w:r>
       <w:r>
         <w:fldChar w:fldCharType="separate"/>
@@ -5718,7 +5708,7 @@
         <!--depth 1-->
         <w:numPr>
           <w:ilvl w:val="0"/>
-          <w:numId w:val="138"/>
+          <w:numId w:val="139"/>
         </w:numPr>
       </w:pPr>
       <w:r>
@@ -5737,7 +5727,7 @@
         <!--depth 1-->
         <w:numPr>
           <w:ilvl w:val="0"/>
-          <w:numId w:val="138"/>
+          <w:numId w:val="139"/>
         </w:numPr>
       </w:pPr>
       <w:r>
@@ -5757,9 +5747,9 @@
       <w:pPr>
         <w:pStyle w:val="Heading4"/>
       </w:pPr>
-      <w:bookmarkStart w:id="99" w:name="_Numd19e2234"/>
-      <w:bookmarkStart w:id="100" w:name="_Refd19e2234"/>
-      <w:bookmarkStart w:id="101" w:name="_Tocd19e2234"/>
+      <w:bookmarkStart w:id="99" w:name="_Numd19e2238"/>
+      <w:bookmarkStart w:id="100" w:name="_Refd19e2238"/>
+      <w:bookmarkStart w:id="101" w:name="_Tocd19e2238"/>
       <w:r>
         <w:t/>
       </w:r>
@@ -5779,11 +5769,11 @@
         <!--depth 1-->
         <w:numPr>
           <w:ilvl w:val="0"/>
-          <w:numId w:val="139"/>
-        </w:numPr>
-      </w:pPr>
-      <w:bookmarkStart w:id="103" w:name="_Tocd19e2243"/>
-      <w:bookmarkStart w:id="102" w:name="_Refd19e2243"/>
+          <w:numId w:val="140"/>
+        </w:numPr>
+      </w:pPr>
+      <w:bookmarkStart w:id="103" w:name="_Tocd19e2247"/>
+      <w:bookmarkStart w:id="102" w:name="_Refd19e2247"/>
       <w:r>
         <w:t/>
       </w:r>
@@ -5800,11 +5790,11 @@
         <!--depth 2-->
         <w:numPr>
           <w:ilvl w:val="1"/>
-          <w:numId w:val="140"/>
-        </w:numPr>
-      </w:pPr>
-      <w:bookmarkStart w:id="105" w:name="_Tocd19e2251"/>
-      <w:bookmarkStart w:id="104" w:name="_Refd19e2251"/>
+          <w:numId w:val="141"/>
+        </w:numPr>
+      </w:pPr>
+      <w:bookmarkStart w:id="105" w:name="_Tocd19e2255"/>
+      <w:bookmarkStart w:id="104" w:name="_Refd19e2255"/>
       <w:r>
         <w:t/>
       </w:r>
@@ -5821,7 +5811,7 @@
         <!--depth 2-->
         <w:numPr>
           <w:ilvl w:val="1"/>
-          <w:numId w:val="140"/>
+          <w:numId w:val="141"/>
         </w:numPr>
       </w:pPr>
       <w:r>
@@ -5840,7 +5830,7 @@
         <!--depth 2-->
         <w:numPr>
           <w:ilvl w:val="1"/>
-          <w:numId w:val="140"/>
+          <w:numId w:val="141"/>
         </w:numPr>
       </w:pPr>
       <w:r>
@@ -5859,7 +5849,7 @@
         <!--depth 2-->
         <w:numPr>
           <w:ilvl w:val="1"/>
-          <w:numId w:val="140"/>
+          <w:numId w:val="141"/>
         </w:numPr>
       </w:pPr>
       <w:r>
@@ -5880,7 +5870,7 @@
         <!--depth 1-->
         <w:numPr>
           <w:ilvl w:val="0"/>
-          <w:numId w:val="139"/>
+          <w:numId w:val="140"/>
         </w:numPr>
       </w:pPr>
       <w:r>
@@ -5899,7 +5889,7 @@
         <!--depth 1-->
         <w:numPr>
           <w:ilvl w:val="0"/>
-          <w:numId w:val="139"/>
+          <w:numId w:val="140"/>
         </w:numPr>
       </w:pPr>
       <w:r>
@@ -5928,9 +5918,9 @@
       <w:pPr>
         <w:pStyle w:val="Heading4"/>
       </w:pPr>
-      <w:bookmarkStart w:id="106" w:name="_Numd19e2307"/>
-      <w:bookmarkStart w:id="107" w:name="_Refd19e2307"/>
-      <w:bookmarkStart w:id="108" w:name="_Tocd19e2307"/>
+      <w:bookmarkStart w:id="106" w:name="_Numd19e2311"/>
+      <w:bookmarkStart w:id="107" w:name="_Refd19e2311"/>
+      <w:bookmarkStart w:id="108" w:name="_Tocd19e2311"/>
       <w:r>
         <w:t/>
       </w:r>
@@ -5950,11 +5940,11 @@
         <!--depth 1-->
         <w:numPr>
           <w:ilvl w:val="0"/>
-          <w:numId w:val="141"/>
-        </w:numPr>
-      </w:pPr>
-      <w:bookmarkStart w:id="110" w:name="_Tocd19e2316"/>
-      <w:bookmarkStart w:id="109" w:name="_Refd19e2316"/>
+          <w:numId w:val="142"/>
+        </w:numPr>
+      </w:pPr>
+      <w:bookmarkStart w:id="110" w:name="_Tocd19e2320"/>
+      <w:bookmarkStart w:id="109" w:name="_Refd19e2320"/>
       <w:r>
         <w:t/>
       </w:r>
@@ -5971,7 +5961,7 @@
         <!--depth 1-->
         <w:numPr>
           <w:ilvl w:val="0"/>
-          <w:numId w:val="141"/>
+          <w:numId w:val="142"/>
         </w:numPr>
       </w:pPr>
       <w:r>
@@ -5991,9 +5981,9 @@
       <w:pPr>
         <w:pStyle w:val="Heading4"/>
       </w:pPr>
-      <w:bookmarkStart w:id="111" w:name="_Numd19e2340"/>
-      <w:bookmarkStart w:id="112" w:name="_Refd19e2340"/>
-      <w:bookmarkStart w:id="113" w:name="_Tocd19e2340"/>
+      <w:bookmarkStart w:id="111" w:name="_Numd19e2344"/>
+      <w:bookmarkStart w:id="112" w:name="_Refd19e2344"/>
+      <w:bookmarkStart w:id="113" w:name="_Tocd19e2344"/>
       <w:r>
         <w:t/>
       </w:r>
@@ -6029,9 +6019,9 @@
       <w:pPr>
         <w:pStyle w:val="Heading3"/>
       </w:pPr>
-      <w:bookmarkStart w:id="114" w:name="_Numd19e2363"/>
-      <w:bookmarkStart w:id="115" w:name="_Refd19e2363"/>
-      <w:bookmarkStart w:id="116" w:name="_Tocd19e2363"/>
+      <w:bookmarkStart w:id="114" w:name="_Numd19e2367"/>
+      <w:bookmarkStart w:id="115" w:name="_Refd19e2367"/>
+      <w:bookmarkStart w:id="116" w:name="_Tocd19e2367"/>
       <w:r>
         <w:t/>
       </w:r>
@@ -6051,11 +6041,11 @@
         <!--depth 1-->
         <w:numPr>
           <w:ilvl w:val="0"/>
-          <w:numId w:val="142"/>
-        </w:numPr>
-      </w:pPr>
-      <w:bookmarkStart w:id="118" w:name="_Tocd19e2372"/>
-      <w:bookmarkStart w:id="117" w:name="_Refd19e2372"/>
+          <w:numId w:val="143"/>
+        </w:numPr>
+      </w:pPr>
+      <w:bookmarkStart w:id="118" w:name="_Tocd19e2376"/>
+      <w:bookmarkStart w:id="117" w:name="_Refd19e2376"/>
       <w:r>
         <w:t/>
       </w:r>
@@ -6072,7 +6062,7 @@
         <!--depth 1-->
         <w:numPr>
           <w:ilvl w:val="0"/>
-          <w:numId w:val="142"/>
+          <w:numId w:val="143"/>
         </w:numPr>
       </w:pPr>
       <w:r>
@@ -6092,9 +6082,9 @@
       <w:pPr>
         <w:pStyle w:val="Heading3"/>
       </w:pPr>
-      <w:bookmarkStart w:id="119" w:name="_Numd19e2396"/>
-      <w:bookmarkStart w:id="120" w:name="_Refd19e2396"/>
-      <w:bookmarkStart w:id="121" w:name="_Tocd19e2396"/>
+      <w:bookmarkStart w:id="119" w:name="_Numd19e2400"/>
+      <w:bookmarkStart w:id="120" w:name="_Refd19e2400"/>
+      <w:bookmarkStart w:id="121" w:name="_Tocd19e2400"/>
       <w:r>
         <w:t/>
       </w:r>
@@ -6121,9 +6111,9 @@
       <w:pPr>
         <w:pStyle w:val="Heading4"/>
       </w:pPr>
-      <w:bookmarkStart w:id="122" w:name="_Numd19e2413"/>
-      <w:bookmarkStart w:id="123" w:name="_Refd19e2413"/>
-      <w:bookmarkStart w:id="124" w:name="_Tocd19e2413"/>
+      <w:bookmarkStart w:id="122" w:name="_Numd19e2417"/>
+      <w:bookmarkStart w:id="123" w:name="_Refd19e2417"/>
+      <w:bookmarkStart w:id="124" w:name="_Tocd19e2417"/>
       <w:r>
         <w:t/>
       </w:r>
@@ -6150,9 +6140,9 @@
       <w:pPr>
         <w:pStyle w:val="Heading4"/>
       </w:pPr>
-      <w:bookmarkStart w:id="125" w:name="_Numd19e2432"/>
-      <w:bookmarkStart w:id="126" w:name="_Refd19e2432"/>
-      <w:bookmarkStart w:id="127" w:name="_Tocd19e2432"/>
+      <w:bookmarkStart w:id="125" w:name="_Numd19e2436"/>
+      <w:bookmarkStart w:id="126" w:name="_Refd19e2436"/>
+      <w:bookmarkStart w:id="127" w:name="_Tocd19e2436"/>
       <w:r>
         <w:t/>
       </w:r>
@@ -6172,11 +6162,11 @@
         <!--depth 1-->
         <w:numPr>
           <w:ilvl w:val="0"/>
-          <w:numId w:val="143"/>
-        </w:numPr>
-      </w:pPr>
-      <w:bookmarkStart w:id="129" w:name="_Tocd19e2441"/>
-      <w:bookmarkStart w:id="128" w:name="_Refd19e2441"/>
+          <w:numId w:val="144"/>
+        </w:numPr>
+      </w:pPr>
+      <w:bookmarkStart w:id="129" w:name="_Tocd19e2445"/>
+      <w:bookmarkStart w:id="128" w:name="_Refd19e2445"/>
       <w:r>
         <w:t/>
       </w:r>
@@ -6193,11 +6183,11 @@
         <!--depth 2-->
         <w:numPr>
           <w:ilvl w:val="1"/>
-          <w:numId w:val="144"/>
-        </w:numPr>
-      </w:pPr>
-      <w:bookmarkStart w:id="131" w:name="_Tocd19e2449"/>
-      <w:bookmarkStart w:id="130" w:name="_Refd19e2449"/>
+          <w:numId w:val="145"/>
+        </w:numPr>
+      </w:pPr>
+      <w:bookmarkStart w:id="131" w:name="_Tocd19e2453"/>
+      <w:bookmarkStart w:id="130" w:name="_Refd19e2453"/>
       <w:r>
         <w:t/>
       </w:r>
@@ -6214,7 +6204,7 @@
         <!--depth 2-->
         <w:numPr>
           <w:ilvl w:val="1"/>
-          <w:numId w:val="144"/>
+          <w:numId w:val="145"/>
         </w:numPr>
       </w:pPr>
       <w:r>
@@ -6235,7 +6225,7 @@
         <!--depth 1-->
         <w:numPr>
           <w:ilvl w:val="0"/>
-          <w:numId w:val="143"/>
+          <w:numId w:val="144"/>
         </w:numPr>
       </w:pPr>
       <w:r>
@@ -6255,9 +6245,9 @@
       <w:pPr>
         <w:pStyle w:val="Heading3"/>
       </w:pPr>
-      <w:bookmarkStart w:id="132" w:name="_Numd19e2481"/>
-      <w:bookmarkStart w:id="133" w:name="_Refd19e2481"/>
-      <w:bookmarkStart w:id="134" w:name="_Tocd19e2481"/>
+      <w:bookmarkStart w:id="132" w:name="_Numd19e2485"/>
+      <w:bookmarkStart w:id="133" w:name="_Refd19e2485"/>
+      <w:bookmarkStart w:id="134" w:name="_Tocd19e2485"/>
       <w:r>
         <w:t/>
       </w:r>
@@ -6276,9 +6266,9 @@
       <w:pPr>
         <w:pStyle w:val="Heading4"/>
       </w:pPr>
-      <w:bookmarkStart w:id="135" w:name="_Numd19e2494"/>
-      <w:bookmarkStart w:id="136" w:name="_Refd19e2494"/>
-      <w:bookmarkStart w:id="137" w:name="_Tocd19e2494"/>
+      <w:bookmarkStart w:id="135" w:name="_Numd19e2498"/>
+      <w:bookmarkStart w:id="136" w:name="_Refd19e2498"/>
+      <w:bookmarkStart w:id="137" w:name="_Tocd19e2498"/>
       <w:r>
         <w:t/>
       </w:r>
@@ -6306,11 +6296,11 @@
         <!--depth 1-->
         <w:numPr>
           <w:ilvl w:val="0"/>
-          <w:numId w:val="145"/>
-        </w:numPr>
-      </w:pPr>
-      <w:bookmarkStart w:id="139" w:name="_Tocd19e2505"/>
-      <w:bookmarkStart w:id="138" w:name="_Refd19e2505"/>
+          <w:numId w:val="146"/>
+        </w:numPr>
+      </w:pPr>
+      <w:bookmarkStart w:id="139" w:name="_Tocd19e2509"/>
+      <w:bookmarkStart w:id="138" w:name="_Refd19e2509"/>
       <w:r>
         <w:t/>
       </w:r>
@@ -6341,7 +6331,7 @@
         <w:rPr>
           <w:color w:val="0000FF"/>
         </w:rPr>
-        <w:instrText xml:space="preserve"> REF _Numd19e1402 \h </w:instrText>
+        <w:instrText xml:space="preserve"> REF _Numd19e1406 \h </w:instrText>
       </w:r>
       <w:r>
         <w:fldChar w:fldCharType="separate"/>
@@ -6371,7 +6361,7 @@
         <!--depth 1-->
         <w:numPr>
           <w:ilvl w:val="0"/>
-          <w:numId w:val="145"/>
+          <w:numId w:val="146"/>
         </w:numPr>
       </w:pPr>
       <w:r>
@@ -6404,7 +6394,7 @@
         <w:rPr>
           <w:color w:val="0000FF"/>
         </w:rPr>
-        <w:instrText xml:space="preserve"> REF _Numd19e1800 \h </w:instrText>
+        <w:instrText xml:space="preserve"> REF _Numd19e1804 \h </w:instrText>
       </w:r>
       <w:r>
         <w:fldChar w:fldCharType="separate"/>
@@ -6437,7 +6427,7 @@
         <w:rPr>
           <w:color w:val="0000FF"/>
         </w:rPr>
-        <w:instrText xml:space="preserve"> REF _Numd19e2798 \h </w:instrText>
+        <w:instrText xml:space="preserve"> REF _Numd19e2802 \h </w:instrText>
       </w:r>
       <w:r>
         <w:fldChar w:fldCharType="separate"/>
@@ -6467,7 +6457,7 @@
         <!--depth 1-->
         <w:numPr>
           <w:ilvl w:val="0"/>
-          <w:numId w:val="145"/>
+          <w:numId w:val="146"/>
         </w:numPr>
       </w:pPr>
       <w:r>
@@ -6500,7 +6490,7 @@
         <w:rPr>
           <w:color w:val="0000FF"/>
         </w:rPr>
-        <w:instrText xml:space="preserve"> REF _Numd19e1800 \h </w:instrText>
+        <w:instrText xml:space="preserve"> REF _Numd19e1804 \h </w:instrText>
       </w:r>
       <w:r>
         <w:fldChar w:fldCharType="separate"/>
@@ -6533,7 +6523,7 @@
         <w:rPr>
           <w:color w:val="0000FF"/>
         </w:rPr>
-        <w:instrText xml:space="preserve"> REF _Numd19e2798 \h </w:instrText>
+        <w:instrText xml:space="preserve"> REF _Numd19e2802 \h </w:instrText>
       </w:r>
       <w:r>
         <w:fldChar w:fldCharType="separate"/>
@@ -6563,7 +6553,7 @@
         <!--depth 1-->
         <w:numPr>
           <w:ilvl w:val="0"/>
-          <w:numId w:val="145"/>
+          <w:numId w:val="146"/>
         </w:numPr>
       </w:pPr>
       <w:r>
@@ -6626,7 +6616,7 @@
         <!--depth 1-->
         <w:numPr>
           <w:ilvl w:val="0"/>
-          <w:numId w:val="145"/>
+          <w:numId w:val="146"/>
         </w:numPr>
       </w:pPr>
       <w:r>
@@ -6659,7 +6649,7 @@
         <w:rPr>
           <w:color w:val="0000FF"/>
         </w:rPr>
-        <w:instrText xml:space="preserve"> REF _Numd19e3345 \h </w:instrText>
+        <w:instrText xml:space="preserve"> REF _Numd19e3349 \h </w:instrText>
       </w:r>
       <w:r>
         <w:fldChar w:fldCharType="separate"/>
@@ -6689,7 +6679,7 @@
         <!--depth 1-->
         <w:numPr>
           <w:ilvl w:val="0"/>
-          <w:numId w:val="145"/>
+          <w:numId w:val="146"/>
         </w:numPr>
       </w:pPr>
       <w:r>
@@ -6752,7 +6742,7 @@
         <!--depth 1-->
         <w:numPr>
           <w:ilvl w:val="0"/>
-          <w:numId w:val="145"/>
+          <w:numId w:val="146"/>
         </w:numPr>
       </w:pPr>
       <w:r>
@@ -6785,7 +6775,7 @@
         <w:rPr>
           <w:color w:val="0000FF"/>
         </w:rPr>
-        <w:instrText xml:space="preserve"> REF _Numd19e2363 \h </w:instrText>
+        <w:instrText xml:space="preserve"> REF _Numd19e2367 \h </w:instrText>
       </w:r>
       <w:r>
         <w:fldChar w:fldCharType="separate"/>
@@ -6815,7 +6805,7 @@
         <!--depth 1-->
         <w:numPr>
           <w:ilvl w:val="0"/>
-          <w:numId w:val="145"/>
+          <w:numId w:val="146"/>
         </w:numPr>
       </w:pPr>
       <w:r>
@@ -6848,7 +6838,7 @@
         <w:rPr>
           <w:color w:val="0000FF"/>
         </w:rPr>
-        <w:instrText xml:space="preserve"> REF _Numd19e3233 \h </w:instrText>
+        <w:instrText xml:space="preserve"> REF _Numd19e3237 \h </w:instrText>
       </w:r>
       <w:r>
         <w:fldChar w:fldCharType="separate"/>
@@ -6878,7 +6868,7 @@
         <!--depth 1-->
         <w:numPr>
           <w:ilvl w:val="0"/>
-          <w:numId w:val="145"/>
+          <w:numId w:val="146"/>
         </w:numPr>
       </w:pPr>
       <w:r>
@@ -6911,7 +6901,7 @@
         <w:rPr>
           <w:color w:val="0000FF"/>
         </w:rPr>
-        <w:instrText xml:space="preserve"> REF _Numd19e3233 \h </w:instrText>
+        <w:instrText xml:space="preserve"> REF _Numd19e3237 \h </w:instrText>
       </w:r>
       <w:r>
         <w:fldChar w:fldCharType="separate"/>
@@ -6941,7 +6931,7 @@
         <!--depth 1-->
         <w:numPr>
           <w:ilvl w:val="0"/>
-          <w:numId w:val="145"/>
+          <w:numId w:val="146"/>
         </w:numPr>
       </w:pPr>
       <w:r>
@@ -6974,7 +6964,7 @@
         <w:rPr>
           <w:color w:val="0000FF"/>
         </w:rPr>
-        <w:instrText xml:space="preserve"> REF _Numd19e3233 \h </w:instrText>
+        <w:instrText xml:space="preserve"> REF _Numd19e3237 \h </w:instrText>
       </w:r>
       <w:r>
         <w:fldChar w:fldCharType="separate"/>
@@ -7004,7 +6994,7 @@
         <!--depth 1-->
         <w:numPr>
           <w:ilvl w:val="0"/>
-          <w:numId w:val="145"/>
+          <w:numId w:val="146"/>
         </w:numPr>
       </w:pPr>
       <w:r>
@@ -7037,7 +7027,7 @@
         <w:rPr>
           <w:color w:val="0000FF"/>
         </w:rPr>
-        <w:instrText xml:space="preserve"> REF _Numd19e2912 \h </w:instrText>
+        <w:instrText xml:space="preserve"> REF _Numd19e2916 \h </w:instrText>
       </w:r>
       <w:r>
         <w:fldChar w:fldCharType="separate"/>
@@ -7067,7 +7057,7 @@
         <!--depth 1-->
         <w:numPr>
           <w:ilvl w:val="0"/>
-          <w:numId w:val="145"/>
+          <w:numId w:val="146"/>
         </w:numPr>
       </w:pPr>
       <w:r>
@@ -7100,7 +7090,7 @@
         <w:rPr>
           <w:color w:val="0000FF"/>
         </w:rPr>
-        <w:instrText xml:space="preserve"> REF _Numd19e2798 \h </w:instrText>
+        <w:instrText xml:space="preserve"> REF _Numd19e2802 \h </w:instrText>
       </w:r>
       <w:r>
         <w:fldChar w:fldCharType="separate"/>
@@ -7130,7 +7120,7 @@
         <!--depth 1-->
         <w:numPr>
           <w:ilvl w:val="0"/>
-          <w:numId w:val="145"/>
+          <w:numId w:val="146"/>
         </w:numPr>
       </w:pPr>
       <w:r>
@@ -7163,7 +7153,7 @@
         <w:rPr>
           <w:color w:val="0000FF"/>
         </w:rPr>
-        <w:instrText xml:space="preserve"> REF _Numd19e2307 \h </w:instrText>
+        <w:instrText xml:space="preserve"> REF _Numd19e2311 \h </w:instrText>
       </w:r>
       <w:r>
         <w:fldChar w:fldCharType="separate"/>
@@ -7196,7 +7186,7 @@
         <w:rPr>
           <w:color w:val="0000FF"/>
         </w:rPr>
-        <w:instrText xml:space="preserve"> REF _Numd19e2798 \h </w:instrText>
+        <w:instrText xml:space="preserve"> REF _Numd19e2802 \h </w:instrText>
       </w:r>
       <w:r>
         <w:fldChar w:fldCharType="separate"/>
@@ -7226,7 +7216,7 @@
         <!--depth 1-->
         <w:numPr>
           <w:ilvl w:val="0"/>
-          <w:numId w:val="145"/>
+          <w:numId w:val="146"/>
         </w:numPr>
       </w:pPr>
       <w:r>
@@ -7259,7 +7249,7 @@
         <w:rPr>
           <w:color w:val="0000FF"/>
         </w:rPr>
-        <w:instrText xml:space="preserve"> REF _Numd19e2234 \h </w:instrText>
+        <w:instrText xml:space="preserve"> REF _Numd19e2238 \h </w:instrText>
       </w:r>
       <w:r>
         <w:fldChar w:fldCharType="separate"/>
@@ -7292,7 +7282,7 @@
         <w:rPr>
           <w:color w:val="0000FF"/>
         </w:rPr>
-        <w:instrText xml:space="preserve"> REF _Numd19e2798 \h </w:instrText>
+        <w:instrText xml:space="preserve"> REF _Numd19e2802 \h </w:instrText>
       </w:r>
       <w:r>
         <w:fldChar w:fldCharType="separate"/>
@@ -7322,7 +7312,7 @@
         <!--depth 1-->
         <w:numPr>
           <w:ilvl w:val="0"/>
-          <w:numId w:val="145"/>
+          <w:numId w:val="146"/>
         </w:numPr>
       </w:pPr>
       <w:r>
@@ -7355,7 +7345,7 @@
         <w:rPr>
           <w:color w:val="0000FF"/>
         </w:rPr>
-        <w:instrText xml:space="preserve"> REF _Numd19e3541 \h </w:instrText>
+        <w:instrText xml:space="preserve"> REF _Numd19e3545 \h </w:instrText>
       </w:r>
       <w:r>
         <w:fldChar w:fldCharType="separate"/>
@@ -7386,9 +7376,9 @@
       <w:pPr>
         <w:pStyle w:val="Heading4"/>
       </w:pPr>
-      <w:bookmarkStart w:id="140" w:name="_Numd19e2766"/>
-      <w:bookmarkStart w:id="141" w:name="_Refd19e2766"/>
-      <w:bookmarkStart w:id="142" w:name="_Tocd19e2766"/>
+      <w:bookmarkStart w:id="140" w:name="_Numd19e2770"/>
+      <w:bookmarkStart w:id="141" w:name="_Refd19e2770"/>
+      <w:bookmarkStart w:id="142" w:name="_Tocd19e2770"/>
       <w:r>
         <w:t/>
       </w:r>
@@ -7408,11 +7398,11 @@
         <!--depth 1-->
         <w:numPr>
           <w:ilvl w:val="0"/>
-          <w:numId w:val="146"/>
-        </w:numPr>
-      </w:pPr>
-      <w:bookmarkStart w:id="144" w:name="_Tocd19e2775"/>
-      <w:bookmarkStart w:id="143" w:name="_Refd19e2775"/>
+          <w:numId w:val="147"/>
+        </w:numPr>
+      </w:pPr>
+      <w:bookmarkStart w:id="144" w:name="_Tocd19e2779"/>
+      <w:bookmarkStart w:id="143" w:name="_Refd19e2779"/>
       <w:r>
         <w:t/>
       </w:r>
@@ -7429,7 +7419,7 @@
         <!--depth 1-->
         <w:numPr>
           <w:ilvl w:val="0"/>
-          <w:numId w:val="146"/>
+          <w:numId w:val="147"/>
         </w:numPr>
       </w:pPr>
       <w:r>
@@ -7449,9 +7439,9 @@
       <w:pPr>
         <w:pStyle w:val="Heading4"/>
       </w:pPr>
-      <w:bookmarkStart w:id="145" w:name="_Numd19e2798"/>
-      <w:bookmarkStart w:id="146" w:name="_Refd19e2798"/>
-      <w:bookmarkStart w:id="147" w:name="_Tocd19e2798"/>
+      <w:bookmarkStart w:id="145" w:name="_Numd19e2802"/>
+      <w:bookmarkStart w:id="146" w:name="_Refd19e2802"/>
+      <w:bookmarkStart w:id="147" w:name="_Tocd19e2802"/>
       <w:r>
         <w:t/>
       </w:r>
@@ -7471,11 +7461,11 @@
         <!--depth 1-->
         <w:numPr>
           <w:ilvl w:val="0"/>
-          <w:numId w:val="147"/>
-        </w:numPr>
-      </w:pPr>
-      <w:bookmarkStart w:id="149" w:name="_Tocd19e2807"/>
-      <w:bookmarkStart w:id="148" w:name="_Refd19e2807"/>
+          <w:numId w:val="148"/>
+        </w:numPr>
+      </w:pPr>
+      <w:bookmarkStart w:id="149" w:name="_Tocd19e2811"/>
+      <w:bookmarkStart w:id="148" w:name="_Refd19e2811"/>
       <w:r>
         <w:t/>
       </w:r>
@@ -7514,7 +7504,7 @@
         <!--depth 1-->
         <w:numPr>
           <w:ilvl w:val="0"/>
-          <w:numId w:val="147"/>
+          <w:numId w:val="148"/>
         </w:numPr>
       </w:pPr>
       <w:r>
@@ -7536,7 +7526,7 @@
         <w:rPr>
           <w:color w:val="0000FF"/>
         </w:rPr>
-        <w:instrText xml:space="preserve"> REF _Numd19e3795 \h </w:instrText>
+        <w:instrText xml:space="preserve"> REF _Numd19e3799 \h </w:instrText>
       </w:r>
       <w:r>
         <w:fldChar w:fldCharType="separate"/>
@@ -7611,9 +7601,9 @@
       <w:pPr>
         <w:pStyle w:val="Heading4"/>
       </w:pPr>
-      <w:bookmarkStart w:id="150" w:name="_Numd19e2860"/>
-      <w:bookmarkStart w:id="151" w:name="_Refd19e2860"/>
-      <w:bookmarkStart w:id="152" w:name="_Tocd19e2860"/>
+      <w:bookmarkStart w:id="150" w:name="_Numd19e2864"/>
+      <w:bookmarkStart w:id="151" w:name="_Refd19e2864"/>
+      <w:bookmarkStart w:id="152" w:name="_Tocd19e2864"/>
       <w:r>
         <w:t/>
       </w:r>
@@ -7633,11 +7623,11 @@
         <!--depth 1-->
         <w:numPr>
           <w:ilvl w:val="0"/>
-          <w:numId w:val="148"/>
-        </w:numPr>
-      </w:pPr>
-      <w:bookmarkStart w:id="154" w:name="_Tocd19e2869"/>
-      <w:bookmarkStart w:id="153" w:name="_Refd19e2869"/>
+          <w:numId w:val="149"/>
+        </w:numPr>
+      </w:pPr>
+      <w:bookmarkStart w:id="154" w:name="_Tocd19e2873"/>
+      <w:bookmarkStart w:id="153" w:name="_Refd19e2873"/>
       <w:r>
         <w:t/>
       </w:r>
@@ -7663,7 +7653,7 @@
         <!--depth 1-->
         <w:numPr>
           <w:ilvl w:val="0"/>
-          <w:numId w:val="148"/>
+          <w:numId w:val="149"/>
         </w:numPr>
       </w:pPr>
       <w:r>
@@ -7705,7 +7695,7 @@
         <w:rPr>
           <w:color w:val="0000FF"/>
         </w:rPr>
-        <w:instrText xml:space="preserve"> REF _Numd19e1800 \h </w:instrText>
+        <w:instrText xml:space="preserve"> REF _Numd19e1804 \h </w:instrText>
       </w:r>
       <w:r>
         <w:fldChar w:fldCharType="separate"/>
@@ -7745,9 +7735,9 @@
       <w:pPr>
         <w:pStyle w:val="Heading4"/>
       </w:pPr>
-      <w:bookmarkStart w:id="155" w:name="_Numd19e2912"/>
-      <w:bookmarkStart w:id="156" w:name="_Refd19e2912"/>
-      <w:bookmarkStart w:id="157" w:name="_Tocd19e2912"/>
+      <w:bookmarkStart w:id="155" w:name="_Numd19e2916"/>
+      <w:bookmarkStart w:id="156" w:name="_Refd19e2916"/>
+      <w:bookmarkStart w:id="157" w:name="_Tocd19e2916"/>
       <w:r>
         <w:t/>
       </w:r>
@@ -7767,11 +7757,11 @@
         <!--depth 1-->
         <w:numPr>
           <w:ilvl w:val="0"/>
-          <w:numId w:val="149"/>
-        </w:numPr>
-      </w:pPr>
-      <w:bookmarkStart w:id="159" w:name="_Tocd19e2921"/>
-      <w:bookmarkStart w:id="158" w:name="_Refd19e2921"/>
+          <w:numId w:val="150"/>
+        </w:numPr>
+      </w:pPr>
+      <w:bookmarkStart w:id="159" w:name="_Tocd19e2925"/>
+      <w:bookmarkStart w:id="158" w:name="_Refd19e2925"/>
       <w:r>
         <w:t/>
       </w:r>
@@ -7788,11 +7778,11 @@
         <!--depth 2-->
         <w:numPr>
           <w:ilvl w:val="1"/>
-          <w:numId w:val="150"/>
-        </w:numPr>
-      </w:pPr>
-      <w:bookmarkStart w:id="161" w:name="_Tocd19e2929"/>
-      <w:bookmarkStart w:id="160" w:name="_Refd19e2929"/>
+          <w:numId w:val="151"/>
+        </w:numPr>
+      </w:pPr>
+      <w:bookmarkStart w:id="161" w:name="_Tocd19e2933"/>
+      <w:bookmarkStart w:id="160" w:name="_Refd19e2933"/>
       <w:r>
         <w:t/>
       </w:r>
@@ -7809,7 +7799,7 @@
         <!--depth 2-->
         <w:numPr>
           <w:ilvl w:val="1"/>
-          <w:numId w:val="150"/>
+          <w:numId w:val="151"/>
         </w:numPr>
       </w:pPr>
       <w:r>
@@ -7828,11 +7818,11 @@
         <!--depth 3-->
         <w:numPr>
           <w:ilvl w:val="2"/>
-          <w:numId w:val="151"/>
-        </w:numPr>
-      </w:pPr>
-      <w:bookmarkStart w:id="163" w:name="_Tocd19e2944"/>
-      <w:bookmarkStart w:id="162" w:name="_Refd19e2944"/>
+          <w:numId w:val="152"/>
+        </w:numPr>
+      </w:pPr>
+      <w:bookmarkStart w:id="163" w:name="_Tocd19e2948"/>
+      <w:bookmarkStart w:id="162" w:name="_Refd19e2948"/>
       <w:r>
         <w:t/>
       </w:r>
@@ -7849,7 +7839,7 @@
         <!--depth 3-->
         <w:numPr>
           <w:ilvl w:val="2"/>
-          <w:numId w:val="151"/>
+          <w:numId w:val="152"/>
         </w:numPr>
       </w:pPr>
       <w:r>
@@ -7870,7 +7860,7 @@
         <!--depth 2-->
         <w:numPr>
           <w:ilvl w:val="1"/>
-          <w:numId w:val="150"/>
+          <w:numId w:val="151"/>
         </w:numPr>
       </w:pPr>
       <w:r>
@@ -7900,7 +7890,7 @@
         <!--depth 1-->
         <w:numPr>
           <w:ilvl w:val="0"/>
-          <w:numId w:val="149"/>
+          <w:numId w:val="150"/>
         </w:numPr>
       </w:pPr>
       <w:r>
@@ -7922,7 +7912,7 @@
         <w:rPr>
           <w:color w:val="0000FF"/>
         </w:rPr>
-        <w:instrText xml:space="preserve"> REF _Numd19e3795 \h </w:instrText>
+        <w:instrText xml:space="preserve"> REF _Numd19e3799 \h </w:instrText>
       </w:r>
       <w:r>
         <w:fldChar w:fldCharType="separate"/>
@@ -7952,7 +7942,7 @@
         <!--depth 1-->
         <w:numPr>
           <w:ilvl w:val="0"/>
-          <w:numId w:val="149"/>
+          <w:numId w:val="150"/>
         </w:numPr>
       </w:pPr>
       <w:r>
@@ -7983,9 +7973,9 @@
       <w:pPr>
         <w:pStyle w:val="Heading4"/>
       </w:pPr>
-      <w:bookmarkStart w:id="164" w:name="_Numd19e3003"/>
-      <w:bookmarkStart w:id="165" w:name="_Refd19e3003"/>
-      <w:bookmarkStart w:id="166" w:name="_Tocd19e3003"/>
+      <w:bookmarkStart w:id="164" w:name="_Numd19e3007"/>
+      <w:bookmarkStart w:id="165" w:name="_Refd19e3007"/>
+      <w:bookmarkStart w:id="166" w:name="_Tocd19e3007"/>
       <w:r>
         <w:t/>
       </w:r>
@@ -8005,11 +7995,11 @@
         <!--depth 1-->
         <w:numPr>
           <w:ilvl w:val="0"/>
-          <w:numId w:val="152"/>
-        </w:numPr>
-      </w:pPr>
-      <w:bookmarkStart w:id="168" w:name="_Tocd19e3012"/>
-      <w:bookmarkStart w:id="167" w:name="_Refd19e3012"/>
+          <w:numId w:val="153"/>
+        </w:numPr>
+      </w:pPr>
+      <w:bookmarkStart w:id="168" w:name="_Tocd19e3016"/>
+      <w:bookmarkStart w:id="167" w:name="_Refd19e3016"/>
       <w:r>
         <w:t/>
       </w:r>
@@ -8026,7 +8016,7 @@
         <!--depth 1-->
         <w:numPr>
           <w:ilvl w:val="0"/>
-          <w:numId w:val="152"/>
+          <w:numId w:val="153"/>
         </w:numPr>
       </w:pPr>
       <w:r>
@@ -8045,7 +8035,7 @@
         <!--depth 1-->
         <w:numPr>
           <w:ilvl w:val="0"/>
-          <w:numId w:val="152"/>
+          <w:numId w:val="153"/>
         </w:numPr>
       </w:pPr>
       <w:r>
@@ -8075,7 +8065,7 @@
         <!--depth 1-->
         <w:numPr>
           <w:ilvl w:val="0"/>
-          <w:numId w:val="152"/>
+          <w:numId w:val="153"/>
         </w:numPr>
       </w:pPr>
       <w:r>
@@ -8114,11 +8104,11 @@
         <!--depth 2-->
         <w:numPr>
           <w:ilvl w:val="1"/>
-          <w:numId w:val="153"/>
-        </w:numPr>
-      </w:pPr>
-      <w:bookmarkStart w:id="170" w:name="_Tocd19e3053"/>
-      <w:bookmarkStart w:id="169" w:name="_Refd19e3053"/>
+          <w:numId w:val="154"/>
+        </w:numPr>
+      </w:pPr>
+      <w:bookmarkStart w:id="170" w:name="_Tocd19e3057"/>
+      <w:bookmarkStart w:id="169" w:name="_Refd19e3057"/>
       <w:r>
         <w:t/>
       </w:r>
@@ -8135,7 +8125,7 @@
         <!--depth 2-->
         <w:numPr>
           <w:ilvl w:val="1"/>
-          <w:numId w:val="153"/>
+          <w:numId w:val="154"/>
         </w:numPr>
       </w:pPr>
       <w:r>
@@ -8154,7 +8144,7 @@
         <!--depth 2-->
         <w:numPr>
           <w:ilvl w:val="1"/>
-          <w:numId w:val="153"/>
+          <w:numId w:val="154"/>
         </w:numPr>
       </w:pPr>
       <w:r>
@@ -8176,9 +8166,9 @@
       <w:pPr>
         <w:pStyle w:val="Heading4"/>
       </w:pPr>
-      <w:bookmarkStart w:id="171" w:name="_Numd19e3084"/>
-      <w:bookmarkStart w:id="172" w:name="_Refd19e3084"/>
-      <w:bookmarkStart w:id="173" w:name="_Tocd19e3084"/>
+      <w:bookmarkStart w:id="171" w:name="_Numd19e3088"/>
+      <w:bookmarkStart w:id="172" w:name="_Refd19e3088"/>
+      <w:bookmarkStart w:id="173" w:name="_Tocd19e3088"/>
       <w:r>
         <w:t/>
       </w:r>
@@ -8198,11 +8188,11 @@
         <!--depth 1-->
         <w:numPr>
           <w:ilvl w:val="0"/>
-          <w:numId w:val="154"/>
-        </w:numPr>
-      </w:pPr>
-      <w:bookmarkStart w:id="175" w:name="_Tocd19e3093"/>
-      <w:bookmarkStart w:id="174" w:name="_Refd19e3093"/>
+          <w:numId w:val="155"/>
+        </w:numPr>
+      </w:pPr>
+      <w:bookmarkStart w:id="175" w:name="_Tocd19e3097"/>
+      <w:bookmarkStart w:id="174" w:name="_Refd19e3097"/>
       <w:r>
         <w:t/>
       </w:r>
@@ -8219,7 +8209,7 @@
         <!--depth 1-->
         <w:numPr>
           <w:ilvl w:val="0"/>
-          <w:numId w:val="154"/>
+          <w:numId w:val="155"/>
         </w:numPr>
       </w:pPr>
       <w:r>
@@ -8238,7 +8228,7 @@
         <!--depth 1-->
         <w:numPr>
           <w:ilvl w:val="0"/>
-          <w:numId w:val="154"/>
+          <w:numId w:val="155"/>
         </w:numPr>
       </w:pPr>
       <w:r>
@@ -8267,9 +8257,9 @@
       <w:pPr>
         <w:pStyle w:val="Heading4"/>
       </w:pPr>
-      <w:bookmarkStart w:id="176" w:name="_Numd19e3128"/>
-      <w:bookmarkStart w:id="177" w:name="_Refd19e3128"/>
-      <w:bookmarkStart w:id="178" w:name="_Tocd19e3128"/>
+      <w:bookmarkStart w:id="176" w:name="_Numd19e3132"/>
+      <w:bookmarkStart w:id="177" w:name="_Refd19e3132"/>
+      <w:bookmarkStart w:id="178" w:name="_Tocd19e3132"/>
       <w:r>
         <w:t/>
       </w:r>
@@ -8296,9 +8286,9 @@
       <w:pPr>
         <w:pStyle w:val="Heading2"/>
       </w:pPr>
-      <w:bookmarkStart w:id="179" w:name="_Numd19e3149"/>
-      <w:bookmarkStart w:id="180" w:name="_Refd19e3149"/>
-      <w:bookmarkStart w:id="181" w:name="_Tocd19e3149"/>
+      <w:bookmarkStart w:id="179" w:name="_Numd19e3153"/>
+      <w:bookmarkStart w:id="180" w:name="_Refd19e3153"/>
+      <w:bookmarkStart w:id="181" w:name="_Tocd19e3153"/>
       <w:r>
         <w:t/>
       </w:r>
@@ -8317,9 +8307,9 @@
       <w:pPr>
         <w:pStyle w:val="Heading3"/>
       </w:pPr>
-      <w:bookmarkStart w:id="182" w:name="_Numd19e3162"/>
-      <w:bookmarkStart w:id="183" w:name="_Refd19e3162"/>
-      <w:bookmarkStart w:id="184" w:name="_Tocd19e3162"/>
+      <w:bookmarkStart w:id="182" w:name="_Numd19e3166"/>
+      <w:bookmarkStart w:id="183" w:name="_Refd19e3166"/>
+      <w:bookmarkStart w:id="184" w:name="_Tocd19e3166"/>
       <w:r>
         <w:t/>
       </w:r>
@@ -8346,9 +8336,9 @@
       <w:pPr>
         <w:pStyle w:val="Heading3"/>
       </w:pPr>
-      <w:bookmarkStart w:id="185" w:name="_Numd19e3181"/>
-      <w:bookmarkStart w:id="186" w:name="_Refd19e3181"/>
-      <w:bookmarkStart w:id="187" w:name="_Tocd19e3181"/>
+      <w:bookmarkStart w:id="185" w:name="_Numd19e3185"/>
+      <w:bookmarkStart w:id="186" w:name="_Refd19e3185"/>
+      <w:bookmarkStart w:id="187" w:name="_Tocd19e3185"/>
       <w:r>
         <w:t/>
       </w:r>
@@ -8368,11 +8358,11 @@
         <!--depth 1-->
         <w:numPr>
           <w:ilvl w:val="0"/>
-          <w:numId w:val="155"/>
-        </w:numPr>
-      </w:pPr>
-      <w:bookmarkStart w:id="189" w:name="_Tocd19e3190"/>
-      <w:bookmarkStart w:id="188" w:name="_Refd19e3190"/>
+          <w:numId w:val="156"/>
+        </w:numPr>
+      </w:pPr>
+      <w:bookmarkStart w:id="189" w:name="_Tocd19e3194"/>
+      <w:bookmarkStart w:id="188" w:name="_Refd19e3194"/>
       <w:r>
         <w:t/>
       </w:r>
@@ -8389,11 +8379,11 @@
         <!--depth 2-->
         <w:numPr>
           <w:ilvl w:val="1"/>
-          <w:numId w:val="156"/>
-        </w:numPr>
-      </w:pPr>
-      <w:bookmarkStart w:id="191" w:name="_Tocd19e3198"/>
-      <w:bookmarkStart w:id="190" w:name="_Refd19e3198"/>
+          <w:numId w:val="157"/>
+        </w:numPr>
+      </w:pPr>
+      <w:bookmarkStart w:id="191" w:name="_Tocd19e3202"/>
+      <w:bookmarkStart w:id="190" w:name="_Refd19e3202"/>
       <w:r>
         <w:t/>
       </w:r>
@@ -8410,7 +8400,7 @@
         <!--depth 2-->
         <w:numPr>
           <w:ilvl w:val="1"/>
-          <w:numId w:val="156"/>
+          <w:numId w:val="157"/>
         </w:numPr>
       </w:pPr>
       <w:r>
@@ -8432,7 +8422,7 @@
         <w:rPr>
           <w:color w:val="0000FF"/>
         </w:rPr>
-        <w:instrText xml:space="preserve"> REF _Numd19e3795 \h </w:instrText>
+        <w:instrText xml:space="preserve"> REF _Numd19e3799 \h </w:instrText>
       </w:r>
       <w:r>
         <w:fldChar w:fldCharType="separate"/>
@@ -8464,7 +8454,7 @@
         <!--depth 1-->
         <w:numPr>
           <w:ilvl w:val="0"/>
-          <w:numId w:val="155"/>
+          <w:numId w:val="156"/>
         </w:numPr>
       </w:pPr>
       <w:r>
@@ -8484,9 +8474,9 @@
       <w:pPr>
         <w:pStyle w:val="Heading3"/>
       </w:pPr>
-      <w:bookmarkStart w:id="192" w:name="_Numd19e3233"/>
-      <w:bookmarkStart w:id="193" w:name="_Refd19e3233"/>
-      <w:bookmarkStart w:id="194" w:name="_Tocd19e3233"/>
+      <w:bookmarkStart w:id="192" w:name="_Numd19e3237"/>
+      <w:bookmarkStart w:id="193" w:name="_Refd19e3237"/>
+      <w:bookmarkStart w:id="194" w:name="_Tocd19e3237"/>
       <w:r>
         <w:t/>
       </w:r>
@@ -8506,11 +8496,11 @@
         <!--depth 1-->
         <w:numPr>
           <w:ilvl w:val="0"/>
-          <w:numId w:val="157"/>
-        </w:numPr>
-      </w:pPr>
-      <w:bookmarkStart w:id="196" w:name="_Tocd19e3242"/>
-      <w:bookmarkStart w:id="195" w:name="_Refd19e3242"/>
+          <w:numId w:val="158"/>
+        </w:numPr>
+      </w:pPr>
+      <w:bookmarkStart w:id="196" w:name="_Tocd19e3246"/>
+      <w:bookmarkStart w:id="195" w:name="_Refd19e3246"/>
       <w:r>
         <w:t/>
       </w:r>
@@ -8527,11 +8517,11 @@
         <!--depth 2-->
         <w:numPr>
           <w:ilvl w:val="1"/>
-          <w:numId w:val="158"/>
-        </w:numPr>
-      </w:pPr>
-      <w:bookmarkStart w:id="198" w:name="_Tocd19e3250"/>
-      <w:bookmarkStart w:id="197" w:name="_Refd19e3250"/>
+          <w:numId w:val="159"/>
+        </w:numPr>
+      </w:pPr>
+      <w:bookmarkStart w:id="198" w:name="_Tocd19e3254"/>
+      <w:bookmarkStart w:id="197" w:name="_Refd19e3254"/>
       <w:r>
         <w:t/>
       </w:r>
@@ -8548,7 +8538,7 @@
         <!--depth 2-->
         <w:numPr>
           <w:ilvl w:val="1"/>
-          <w:numId w:val="158"/>
+          <w:numId w:val="159"/>
         </w:numPr>
       </w:pPr>
       <w:r>
@@ -8567,11 +8557,11 @@
         <!--depth 3-->
         <w:numPr>
           <w:ilvl w:val="2"/>
-          <w:numId w:val="159"/>
-        </w:numPr>
-      </w:pPr>
-      <w:bookmarkStart w:id="200" w:name="_Tocd19e3265"/>
-      <w:bookmarkStart w:id="199" w:name="_Refd19e3265"/>
+          <w:numId w:val="160"/>
+        </w:numPr>
+      </w:pPr>
+      <w:bookmarkStart w:id="200" w:name="_Tocd19e3269"/>
+      <w:bookmarkStart w:id="199" w:name="_Refd19e3269"/>
       <w:r>
         <w:t/>
       </w:r>
@@ -8588,7 +8578,7 @@
         <!--depth 3-->
         <w:numPr>
           <w:ilvl w:val="2"/>
-          <w:numId w:val="159"/>
+          <w:numId w:val="160"/>
         </w:numPr>
       </w:pPr>
       <w:r>
@@ -8609,7 +8599,7 @@
         <!--depth 2-->
         <w:numPr>
           <w:ilvl w:val="1"/>
-          <w:numId w:val="158"/>
+          <w:numId w:val="159"/>
         </w:numPr>
       </w:pPr>
       <w:r>
@@ -8634,7 +8624,7 @@
         <!--depth 2-->
         <w:numPr>
           <w:ilvl w:val="1"/>
-          <w:numId w:val="158"/>
+          <w:numId w:val="159"/>
         </w:numPr>
       </w:pPr>
       <w:r>
@@ -8688,7 +8678,7 @@
         <!--depth 1-->
         <w:numPr>
           <w:ilvl w:val="0"/>
-          <w:numId w:val="157"/>
+          <w:numId w:val="158"/>
         </w:numPr>
       </w:pPr>
       <w:r>
@@ -8707,7 +8697,7 @@
         <!--depth 1-->
         <w:numPr>
           <w:ilvl w:val="0"/>
-          <w:numId w:val="157"/>
+          <w:numId w:val="158"/>
         </w:numPr>
       </w:pPr>
       <w:r>
@@ -8726,7 +8716,7 @@
         <!--depth 1-->
         <w:numPr>
           <w:ilvl w:val="0"/>
-          <w:numId w:val="157"/>
+          <w:numId w:val="158"/>
         </w:numPr>
       </w:pPr>
       <w:r>
@@ -8757,9 +8747,9 @@
       <w:pPr>
         <w:pStyle w:val="Heading3"/>
       </w:pPr>
-      <w:bookmarkStart w:id="201" w:name="_Numd19e3345"/>
-      <w:bookmarkStart w:id="202" w:name="_Refd19e3345"/>
-      <w:bookmarkStart w:id="203" w:name="_Tocd19e3345"/>
+      <w:bookmarkStart w:id="201" w:name="_Numd19e3349"/>
+      <w:bookmarkStart w:id="202" w:name="_Refd19e3349"/>
+      <w:bookmarkStart w:id="203" w:name="_Tocd19e3349"/>
       <w:r>
         <w:t/>
       </w:r>
@@ -8778,9 +8768,9 @@
       <w:pPr>
         <w:pStyle w:val="Heading4"/>
       </w:pPr>
-      <w:bookmarkStart w:id="204" w:name="_Numd19e3358"/>
-      <w:bookmarkStart w:id="205" w:name="_Refd19e3358"/>
-      <w:bookmarkStart w:id="206" w:name="_Tocd19e3358"/>
+      <w:bookmarkStart w:id="204" w:name="_Numd19e3362"/>
+      <w:bookmarkStart w:id="205" w:name="_Refd19e3362"/>
+      <w:bookmarkStart w:id="206" w:name="_Tocd19e3362"/>
       <w:r>
         <w:t/>
       </w:r>
@@ -8800,11 +8790,11 @@
         <!--depth 1-->
         <w:numPr>
           <w:ilvl w:val="0"/>
-          <w:numId w:val="160"/>
-        </w:numPr>
-      </w:pPr>
-      <w:bookmarkStart w:id="208" w:name="_Tocd19e3367"/>
-      <w:bookmarkStart w:id="207" w:name="_Refd19e3367"/>
+          <w:numId w:val="161"/>
+        </w:numPr>
+      </w:pPr>
+      <w:bookmarkStart w:id="208" w:name="_Tocd19e3371"/>
+      <w:bookmarkStart w:id="207" w:name="_Refd19e3371"/>
       <w:r>
         <w:t/>
       </w:r>
@@ -8843,7 +8833,7 @@
         <!--depth 1-->
         <w:numPr>
           <w:ilvl w:val="0"/>
-          <w:numId w:val="160"/>
+          <w:numId w:val="161"/>
         </w:numPr>
       </w:pPr>
       <w:r>
@@ -8862,7 +8852,7 @@
         <!--depth 2-->
         <w:numPr>
           <w:ilvl w:val="1"/>
-          <w:numId w:val="161"/>
+          <w:numId w:val="162"/>
         </w:numPr>
       </w:pPr>
       <w:r>
@@ -8923,7 +8913,7 @@
         <!--depth 2-->
         <w:numPr>
           <w:ilvl w:val="1"/>
-          <w:numId w:val="161"/>
+          <w:numId w:val="162"/>
         </w:numPr>
       </w:pPr>
       <w:r>
@@ -8951,7 +8941,7 @@
         <!--depth 2-->
         <w:numPr>
           <w:ilvl w:val="1"/>
-          <w:numId w:val="161"/>
+          <w:numId w:val="162"/>
         </w:numPr>
       </w:pPr>
       <w:r>
@@ -8981,7 +8971,7 @@
         <!--depth 2-->
         <w:numPr>
           <w:ilvl w:val="1"/>
-          <w:numId w:val="161"/>
+          <w:numId w:val="162"/>
         </w:numPr>
       </w:pPr>
       <w:r>
@@ -9000,7 +8990,7 @@
         <!--depth 1-->
         <w:numPr>
           <w:ilvl w:val="0"/>
-          <w:numId w:val="160"/>
+          <w:numId w:val="161"/>
         </w:numPr>
       </w:pPr>
       <w:r>
@@ -9053,7 +9043,7 @@
         <w:rPr>
           <w:color w:val="0000FF"/>
         </w:rPr>
-        <w:instrText xml:space="preserve"> REF _Numd19e3358 \h </w:instrText>
+        <w:instrText xml:space="preserve"> REF _Numd19e3362 \h </w:instrText>
       </w:r>
       <w:r>
         <w:fldChar w:fldCharType="separate"/>
@@ -9086,7 +9076,7 @@
         <w:rPr>
           <w:color w:val="0000FF"/>
         </w:rPr>
-        <w:instrText xml:space="preserve"> REF _Numd19e3358 \h </w:instrText>
+        <w:instrText xml:space="preserve"> REF _Numd19e3362 \h </w:instrText>
       </w:r>
       <w:r>
         <w:fldChar w:fldCharType="separate"/>
@@ -9116,7 +9106,7 @@
         <!--depth 1-->
         <w:numPr>
           <w:ilvl w:val="0"/>
-          <w:numId w:val="160"/>
+          <w:numId w:val="161"/>
         </w:numPr>
       </w:pPr>
       <w:r>
@@ -9135,7 +9125,7 @@
         <!--depth 1-->
         <w:numPr>
           <w:ilvl w:val="0"/>
-          <w:numId w:val="160"/>
+          <w:numId w:val="161"/>
         </w:numPr>
       </w:pPr>
       <w:r>
@@ -9157,7 +9147,7 @@
         <w:rPr>
           <w:color w:val="0000FF"/>
         </w:rPr>
-        <w:instrText xml:space="preserve"> REF _Numd19e1676 \h </w:instrText>
+        <w:instrText xml:space="preserve"> REF _Numd19e1680 \h </w:instrText>
       </w:r>
       <w:r>
         <w:fldChar w:fldCharType="separate"/>
@@ -9196,7 +9186,7 @@
         <!--depth 1-->
         <w:numPr>
           <w:ilvl w:val="0"/>
-          <w:numId w:val="160"/>
+          <w:numId w:val="161"/>
         </w:numPr>
       </w:pPr>
       <w:r>
@@ -9215,7 +9205,7 @@
         <!--depth 1-->
         <w:numPr>
           <w:ilvl w:val="0"/>
-          <w:numId w:val="160"/>
+          <w:numId w:val="161"/>
         </w:numPr>
       </w:pPr>
       <w:r>
@@ -9235,9 +9225,9 @@
       <w:pPr>
         <w:pStyle w:val="Heading4"/>
       </w:pPr>
-      <w:bookmarkStart w:id="209" w:name="_Numd19e3515"/>
-      <w:bookmarkStart w:id="210" w:name="_Refd19e3515"/>
-      <w:bookmarkStart w:id="211" w:name="_Tocd19e3515"/>
+      <w:bookmarkStart w:id="209" w:name="_Numd19e3519"/>
+      <w:bookmarkStart w:id="210" w:name="_Refd19e3519"/>
+      <w:bookmarkStart w:id="211" w:name="_Tocd19e3519"/>
       <w:r>
         <w:t/>
       </w:r>
@@ -9279,7 +9269,7 @@
         <w:rPr>
           <w:color w:val="0000FF"/>
         </w:rPr>
-        <w:instrText xml:space="preserve"> REF _Numd19e3358 \h </w:instrText>
+        <w:instrText xml:space="preserve"> REF _Numd19e3362 \h </w:instrText>
       </w:r>
       <w:r>
         <w:fldChar w:fldCharType="separate"/>
@@ -9308,9 +9298,9 @@
       <w:pPr>
         <w:pStyle w:val="Heading4"/>
       </w:pPr>
-      <w:bookmarkStart w:id="212" w:name="_Numd19e3541"/>
-      <w:bookmarkStart w:id="213" w:name="_Refd19e3541"/>
-      <w:bookmarkStart w:id="214" w:name="_Tocd19e3541"/>
+      <w:bookmarkStart w:id="212" w:name="_Numd19e3545"/>
+      <w:bookmarkStart w:id="213" w:name="_Refd19e3545"/>
+      <w:bookmarkStart w:id="214" w:name="_Tocd19e3545"/>
       <w:r>
         <w:t/>
       </w:r>
@@ -9330,7 +9320,7 @@
         <!--depth 1-->
         <w:numPr>
           <w:ilvl w:val="0"/>
-          <w:numId w:val="162"/>
+          <w:numId w:val="163"/>
         </w:numPr>
       </w:pPr>
       <w:r>
@@ -9349,7 +9339,7 @@
         <!--depth 2-->
         <w:numPr>
           <w:ilvl w:val="1"/>
-          <w:numId w:val="163"/>
+          <w:numId w:val="164"/>
         </w:numPr>
       </w:pPr>
       <w:r>
@@ -9389,7 +9379,7 @@
         <w:rPr>
           <w:color w:val="0000FF"/>
         </w:rPr>
-        <w:instrText xml:space="preserve"> REF _Numd19e1800 \h </w:instrText>
+        <w:instrText xml:space="preserve"> REF _Numd19e1804 \h </w:instrText>
       </w:r>
       <w:r>
         <w:fldChar w:fldCharType="separate"/>
@@ -9419,7 +9409,7 @@
         <!--depth 3-->
         <w:numPr>
           <w:ilvl w:val="2"/>
-          <w:numId w:val="164"/>
+          <w:numId w:val="165"/>
         </w:numPr>
       </w:pPr>
       <w:r>
@@ -9438,7 +9428,7 @@
         <!--depth 3-->
         <w:numPr>
           <w:ilvl w:val="2"/>
-          <w:numId w:val="164"/>
+          <w:numId w:val="165"/>
         </w:numPr>
       </w:pPr>
       <w:r>
@@ -9457,7 +9447,7 @@
         <!--depth 3-->
         <w:numPr>
           <w:ilvl w:val="2"/>
-          <w:numId w:val="164"/>
+          <w:numId w:val="165"/>
         </w:numPr>
       </w:pPr>
       <w:r>
@@ -9476,7 +9466,7 @@
         <!--depth 2-->
         <w:numPr>
           <w:ilvl w:val="1"/>
-          <w:numId w:val="163"/>
+          <w:numId w:val="164"/>
         </w:numPr>
       </w:pPr>
       <w:r>
@@ -9507,7 +9497,7 @@
         <w:rPr>
           <w:color w:val="0000FF"/>
         </w:rPr>
-        <w:instrText xml:space="preserve"> REF _Numd19e1800 \h </w:instrText>
+        <w:instrText xml:space="preserve"> REF _Numd19e1804 \h </w:instrText>
       </w:r>
       <w:r>
         <w:fldChar w:fldCharType="separate"/>
@@ -9537,7 +9527,7 @@
         <!--depth 2-->
         <w:numPr>
           <w:ilvl w:val="1"/>
-          <w:numId w:val="163"/>
+          <w:numId w:val="164"/>
         </w:numPr>
       </w:pPr>
       <w:r>
@@ -9565,7 +9555,7 @@
         <!--depth 1-->
         <w:numPr>
           <w:ilvl w:val="0"/>
-          <w:numId w:val="162"/>
+          <w:numId w:val="163"/>
         </w:numPr>
       </w:pPr>
       <w:r>
@@ -9584,7 +9574,7 @@
         <!--depth 1-->
         <w:numPr>
           <w:ilvl w:val="0"/>
-          <w:numId w:val="162"/>
+          <w:numId w:val="163"/>
         </w:numPr>
       </w:pPr>
       <w:r>
@@ -9602,9 +9592,9 @@
       <w:pPr>
         <w:pStyle w:val="Heading4"/>
       </w:pPr>
-      <w:bookmarkStart w:id="215" w:name="_Numd19e3648"/>
-      <w:bookmarkStart w:id="216" w:name="_Refd19e3648"/>
-      <w:bookmarkStart w:id="217" w:name="_Tocd19e3648"/>
+      <w:bookmarkStart w:id="215" w:name="_Numd19e3652"/>
+      <w:bookmarkStart w:id="216" w:name="_Refd19e3652"/>
+      <w:bookmarkStart w:id="217" w:name="_Tocd19e3652"/>
       <w:r>
         <w:t/>
       </w:r>
@@ -9624,7 +9614,7 @@
         <!--depth 1-->
         <w:numPr>
           <w:ilvl w:val="0"/>
-          <w:numId w:val="165"/>
+          <w:numId w:val="166"/>
         </w:numPr>
       </w:pPr>
       <w:r>
@@ -9652,7 +9642,7 @@
         <!--depth 1-->
         <w:numPr>
           <w:ilvl w:val="0"/>
-          <w:numId w:val="165"/>
+          <w:numId w:val="166"/>
         </w:numPr>
       </w:pPr>
       <w:r>
@@ -9679,9 +9669,9 @@
       <w:pPr>
         <w:pStyle w:val="Heading4"/>
       </w:pPr>
-      <w:bookmarkStart w:id="218" w:name="_Numd19e3688"/>
-      <w:bookmarkStart w:id="219" w:name="_Refd19e3688"/>
-      <w:bookmarkStart w:id="220" w:name="_Tocd19e3688"/>
+      <w:bookmarkStart w:id="218" w:name="_Numd19e3692"/>
+      <w:bookmarkStart w:id="219" w:name="_Refd19e3692"/>
+      <w:bookmarkStart w:id="220" w:name="_Tocd19e3692"/>
       <w:r>
         <w:t/>
       </w:r>
@@ -9701,7 +9691,7 @@
         <!--depth 1-->
         <w:numPr>
           <w:ilvl w:val="0"/>
-          <w:numId w:val="166"/>
+          <w:numId w:val="167"/>
         </w:numPr>
       </w:pPr>
       <w:r>
@@ -9729,7 +9719,7 @@
         <!--depth 1-->
         <w:numPr>
           <w:ilvl w:val="0"/>
-          <w:numId w:val="166"/>
+          <w:numId w:val="167"/>
         </w:numPr>
       </w:pPr>
       <w:r>
@@ -9748,7 +9738,7 @@
         <!--depth 2-->
         <w:numPr>
           <w:ilvl w:val="1"/>
-          <w:numId w:val="167"/>
+          <w:numId w:val="168"/>
         </w:numPr>
       </w:pPr>
       <w:r>
@@ -9767,7 +9757,7 @@
         <!--depth 2-->
         <w:numPr>
           <w:ilvl w:val="1"/>
-          <w:numId w:val="167"/>
+          <w:numId w:val="168"/>
         </w:numPr>
       </w:pPr>
       <w:r>
@@ -9786,7 +9776,7 @@
         <!--depth 2-->
         <w:numPr>
           <w:ilvl w:val="1"/>
-          <w:numId w:val="167"/>
+          <w:numId w:val="168"/>
         </w:numPr>
       </w:pPr>
       <w:r>
@@ -9805,7 +9795,7 @@
         <!--depth 2-->
         <w:numPr>
           <w:ilvl w:val="1"/>
-          <w:numId w:val="167"/>
+          <w:numId w:val="168"/>
         </w:numPr>
       </w:pPr>
       <w:r>
@@ -9824,7 +9814,7 @@
         <!--depth 2-->
         <w:numPr>
           <w:ilvl w:val="1"/>
-          <w:numId w:val="167"/>
+          <w:numId w:val="168"/>
         </w:numPr>
       </w:pPr>
       <w:r>
@@ -9843,7 +9833,7 @@
         <!--depth 1-->
         <w:numPr>
           <w:ilvl w:val="0"/>
-          <w:numId w:val="166"/>
+          <w:numId w:val="167"/>
         </w:numPr>
       </w:pPr>
       <w:r>
@@ -9871,7 +9861,7 @@
         <!--depth 1-->
         <w:numPr>
           <w:ilvl w:val="0"/>
-          <w:numId w:val="166"/>
+          <w:numId w:val="167"/>
         </w:numPr>
       </w:pPr>
       <w:r>
@@ -9899,7 +9889,7 @@
         <!--depth 1-->
         <w:numPr>
           <w:ilvl w:val="0"/>
-          <w:numId w:val="166"/>
+          <w:numId w:val="167"/>
         </w:numPr>
       </w:pPr>
       <w:r>
@@ -9926,9 +9916,9 @@
       <w:pPr>
         <w:pStyle w:val="Heading3"/>
       </w:pPr>
-      <w:bookmarkStart w:id="221" w:name="_Numd19e3795"/>
-      <w:bookmarkStart w:id="222" w:name="_Refd19e3795"/>
-      <w:bookmarkStart w:id="223" w:name="_Tocd19e3795"/>
+      <w:bookmarkStart w:id="221" w:name="_Numd19e3799"/>
+      <w:bookmarkStart w:id="222" w:name="_Refd19e3799"/>
+      <w:bookmarkStart w:id="223" w:name="_Tocd19e3799"/>
       <w:r>
         <w:t/>
       </w:r>
@@ -9948,11 +9938,11 @@
         <!--depth 1-->
         <w:numPr>
           <w:ilvl w:val="0"/>
-          <w:numId w:val="168"/>
-        </w:numPr>
-      </w:pPr>
-      <w:bookmarkStart w:id="225" w:name="_Tocd19e3804"/>
-      <w:bookmarkStart w:id="224" w:name="_Refd19e3804"/>
+          <w:numId w:val="169"/>
+        </w:numPr>
+      </w:pPr>
+      <w:bookmarkStart w:id="225" w:name="_Tocd19e3808"/>
+      <w:bookmarkStart w:id="224" w:name="_Refd19e3808"/>
       <w:r>
         <w:t/>
       </w:r>
@@ -9972,7 +9962,7 @@
         <w:rPr>
           <w:color w:val="0000FF"/>
         </w:rPr>
-        <w:instrText xml:space="preserve"> REF _Numd19e3888 \h </w:instrText>
+        <w:instrText xml:space="preserve"> REF _Numd19e3892 \h </w:instrText>
       </w:r>
       <w:r>
         <w:fldChar w:fldCharType="separate"/>
@@ -10005,7 +9995,7 @@
         <w:rPr>
           <w:color w:val="0000FF"/>
         </w:rPr>
-        <w:instrText xml:space="preserve"> REF _Numd19e3948 \h </w:instrText>
+        <w:instrText xml:space="preserve"> REF _Numd19e3952 \h </w:instrText>
       </w:r>
       <w:r>
         <w:fldChar w:fldCharType="separate"/>
@@ -10035,7 +10025,7 @@
         <!--depth 1-->
         <w:numPr>
           <w:ilvl w:val="0"/>
-          <w:numId w:val="168"/>
+          <w:numId w:val="169"/>
         </w:numPr>
       </w:pPr>
       <w:r>
@@ -10057,7 +10047,7 @@
         <w:rPr>
           <w:color w:val="0000FF"/>
         </w:rPr>
-        <w:instrText xml:space="preserve"> REF _Numd19e3888 \h </w:instrText>
+        <w:instrText xml:space="preserve"> REF _Numd19e3892 \h </w:instrText>
       </w:r>
       <w:r>
         <w:fldChar w:fldCharType="separate"/>
@@ -10090,7 +10080,7 @@
         <w:rPr>
           <w:color w:val="0000FF"/>
         </w:rPr>
-        <w:instrText xml:space="preserve"> REF _Numd19e3948 \h </w:instrText>
+        <w:instrText xml:space="preserve"> REF _Numd19e3952 \h </w:instrText>
       </w:r>
       <w:r>
         <w:fldChar w:fldCharType="separate"/>
@@ -10126,7 +10116,7 @@
         <w:rPr>
           <w:color w:val="0000FF"/>
         </w:rPr>
-        <w:instrText xml:space="preserve"> REF _Numd19e3541 \h </w:instrText>
+        <w:instrText xml:space="preserve"> REF _Numd19e3545 \h </w:instrText>
       </w:r>
       <w:r>
         <w:fldChar w:fldCharType="separate"/>
@@ -10156,7 +10146,7 @@
         <!--depth 1-->
         <w:numPr>
           <w:ilvl w:val="0"/>
-          <w:numId w:val="168"/>
+          <w:numId w:val="169"/>
         </w:numPr>
       </w:pPr>
       <w:r>
@@ -10178,7 +10168,7 @@
         <w:rPr>
           <w:color w:val="0000FF"/>
         </w:rPr>
-        <w:instrText xml:space="preserve"> REF _Numd19e3888 \h </w:instrText>
+        <w:instrText xml:space="preserve"> REF _Numd19e3892 \h </w:instrText>
       </w:r>
       <w:r>
         <w:fldChar w:fldCharType="separate"/>
@@ -10211,7 +10201,7 @@
         <w:rPr>
           <w:color w:val="0000FF"/>
         </w:rPr>
-        <w:instrText xml:space="preserve"> REF _Numd19e3948 \h </w:instrText>
+        <w:instrText xml:space="preserve"> REF _Numd19e3952 \h </w:instrText>
       </w:r>
       <w:r>
         <w:fldChar w:fldCharType="separate"/>
@@ -10244,7 +10234,7 @@
         <w:rPr>
           <w:color w:val="0000FF"/>
         </w:rPr>
-        <w:instrText xml:space="preserve"> REF _Numd19e3233 \h </w:instrText>
+        <w:instrText xml:space="preserve"> REF _Numd19e3237 \h </w:instrText>
       </w:r>
       <w:r>
         <w:fldChar w:fldCharType="separate"/>
@@ -10277,7 +10267,7 @@
         <w:rPr>
           <w:color w:val="0000FF"/>
         </w:rPr>
-        <w:instrText xml:space="preserve"> REF _Numd19e3345 \h </w:instrText>
+        <w:instrText xml:space="preserve"> REF _Numd19e3349 \h </w:instrText>
       </w:r>
       <w:r>
         <w:fldChar w:fldCharType="separate"/>
@@ -10310,7 +10300,7 @@
         <w:rPr>
           <w:color w:val="0000FF"/>
         </w:rPr>
-        <w:instrText xml:space="preserve"> REF _Numd19e3888 \h </w:instrText>
+        <w:instrText xml:space="preserve"> REF _Numd19e3892 \h </w:instrText>
       </w:r>
       <w:r>
         <w:fldChar w:fldCharType="separate"/>
@@ -10343,7 +10333,7 @@
         <w:rPr>
           <w:color w:val="0000FF"/>
         </w:rPr>
-        <w:instrText xml:space="preserve"> REF _Numd19e3948 \h </w:instrText>
+        <w:instrText xml:space="preserve"> REF _Numd19e3952 \h </w:instrText>
       </w:r>
       <w:r>
         <w:fldChar w:fldCharType="separate"/>
@@ -10376,7 +10366,7 @@
         <w:rPr>
           <w:color w:val="0000FF"/>
         </w:rPr>
-        <w:instrText xml:space="preserve"> REF _Numd19e3233 \h </w:instrText>
+        <w:instrText xml:space="preserve"> REF _Numd19e3237 \h </w:instrText>
       </w:r>
       <w:r>
         <w:fldChar w:fldCharType="separate"/>
@@ -10409,7 +10399,7 @@
         <w:rPr>
           <w:color w:val="0000FF"/>
         </w:rPr>
-        <w:instrText xml:space="preserve"> REF _Numd19e3345 \h </w:instrText>
+        <w:instrText xml:space="preserve"> REF _Numd19e3349 \h </w:instrText>
       </w:r>
       <w:r>
         <w:fldChar w:fldCharType="separate"/>
@@ -10440,9 +10430,9 @@
       <w:pPr>
         <w:pStyle w:val="Heading4"/>
       </w:pPr>
-      <w:bookmarkStart w:id="226" w:name="_Numd19e3888"/>
-      <w:bookmarkStart w:id="227" w:name="_Refd19e3888"/>
-      <w:bookmarkStart w:id="228" w:name="_Tocd19e3888"/>
+      <w:bookmarkStart w:id="226" w:name="_Numd19e3892"/>
+      <w:bookmarkStart w:id="227" w:name="_Refd19e3892"/>
+      <w:bookmarkStart w:id="228" w:name="_Tocd19e3892"/>
       <w:r>
         <w:t/>
       </w:r>
@@ -10487,11 +10477,11 @@
         <!--depth 1-->
         <w:numPr>
           <w:ilvl w:val="0"/>
-          <w:numId w:val="169"/>
-        </w:numPr>
-      </w:pPr>
-      <w:bookmarkStart w:id="230" w:name="_Tocd19e3906"/>
-      <w:bookmarkStart w:id="229" w:name="_Refd19e3906"/>
+          <w:numId w:val="170"/>
+        </w:numPr>
+      </w:pPr>
+      <w:bookmarkStart w:id="230" w:name="_Tocd19e3910"/>
+      <w:bookmarkStart w:id="229" w:name="_Refd19e3910"/>
       <w:r>
         <w:t/>
       </w:r>
@@ -10508,7 +10498,7 @@
         <!--depth 1-->
         <w:numPr>
           <w:ilvl w:val="0"/>
-          <w:numId w:val="169"/>
+          <w:numId w:val="170"/>
         </w:numPr>
       </w:pPr>
       <w:r>
@@ -10528,9 +10518,9 @@
       <w:pPr>
         <w:pStyle w:val="Heading4"/>
       </w:pPr>
-      <w:bookmarkStart w:id="231" w:name="_Numd19e3930"/>
-      <w:bookmarkStart w:id="232" w:name="_Refd19e3930"/>
-      <w:bookmarkStart w:id="233" w:name="_Tocd19e3930"/>
+      <w:bookmarkStart w:id="231" w:name="_Numd19e3934"/>
+      <w:bookmarkStart w:id="232" w:name="_Refd19e3934"/>
+      <w:bookmarkStart w:id="233" w:name="_Tocd19e3934"/>
       <w:r>
         <w:t/>
       </w:r>
@@ -10557,9 +10547,9 @@
       <w:pPr>
         <w:pStyle w:val="Heading4"/>
       </w:pPr>
-      <w:bookmarkStart w:id="234" w:name="_Numd19e3948"/>
-      <w:bookmarkStart w:id="235" w:name="_Refd19e3948"/>
-      <w:bookmarkStart w:id="236" w:name="_Tocd19e3948"/>
+      <w:bookmarkStart w:id="234" w:name="_Numd19e3952"/>
+      <w:bookmarkStart w:id="235" w:name="_Refd19e3952"/>
+      <w:bookmarkStart w:id="236" w:name="_Tocd19e3952"/>
       <w:r>
         <w:t/>
       </w:r>
@@ -10579,11 +10569,11 @@
         <!--depth 1-->
         <w:numPr>
           <w:ilvl w:val="0"/>
-          <w:numId w:val="170"/>
-        </w:numPr>
-      </w:pPr>
-      <w:bookmarkStart w:id="238" w:name="_Tocd19e3957"/>
-      <w:bookmarkStart w:id="237" w:name="_Refd19e3957"/>
+          <w:numId w:val="171"/>
+        </w:numPr>
+      </w:pPr>
+      <w:bookmarkStart w:id="238" w:name="_Tocd19e3961"/>
+      <w:bookmarkStart w:id="237" w:name="_Refd19e3961"/>
       <w:r>
         <w:t/>
       </w:r>
@@ -10603,7 +10593,7 @@
         <w:rPr>
           <w:color w:val="0000FF"/>
         </w:rPr>
-        <w:instrText xml:space="preserve"> REF _Numd19e3795 \h </w:instrText>
+        <w:instrText xml:space="preserve"> REF _Numd19e3799 \h </w:instrText>
       </w:r>
       <w:r>
         <w:fldChar w:fldCharType="separate"/>
@@ -10633,7 +10623,7 @@
         <!--depth 1-->
         <w:numPr>
           <w:ilvl w:val="0"/>
-          <w:numId w:val="170"/>
+          <w:numId w:val="171"/>
         </w:numPr>
       </w:pPr>
       <w:r>
@@ -10652,7 +10642,7 @@
         <!--depth 1-->
         <w:numPr>
           <w:ilvl w:val="0"/>
-          <w:numId w:val="170"/>
+          <w:numId w:val="171"/>
         </w:numPr>
       </w:pPr>
       <w:r>
@@ -10680,7 +10670,7 @@
         <!--depth 1-->
         <w:numPr>
           <w:ilvl w:val="0"/>
-          <w:numId w:val="170"/>
+          <w:numId w:val="171"/>
         </w:numPr>
       </w:pPr>
       <w:r>
@@ -10699,7 +10689,7 @@
         <!--depth 1-->
         <w:numPr>
           <w:ilvl w:val="0"/>
-          <w:numId w:val="170"/>
+          <w:numId w:val="171"/>
         </w:numPr>
       </w:pPr>
       <w:r>
@@ -10718,7 +10708,7 @@
         <!--depth 1-->
         <w:numPr>
           <w:ilvl w:val="0"/>
-          <w:numId w:val="170"/>
+          <w:numId w:val="171"/>
         </w:numPr>
       </w:pPr>
       <w:r>
@@ -10737,11 +10727,11 @@
         <!--depth 2-->
         <w:numPr>
           <w:ilvl w:val="1"/>
-          <w:numId w:val="171"/>
-        </w:numPr>
-      </w:pPr>
-      <w:bookmarkStart w:id="240" w:name="_Tocd19e4009"/>
-      <w:bookmarkStart w:id="239" w:name="_Refd19e4009"/>
+          <w:numId w:val="172"/>
+        </w:numPr>
+      </w:pPr>
+      <w:bookmarkStart w:id="240" w:name="_Tocd19e4013"/>
+      <w:bookmarkStart w:id="239" w:name="_Refd19e4013"/>
       <w:r>
         <w:t/>
       </w:r>
@@ -10758,7 +10748,7 @@
         <!--depth 2-->
         <w:numPr>
           <w:ilvl w:val="1"/>
-          <w:numId w:val="171"/>
+          <w:numId w:val="172"/>
         </w:numPr>
       </w:pPr>
       <w:r>
@@ -10777,11 +10767,11 @@
         <!--depth 3-->
         <w:numPr>
           <w:ilvl w:val="2"/>
-          <w:numId w:val="172"/>
-        </w:numPr>
-      </w:pPr>
-      <w:bookmarkStart w:id="242" w:name="_Tocd19e4024"/>
-      <w:bookmarkStart w:id="241" w:name="_Refd19e4024"/>
+          <w:numId w:val="173"/>
+        </w:numPr>
+      </w:pPr>
+      <w:bookmarkStart w:id="242" w:name="_Tocd19e4028"/>
+      <w:bookmarkStart w:id="241" w:name="_Refd19e4028"/>
       <w:r>
         <w:t/>
       </w:r>
@@ -10798,11 +10788,11 @@
         <!--depth 4-->
         <w:numPr>
           <w:ilvl w:val="3"/>
-          <w:numId w:val="173"/>
-        </w:numPr>
-      </w:pPr>
-      <w:bookmarkStart w:id="244" w:name="_Tocd19e4032"/>
-      <w:bookmarkStart w:id="243" w:name="_Refd19e4032"/>
+          <w:numId w:val="174"/>
+        </w:numPr>
+      </w:pPr>
+      <w:bookmarkStart w:id="244" w:name="_Tocd19e4036"/>
+      <w:bookmarkStart w:id="243" w:name="_Refd19e4036"/>
       <w:r>
         <w:t/>
       </w:r>
@@ -10819,7 +10809,7 @@
         <!--depth 4-->
         <w:numPr>
           <w:ilvl w:val="3"/>
-          <w:numId w:val="173"/>
+          <w:numId w:val="174"/>
         </w:numPr>
       </w:pPr>
       <w:r>
@@ -10838,7 +10828,7 @@
         <!--depth 4-->
         <w:numPr>
           <w:ilvl w:val="3"/>
-          <w:numId w:val="173"/>
+          <w:numId w:val="174"/>
         </w:numPr>
       </w:pPr>
       <w:r>
@@ -10859,7 +10849,7 @@
         <!--depth 3-->
         <w:numPr>
           <w:ilvl w:val="2"/>
-          <w:numId w:val="172"/>
+          <w:numId w:val="173"/>
         </w:numPr>
       </w:pPr>
       <w:r>
@@ -10878,11 +10868,11 @@
         <!--depth 4-->
         <w:numPr>
           <w:ilvl w:val="3"/>
-          <w:numId w:val="174"/>
-        </w:numPr>
-      </w:pPr>
-      <w:bookmarkStart w:id="246" w:name="_Tocd19e4062"/>
-      <w:bookmarkStart w:id="245" w:name="_Refd19e4062"/>
+          <w:numId w:val="175"/>
+        </w:numPr>
+      </w:pPr>
+      <w:bookmarkStart w:id="246" w:name="_Tocd19e4066"/>
+      <w:bookmarkStart w:id="245" w:name="_Refd19e4066"/>
       <w:r>
         <w:t/>
       </w:r>
@@ -10899,7 +10889,7 @@
         <!--depth 4-->
         <w:numPr>
           <w:ilvl w:val="3"/>
-          <w:numId w:val="174"/>
+          <w:numId w:val="175"/>
         </w:numPr>
       </w:pPr>
       <w:r>
@@ -10924,7 +10914,7 @@
         <!--depth 1-->
         <w:numPr>
           <w:ilvl w:val="0"/>
-          <w:numId w:val="170"/>
+          <w:numId w:val="171"/>
         </w:numPr>
       </w:pPr>
       <w:r>
@@ -10943,11 +10933,11 @@
         <!--depth 2-->
         <w:numPr>
           <w:ilvl w:val="1"/>
-          <w:numId w:val="175"/>
-        </w:numPr>
-      </w:pPr>
-      <w:bookmarkStart w:id="248" w:name="_Tocd19e4087"/>
-      <w:bookmarkStart w:id="247" w:name="_Refd19e4087"/>
+          <w:numId w:val="176"/>
+        </w:numPr>
+      </w:pPr>
+      <w:bookmarkStart w:id="248" w:name="_Tocd19e4091"/>
+      <w:bookmarkStart w:id="247" w:name="_Refd19e4091"/>
       <w:r>
         <w:t/>
       </w:r>
@@ -10973,7 +10963,7 @@
         <!--depth 2-->
         <w:numPr>
           <w:ilvl w:val="1"/>
-          <w:numId w:val="175"/>
+          <w:numId w:val="176"/>
         </w:numPr>
       </w:pPr>
       <w:r>
@@ -10992,11 +10982,11 @@
         <!--depth 3-->
         <w:numPr>
           <w:ilvl w:val="2"/>
-          <w:numId w:val="176"/>
-        </w:numPr>
-      </w:pPr>
-      <w:bookmarkStart w:id="250" w:name="_Tocd19e4106"/>
-      <w:bookmarkStart w:id="249" w:name="_Refd19e4106"/>
+          <w:numId w:val="177"/>
+        </w:numPr>
+      </w:pPr>
+      <w:bookmarkStart w:id="250" w:name="_Tocd19e4110"/>
+      <w:bookmarkStart w:id="249" w:name="_Refd19e4110"/>
       <w:r>
         <w:t/>
       </w:r>
@@ -11024,7 +11014,7 @@
         <!--depth 3-->
         <w:numPr>
           <w:ilvl w:val="2"/>
-          <w:numId w:val="176"/>
+          <w:numId w:val="177"/>
         </w:numPr>
       </w:pPr>
       <w:r>
@@ -11056,7 +11046,7 @@
         <!--depth 2-->
         <w:numPr>
           <w:ilvl w:val="1"/>
-          <w:numId w:val="175"/>
+          <w:numId w:val="176"/>
         </w:numPr>
       </w:pPr>
       <w:r>
@@ -11097,7 +11087,7 @@
         <!--depth 1-->
         <w:numPr>
           <w:ilvl w:val="0"/>
-          <w:numId w:val="170"/>
+          <w:numId w:val="171"/>
         </w:numPr>
       </w:pPr>
       <w:r>
@@ -11159,9 +11149,9 @@
       <w:pPr>
         <w:pStyle w:val="Heading4"/>
       </w:pPr>
-      <w:bookmarkStart w:id="251" w:name="_Numd19e4174"/>
-      <w:bookmarkStart w:id="252" w:name="_Refd19e4174"/>
-      <w:bookmarkStart w:id="253" w:name="_Tocd19e4174"/>
+      <w:bookmarkStart w:id="251" w:name="_Numd19e4178"/>
+      <w:bookmarkStart w:id="252" w:name="_Refd19e4178"/>
+      <w:bookmarkStart w:id="253" w:name="_Tocd19e4178"/>
       <w:r>
         <w:t/>
       </w:r>
@@ -11197,9 +11187,9 @@
       <w:pPr>
         <w:pStyle w:val="Heading2"/>
       </w:pPr>
-      <w:bookmarkStart w:id="254" w:name="_Numd19e4198"/>
-      <w:bookmarkStart w:id="255" w:name="_Refd19e4198"/>
-      <w:bookmarkStart w:id="256" w:name="_Tocd19e4198"/>
+      <w:bookmarkStart w:id="254" w:name="_Numd19e4202"/>
+      <w:bookmarkStart w:id="255" w:name="_Refd19e4202"/>
+      <w:bookmarkStart w:id="256" w:name="_Tocd19e4202"/>
       <w:r>
         <w:t/>
       </w:r>
@@ -11218,9 +11208,9 @@
       <w:pPr>
         <w:pStyle w:val="Heading3"/>
       </w:pPr>
-      <w:bookmarkStart w:id="257" w:name="_Numd19e4211"/>
-      <w:bookmarkStart w:id="258" w:name="_Refd19e4211"/>
-      <w:bookmarkStart w:id="259" w:name="_Tocd19e4211"/>
+      <w:bookmarkStart w:id="257" w:name="_Numd19e4215"/>
+      <w:bookmarkStart w:id="258" w:name="_Refd19e4215"/>
+      <w:bookmarkStart w:id="259" w:name="_Tocd19e4215"/>
       <w:r>
         <w:t/>
       </w:r>
@@ -11248,11 +11238,11 @@
         <!--depth 1-->
         <w:numPr>
           <w:ilvl w:val="0"/>
-          <w:numId w:val="177"/>
-        </w:numPr>
-      </w:pPr>
-      <w:bookmarkStart w:id="261" w:name="_Tocd19e4222"/>
-      <w:bookmarkStart w:id="260" w:name="_Refd19e4222"/>
+          <w:numId w:val="178"/>
+        </w:numPr>
+      </w:pPr>
+      <w:bookmarkStart w:id="261" w:name="_Tocd19e4226"/>
+      <w:bookmarkStart w:id="260" w:name="_Refd19e4226"/>
       <w:r>
         <w:t/>
       </w:r>
@@ -11269,11 +11259,11 @@
         <!--depth 2-->
         <w:numPr>
           <w:ilvl w:val="1"/>
-          <w:numId w:val="178"/>
-        </w:numPr>
-      </w:pPr>
-      <w:bookmarkStart w:id="263" w:name="_Tocd19e4230"/>
-      <w:bookmarkStart w:id="262" w:name="_Refd19e4230"/>
+          <w:numId w:val="179"/>
+        </w:numPr>
+      </w:pPr>
+      <w:bookmarkStart w:id="263" w:name="_Tocd19e4234"/>
+      <w:bookmarkStart w:id="262" w:name="_Refd19e4234"/>
       <w:r>
         <w:t/>
       </w:r>
@@ -11290,11 +11280,11 @@
         <!--depth 3-->
         <w:numPr>
           <w:ilvl w:val="2"/>
-          <w:numId w:val="179"/>
-        </w:numPr>
-      </w:pPr>
-      <w:bookmarkStart w:id="265" w:name="_Tocd19e4238"/>
-      <w:bookmarkStart w:id="264" w:name="_Refd19e4238"/>
+          <w:numId w:val="180"/>
+        </w:numPr>
+      </w:pPr>
+      <w:bookmarkStart w:id="265" w:name="_Tocd19e4242"/>
+      <w:bookmarkStart w:id="264" w:name="_Refd19e4242"/>
       <w:r>
         <w:t/>
       </w:r>
@@ -11311,7 +11301,7 @@
         <!--depth 3-->
         <w:numPr>
           <w:ilvl w:val="2"/>
-          <w:numId w:val="179"/>
+          <w:numId w:val="180"/>
         </w:numPr>
       </w:pPr>
       <w:r>
@@ -11332,7 +11322,7 @@
         <!--depth 2-->
         <w:numPr>
           <w:ilvl w:val="1"/>
-          <w:numId w:val="178"/>
+          <w:numId w:val="179"/>
         </w:numPr>
       </w:pPr>
       <w:r>
@@ -11351,7 +11341,7 @@
         <!--depth 2-->
         <w:numPr>
           <w:ilvl w:val="1"/>
-          <w:numId w:val="178"/>
+          <w:numId w:val="179"/>
         </w:numPr>
       </w:pPr>
       <w:r>
@@ -11381,7 +11371,7 @@
         <!--depth 1-->
         <w:numPr>
           <w:ilvl w:val="0"/>
-          <w:numId w:val="177"/>
+          <w:numId w:val="178"/>
         </w:numPr>
       </w:pPr>
       <w:r>
@@ -11412,7 +11402,7 @@
         <w:rPr>
           <w:color w:val="0000FF"/>
         </w:rPr>
-        <w:instrText xml:space="preserve"> REF _Numd19e4650 \h </w:instrText>
+        <w:instrText xml:space="preserve"> REF _Numd19e4654 \h </w:instrText>
       </w:r>
       <w:r>
         <w:fldChar w:fldCharType="separate"/>
@@ -11442,7 +11432,7 @@
         <!--depth 1-->
         <w:numPr>
           <w:ilvl w:val="0"/>
-          <w:numId w:val="177"/>
+          <w:numId w:val="178"/>
         </w:numPr>
       </w:pPr>
       <w:r>
@@ -11471,9 +11461,9 @@
       <w:pPr>
         <w:pStyle w:val="Heading3"/>
       </w:pPr>
-      <w:bookmarkStart w:id="266" w:name="_Numd19e4307"/>
-      <w:bookmarkStart w:id="267" w:name="_Refd19e4307"/>
-      <w:bookmarkStart w:id="268" w:name="_Tocd19e4307"/>
+      <w:bookmarkStart w:id="266" w:name="_Numd19e4311"/>
+      <w:bookmarkStart w:id="267" w:name="_Refd19e4311"/>
+      <w:bookmarkStart w:id="268" w:name="_Tocd19e4311"/>
       <w:r>
         <w:t/>
       </w:r>
@@ -11504,7 +11494,7 @@
         <w:rPr>
           <w:color w:val="0000FF"/>
         </w:rPr>
-        <w:instrText xml:space="preserve"> REF _Numd19e4737 \h </w:instrText>
+        <w:instrText xml:space="preserve"> REF _Numd19e4741 \h </w:instrText>
       </w:r>
       <w:r>
         <w:fldChar w:fldCharType="separate"/>
@@ -11533,9 +11523,9 @@
       <w:pPr>
         <w:pStyle w:val="Heading3"/>
       </w:pPr>
-      <w:bookmarkStart w:id="269" w:name="_Numd19e4329"/>
-      <w:bookmarkStart w:id="270" w:name="_Refd19e4329"/>
-      <w:bookmarkStart w:id="271" w:name="_Tocd19e4329"/>
+      <w:bookmarkStart w:id="269" w:name="_Numd19e4333"/>
+      <w:bookmarkStart w:id="270" w:name="_Refd19e4333"/>
+      <w:bookmarkStart w:id="271" w:name="_Tocd19e4333"/>
       <w:r>
         <w:t/>
       </w:r>
@@ -11571,9 +11561,9 @@
       <w:pPr>
         <w:pStyle w:val="Heading3"/>
       </w:pPr>
-      <w:bookmarkStart w:id="272" w:name="_Numd19e4352"/>
-      <w:bookmarkStart w:id="273" w:name="_Refd19e4352"/>
-      <w:bookmarkStart w:id="274" w:name="_Tocd19e4352"/>
+      <w:bookmarkStart w:id="272" w:name="_Numd19e4356"/>
+      <w:bookmarkStart w:id="273" w:name="_Refd19e4356"/>
+      <w:bookmarkStart w:id="274" w:name="_Tocd19e4356"/>
       <w:r>
         <w:t/>
       </w:r>
@@ -11600,9 +11590,9 @@
       <w:pPr>
         <w:pStyle w:val="Heading3"/>
       </w:pPr>
-      <w:bookmarkStart w:id="275" w:name="_Numd19e4370"/>
-      <w:bookmarkStart w:id="276" w:name="_Refd19e4370"/>
-      <w:bookmarkStart w:id="277" w:name="_Tocd19e4370"/>
+      <w:bookmarkStart w:id="275" w:name="_Numd19e4374"/>
+      <w:bookmarkStart w:id="276" w:name="_Refd19e4374"/>
+      <w:bookmarkStart w:id="277" w:name="_Tocd19e4374"/>
       <w:r>
         <w:t/>
       </w:r>
@@ -11622,11 +11612,11 @@
         <!--depth 1-->
         <w:numPr>
           <w:ilvl w:val="0"/>
-          <w:numId w:val="180"/>
-        </w:numPr>
-      </w:pPr>
-      <w:bookmarkStart w:id="279" w:name="_Tocd19e4379"/>
-      <w:bookmarkStart w:id="278" w:name="_Refd19e4379"/>
+          <w:numId w:val="181"/>
+        </w:numPr>
+      </w:pPr>
+      <w:bookmarkStart w:id="279" w:name="_Tocd19e4383"/>
+      <w:bookmarkStart w:id="278" w:name="_Refd19e4383"/>
       <w:r>
         <w:t/>
       </w:r>
@@ -11643,7 +11633,7 @@
         <!--depth 1-->
         <w:numPr>
           <w:ilvl w:val="0"/>
-          <w:numId w:val="180"/>
+          <w:numId w:val="181"/>
         </w:numPr>
       </w:pPr>
       <w:r>
@@ -11693,11 +11683,11 @@
         <!--depth 2-->
         <w:numPr>
           <w:ilvl w:val="1"/>
-          <w:numId w:val="181"/>
-        </w:numPr>
-      </w:pPr>
-      <w:bookmarkStart w:id="281" w:name="_Tocd19e4405"/>
-      <w:bookmarkStart w:id="280" w:name="_Refd19e4405"/>
+          <w:numId w:val="182"/>
+        </w:numPr>
+      </w:pPr>
+      <w:bookmarkStart w:id="281" w:name="_Tocd19e4409"/>
+      <w:bookmarkStart w:id="280" w:name="_Refd19e4409"/>
       <w:r>
         <w:t/>
       </w:r>
@@ -11714,7 +11704,7 @@
         <!--depth 2-->
         <w:numPr>
           <w:ilvl w:val="1"/>
-          <w:numId w:val="181"/>
+          <w:numId w:val="182"/>
         </w:numPr>
       </w:pPr>
       <w:r>
@@ -11733,11 +11723,11 @@
         <!--depth 3-->
         <w:numPr>
           <w:ilvl w:val="2"/>
-          <w:numId w:val="182"/>
-        </w:numPr>
-      </w:pPr>
-      <w:bookmarkStart w:id="283" w:name="_Tocd19e4420"/>
-      <w:bookmarkStart w:id="282" w:name="_Refd19e4420"/>
+          <w:numId w:val="183"/>
+        </w:numPr>
+      </w:pPr>
+      <w:bookmarkStart w:id="283" w:name="_Tocd19e4424"/>
+      <w:bookmarkStart w:id="282" w:name="_Refd19e4424"/>
       <w:r>
         <w:t/>
       </w:r>
@@ -11754,7 +11744,7 @@
         <!--depth 3-->
         <w:numPr>
           <w:ilvl w:val="2"/>
-          <w:numId w:val="182"/>
+          <w:numId w:val="183"/>
         </w:numPr>
       </w:pPr>
       <w:r>
@@ -11777,7 +11767,7 @@
         <!--depth 1-->
         <w:numPr>
           <w:ilvl w:val="0"/>
-          <w:numId w:val="180"/>
+          <w:numId w:val="181"/>
         </w:numPr>
       </w:pPr>
       <w:r>
@@ -11836,7 +11826,7 @@
         <!--depth 1-->
         <w:numPr>
           <w:ilvl w:val="0"/>
-          <w:numId w:val="180"/>
+          <w:numId w:val="181"/>
         </w:numPr>
       </w:pPr>
       <w:r>
@@ -11855,7 +11845,7 @@
         <!--depth 1-->
         <w:numPr>
           <w:ilvl w:val="0"/>
-          <w:numId w:val="180"/>
+          <w:numId w:val="181"/>
         </w:numPr>
       </w:pPr>
       <w:r>
@@ -11875,9 +11865,9 @@
       <w:pPr>
         <w:pStyle w:val="Heading3"/>
       </w:pPr>
-      <w:bookmarkStart w:id="284" w:name="_Numd19e4481"/>
-      <w:bookmarkStart w:id="285" w:name="_Refd19e4481"/>
-      <w:bookmarkStart w:id="286" w:name="_Tocd19e4481"/>
+      <w:bookmarkStart w:id="284" w:name="_Numd19e4485"/>
+      <w:bookmarkStart w:id="285" w:name="_Refd19e4485"/>
+      <w:bookmarkStart w:id="286" w:name="_Tocd19e4485"/>
       <w:r>
         <w:t/>
       </w:r>
@@ -11897,11 +11887,11 @@
         <!--depth 1-->
         <w:numPr>
           <w:ilvl w:val="0"/>
-          <w:numId w:val="183"/>
-        </w:numPr>
-      </w:pPr>
-      <w:bookmarkStart w:id="288" w:name="_Tocd19e4490"/>
-      <w:bookmarkStart w:id="287" w:name="_Refd19e4490"/>
+          <w:numId w:val="184"/>
+        </w:numPr>
+      </w:pPr>
+      <w:bookmarkStart w:id="288" w:name="_Tocd19e4494"/>
+      <w:bookmarkStart w:id="287" w:name="_Refd19e4494"/>
       <w:r>
         <w:t/>
       </w:r>
@@ -11927,11 +11917,11 @@
         <!--depth 2-->
         <w:numPr>
           <w:ilvl w:val="1"/>
-          <w:numId w:val="184"/>
-        </w:numPr>
-      </w:pPr>
-      <w:bookmarkStart w:id="290" w:name="_Tocd19e4501"/>
-      <w:bookmarkStart w:id="289" w:name="_Refd19e4501"/>
+          <w:numId w:val="185"/>
+        </w:numPr>
+      </w:pPr>
+      <w:bookmarkStart w:id="290" w:name="_Tocd19e4505"/>
+      <w:bookmarkStart w:id="289" w:name="_Refd19e4505"/>
       <w:r>
         <w:t/>
       </w:r>
@@ -11948,7 +11938,7 @@
         <!--depth 2-->
         <w:numPr>
           <w:ilvl w:val="1"/>
-          <w:numId w:val="184"/>
+          <w:numId w:val="185"/>
         </w:numPr>
       </w:pPr>
       <w:r>
@@ -11967,7 +11957,7 @@
         <!--depth 2-->
         <w:numPr>
           <w:ilvl w:val="1"/>
-          <w:numId w:val="184"/>
+          <w:numId w:val="185"/>
         </w:numPr>
       </w:pPr>
       <w:r>
@@ -11986,7 +11976,7 @@
         <!--depth 2-->
         <w:numPr>
           <w:ilvl w:val="1"/>
-          <w:numId w:val="184"/>
+          <w:numId w:val="185"/>
         </w:numPr>
       </w:pPr>
       <w:r>
@@ -12007,7 +11997,7 @@
         <!--depth 1-->
         <w:numPr>
           <w:ilvl w:val="0"/>
-          <w:numId w:val="183"/>
+          <w:numId w:val="184"/>
         </w:numPr>
       </w:pPr>
       <w:r>
@@ -12026,11 +12016,11 @@
         <!--depth 2-->
         <w:numPr>
           <w:ilvl w:val="1"/>
-          <w:numId w:val="185"/>
-        </w:numPr>
-      </w:pPr>
-      <w:bookmarkStart w:id="292" w:name="_Tocd19e4538"/>
-      <w:bookmarkStart w:id="291" w:name="_Refd19e4538"/>
+          <w:numId w:val="186"/>
+        </w:numPr>
+      </w:pPr>
+      <w:bookmarkStart w:id="292" w:name="_Tocd19e4542"/>
+      <w:bookmarkStart w:id="291" w:name="_Refd19e4542"/>
       <w:r>
         <w:t/>
       </w:r>
@@ -12059,7 +12049,7 @@
         <w:rPr>
           <w:color w:val="0000FF"/>
         </w:rPr>
-        <w:instrText xml:space="preserve"> REF _Numd19e5020 \h </w:instrText>
+        <w:instrText xml:space="preserve"> REF _Numd19e5024 \h </w:instrText>
       </w:r>
       <w:r>
         <w:fldChar w:fldCharType="separate"/>
@@ -12092,7 +12082,7 @@
         <w:rPr>
           <w:color w:val="0000FF"/>
         </w:rPr>
-        <w:instrText xml:space="preserve"> REF _Numd19e4586 \h </w:instrText>
+        <w:instrText xml:space="preserve"> REF _Numd19e4590 \h </w:instrText>
       </w:r>
       <w:r>
         <w:fldChar w:fldCharType="separate"/>
@@ -12122,7 +12112,7 @@
         <!--depth 2-->
         <w:numPr>
           <w:ilvl w:val="1"/>
-          <w:numId w:val="185"/>
+          <w:numId w:val="186"/>
         </w:numPr>
       </w:pPr>
       <w:r>
@@ -12153,7 +12143,7 @@
         <w:rPr>
           <w:color w:val="0000FF"/>
         </w:rPr>
-        <w:instrText xml:space="preserve"> REF _Numd19e5020 \h </w:instrText>
+        <w:instrText xml:space="preserve"> REF _Numd19e5024 \h </w:instrText>
       </w:r>
       <w:r>
         <w:fldChar w:fldCharType="separate"/>
@@ -12186,7 +12176,7 @@
         <w:rPr>
           <w:color w:val="0000FF"/>
         </w:rPr>
-        <w:instrText xml:space="preserve"> REF _Numd19e4586 \h </w:instrText>
+        <w:instrText xml:space="preserve"> REF _Numd19e4590 \h </w:instrText>
       </w:r>
       <w:r>
         <w:fldChar w:fldCharType="separate"/>
@@ -12219,9 +12209,9 @@
       <w:pPr>
         <w:pStyle w:val="Heading3"/>
       </w:pPr>
-      <w:bookmarkStart w:id="293" w:name="_Numd19e4586"/>
-      <w:bookmarkStart w:id="294" w:name="_Refd19e4586"/>
-      <w:bookmarkStart w:id="295" w:name="_Tocd19e4586"/>
+      <w:bookmarkStart w:id="293" w:name="_Numd19e4590"/>
+      <w:bookmarkStart w:id="294" w:name="_Refd19e4590"/>
+      <w:bookmarkStart w:id="295" w:name="_Tocd19e4590"/>
       <w:r>
         <w:t/>
       </w:r>
@@ -12252,7 +12242,7 @@
         <w:rPr>
           <w:color w:val="0000FF"/>
         </w:rPr>
-        <w:instrText xml:space="preserve"> REF _Numd19e4650 \h </w:instrText>
+        <w:instrText xml:space="preserve"> REF _Numd19e4654 \h </w:instrText>
       </w:r>
       <w:r>
         <w:fldChar w:fldCharType="separate"/>
@@ -12285,7 +12275,7 @@
         <w:rPr>
           <w:color w:val="0000FF"/>
         </w:rPr>
-        <w:instrText xml:space="preserve"> REF _Numd19e4737 \h </w:instrText>
+        <w:instrText xml:space="preserve"> REF _Numd19e4741 \h </w:instrText>
       </w:r>
       <w:r>
         <w:fldChar w:fldCharType="separate"/>
@@ -12314,9 +12304,9 @@
       <w:pPr>
         <w:pStyle w:val="Heading4"/>
       </w:pPr>
-      <w:bookmarkStart w:id="296" w:name="_Numd19e4611"/>
-      <w:bookmarkStart w:id="297" w:name="_Refd19e4611"/>
-      <w:bookmarkStart w:id="298" w:name="_Tocd19e4611"/>
+      <w:bookmarkStart w:id="296" w:name="_Numd19e4615"/>
+      <w:bookmarkStart w:id="297" w:name="_Refd19e4615"/>
+      <w:bookmarkStart w:id="298" w:name="_Tocd19e4615"/>
       <w:r>
         <w:t/>
       </w:r>
@@ -12336,11 +12326,11 @@
         <!--depth 1-->
         <w:numPr>
           <w:ilvl w:val="0"/>
-          <w:numId w:val="186"/>
-        </w:numPr>
-      </w:pPr>
-      <w:bookmarkStart w:id="300" w:name="_Tocd19e4620"/>
-      <w:bookmarkStart w:id="299" w:name="_Refd19e4620"/>
+          <w:numId w:val="187"/>
+        </w:numPr>
+      </w:pPr>
+      <w:bookmarkStart w:id="300" w:name="_Tocd19e4624"/>
+      <w:bookmarkStart w:id="299" w:name="_Refd19e4624"/>
       <w:r>
         <w:t/>
       </w:r>
@@ -12366,7 +12356,7 @@
         <!--depth 1-->
         <w:numPr>
           <w:ilvl w:val="0"/>
-          <w:numId w:val="186"/>
+          <w:numId w:val="187"/>
         </w:numPr>
       </w:pPr>
       <w:r>
@@ -12395,9 +12385,9 @@
       <w:pPr>
         <w:pStyle w:val="Heading4"/>
       </w:pPr>
-      <w:bookmarkStart w:id="301" w:name="_Numd19e4650"/>
-      <w:bookmarkStart w:id="302" w:name="_Refd19e4650"/>
-      <w:bookmarkStart w:id="303" w:name="_Tocd19e4650"/>
+      <w:bookmarkStart w:id="301" w:name="_Numd19e4654"/>
+      <w:bookmarkStart w:id="302" w:name="_Refd19e4654"/>
+      <w:bookmarkStart w:id="303" w:name="_Tocd19e4654"/>
       <w:r>
         <w:t/>
       </w:r>
@@ -12417,11 +12407,11 @@
         <!--depth 1-->
         <w:numPr>
           <w:ilvl w:val="0"/>
-          <w:numId w:val="187"/>
-        </w:numPr>
-      </w:pPr>
-      <w:bookmarkStart w:id="305" w:name="_Tocd19e4659"/>
-      <w:bookmarkStart w:id="304" w:name="_Refd19e4659"/>
+          <w:numId w:val="188"/>
+        </w:numPr>
+      </w:pPr>
+      <w:bookmarkStart w:id="305" w:name="_Tocd19e4663"/>
+      <w:bookmarkStart w:id="304" w:name="_Refd19e4663"/>
       <w:r>
         <w:t/>
       </w:r>
@@ -12450,7 +12440,7 @@
         <w:rPr>
           <w:color w:val="0000FF"/>
         </w:rPr>
-        <w:instrText xml:space="preserve"> REF _Numd19e4370 \h </w:instrText>
+        <w:instrText xml:space="preserve"> REF _Numd19e4374 \h </w:instrText>
       </w:r>
       <w:r>
         <w:fldChar w:fldCharType="separate"/>
@@ -12480,7 +12470,7 @@
         <!--depth 1-->
         <w:numPr>
           <w:ilvl w:val="0"/>
-          <w:numId w:val="187"/>
+          <w:numId w:val="188"/>
         </w:numPr>
       </w:pPr>
       <w:r>
@@ -12499,11 +12489,11 @@
         <!--depth 2-->
         <w:numPr>
           <w:ilvl w:val="1"/>
-          <w:numId w:val="188"/>
-        </w:numPr>
-      </w:pPr>
-      <w:bookmarkStart w:id="307" w:name="_Tocd19e4681"/>
-      <w:bookmarkStart w:id="306" w:name="_Refd19e4681"/>
+          <w:numId w:val="189"/>
+        </w:numPr>
+      </w:pPr>
+      <w:bookmarkStart w:id="307" w:name="_Tocd19e4685"/>
+      <w:bookmarkStart w:id="306" w:name="_Refd19e4685"/>
       <w:r>
         <w:t/>
       </w:r>
@@ -12520,7 +12510,7 @@
         <!--depth 2-->
         <w:numPr>
           <w:ilvl w:val="1"/>
-          <w:numId w:val="188"/>
+          <w:numId w:val="189"/>
         </w:numPr>
       </w:pPr>
       <w:r>
@@ -12541,7 +12531,7 @@
         <!--depth 1-->
         <w:numPr>
           <w:ilvl w:val="0"/>
-          <w:numId w:val="187"/>
+          <w:numId w:val="188"/>
         </w:numPr>
       </w:pPr>
       <w:r>
@@ -12569,7 +12559,7 @@
         <!--depth 1-->
         <w:numPr>
           <w:ilvl w:val="0"/>
-          <w:numId w:val="187"/>
+          <w:numId w:val="188"/>
         </w:numPr>
       </w:pPr>
       <w:r>
@@ -12597,7 +12587,7 @@
         <!--depth 1-->
         <w:numPr>
           <w:ilvl w:val="0"/>
-          <w:numId w:val="187"/>
+          <w:numId w:val="188"/>
         </w:numPr>
       </w:pPr>
       <w:r>
@@ -12626,9 +12616,9 @@
       <w:pPr>
         <w:pStyle w:val="Heading3"/>
       </w:pPr>
-      <w:bookmarkStart w:id="308" w:name="_Numd19e4737"/>
-      <w:bookmarkStart w:id="309" w:name="_Refd19e4737"/>
-      <w:bookmarkStart w:id="310" w:name="_Tocd19e4737"/>
+      <w:bookmarkStart w:id="308" w:name="_Numd19e4741"/>
+      <w:bookmarkStart w:id="309" w:name="_Refd19e4741"/>
+      <w:bookmarkStart w:id="310" w:name="_Tocd19e4741"/>
       <w:r>
         <w:t/>
       </w:r>
@@ -12648,11 +12638,11 @@
         <!--depth 1-->
         <w:numPr>
           <w:ilvl w:val="0"/>
-          <w:numId w:val="189"/>
-        </w:numPr>
-      </w:pPr>
-      <w:bookmarkStart w:id="312" w:name="_Tocd19e4746"/>
-      <w:bookmarkStart w:id="311" w:name="_Refd19e4746"/>
+          <w:numId w:val="190"/>
+        </w:numPr>
+      </w:pPr>
+      <w:bookmarkStart w:id="312" w:name="_Tocd19e4750"/>
+      <w:bookmarkStart w:id="311" w:name="_Refd19e4750"/>
       <w:r>
         <w:t/>
       </w:r>
@@ -12669,11 +12659,11 @@
         <!--depth 2-->
         <w:numPr>
           <w:ilvl w:val="1"/>
-          <w:numId w:val="190"/>
-        </w:numPr>
-      </w:pPr>
-      <w:bookmarkStart w:id="314" w:name="_Tocd19e4754"/>
-      <w:bookmarkStart w:id="313" w:name="_Refd19e4754"/>
+          <w:numId w:val="191"/>
+        </w:numPr>
+      </w:pPr>
+      <w:bookmarkStart w:id="314" w:name="_Tocd19e4758"/>
+      <w:bookmarkStart w:id="313" w:name="_Refd19e4758"/>
       <w:r>
         <w:t/>
       </w:r>
@@ -12690,7 +12680,7 @@
         <!--depth 2-->
         <w:numPr>
           <w:ilvl w:val="1"/>
-          <w:numId w:val="190"/>
+          <w:numId w:val="191"/>
         </w:numPr>
       </w:pPr>
       <w:r>
@@ -12709,7 +12699,7 @@
         <!--depth 2-->
         <w:numPr>
           <w:ilvl w:val="1"/>
-          <w:numId w:val="190"/>
+          <w:numId w:val="191"/>
         </w:numPr>
       </w:pPr>
       <w:r>
@@ -12728,7 +12718,7 @@
         <!--depth 2-->
         <w:numPr>
           <w:ilvl w:val="1"/>
-          <w:numId w:val="190"/>
+          <w:numId w:val="191"/>
         </w:numPr>
       </w:pPr>
       <w:r>
@@ -12747,7 +12737,7 @@
         <!--depth 2-->
         <w:numPr>
           <w:ilvl w:val="1"/>
-          <w:numId w:val="190"/>
+          <w:numId w:val="191"/>
         </w:numPr>
       </w:pPr>
       <w:r>
@@ -12766,7 +12756,7 @@
         <!--depth 2-->
         <w:numPr>
           <w:ilvl w:val="1"/>
-          <w:numId w:val="190"/>
+          <w:numId w:val="191"/>
         </w:numPr>
       </w:pPr>
       <w:r>
@@ -12785,7 +12775,7 @@
         <!--depth 2-->
         <w:numPr>
           <w:ilvl w:val="1"/>
-          <w:numId w:val="190"/>
+          <w:numId w:val="191"/>
         </w:numPr>
       </w:pPr>
       <w:r>
@@ -12804,7 +12794,7 @@
         <!--depth 2-->
         <w:numPr>
           <w:ilvl w:val="1"/>
-          <w:numId w:val="190"/>
+          <w:numId w:val="191"/>
         </w:numPr>
       </w:pPr>
       <w:r>
@@ -12823,7 +12813,7 @@
         <!--depth 2-->
         <w:numPr>
           <w:ilvl w:val="1"/>
-          <w:numId w:val="190"/>
+          <w:numId w:val="191"/>
         </w:numPr>
       </w:pPr>
       <w:r>
@@ -12842,7 +12832,7 @@
         <!--depth 2-->
         <w:numPr>
           <w:ilvl w:val="1"/>
-          <w:numId w:val="190"/>
+          <w:numId w:val="191"/>
         </w:numPr>
       </w:pPr>
       <w:r>
@@ -12863,7 +12853,7 @@
         <!--depth 1-->
         <w:numPr>
           <w:ilvl w:val="0"/>
-          <w:numId w:val="189"/>
+          <w:numId w:val="190"/>
         </w:numPr>
       </w:pPr>
       <w:r>
@@ -12882,11 +12872,11 @@
         <!--depth 2-->
         <w:numPr>
           <w:ilvl w:val="1"/>
-          <w:numId w:val="191"/>
-        </w:numPr>
-      </w:pPr>
-      <w:bookmarkStart w:id="316" w:name="_Tocd19e4834"/>
-      <w:bookmarkStart w:id="315" w:name="_Refd19e4834"/>
+          <w:numId w:val="192"/>
+        </w:numPr>
+      </w:pPr>
+      <w:bookmarkStart w:id="316" w:name="_Tocd19e4838"/>
+      <w:bookmarkStart w:id="315" w:name="_Refd19e4838"/>
       <w:r>
         <w:t/>
       </w:r>
@@ -12903,7 +12893,7 @@
         <!--depth 2-->
         <w:numPr>
           <w:ilvl w:val="1"/>
-          <w:numId w:val="191"/>
+          <w:numId w:val="192"/>
         </w:numPr>
       </w:pPr>
       <w:r>
@@ -12924,7 +12914,7 @@
         <!--depth 1-->
         <w:numPr>
           <w:ilvl w:val="0"/>
-          <w:numId w:val="189"/>
+          <w:numId w:val="190"/>
         </w:numPr>
       </w:pPr>
       <w:r>
@@ -12943,11 +12933,11 @@
         <!--depth 2-->
         <w:numPr>
           <w:ilvl w:val="1"/>
-          <w:numId w:val="192"/>
-        </w:numPr>
-      </w:pPr>
-      <w:bookmarkStart w:id="318" w:name="_Tocd19e4857"/>
-      <w:bookmarkStart w:id="317" w:name="_Refd19e4857"/>
+          <w:numId w:val="193"/>
+        </w:numPr>
+      </w:pPr>
+      <w:bookmarkStart w:id="318" w:name="_Tocd19e4861"/>
+      <w:bookmarkStart w:id="317" w:name="_Refd19e4861"/>
       <w:r>
         <w:t/>
       </w:r>
@@ -12973,7 +12963,7 @@
         <!--depth 2-->
         <w:numPr>
           <w:ilvl w:val="1"/>
-          <w:numId w:val="192"/>
+          <w:numId w:val="193"/>
         </w:numPr>
       </w:pPr>
       <w:r>
@@ -12994,7 +12984,7 @@
         <!--depth 1-->
         <w:numPr>
           <w:ilvl w:val="0"/>
-          <w:numId w:val="189"/>
+          <w:numId w:val="190"/>
         </w:numPr>
       </w:pPr>
       <w:r>
@@ -13013,11 +13003,11 @@
         <!--depth 2-->
         <w:numPr>
           <w:ilvl w:val="1"/>
-          <w:numId w:val="193"/>
-        </w:numPr>
-      </w:pPr>
-      <w:bookmarkStart w:id="320" w:name="_Tocd19e4884"/>
-      <w:bookmarkStart w:id="319" w:name="_Refd19e4884"/>
+          <w:numId w:val="194"/>
+        </w:numPr>
+      </w:pPr>
+      <w:bookmarkStart w:id="320" w:name="_Tocd19e4888"/>
+      <w:bookmarkStart w:id="319" w:name="_Refd19e4888"/>
       <w:r>
         <w:t/>
       </w:r>
@@ -13034,7 +13024,7 @@
         <!--depth 2-->
         <w:numPr>
           <w:ilvl w:val="1"/>
-          <w:numId w:val="193"/>
+          <w:numId w:val="194"/>
         </w:numPr>
       </w:pPr>
       <w:r>
@@ -13053,7 +13043,7 @@
         <!--depth 2-->
         <w:numPr>
           <w:ilvl w:val="1"/>
-          <w:numId w:val="193"/>
+          <w:numId w:val="194"/>
         </w:numPr>
       </w:pPr>
       <w:r>
@@ -13072,7 +13062,7 @@
         <!--depth 2-->
         <w:numPr>
           <w:ilvl w:val="1"/>
-          <w:numId w:val="193"/>
+          <w:numId w:val="194"/>
         </w:numPr>
       </w:pPr>
       <w:r>
@@ -13091,7 +13081,7 @@
         <!--depth 2-->
         <w:numPr>
           <w:ilvl w:val="1"/>
-          <w:numId w:val="193"/>
+          <w:numId w:val="194"/>
         </w:numPr>
       </w:pPr>
       <w:r>
@@ -13112,7 +13102,7 @@
         <!--depth 1-->
         <w:numPr>
           <w:ilvl w:val="0"/>
-          <w:numId w:val="189"/>
+          <w:numId w:val="190"/>
         </w:numPr>
       </w:pPr>
       <w:r>
@@ -13149,7 +13139,7 @@
         <!--depth 1-->
         <w:numPr>
           <w:ilvl w:val="0"/>
-          <w:numId w:val="189"/>
+          <w:numId w:val="190"/>
         </w:numPr>
       </w:pPr>
       <w:r>
@@ -13169,9 +13159,9 @@
       <w:pPr>
         <w:pStyle w:val="Heading3"/>
       </w:pPr>
-      <w:bookmarkStart w:id="321" w:name="_Numd19e4951"/>
-      <w:bookmarkStart w:id="322" w:name="_Refd19e4951"/>
-      <w:bookmarkStart w:id="323" w:name="_Tocd19e4951"/>
+      <w:bookmarkStart w:id="321" w:name="_Numd19e4955"/>
+      <w:bookmarkStart w:id="322" w:name="_Refd19e4955"/>
+      <w:bookmarkStart w:id="323" w:name="_Tocd19e4955"/>
       <w:r>
         <w:t/>
       </w:r>
@@ -13191,11 +13181,11 @@
         <!--depth 1-->
         <w:numPr>
           <w:ilvl w:val="0"/>
-          <w:numId w:val="194"/>
-        </w:numPr>
-      </w:pPr>
-      <w:bookmarkStart w:id="325" w:name="_Tocd19e4960"/>
-      <w:bookmarkStart w:id="324" w:name="_Refd19e4960"/>
+          <w:numId w:val="195"/>
+        </w:numPr>
+      </w:pPr>
+      <w:bookmarkStart w:id="325" w:name="_Tocd19e4964"/>
+      <w:bookmarkStart w:id="324" w:name="_Refd19e4964"/>
       <w:r>
         <w:t/>
       </w:r>
@@ -13224,7 +13214,7 @@
         <w:rPr>
           <w:color w:val="0000FF"/>
         </w:rPr>
-        <w:instrText xml:space="preserve"> REF _Numd19e4370 \h </w:instrText>
+        <w:instrText xml:space="preserve"> REF _Numd19e4374 \h </w:instrText>
       </w:r>
       <w:r>
         <w:fldChar w:fldCharType="separate"/>
@@ -13254,11 +13244,11 @@
         <!--depth 2-->
         <w:numPr>
           <w:ilvl w:val="1"/>
-          <w:numId w:val="195"/>
-        </w:numPr>
-      </w:pPr>
-      <w:bookmarkStart w:id="327" w:name="_Tocd19e4976"/>
-      <w:bookmarkStart w:id="326" w:name="_Refd19e4976"/>
+          <w:numId w:val="196"/>
+        </w:numPr>
+      </w:pPr>
+      <w:bookmarkStart w:id="327" w:name="_Tocd19e4980"/>
+      <w:bookmarkStart w:id="326" w:name="_Refd19e4980"/>
       <w:r>
         <w:t/>
       </w:r>
@@ -13275,7 +13265,7 @@
         <!--depth 2-->
         <w:numPr>
           <w:ilvl w:val="1"/>
-          <w:numId w:val="195"/>
+          <w:numId w:val="196"/>
         </w:numPr>
       </w:pPr>
       <w:r>
@@ -13297,7 +13287,7 @@
         <w:rPr>
           <w:color w:val="0000FF"/>
         </w:rPr>
-        <w:instrText xml:space="preserve"> REF _Numd19e4370 \h </w:instrText>
+        <w:instrText xml:space="preserve"> REF _Numd19e4374 \h </w:instrText>
       </w:r>
       <w:r>
         <w:fldChar w:fldCharType="separate"/>
@@ -13329,7 +13319,7 @@
         <!--depth 1-->
         <w:numPr>
           <w:ilvl w:val="0"/>
-          <w:numId w:val="194"/>
+          <w:numId w:val="195"/>
         </w:numPr>
       </w:pPr>
       <w:r>
@@ -13360,7 +13350,7 @@
         <w:rPr>
           <w:color w:val="0000FF"/>
         </w:rPr>
-        <w:instrText xml:space="preserve"> REF _Numd19e4370 \h </w:instrText>
+        <w:instrText xml:space="preserve"> REF _Numd19e4374 \h </w:instrText>
       </w:r>
       <w:r>
         <w:fldChar w:fldCharType="separate"/>
@@ -13391,9 +13381,9 @@
       <w:pPr>
         <w:pStyle w:val="Heading3"/>
       </w:pPr>
-      <w:bookmarkStart w:id="328" w:name="_Numd19e5020"/>
-      <w:bookmarkStart w:id="329" w:name="_Refd19e5020"/>
-      <w:bookmarkStart w:id="330" w:name="_Tocd19e5020"/>
+      <w:bookmarkStart w:id="328" w:name="_Numd19e5024"/>
+      <w:bookmarkStart w:id="329" w:name="_Refd19e5024"/>
+      <w:bookmarkStart w:id="330" w:name="_Tocd19e5024"/>
       <w:r>
         <w:t/>
       </w:r>
@@ -13413,11 +13403,11 @@
         <!--depth 1-->
         <w:numPr>
           <w:ilvl w:val="0"/>
-          <w:numId w:val="196"/>
-        </w:numPr>
-      </w:pPr>
-      <w:bookmarkStart w:id="332" w:name="_Tocd19e5029"/>
-      <w:bookmarkStart w:id="331" w:name="_Refd19e5029"/>
+          <w:numId w:val="197"/>
+        </w:numPr>
+      </w:pPr>
+      <w:bookmarkStart w:id="332" w:name="_Tocd19e5033"/>
+      <w:bookmarkStart w:id="331" w:name="_Refd19e5033"/>
       <w:r>
         <w:t/>
       </w:r>
@@ -13443,11 +13433,11 @@
         <!--depth 2-->
         <w:numPr>
           <w:ilvl w:val="1"/>
-          <w:numId w:val="197"/>
-        </w:numPr>
-      </w:pPr>
-      <w:bookmarkStart w:id="334" w:name="_Tocd19e5041"/>
-      <w:bookmarkStart w:id="333" w:name="_Refd19e5041"/>
+          <w:numId w:val="198"/>
+        </w:numPr>
+      </w:pPr>
+      <w:bookmarkStart w:id="334" w:name="_Tocd19e5045"/>
+      <w:bookmarkStart w:id="333" w:name="_Refd19e5045"/>
       <w:r>
         <w:t/>
       </w:r>
@@ -13473,7 +13463,7 @@
         <!--depth 2-->
         <w:numPr>
           <w:ilvl w:val="1"/>
-          <w:numId w:val="197"/>
+          <w:numId w:val="198"/>
         </w:numPr>
       </w:pPr>
       <w:r>
@@ -13494,7 +13484,7 @@
         <!--depth 1-->
         <w:numPr>
           <w:ilvl w:val="0"/>
-          <w:numId w:val="196"/>
+          <w:numId w:val="197"/>
         </w:numPr>
       </w:pPr>
       <w:r>
@@ -13523,9 +13513,9 @@
       <w:pPr>
         <w:pStyle w:val="Heading3"/>
       </w:pPr>
-      <w:bookmarkStart w:id="335" w:name="_Numd19e5079"/>
-      <w:bookmarkStart w:id="336" w:name="_Refd19e5079"/>
-      <w:bookmarkStart w:id="337" w:name="_Tocd19e5079"/>
+      <w:bookmarkStart w:id="335" w:name="_Numd19e5083"/>
+      <w:bookmarkStart w:id="336" w:name="_Refd19e5083"/>
+      <w:bookmarkStart w:id="337" w:name="_Tocd19e5083"/>
       <w:r>
         <w:t/>
       </w:r>
@@ -13544,9 +13534,9 @@
       <w:pPr>
         <w:pStyle w:val="Heading4"/>
       </w:pPr>
-      <w:bookmarkStart w:id="338" w:name="_Numd19e5092"/>
-      <w:bookmarkStart w:id="339" w:name="_Refd19e5092"/>
-      <w:bookmarkStart w:id="340" w:name="_Tocd19e5092"/>
+      <w:bookmarkStart w:id="338" w:name="_Numd19e5096"/>
+      <w:bookmarkStart w:id="339" w:name="_Refd19e5096"/>
+      <w:bookmarkStart w:id="340" w:name="_Tocd19e5096"/>
       <w:r>
         <w:t/>
       </w:r>
@@ -13582,9 +13572,9 @@
       <w:pPr>
         <w:pStyle w:val="Heading4"/>
       </w:pPr>
-      <w:bookmarkStart w:id="341" w:name="_Numd19e5115"/>
-      <w:bookmarkStart w:id="342" w:name="_Refd19e5115"/>
-      <w:bookmarkStart w:id="343" w:name="_Tocd19e5115"/>
+      <w:bookmarkStart w:id="341" w:name="_Numd19e5119"/>
+      <w:bookmarkStart w:id="342" w:name="_Refd19e5119"/>
+      <w:bookmarkStart w:id="343" w:name="_Tocd19e5119"/>
       <w:r>
         <w:t/>
       </w:r>
@@ -13615,7 +13605,7 @@
         <w:rPr>
           <w:color w:val="0000FF"/>
         </w:rPr>
-        <w:instrText xml:space="preserve"> REF _Numd19e4198 \h </w:instrText>
+        <w:instrText xml:space="preserve"> REF _Numd19e4202 \h </w:instrText>
       </w:r>
       <w:r>
         <w:fldChar w:fldCharType="separate"/>
@@ -13644,9 +13634,9 @@
       <w:pPr>
         <w:pStyle w:val="Heading3"/>
       </w:pPr>
-      <w:bookmarkStart w:id="344" w:name="_Numd19e5139"/>
-      <w:bookmarkStart w:id="345" w:name="_Refd19e5139"/>
-      <w:bookmarkStart w:id="346" w:name="_Tocd19e5139"/>
+      <w:bookmarkStart w:id="344" w:name="_Numd19e5143"/>
+      <w:bookmarkStart w:id="345" w:name="_Refd19e5143"/>
+      <w:bookmarkStart w:id="346" w:name="_Tocd19e5143"/>
       <w:r>
         <w:t/>
       </w:r>
@@ -13691,9 +13681,9 @@
       <w:pPr>
         <w:pStyle w:val="Heading3"/>
       </w:pPr>
-      <w:bookmarkStart w:id="347" w:name="_Numd19e5165"/>
-      <w:bookmarkStart w:id="348" w:name="_Refd19e5165"/>
-      <w:bookmarkStart w:id="349" w:name="_Tocd19e5165"/>
+      <w:bookmarkStart w:id="347" w:name="_Numd19e5169"/>
+      <w:bookmarkStart w:id="348" w:name="_Refd19e5169"/>
+      <w:bookmarkStart w:id="349" w:name="_Tocd19e5169"/>
       <w:r>
         <w:t/>
       </w:r>
@@ -13713,11 +13703,11 @@
         <!--depth 1-->
         <w:numPr>
           <w:ilvl w:val="0"/>
-          <w:numId w:val="198"/>
-        </w:numPr>
-      </w:pPr>
-      <w:bookmarkStart w:id="351" w:name="_Tocd19e5174"/>
-      <w:bookmarkStart w:id="350" w:name="_Refd19e5174"/>
+          <w:numId w:val="199"/>
+        </w:numPr>
+      </w:pPr>
+      <w:bookmarkStart w:id="351" w:name="_Tocd19e5178"/>
+      <w:bookmarkStart w:id="350" w:name="_Refd19e5178"/>
       <w:r>
         <w:t/>
       </w:r>
@@ -13743,7 +13733,7 @@
         <!--depth 1-->
         <w:numPr>
           <w:ilvl w:val="0"/>
-          <w:numId w:val="198"/>
+          <w:numId w:val="199"/>
         </w:numPr>
       </w:pPr>
       <w:r>
@@ -13971,7 +13961,7 @@
         <w:rPr>
           <w:noProof/>
         </w:rPr>
-        <w:t>5302.101   Definitions</w:t>
+        <w:t>Heading 3</w:t>
       </w:r>
     </w:fldSimple>
   </w:p>
@@ -15731,7 +15721,7 @@
     <w:lvl w:ilvl="0">
       <w:start w:val="0"/>
       <w:numFmt w:val="lowerLetter"/>
-      <w:pStyle xmlns:tce="http://www.TCE.com" xmlns:a="http://schemas.openxmlformats.org/drawingml/2006/main" xmlns:pic="http://schemas.openxmlformats.org/drawingml/2006/picture" xmlns:a14="http://schemas.microsoft.com/office/drawing/2010/main" w:val="ListParagraph"/>
+      <w:pStyle xmlns:tce="http://www.TCE.com" xmlns:a="http://schemas.openxmlformats.org/drawingml/2006/main" xmlns:pic="http://schemas.openxmlformats.org/drawingml/2006/picture" xmlns:a14="http://schemas.microsoft.com/office/drawing/2010/main" w:val="BodyText"/>
       <w:lvlText w:val="(%1)"/>
       <w:lvlJc w:val="left"/>
       <w:pPr>
@@ -15741,7 +15731,7 @@
     <w:lvl w:ilvl="0">
       <w:start w:val="0"/>
       <w:numFmt w:val="decimal"/>
-      <w:pStyle xmlns:tce="http://www.TCE.com" xmlns:a="http://schemas.openxmlformats.org/drawingml/2006/main" xmlns:pic="http://schemas.openxmlformats.org/drawingml/2006/picture" xmlns:a14="http://schemas.microsoft.com/office/drawing/2010/main" w:val="ListParagraph"/>
+      <w:pStyle xmlns:tce="http://www.TCE.com" xmlns:a="http://schemas.openxmlformats.org/drawingml/2006/main" xmlns:pic="http://schemas.openxmlformats.org/drawingml/2006/picture" xmlns:a14="http://schemas.microsoft.com/office/drawing/2010/main" w:val="BodyText"/>
       <w:lvlText w:val="(%2)"/>
       <w:lvlJc w:val="left"/>
       <w:pPr>
@@ -15751,7 +15741,7 @@
     <w:lvl w:ilvl="0" w:tentative="0">
       <w:start w:val="0"/>
       <w:numFmt w:val="lowerRoman"/>
-      <w:pStyle xmlns:tce="http://www.TCE.com" xmlns:a="http://schemas.openxmlformats.org/drawingml/2006/main" xmlns:pic="http://schemas.openxmlformats.org/drawingml/2006/picture" xmlns:a14="http://schemas.microsoft.com/office/drawing/2010/main" w:val="ListParagraph"/>
+      <w:pStyle xmlns:tce="http://www.TCE.com" xmlns:a="http://schemas.openxmlformats.org/drawingml/2006/main" xmlns:pic="http://schemas.openxmlformats.org/drawingml/2006/picture" xmlns:a14="http://schemas.microsoft.com/office/drawing/2010/main" w:val="BodyText"/>
       <w:lvlText w:val="(%3)"/>
       <w:lvlJc w:val="left"/>
       <w:pPr>
@@ -15761,7 +15751,7 @@
     <w:lvl w:ilvl="0" w:tentative="0">
       <w:start w:val="0"/>
       <w:numFmt w:val="decimal"/>
-      <w:pStyle xmlns:tce="http://www.TCE.com" xmlns:a="http://schemas.openxmlformats.org/drawingml/2006/main" xmlns:pic="http://schemas.openxmlformats.org/drawingml/2006/picture" xmlns:a14="http://schemas.microsoft.com/office/drawing/2010/main" w:val="ListParagraph"/>
+      <w:pStyle xmlns:tce="http://www.TCE.com" xmlns:a="http://schemas.openxmlformats.org/drawingml/2006/main" xmlns:pic="http://schemas.openxmlformats.org/drawingml/2006/picture" xmlns:a14="http://schemas.microsoft.com/office/drawing/2010/main" w:val="BodyText"/>
       <w:lvlText w:val="%4."/>
       <w:lvlJc w:val="left"/>
       <w:pPr>
@@ -15771,7 +15761,7 @@
     <w:lvl w:ilvl="0" w:tentative="0">
       <w:start w:val="0"/>
       <w:numFmt w:val="lowerLetter"/>
-      <w:pStyle xmlns:tce="http://www.TCE.com" xmlns:a="http://schemas.openxmlformats.org/drawingml/2006/main" xmlns:pic="http://schemas.openxmlformats.org/drawingml/2006/picture" xmlns:a14="http://schemas.microsoft.com/office/drawing/2010/main" w:val="ListParagraph"/>
+      <w:pStyle xmlns:tce="http://www.TCE.com" xmlns:a="http://schemas.openxmlformats.org/drawingml/2006/main" xmlns:pic="http://schemas.openxmlformats.org/drawingml/2006/picture" xmlns:a14="http://schemas.microsoft.com/office/drawing/2010/main" w:val="BodyText"/>
       <w:lvlText w:val="%5."/>
       <w:lvlJc w:val="left"/>
       <w:pPr>
@@ -15781,7 +15771,7 @@
     <w:lvl w:ilvl="0" w:tentative="0">
       <w:start w:val="0"/>
       <w:numFmt w:val="lowerRoman"/>
-      <w:pStyle xmlns:tce="http://www.TCE.com" xmlns:a="http://schemas.openxmlformats.org/drawingml/2006/main" xmlns:pic="http://schemas.openxmlformats.org/drawingml/2006/picture" xmlns:a14="http://schemas.microsoft.com/office/drawing/2010/main" w:val="ListParagraph"/>
+      <w:pStyle xmlns:tce="http://www.TCE.com" xmlns:a="http://schemas.openxmlformats.org/drawingml/2006/main" xmlns:pic="http://schemas.openxmlformats.org/drawingml/2006/picture" xmlns:a14="http://schemas.microsoft.com/office/drawing/2010/main" w:val="BodyText"/>
       <w:lvlText w:val="%6."/>
       <w:lvlJc w:val="right"/>
       <w:pPr>
@@ -15791,7 +15781,7 @@
     <w:lvl w:ilvl="0" w:tentative="0">
       <w:start w:val="0"/>
       <w:numFmt w:val="decimal"/>
-      <w:pStyle xmlns:tce="http://www.TCE.com" xmlns:a="http://schemas.openxmlformats.org/drawingml/2006/main" xmlns:pic="http://schemas.openxmlformats.org/drawingml/2006/picture" xmlns:a14="http://schemas.microsoft.com/office/drawing/2010/main" w:val="ListParagraph"/>
+      <w:pStyle xmlns:tce="http://www.TCE.com" xmlns:a="http://schemas.openxmlformats.org/drawingml/2006/main" xmlns:pic="http://schemas.openxmlformats.org/drawingml/2006/picture" xmlns:a14="http://schemas.microsoft.com/office/drawing/2010/main" w:val="BodyText"/>
       <w:lvlText w:val="%7."/>
       <w:lvlJc w:val="left"/>
       <w:pPr>
@@ -15801,7 +15791,7 @@
     <w:lvl w:ilvl="0" w:tentative="0">
       <w:start w:val="0"/>
       <w:numFmt w:val="lowerLetter"/>
-      <w:pStyle xmlns:tce="http://www.TCE.com" xmlns:a="http://schemas.openxmlformats.org/drawingml/2006/main" xmlns:pic="http://schemas.openxmlformats.org/drawingml/2006/picture" xmlns:a14="http://schemas.microsoft.com/office/drawing/2010/main" w:val="ListParagraph"/>
+      <w:pStyle xmlns:tce="http://www.TCE.com" xmlns:a="http://schemas.openxmlformats.org/drawingml/2006/main" xmlns:pic="http://schemas.openxmlformats.org/drawingml/2006/picture" xmlns:a14="http://schemas.microsoft.com/office/drawing/2010/main" w:val="BodyText"/>
       <w:lvlText w:val="%8."/>
       <w:lvlJc w:val="left"/>
       <w:pPr>
@@ -15811,7 +15801,7 @@
     <w:lvl w:ilvl="0" w:tentative="0">
       <w:start w:val="0"/>
       <w:numFmt w:val="lowerRoman"/>
-      <w:pStyle xmlns:tce="http://www.TCE.com" xmlns:a="http://schemas.openxmlformats.org/drawingml/2006/main" xmlns:pic="http://schemas.openxmlformats.org/drawingml/2006/picture" xmlns:a14="http://schemas.microsoft.com/office/drawing/2010/main" w:val="ListParagraph"/>
+      <w:pStyle xmlns:tce="http://www.TCE.com" xmlns:a="http://schemas.openxmlformats.org/drawingml/2006/main" xmlns:pic="http://schemas.openxmlformats.org/drawingml/2006/picture" xmlns:a14="http://schemas.microsoft.com/office/drawing/2010/main" w:val="BodyText"/>
       <w:lvlText w:val="%9."/>
       <w:lvlJc w:val="right"/>
       <w:pPr>
@@ -15824,7 +15814,7 @@
     <w:lvl w:ilvl="0">
       <w:start w:val="0"/>
       <w:numFmt w:val="lowerLetter"/>
-      <w:pStyle xmlns:tce="http://www.TCE.com" xmlns:a="http://schemas.openxmlformats.org/drawingml/2006/main" xmlns:pic="http://schemas.openxmlformats.org/drawingml/2006/picture" xmlns:a14="http://schemas.microsoft.com/office/drawing/2010/main" w:val="BodyText"/>
+      <w:pStyle xmlns:tce="http://www.TCE.com" xmlns:a="http://schemas.openxmlformats.org/drawingml/2006/main" xmlns:pic="http://schemas.openxmlformats.org/drawingml/2006/picture" xmlns:a14="http://schemas.microsoft.com/office/drawing/2010/main" w:val="ListNumber"/>
       <w:lvlText w:val="(%1)"/>
       <w:lvlJc w:val="left"/>
       <w:pPr>
@@ -15834,7 +15824,7 @@
     <w:lvl w:ilvl="0">
       <w:start w:val="0"/>
       <w:numFmt w:val="decimal"/>
-      <w:pStyle xmlns:tce="http://www.TCE.com" xmlns:a="http://schemas.openxmlformats.org/drawingml/2006/main" xmlns:pic="http://schemas.openxmlformats.org/drawingml/2006/picture" xmlns:a14="http://schemas.microsoft.com/office/drawing/2010/main" w:val="BodyText"/>
+      <w:pStyle xmlns:tce="http://www.TCE.com" xmlns:a="http://schemas.openxmlformats.org/drawingml/2006/main" xmlns:pic="http://schemas.openxmlformats.org/drawingml/2006/picture" xmlns:a14="http://schemas.microsoft.com/office/drawing/2010/main" w:val="ListNumber"/>
       <w:lvlText w:val="(%2)"/>
       <w:lvlJc w:val="left"/>
       <w:pPr>
@@ -15844,7 +15834,7 @@
     <w:lvl w:ilvl="0" w:tentative="0">
       <w:start w:val="0"/>
       <w:numFmt w:val="lowerRoman"/>
-      <w:pStyle xmlns:tce="http://www.TCE.com" xmlns:a="http://schemas.openxmlformats.org/drawingml/2006/main" xmlns:pic="http://schemas.openxmlformats.org/drawingml/2006/picture" xmlns:a14="http://schemas.microsoft.com/office/drawing/2010/main" w:val="BodyText"/>
+      <w:pStyle xmlns:tce="http://www.TCE.com" xmlns:a="http://schemas.openxmlformats.org/drawingml/2006/main" xmlns:pic="http://schemas.openxmlformats.org/drawingml/2006/picture" xmlns:a14="http://schemas.microsoft.com/office/drawing/2010/main" w:val="ListNumber"/>
       <w:lvlText w:val="(%3)"/>
       <w:lvlJc w:val="left"/>
       <w:pPr>
@@ -15854,7 +15844,7 @@
     <w:lvl w:ilvl="0" w:tentative="0">
       <w:start w:val="0"/>
       <w:numFmt w:val="decimal"/>
-      <w:pStyle xmlns:tce="http://www.TCE.com" xmlns:a="http://schemas.openxmlformats.org/drawingml/2006/main" xmlns:pic="http://schemas.openxmlformats.org/drawingml/2006/picture" xmlns:a14="http://schemas.microsoft.com/office/drawing/2010/main" w:val="BodyText"/>
+      <w:pStyle xmlns:tce="http://www.TCE.com" xmlns:a="http://schemas.openxmlformats.org/drawingml/2006/main" xmlns:pic="http://schemas.openxmlformats.org/drawingml/2006/picture" xmlns:a14="http://schemas.microsoft.com/office/drawing/2010/main" w:val="ListNumber"/>
       <w:lvlText w:val="%4."/>
       <w:lvlJc w:val="left"/>
       <w:pPr>
@@ -15864,7 +15854,7 @@
     <w:lvl w:ilvl="0" w:tentative="0">
       <w:start w:val="0"/>
       <w:numFmt w:val="lowerLetter"/>
-      <w:pStyle xmlns:tce="http://www.TCE.com" xmlns:a="http://schemas.openxmlformats.org/drawingml/2006/main" xmlns:pic="http://schemas.openxmlformats.org/drawingml/2006/picture" xmlns:a14="http://schemas.microsoft.com/office/drawing/2010/main" w:val="BodyText"/>
+      <w:pStyle xmlns:tce="http://www.TCE.com" xmlns:a="http://schemas.openxmlformats.org/drawingml/2006/main" xmlns:pic="http://schemas.openxmlformats.org/drawingml/2006/picture" xmlns:a14="http://schemas.microsoft.com/office/drawing/2010/main" w:val="ListNumber"/>
       <w:lvlText w:val="%5."/>
       <w:lvlJc w:val="left"/>
       <w:pPr>
@@ -15874,7 +15864,7 @@
     <w:lvl w:ilvl="0" w:tentative="0">
       <w:start w:val="0"/>
       <w:numFmt w:val="lowerRoman"/>
-      <w:pStyle xmlns:tce="http://www.TCE.com" xmlns:a="http://schemas.openxmlformats.org/drawingml/2006/main" xmlns:pic="http://schemas.openxmlformats.org/drawingml/2006/picture" xmlns:a14="http://schemas.microsoft.com/office/drawing/2010/main" w:val="BodyText"/>
+      <w:pStyle xmlns:tce="http://www.TCE.com" xmlns:a="http://schemas.openxmlformats.org/drawingml/2006/main" xmlns:pic="http://schemas.openxmlformats.org/drawingml/2006/picture" xmlns:a14="http://schemas.microsoft.com/office/drawing/2010/main" w:val="ListNumber"/>
       <w:lvlText w:val="%6."/>
       <w:lvlJc w:val="right"/>
       <w:pPr>
@@ -15884,7 +15874,7 @@
     <w:lvl w:ilvl="0" w:tentative="0">
       <w:start w:val="0"/>
       <w:numFmt w:val="decimal"/>
-      <w:pStyle xmlns:tce="http://www.TCE.com" xmlns:a="http://schemas.openxmlformats.org/drawingml/2006/main" xmlns:pic="http://schemas.openxmlformats.org/drawingml/2006/picture" xmlns:a14="http://schemas.microsoft.com/office/drawing/2010/main" w:val="BodyText"/>
+      <w:pStyle xmlns:tce="http://www.TCE.com" xmlns:a="http://schemas.openxmlformats.org/drawingml/2006/main" xmlns:pic="http://schemas.openxmlformats.org/drawingml/2006/picture" xmlns:a14="http://schemas.microsoft.com/office/drawing/2010/main" w:val="ListNumber"/>
       <w:lvlText w:val="%7."/>
       <w:lvlJc w:val="left"/>
       <w:pPr>
@@ -15894,7 +15884,7 @@
     <w:lvl w:ilvl="0" w:tentative="0">
       <w:start w:val="0"/>
       <w:numFmt w:val="lowerLetter"/>
-      <w:pStyle xmlns:tce="http://www.TCE.com" xmlns:a="http://schemas.openxmlformats.org/drawingml/2006/main" xmlns:pic="http://schemas.openxmlformats.org/drawingml/2006/picture" xmlns:a14="http://schemas.microsoft.com/office/drawing/2010/main" w:val="BodyText"/>
+      <w:pStyle xmlns:tce="http://www.TCE.com" xmlns:a="http://schemas.openxmlformats.org/drawingml/2006/main" xmlns:pic="http://schemas.openxmlformats.org/drawingml/2006/picture" xmlns:a14="http://schemas.microsoft.com/office/drawing/2010/main" w:val="ListNumber"/>
       <w:lvlText w:val="%8."/>
       <w:lvlJc w:val="left"/>
       <w:pPr>
@@ -15904,7 +15894,7 @@
     <w:lvl w:ilvl="0" w:tentative="0">
       <w:start w:val="0"/>
       <w:numFmt w:val="lowerRoman"/>
-      <w:pStyle xmlns:tce="http://www.TCE.com" xmlns:a="http://schemas.openxmlformats.org/drawingml/2006/main" xmlns:pic="http://schemas.openxmlformats.org/drawingml/2006/picture" xmlns:a14="http://schemas.microsoft.com/office/drawing/2010/main" w:val="BodyText"/>
+      <w:pStyle xmlns:tce="http://www.TCE.com" xmlns:a="http://schemas.openxmlformats.org/drawingml/2006/main" xmlns:pic="http://schemas.openxmlformats.org/drawingml/2006/picture" xmlns:a14="http://schemas.microsoft.com/office/drawing/2010/main" w:val="ListNumber"/>
       <w:lvlText w:val="%9."/>
       <w:lvlJc w:val="right"/>
       <w:pPr>
@@ -16010,7 +16000,7 @@
     <w:lvl w:ilvl="0">
       <w:start w:val="0"/>
       <w:numFmt w:val="lowerLetter"/>
-      <w:pStyle xmlns:tce="http://www.TCE.com" xmlns:a="http://schemas.openxmlformats.org/drawingml/2006/main" xmlns:pic="http://schemas.openxmlformats.org/drawingml/2006/picture" xmlns:a14="http://schemas.microsoft.com/office/drawing/2010/main" w:val="ListParagraph"/>
+      <w:pStyle xmlns:tce="http://www.TCE.com" xmlns:a="http://schemas.openxmlformats.org/drawingml/2006/main" xmlns:pic="http://schemas.openxmlformats.org/drawingml/2006/picture" xmlns:a14="http://schemas.microsoft.com/office/drawing/2010/main" w:val="BodyText"/>
       <w:lvlText w:val="(%1)"/>
       <w:lvlJc w:val="left"/>
       <w:pPr>
@@ -16020,7 +16010,7 @@
     <w:lvl w:ilvl="0">
       <w:start w:val="0"/>
       <w:numFmt w:val="decimal"/>
-      <w:pStyle xmlns:tce="http://www.TCE.com" xmlns:a="http://schemas.openxmlformats.org/drawingml/2006/main" xmlns:pic="http://schemas.openxmlformats.org/drawingml/2006/picture" xmlns:a14="http://schemas.microsoft.com/office/drawing/2010/main" w:val="ListParagraph"/>
+      <w:pStyle xmlns:tce="http://www.TCE.com" xmlns:a="http://schemas.openxmlformats.org/drawingml/2006/main" xmlns:pic="http://schemas.openxmlformats.org/drawingml/2006/picture" xmlns:a14="http://schemas.microsoft.com/office/drawing/2010/main" w:val="BodyText"/>
       <w:lvlText w:val="(%2)"/>
       <w:lvlJc w:val="left"/>
       <w:pPr>
@@ -16030,7 +16020,7 @@
     <w:lvl w:ilvl="0" w:tentative="0">
       <w:start w:val="0"/>
       <w:numFmt w:val="lowerRoman"/>
-      <w:pStyle xmlns:tce="http://www.TCE.com" xmlns:a="http://schemas.openxmlformats.org/drawingml/2006/main" xmlns:pic="http://schemas.openxmlformats.org/drawingml/2006/picture" xmlns:a14="http://schemas.microsoft.com/office/drawing/2010/main" w:val="ListParagraph"/>
+      <w:pStyle xmlns:tce="http://www.TCE.com" xmlns:a="http://schemas.openxmlformats.org/drawingml/2006/main" xmlns:pic="http://schemas.openxmlformats.org/drawingml/2006/picture" xmlns:a14="http://schemas.microsoft.com/office/drawing/2010/main" w:val="BodyText"/>
       <w:lvlText w:val="(%3)"/>
       <w:lvlJc w:val="left"/>
       <w:pPr>
@@ -16040,7 +16030,7 @@
     <w:lvl w:ilvl="0" w:tentative="0">
       <w:start w:val="0"/>
       <w:numFmt w:val="decimal"/>
-      <w:pStyle xmlns:tce="http://www.TCE.com" xmlns:a="http://schemas.openxmlformats.org/drawingml/2006/main" xmlns:pic="http://schemas.openxmlformats.org/drawingml/2006/picture" xmlns:a14="http://schemas.microsoft.com/office/drawing/2010/main" w:val="ListParagraph"/>
+      <w:pStyle xmlns:tce="http://www.TCE.com" xmlns:a="http://schemas.openxmlformats.org/drawingml/2006/main" xmlns:pic="http://schemas.openxmlformats.org/drawingml/2006/picture" xmlns:a14="http://schemas.microsoft.com/office/drawing/2010/main" w:val="BodyText"/>
       <w:lvlText w:val="%4."/>
       <w:lvlJc w:val="left"/>
       <w:pPr>
@@ -16050,7 +16040,7 @@
     <w:lvl w:ilvl="0" w:tentative="0">
       <w:start w:val="0"/>
       <w:numFmt w:val="lowerLetter"/>
-      <w:pStyle xmlns:tce="http://www.TCE.com" xmlns:a="http://schemas.openxmlformats.org/drawingml/2006/main" xmlns:pic="http://schemas.openxmlformats.org/drawingml/2006/picture" xmlns:a14="http://schemas.microsoft.com/office/drawing/2010/main" w:val="ListParagraph"/>
+      <w:pStyle xmlns:tce="http://www.TCE.com" xmlns:a="http://schemas.openxmlformats.org/drawingml/2006/main" xmlns:pic="http://schemas.openxmlformats.org/drawingml/2006/picture" xmlns:a14="http://schemas.microsoft.com/office/drawing/2010/main" w:val="BodyText"/>
       <w:lvlText w:val="%5."/>
       <w:lvlJc w:val="left"/>
       <w:pPr>
@@ -16060,7 +16050,7 @@
     <w:lvl w:ilvl="0" w:tentative="0">
       <w:start w:val="0"/>
       <w:numFmt w:val="lowerRoman"/>
-      <w:pStyle xmlns:tce="http://www.TCE.com" xmlns:a="http://schemas.openxmlformats.org/drawingml/2006/main" xmlns:pic="http://schemas.openxmlformats.org/drawingml/2006/picture" xmlns:a14="http://schemas.microsoft.com/office/drawing/2010/main" w:val="ListParagraph"/>
+      <w:pStyle xmlns:tce="http://www.TCE.com" xmlns:a="http://schemas.openxmlformats.org/drawingml/2006/main" xmlns:pic="http://schemas.openxmlformats.org/drawingml/2006/picture" xmlns:a14="http://schemas.microsoft.com/office/drawing/2010/main" w:val="BodyText"/>
       <w:lvlText w:val="%6."/>
       <w:lvlJc w:val="right"/>
       <w:pPr>
@@ -16070,7 +16060,7 @@
     <w:lvl w:ilvl="0" w:tentative="0">
       <w:start w:val="0"/>
       <w:numFmt w:val="decimal"/>
-      <w:pStyle xmlns:tce="http://www.TCE.com" xmlns:a="http://schemas.openxmlformats.org/drawingml/2006/main" xmlns:pic="http://schemas.openxmlformats.org/drawingml/2006/picture" xmlns:a14="http://schemas.microsoft.com/office/drawing/2010/main" w:val="ListParagraph"/>
+      <w:pStyle xmlns:tce="http://www.TCE.com" xmlns:a="http://schemas.openxmlformats.org/drawingml/2006/main" xmlns:pic="http://schemas.openxmlformats.org/drawingml/2006/picture" xmlns:a14="http://schemas.microsoft.com/office/drawing/2010/main" w:val="BodyText"/>
       <w:lvlText w:val="%7."/>
       <w:lvlJc w:val="left"/>
       <w:pPr>
@@ -16080,7 +16070,7 @@
     <w:lvl w:ilvl="0" w:tentative="0">
       <w:start w:val="0"/>
       <w:numFmt w:val="lowerLetter"/>
-      <w:pStyle xmlns:tce="http://www.TCE.com" xmlns:a="http://schemas.openxmlformats.org/drawingml/2006/main" xmlns:pic="http://schemas.openxmlformats.org/drawingml/2006/picture" xmlns:a14="http://schemas.microsoft.com/office/drawing/2010/main" w:val="ListParagraph"/>
+      <w:pStyle xmlns:tce="http://www.TCE.com" xmlns:a="http://schemas.openxmlformats.org/drawingml/2006/main" xmlns:pic="http://schemas.openxmlformats.org/drawingml/2006/picture" xmlns:a14="http://schemas.microsoft.com/office/drawing/2010/main" w:val="BodyText"/>
       <w:lvlText w:val="%8."/>
       <w:lvlJc w:val="left"/>
       <w:pPr>
@@ -16090,7 +16080,7 @@
     <w:lvl w:ilvl="0" w:tentative="0">
       <w:start w:val="0"/>
       <w:numFmt w:val="lowerRoman"/>
-      <w:pStyle xmlns:tce="http://www.TCE.com" xmlns:a="http://schemas.openxmlformats.org/drawingml/2006/main" xmlns:pic="http://schemas.openxmlformats.org/drawingml/2006/picture" xmlns:a14="http://schemas.microsoft.com/office/drawing/2010/main" w:val="ListParagraph"/>
+      <w:pStyle xmlns:tce="http://www.TCE.com" xmlns:a="http://schemas.openxmlformats.org/drawingml/2006/main" xmlns:pic="http://schemas.openxmlformats.org/drawingml/2006/picture" xmlns:a14="http://schemas.microsoft.com/office/drawing/2010/main" w:val="BodyText"/>
       <w:lvlText w:val="%9."/>
       <w:lvlJc w:val="right"/>
       <w:pPr>
@@ -16103,7 +16093,7 @@
     <w:lvl w:ilvl="0">
       <w:start w:val="0"/>
       <w:numFmt w:val="lowerLetter"/>
-      <w:pStyle xmlns:tce="http://www.TCE.com" xmlns:a="http://schemas.openxmlformats.org/drawingml/2006/main" xmlns:pic="http://schemas.openxmlformats.org/drawingml/2006/picture" xmlns:a14="http://schemas.microsoft.com/office/drawing/2010/main" w:val="BodyText"/>
+      <w:pStyle xmlns:tce="http://www.TCE.com" xmlns:a="http://schemas.openxmlformats.org/drawingml/2006/main" xmlns:pic="http://schemas.openxmlformats.org/drawingml/2006/picture" xmlns:a14="http://schemas.microsoft.com/office/drawing/2010/main" w:val="ListParagraph"/>
       <w:lvlText w:val="(%1)"/>
       <w:lvlJc w:val="left"/>
       <w:pPr>
@@ -16113,7 +16103,7 @@
     <w:lvl w:ilvl="0">
       <w:start w:val="0"/>
       <w:numFmt w:val="decimal"/>
-      <w:pStyle xmlns:tce="http://www.TCE.com" xmlns:a="http://schemas.openxmlformats.org/drawingml/2006/main" xmlns:pic="http://schemas.openxmlformats.org/drawingml/2006/picture" xmlns:a14="http://schemas.microsoft.com/office/drawing/2010/main" w:val="BodyText"/>
+      <w:pStyle xmlns:tce="http://www.TCE.com" xmlns:a="http://schemas.openxmlformats.org/drawingml/2006/main" xmlns:pic="http://schemas.openxmlformats.org/drawingml/2006/picture" xmlns:a14="http://schemas.microsoft.com/office/drawing/2010/main" w:val="ListParagraph"/>
       <w:lvlText w:val="(%2)"/>
       <w:lvlJc w:val="left"/>
       <w:pPr>
@@ -16123,7 +16113,7 @@
     <w:lvl w:ilvl="0" w:tentative="0">
       <w:start w:val="0"/>
       <w:numFmt w:val="lowerRoman"/>
-      <w:pStyle xmlns:tce="http://www.TCE.com" xmlns:a="http://schemas.openxmlformats.org/drawingml/2006/main" xmlns:pic="http://schemas.openxmlformats.org/drawingml/2006/picture" xmlns:a14="http://schemas.microsoft.com/office/drawing/2010/main" w:val="BodyText"/>
+      <w:pStyle xmlns:tce="http://www.TCE.com" xmlns:a="http://schemas.openxmlformats.org/drawingml/2006/main" xmlns:pic="http://schemas.openxmlformats.org/drawingml/2006/picture" xmlns:a14="http://schemas.microsoft.com/office/drawing/2010/main" w:val="ListParagraph"/>
       <w:lvlText w:val="(%3)"/>
       <w:lvlJc w:val="left"/>
       <w:pPr>
@@ -16133,7 +16123,7 @@
     <w:lvl w:ilvl="0" w:tentative="0">
       <w:start w:val="0"/>
       <w:numFmt w:val="decimal"/>
-      <w:pStyle xmlns:tce="http://www.TCE.com" xmlns:a="http://schemas.openxmlformats.org/drawingml/2006/main" xmlns:pic="http://schemas.openxmlformats.org/drawingml/2006/picture" xmlns:a14="http://schemas.microsoft.com/office/drawing/2010/main" w:val="BodyText"/>
+      <w:pStyle xmlns:tce="http://www.TCE.com" xmlns:a="http://schemas.openxmlformats.org/drawingml/2006/main" xmlns:pic="http://schemas.openxmlformats.org/drawingml/2006/picture" xmlns:a14="http://schemas.microsoft.com/office/drawing/2010/main" w:val="ListParagraph"/>
       <w:lvlText w:val="%4."/>
       <w:lvlJc w:val="left"/>
       <w:pPr>
@@ -16143,7 +16133,7 @@
     <w:lvl w:ilvl="0" w:tentative="0">
       <w:start w:val="0"/>
       <w:numFmt w:val="lowerLetter"/>
-      <w:pStyle xmlns:tce="http://www.TCE.com" xmlns:a="http://schemas.openxmlformats.org/drawingml/2006/main" xmlns:pic="http://schemas.openxmlformats.org/drawingml/2006/picture" xmlns:a14="http://schemas.microsoft.com/office/drawing/2010/main" w:val="BodyText"/>
+      <w:pStyle xmlns:tce="http://www.TCE.com" xmlns:a="http://schemas.openxmlformats.org/drawingml/2006/main" xmlns:pic="http://schemas.openxmlformats.org/drawingml/2006/picture" xmlns:a14="http://schemas.microsoft.com/office/drawing/2010/main" w:val="ListParagraph"/>
       <w:lvlText w:val="%5."/>
       <w:lvlJc w:val="left"/>
       <w:pPr>
@@ -16153,7 +16143,7 @@
     <w:lvl w:ilvl="0" w:tentative="0">
       <w:start w:val="0"/>
       <w:numFmt w:val="lowerRoman"/>
-      <w:pStyle xmlns:tce="http://www.TCE.com" xmlns:a="http://schemas.openxmlformats.org/drawingml/2006/main" xmlns:pic="http://schemas.openxmlformats.org/drawingml/2006/picture" xmlns:a14="http://schemas.microsoft.com/office/drawing/2010/main" w:val="BodyText"/>
+      <w:pStyle xmlns:tce="http://www.TCE.com" xmlns:a="http://schemas.openxmlformats.org/drawingml/2006/main" xmlns:pic="http://schemas.openxmlformats.org/drawingml/2006/picture" xmlns:a14="http://schemas.microsoft.com/office/drawing/2010/main" w:val="ListParagraph"/>
       <w:lvlText w:val="%6."/>
       <w:lvlJc w:val="right"/>
       <w:pPr>
@@ -16163,7 +16153,7 @@
     <w:lvl w:ilvl="0" w:tentative="0">
       <w:start w:val="0"/>
       <w:numFmt w:val="decimal"/>
-      <w:pStyle xmlns:tce="http://www.TCE.com" xmlns:a="http://schemas.openxmlformats.org/drawingml/2006/main" xmlns:pic="http://schemas.openxmlformats.org/drawingml/2006/picture" xmlns:a14="http://schemas.microsoft.com/office/drawing/2010/main" w:val="BodyText"/>
+      <w:pStyle xmlns:tce="http://www.TCE.com" xmlns:a="http://schemas.openxmlformats.org/drawingml/2006/main" xmlns:pic="http://schemas.openxmlformats.org/drawingml/2006/picture" xmlns:a14="http://schemas.microsoft.com/office/drawing/2010/main" w:val="ListParagraph"/>
       <w:lvlText w:val="%7."/>
       <w:lvlJc w:val="left"/>
       <w:pPr>
@@ -16173,7 +16163,7 @@
     <w:lvl w:ilvl="0" w:tentative="0">
       <w:start w:val="0"/>
       <w:numFmt w:val="lowerLetter"/>
-      <w:pStyle xmlns:tce="http://www.TCE.com" xmlns:a="http://schemas.openxmlformats.org/drawingml/2006/main" xmlns:pic="http://schemas.openxmlformats.org/drawingml/2006/picture" xmlns:a14="http://schemas.microsoft.com/office/drawing/2010/main" w:val="BodyText"/>
+      <w:pStyle xmlns:tce="http://www.TCE.com" xmlns:a="http://schemas.openxmlformats.org/drawingml/2006/main" xmlns:pic="http://schemas.openxmlformats.org/drawingml/2006/picture" xmlns:a14="http://schemas.microsoft.com/office/drawing/2010/main" w:val="ListParagraph"/>
       <w:lvlText w:val="%8."/>
       <w:lvlJc w:val="left"/>
       <w:pPr>
@@ -16183,7 +16173,7 @@
     <w:lvl w:ilvl="0" w:tentative="0">
       <w:start w:val="0"/>
       <w:numFmt w:val="lowerRoman"/>
-      <w:pStyle xmlns:tce="http://www.TCE.com" xmlns:a="http://schemas.openxmlformats.org/drawingml/2006/main" xmlns:pic="http://schemas.openxmlformats.org/drawingml/2006/picture" xmlns:a14="http://schemas.microsoft.com/office/drawing/2010/main" w:val="BodyText"/>
+      <w:pStyle xmlns:tce="http://www.TCE.com" xmlns:a="http://schemas.openxmlformats.org/drawingml/2006/main" xmlns:pic="http://schemas.openxmlformats.org/drawingml/2006/picture" xmlns:a14="http://schemas.microsoft.com/office/drawing/2010/main" w:val="ListParagraph"/>
       <w:lvlText w:val="%9."/>
       <w:lvlJc w:val="right"/>
       <w:pPr>
@@ -16196,7 +16186,7 @@
     <w:lvl w:ilvl="0">
       <w:start w:val="0"/>
       <w:numFmt w:val="lowerLetter"/>
-      <w:pStyle xmlns:tce="http://www.TCE.com" xmlns:a="http://schemas.openxmlformats.org/drawingml/2006/main" xmlns:pic="http://schemas.openxmlformats.org/drawingml/2006/picture" xmlns:a14="http://schemas.microsoft.com/office/drawing/2010/main" w:val="ListParagraph"/>
+      <w:pStyle xmlns:tce="http://www.TCE.com" xmlns:a="http://schemas.openxmlformats.org/drawingml/2006/main" xmlns:pic="http://schemas.openxmlformats.org/drawingml/2006/picture" xmlns:a14="http://schemas.microsoft.com/office/drawing/2010/main" w:val="BodyText"/>
       <w:lvlText w:val="(%1)"/>
       <w:lvlJc w:val="left"/>
       <w:pPr>
@@ -16206,7 +16196,7 @@
     <w:lvl w:ilvl="0">
       <w:start w:val="0"/>
       <w:numFmt w:val="decimal"/>
-      <w:pStyle xmlns:tce="http://www.TCE.com" xmlns:a="http://schemas.openxmlformats.org/drawingml/2006/main" xmlns:pic="http://schemas.openxmlformats.org/drawingml/2006/picture" xmlns:a14="http://schemas.microsoft.com/office/drawing/2010/main" w:val="ListParagraph"/>
+      <w:pStyle xmlns:tce="http://www.TCE.com" xmlns:a="http://schemas.openxmlformats.org/drawingml/2006/main" xmlns:pic="http://schemas.openxmlformats.org/drawingml/2006/picture" xmlns:a14="http://schemas.microsoft.com/office/drawing/2010/main" w:val="BodyText"/>
       <w:lvlText w:val="(%2)"/>
       <w:lvlJc w:val="left"/>
       <w:pPr>
@@ -16216,7 +16206,7 @@
     <w:lvl w:ilvl="0" w:tentative="0">
       <w:start w:val="0"/>
       <w:numFmt w:val="lowerRoman"/>
-      <w:pStyle xmlns:tce="http://www.TCE.com" xmlns:a="http://schemas.openxmlformats.org/drawingml/2006/main" xmlns:pic="http://schemas.openxmlformats.org/drawingml/2006/picture" xmlns:a14="http://schemas.microsoft.com/office/drawing/2010/main" w:val="ListParagraph"/>
+      <w:pStyle xmlns:tce="http://www.TCE.com" xmlns:a="http://schemas.openxmlformats.org/drawingml/2006/main" xmlns:pic="http://schemas.openxmlformats.org/drawingml/2006/picture" xmlns:a14="http://schemas.microsoft.com/office/drawing/2010/main" w:val="BodyText"/>
       <w:lvlText w:val="(%3)"/>
       <w:lvlJc w:val="left"/>
       <w:pPr>
@@ -16226,7 +16216,7 @@
     <w:lvl w:ilvl="0" w:tentative="0">
       <w:start w:val="0"/>
       <w:numFmt w:val="decimal"/>
-      <w:pStyle xmlns:tce="http://www.TCE.com" xmlns:a="http://schemas.openxmlformats.org/drawingml/2006/main" xmlns:pic="http://schemas.openxmlformats.org/drawingml/2006/picture" xmlns:a14="http://schemas.microsoft.com/office/drawing/2010/main" w:val="ListParagraph"/>
+      <w:pStyle xmlns:tce="http://www.TCE.com" xmlns:a="http://schemas.openxmlformats.org/drawingml/2006/main" xmlns:pic="http://schemas.openxmlformats.org/drawingml/2006/picture" xmlns:a14="http://schemas.microsoft.com/office/drawing/2010/main" w:val="BodyText"/>
       <w:lvlText w:val="%4."/>
       <w:lvlJc w:val="left"/>
       <w:pPr>
@@ -16236,7 +16226,7 @@
     <w:lvl w:ilvl="0" w:tentative="0">
       <w:start w:val="0"/>
       <w:numFmt w:val="lowerLetter"/>
-      <w:pStyle xmlns:tce="http://www.TCE.com" xmlns:a="http://schemas.openxmlformats.org/drawingml/2006/main" xmlns:pic="http://schemas.openxmlformats.org/drawingml/2006/picture" xmlns:a14="http://schemas.microsoft.com/office/drawing/2010/main" w:val="ListParagraph"/>
+      <w:pStyle xmlns:tce="http://www.TCE.com" xmlns:a="http://schemas.openxmlformats.org/drawingml/2006/main" xmlns:pic="http://schemas.openxmlformats.org/drawingml/2006/picture" xmlns:a14="http://schemas.microsoft.com/office/drawing/2010/main" w:val="BodyText"/>
       <w:lvlText w:val="%5."/>
       <w:lvlJc w:val="left"/>
       <w:pPr>
@@ -16246,7 +16236,7 @@
     <w:lvl w:ilvl="0" w:tentative="0">
       <w:start w:val="0"/>
       <w:numFmt w:val="lowerRoman"/>
-      <w:pStyle xmlns:tce="http://www.TCE.com" xmlns:a="http://schemas.openxmlformats.org/drawingml/2006/main" xmlns:pic="http://schemas.openxmlformats.org/drawingml/2006/picture" xmlns:a14="http://schemas.microsoft.com/office/drawing/2010/main" w:val="ListParagraph"/>
+      <w:pStyle xmlns:tce="http://www.TCE.com" xmlns:a="http://schemas.openxmlformats.org/drawingml/2006/main" xmlns:pic="http://schemas.openxmlformats.org/drawingml/2006/picture" xmlns:a14="http://schemas.microsoft.com/office/drawing/2010/main" w:val="BodyText"/>
       <w:lvlText w:val="%6."/>
       <w:lvlJc w:val="right"/>
       <w:pPr>
@@ -16256,7 +16246,7 @@
     <w:lvl w:ilvl="0" w:tentative="0">
       <w:start w:val="0"/>
       <w:numFmt w:val="decimal"/>
-      <w:pStyle xmlns:tce="http://www.TCE.com" xmlns:a="http://schemas.openxmlformats.org/drawingml/2006/main" xmlns:pic="http://schemas.openxmlformats.org/drawingml/2006/picture" xmlns:a14="http://schemas.microsoft.com/office/drawing/2010/main" w:val="ListParagraph"/>
+      <w:pStyle xmlns:tce="http://www.TCE.com" xmlns:a="http://schemas.openxmlformats.org/drawingml/2006/main" xmlns:pic="http://schemas.openxmlformats.org/drawingml/2006/picture" xmlns:a14="http://schemas.microsoft.com/office/drawing/2010/main" w:val="BodyText"/>
       <w:lvlText w:val="%7."/>
       <w:lvlJc w:val="left"/>
       <w:pPr>
@@ -16266,7 +16256,7 @@
     <w:lvl w:ilvl="0" w:tentative="0">
       <w:start w:val="0"/>
       <w:numFmt w:val="lowerLetter"/>
-      <w:pStyle xmlns:tce="http://www.TCE.com" xmlns:a="http://schemas.openxmlformats.org/drawingml/2006/main" xmlns:pic="http://schemas.openxmlformats.org/drawingml/2006/picture" xmlns:a14="http://schemas.microsoft.com/office/drawing/2010/main" w:val="ListParagraph"/>
+      <w:pStyle xmlns:tce="http://www.TCE.com" xmlns:a="http://schemas.openxmlformats.org/drawingml/2006/main" xmlns:pic="http://schemas.openxmlformats.org/drawingml/2006/picture" xmlns:a14="http://schemas.microsoft.com/office/drawing/2010/main" w:val="BodyText"/>
       <w:lvlText w:val="%8."/>
       <w:lvlJc w:val="left"/>
       <w:pPr>
@@ -16276,7 +16266,7 @@
     <w:lvl w:ilvl="0" w:tentative="0">
       <w:start w:val="0"/>
       <w:numFmt w:val="lowerRoman"/>
-      <w:pStyle xmlns:tce="http://www.TCE.com" xmlns:a="http://schemas.openxmlformats.org/drawingml/2006/main" xmlns:pic="http://schemas.openxmlformats.org/drawingml/2006/picture" xmlns:a14="http://schemas.microsoft.com/office/drawing/2010/main" w:val="ListParagraph"/>
+      <w:pStyle xmlns:tce="http://www.TCE.com" xmlns:a="http://schemas.openxmlformats.org/drawingml/2006/main" xmlns:pic="http://schemas.openxmlformats.org/drawingml/2006/picture" xmlns:a14="http://schemas.microsoft.com/office/drawing/2010/main" w:val="BodyText"/>
       <w:lvlText w:val="%9."/>
       <w:lvlJc w:val="right"/>
       <w:pPr>
@@ -16475,7 +16465,7 @@
     <w:lvl w:ilvl="0">
       <w:start w:val="0"/>
       <w:numFmt w:val="lowerLetter"/>
-      <w:pStyle xmlns:tce="http://www.TCE.com" xmlns:a="http://schemas.openxmlformats.org/drawingml/2006/main" xmlns:pic="http://schemas.openxmlformats.org/drawingml/2006/picture" xmlns:a14="http://schemas.microsoft.com/office/drawing/2010/main" w:val="BodyText"/>
+      <w:pStyle xmlns:tce="http://www.TCE.com" xmlns:a="http://schemas.openxmlformats.org/drawingml/2006/main" xmlns:pic="http://schemas.openxmlformats.org/drawingml/2006/picture" xmlns:a14="http://schemas.microsoft.com/office/drawing/2010/main" w:val="ListParagraph"/>
       <w:lvlText w:val="(%1)"/>
       <w:lvlJc w:val="left"/>
       <w:pPr>
@@ -16485,7 +16475,7 @@
     <w:lvl w:ilvl="0">
       <w:start w:val="0"/>
       <w:numFmt w:val="decimal"/>
-      <w:pStyle xmlns:tce="http://www.TCE.com" xmlns:a="http://schemas.openxmlformats.org/drawingml/2006/main" xmlns:pic="http://schemas.openxmlformats.org/drawingml/2006/picture" xmlns:a14="http://schemas.microsoft.com/office/drawing/2010/main" w:val="BodyText"/>
+      <w:pStyle xmlns:tce="http://www.TCE.com" xmlns:a="http://schemas.openxmlformats.org/drawingml/2006/main" xmlns:pic="http://schemas.openxmlformats.org/drawingml/2006/picture" xmlns:a14="http://schemas.microsoft.com/office/drawing/2010/main" w:val="ListParagraph"/>
       <w:lvlText w:val="(%2)"/>
       <w:lvlJc w:val="left"/>
       <w:pPr>
@@ -16495,7 +16485,7 @@
     <w:lvl w:ilvl="0" w:tentative="0">
       <w:start w:val="0"/>
       <w:numFmt w:val="lowerRoman"/>
-      <w:pStyle xmlns:tce="http://www.TCE.com" xmlns:a="http://schemas.openxmlformats.org/drawingml/2006/main" xmlns:pic="http://schemas.openxmlformats.org/drawingml/2006/picture" xmlns:a14="http://schemas.microsoft.com/office/drawing/2010/main" w:val="BodyText"/>
+      <w:pStyle xmlns:tce="http://www.TCE.com" xmlns:a="http://schemas.openxmlformats.org/drawingml/2006/main" xmlns:pic="http://schemas.openxmlformats.org/drawingml/2006/picture" xmlns:a14="http://schemas.microsoft.com/office/drawing/2010/main" w:val="ListParagraph"/>
       <w:lvlText w:val="(%3)"/>
       <w:lvlJc w:val="left"/>
       <w:pPr>
@@ -16505,7 +16495,7 @@
     <w:lvl w:ilvl="0" w:tentative="0">
       <w:start w:val="0"/>
       <w:numFmt w:val="decimal"/>
-      <w:pStyle xmlns:tce="http://www.TCE.com" xmlns:a="http://schemas.openxmlformats.org/drawingml/2006/main" xmlns:pic="http://schemas.openxmlformats.org/drawingml/2006/picture" xmlns:a14="http://schemas.microsoft.com/office/drawing/2010/main" w:val="BodyText"/>
+      <w:pStyle xmlns:tce="http://www.TCE.com" xmlns:a="http://schemas.openxmlformats.org/drawingml/2006/main" xmlns:pic="http://schemas.openxmlformats.org/drawingml/2006/picture" xmlns:a14="http://schemas.microsoft.com/office/drawing/2010/main" w:val="ListParagraph"/>
       <w:lvlText w:val="%4."/>
       <w:lvlJc w:val="left"/>
       <w:pPr>
@@ -16515,7 +16505,7 @@
     <w:lvl w:ilvl="0" w:tentative="0">
       <w:start w:val="0"/>
       <w:numFmt w:val="lowerLetter"/>
-      <w:pStyle xmlns:tce="http://www.TCE.com" xmlns:a="http://schemas.openxmlformats.org/drawingml/2006/main" xmlns:pic="http://schemas.openxmlformats.org/drawingml/2006/picture" xmlns:a14="http://schemas.microsoft.com/office/drawing/2010/main" w:val="BodyText"/>
+      <w:pStyle xmlns:tce="http://www.TCE.com" xmlns:a="http://schemas.openxmlformats.org/drawingml/2006/main" xmlns:pic="http://schemas.openxmlformats.org/drawingml/2006/picture" xmlns:a14="http://schemas.microsoft.com/office/drawing/2010/main" w:val="ListParagraph"/>
       <w:lvlText w:val="%5."/>
       <w:lvlJc w:val="left"/>
       <w:pPr>
@@ -16525,7 +16515,7 @@
     <w:lvl w:ilvl="0" w:tentative="0">
       <w:start w:val="0"/>
       <w:numFmt w:val="lowerRoman"/>
-      <w:pStyle xmlns:tce="http://www.TCE.com" xmlns:a="http://schemas.openxmlformats.org/drawingml/2006/main" xmlns:pic="http://schemas.openxmlformats.org/drawingml/2006/picture" xmlns:a14="http://schemas.microsoft.com/office/drawing/2010/main" w:val="BodyText"/>
+      <w:pStyle xmlns:tce="http://www.TCE.com" xmlns:a="http://schemas.openxmlformats.org/drawingml/2006/main" xmlns:pic="http://schemas.openxmlformats.org/drawingml/2006/picture" xmlns:a14="http://schemas.microsoft.com/office/drawing/2010/main" w:val="ListParagraph"/>
       <w:lvlText w:val="%6."/>
       <w:lvlJc w:val="right"/>
       <w:pPr>
@@ -16535,7 +16525,7 @@
     <w:lvl w:ilvl="0" w:tentative="0">
       <w:start w:val="0"/>
       <w:numFmt w:val="decimal"/>
-      <w:pStyle xmlns:tce="http://www.TCE.com" xmlns:a="http://schemas.openxmlformats.org/drawingml/2006/main" xmlns:pic="http://schemas.openxmlformats.org/drawingml/2006/picture" xmlns:a14="http://schemas.microsoft.com/office/drawing/2010/main" w:val="BodyText"/>
+      <w:pStyle xmlns:tce="http://www.TCE.com" xmlns:a="http://schemas.openxmlformats.org/drawingml/2006/main" xmlns:pic="http://schemas.openxmlformats.org/drawingml/2006/picture" xmlns:a14="http://schemas.microsoft.com/office/drawing/2010/main" w:val="ListParagraph"/>
       <w:lvlText w:val="%7."/>
       <w:lvlJc w:val="left"/>
       <w:pPr>
@@ -16545,7 +16535,7 @@
     <w:lvl w:ilvl="0" w:tentative="0">
       <w:start w:val="0"/>
       <w:numFmt w:val="lowerLetter"/>
-      <w:pStyle xmlns:tce="http://www.TCE.com" xmlns:a="http://schemas.openxmlformats.org/drawingml/2006/main" xmlns:pic="http://schemas.openxmlformats.org/drawingml/2006/picture" xmlns:a14="http://schemas.microsoft.com/office/drawing/2010/main" w:val="BodyText"/>
+      <w:pStyle xmlns:tce="http://www.TCE.com" xmlns:a="http://schemas.openxmlformats.org/drawingml/2006/main" xmlns:pic="http://schemas.openxmlformats.org/drawingml/2006/picture" xmlns:a14="http://schemas.microsoft.com/office/drawing/2010/main" w:val="ListParagraph"/>
       <w:lvlText w:val="%8."/>
       <w:lvlJc w:val="left"/>
       <w:pPr>
@@ -16555,7 +16545,7 @@
     <w:lvl w:ilvl="0" w:tentative="0">
       <w:start w:val="0"/>
       <w:numFmt w:val="lowerRoman"/>
-      <w:pStyle xmlns:tce="http://www.TCE.com" xmlns:a="http://schemas.openxmlformats.org/drawingml/2006/main" xmlns:pic="http://schemas.openxmlformats.org/drawingml/2006/picture" xmlns:a14="http://schemas.microsoft.com/office/drawing/2010/main" w:val="BodyText"/>
+      <w:pStyle xmlns:tce="http://www.TCE.com" xmlns:a="http://schemas.openxmlformats.org/drawingml/2006/main" xmlns:pic="http://schemas.openxmlformats.org/drawingml/2006/picture" xmlns:a14="http://schemas.microsoft.com/office/drawing/2010/main" w:val="ListParagraph"/>
       <w:lvlText w:val="%9."/>
       <w:lvlJc w:val="right"/>
       <w:pPr>
@@ -16568,7 +16558,7 @@
     <w:lvl w:ilvl="0">
       <w:start w:val="0"/>
       <w:numFmt w:val="lowerLetter"/>
-      <w:pStyle xmlns:tce="http://www.TCE.com" xmlns:a="http://schemas.openxmlformats.org/drawingml/2006/main" xmlns:pic="http://schemas.openxmlformats.org/drawingml/2006/picture" xmlns:a14="http://schemas.microsoft.com/office/drawing/2010/main" w:val="ListParagraph"/>
+      <w:pStyle xmlns:tce="http://www.TCE.com" xmlns:a="http://schemas.openxmlformats.org/drawingml/2006/main" xmlns:pic="http://schemas.openxmlformats.org/drawingml/2006/picture" xmlns:a14="http://schemas.microsoft.com/office/drawing/2010/main" w:val="BodyText"/>
       <w:lvlText w:val="(%1)"/>
       <w:lvlJc w:val="left"/>
       <w:pPr>
@@ -16578,7 +16568,7 @@
     <w:lvl w:ilvl="0">
       <w:start w:val="0"/>
       <w:numFmt w:val="decimal"/>
-      <w:pStyle xmlns:tce="http://www.TCE.com" xmlns:a="http://schemas.openxmlformats.org/drawingml/2006/main" xmlns:pic="http://schemas.openxmlformats.org/drawingml/2006/picture" xmlns:a14="http://schemas.microsoft.com/office/drawing/2010/main" w:val="ListParagraph"/>
+      <w:pStyle xmlns:tce="http://www.TCE.com" xmlns:a="http://schemas.openxmlformats.org/drawingml/2006/main" xmlns:pic="http://schemas.openxmlformats.org/drawingml/2006/picture" xmlns:a14="http://schemas.microsoft.com/office/drawing/2010/main" w:val="BodyText"/>
       <w:lvlText w:val="(%2)"/>
       <w:lvlJc w:val="left"/>
       <w:pPr>
@@ -16588,7 +16578,7 @@
     <w:lvl w:ilvl="0" w:tentative="0">
       <w:start w:val="0"/>
       <w:numFmt w:val="lowerRoman"/>
-      <w:pStyle xmlns:tce="http://www.TCE.com" xmlns:a="http://schemas.openxmlformats.org/drawingml/2006/main" xmlns:pic="http://schemas.openxmlformats.org/drawingml/2006/picture" xmlns:a14="http://schemas.microsoft.com/office/drawing/2010/main" w:val="ListParagraph"/>
+      <w:pStyle xmlns:tce="http://www.TCE.com" xmlns:a="http://schemas.openxmlformats.org/drawingml/2006/main" xmlns:pic="http://schemas.openxmlformats.org/drawingml/2006/picture" xmlns:a14="http://schemas.microsoft.com/office/drawing/2010/main" w:val="BodyText"/>
       <w:lvlText w:val="(%3)"/>
       <w:lvlJc w:val="left"/>
       <w:pPr>
@@ -16598,7 +16588,7 @@
     <w:lvl w:ilvl="0" w:tentative="0">
       <w:start w:val="0"/>
       <w:numFmt w:val="decimal"/>
-      <w:pStyle xmlns:tce="http://www.TCE.com" xmlns:a="http://schemas.openxmlformats.org/drawingml/2006/main" xmlns:pic="http://schemas.openxmlformats.org/drawingml/2006/picture" xmlns:a14="http://schemas.microsoft.com/office/drawing/2010/main" w:val="ListParagraph"/>
+      <w:pStyle xmlns:tce="http://www.TCE.com" xmlns:a="http://schemas.openxmlformats.org/drawingml/2006/main" xmlns:pic="http://schemas.openxmlformats.org/drawingml/2006/picture" xmlns:a14="http://schemas.microsoft.com/office/drawing/2010/main" w:val="BodyText"/>
       <w:lvlText w:val="%4."/>
       <w:lvlJc w:val="left"/>
       <w:pPr>
@@ -16608,7 +16598,7 @@
     <w:lvl w:ilvl="0" w:tentative="0">
       <w:start w:val="0"/>
       <w:numFmt w:val="lowerLetter"/>
-      <w:pStyle xmlns:tce="http://www.TCE.com" xmlns:a="http://schemas.openxmlformats.org/drawingml/2006/main" xmlns:pic="http://schemas.openxmlformats.org/drawingml/2006/picture" xmlns:a14="http://schemas.microsoft.com/office/drawing/2010/main" w:val="ListParagraph"/>
+      <w:pStyle xmlns:tce="http://www.TCE.com" xmlns:a="http://schemas.openxmlformats.org/drawingml/2006/main" xmlns:pic="http://schemas.openxmlformats.org/drawingml/2006/picture" xmlns:a14="http://schemas.microsoft.com/office/drawing/2010/main" w:val="BodyText"/>
       <w:lvlText w:val="%5."/>
       <w:lvlJc w:val="left"/>
       <w:pPr>
@@ -16618,7 +16608,7 @@
     <w:lvl w:ilvl="0" w:tentative="0">
       <w:start w:val="0"/>
       <w:numFmt w:val="lowerRoman"/>
-      <w:pStyle xmlns:tce="http://www.TCE.com" xmlns:a="http://schemas.openxmlformats.org/drawingml/2006/main" xmlns:pic="http://schemas.openxmlformats.org/drawingml/2006/picture" xmlns:a14="http://schemas.microsoft.com/office/drawing/2010/main" w:val="ListParagraph"/>
+      <w:pStyle xmlns:tce="http://www.TCE.com" xmlns:a="http://schemas.openxmlformats.org/drawingml/2006/main" xmlns:pic="http://schemas.openxmlformats.org/drawingml/2006/picture" xmlns:a14="http://schemas.microsoft.com/office/drawing/2010/main" w:val="BodyText"/>
       <w:lvlText w:val="%6."/>
       <w:lvlJc w:val="right"/>
       <w:pPr>
@@ -16628,7 +16618,7 @@
     <w:lvl w:ilvl="0" w:tentative="0">
       <w:start w:val="0"/>
       <w:numFmt w:val="decimal"/>
-      <w:pStyle xmlns:tce="http://www.TCE.com" xmlns:a="http://schemas.openxmlformats.org/drawingml/2006/main" xmlns:pic="http://schemas.openxmlformats.org/drawingml/2006/picture" xmlns:a14="http://schemas.microsoft.com/office/drawing/2010/main" w:val="ListParagraph"/>
+      <w:pStyle xmlns:tce="http://www.TCE.com" xmlns:a="http://schemas.openxmlformats.org/drawingml/2006/main" xmlns:pic="http://schemas.openxmlformats.org/drawingml/2006/picture" xmlns:a14="http://schemas.microsoft.com/office/drawing/2010/main" w:val="BodyText"/>
       <w:lvlText w:val="%7."/>
       <w:lvlJc w:val="left"/>
       <w:pPr>
@@ -16638,7 +16628,7 @@
     <w:lvl w:ilvl="0" w:tentative="0">
       <w:start w:val="0"/>
       <w:numFmt w:val="lowerLetter"/>
-      <w:pStyle xmlns:tce="http://www.TCE.com" xmlns:a="http://schemas.openxmlformats.org/drawingml/2006/main" xmlns:pic="http://schemas.openxmlformats.org/drawingml/2006/picture" xmlns:a14="http://schemas.microsoft.com/office/drawing/2010/main" w:val="ListParagraph"/>
+      <w:pStyle xmlns:tce="http://www.TCE.com" xmlns:a="http://schemas.openxmlformats.org/drawingml/2006/main" xmlns:pic="http://schemas.openxmlformats.org/drawingml/2006/picture" xmlns:a14="http://schemas.microsoft.com/office/drawing/2010/main" w:val="BodyText"/>
       <w:lvlText w:val="%8."/>
       <w:lvlJc w:val="left"/>
       <w:pPr>
@@ -16648,7 +16638,7 @@
     <w:lvl w:ilvl="0" w:tentative="0">
       <w:start w:val="0"/>
       <w:numFmt w:val="lowerRoman"/>
-      <w:pStyle xmlns:tce="http://www.TCE.com" xmlns:a="http://schemas.openxmlformats.org/drawingml/2006/main" xmlns:pic="http://schemas.openxmlformats.org/drawingml/2006/picture" xmlns:a14="http://schemas.microsoft.com/office/drawing/2010/main" w:val="ListParagraph"/>
+      <w:pStyle xmlns:tce="http://www.TCE.com" xmlns:a="http://schemas.openxmlformats.org/drawingml/2006/main" xmlns:pic="http://schemas.openxmlformats.org/drawingml/2006/picture" xmlns:a14="http://schemas.microsoft.com/office/drawing/2010/main" w:val="BodyText"/>
       <w:lvlText w:val="%9."/>
       <w:lvlJc w:val="right"/>
       <w:pPr>
@@ -16661,7 +16651,7 @@
     <w:lvl w:ilvl="0">
       <w:start w:val="0"/>
       <w:numFmt w:val="lowerLetter"/>
-      <w:pStyle xmlns:tce="http://www.TCE.com" xmlns:a="http://schemas.openxmlformats.org/drawingml/2006/main" xmlns:pic="http://schemas.openxmlformats.org/drawingml/2006/picture" xmlns:a14="http://schemas.microsoft.com/office/drawing/2010/main" w:val="BodyText"/>
+      <w:pStyle xmlns:tce="http://www.TCE.com" xmlns:a="http://schemas.openxmlformats.org/drawingml/2006/main" xmlns:pic="http://schemas.openxmlformats.org/drawingml/2006/picture" xmlns:a14="http://schemas.microsoft.com/office/drawing/2010/main" w:val="ListParagraph"/>
       <w:lvlText w:val="(%1)"/>
       <w:lvlJc w:val="left"/>
       <w:pPr>
@@ -16671,7 +16661,7 @@
     <w:lvl w:ilvl="0">
       <w:start w:val="0"/>
       <w:numFmt w:val="decimal"/>
-      <w:pStyle xmlns:tce="http://www.TCE.com" xmlns:a="http://schemas.openxmlformats.org/drawingml/2006/main" xmlns:pic="http://schemas.openxmlformats.org/drawingml/2006/picture" xmlns:a14="http://schemas.microsoft.com/office/drawing/2010/main" w:val="BodyText"/>
+      <w:pStyle xmlns:tce="http://www.TCE.com" xmlns:a="http://schemas.openxmlformats.org/drawingml/2006/main" xmlns:pic="http://schemas.openxmlformats.org/drawingml/2006/picture" xmlns:a14="http://schemas.microsoft.com/office/drawing/2010/main" w:val="ListParagraph"/>
       <w:lvlText w:val="(%2)"/>
       <w:lvlJc w:val="left"/>
       <w:pPr>
@@ -16681,7 +16671,7 @@
     <w:lvl w:ilvl="0" w:tentative="0">
       <w:start w:val="0"/>
       <w:numFmt w:val="lowerRoman"/>
-      <w:pStyle xmlns:tce="http://www.TCE.com" xmlns:a="http://schemas.openxmlformats.org/drawingml/2006/main" xmlns:pic="http://schemas.openxmlformats.org/drawingml/2006/picture" xmlns:a14="http://schemas.microsoft.com/office/drawing/2010/main" w:val="BodyText"/>
+      <w:pStyle xmlns:tce="http://www.TCE.com" xmlns:a="http://schemas.openxmlformats.org/drawingml/2006/main" xmlns:pic="http://schemas.openxmlformats.org/drawingml/2006/picture" xmlns:a14="http://schemas.microsoft.com/office/drawing/2010/main" w:val="ListParagraph"/>
       <w:lvlText w:val="(%3)"/>
       <w:lvlJc w:val="left"/>
       <w:pPr>
@@ -16691,7 +16681,7 @@
     <w:lvl w:ilvl="0" w:tentative="0">
       <w:start w:val="0"/>
       <w:numFmt w:val="decimal"/>
-      <w:pStyle xmlns:tce="http://www.TCE.com" xmlns:a="http://schemas.openxmlformats.org/drawingml/2006/main" xmlns:pic="http://schemas.openxmlformats.org/drawingml/2006/picture" xmlns:a14="http://schemas.microsoft.com/office/drawing/2010/main" w:val="BodyText"/>
+      <w:pStyle xmlns:tce="http://www.TCE.com" xmlns:a="http://schemas.openxmlformats.org/drawingml/2006/main" xmlns:pic="http://schemas.openxmlformats.org/drawingml/2006/picture" xmlns:a14="http://schemas.microsoft.com/office/drawing/2010/main" w:val="ListParagraph"/>
       <w:lvlText w:val="%4."/>
       <w:lvlJc w:val="left"/>
       <w:pPr>
@@ -16701,7 +16691,7 @@
     <w:lvl w:ilvl="0" w:tentative="0">
       <w:start w:val="0"/>
       <w:numFmt w:val="lowerLetter"/>
-      <w:pStyle xmlns:tce="http://www.TCE.com" xmlns:a="http://schemas.openxmlformats.org/drawingml/2006/main" xmlns:pic="http://schemas.openxmlformats.org/drawingml/2006/picture" xmlns:a14="http://schemas.microsoft.com/office/drawing/2010/main" w:val="BodyText"/>
+      <w:pStyle xmlns:tce="http://www.TCE.com" xmlns:a="http://schemas.openxmlformats.org/drawingml/2006/main" xmlns:pic="http://schemas.openxmlformats.org/drawingml/2006/picture" xmlns:a14="http://schemas.microsoft.com/office/drawing/2010/main" w:val="ListParagraph"/>
       <w:lvlText w:val="%5."/>
       <w:lvlJc w:val="left"/>
       <w:pPr>
@@ -16711,7 +16701,7 @@
     <w:lvl w:ilvl="0" w:tentative="0">
       <w:start w:val="0"/>
       <w:numFmt w:val="lowerRoman"/>
-      <w:pStyle xmlns:tce="http://www.TCE.com" xmlns:a="http://schemas.openxmlformats.org/drawingml/2006/main" xmlns:pic="http://schemas.openxmlformats.org/drawingml/2006/picture" xmlns:a14="http://schemas.microsoft.com/office/drawing/2010/main" w:val="BodyText"/>
+      <w:pStyle xmlns:tce="http://www.TCE.com" xmlns:a="http://schemas.openxmlformats.org/drawingml/2006/main" xmlns:pic="http://schemas.openxmlformats.org/drawingml/2006/picture" xmlns:a14="http://schemas.microsoft.com/office/drawing/2010/main" w:val="ListParagraph"/>
       <w:lvlText w:val="%6."/>
       <w:lvlJc w:val="right"/>
       <w:pPr>
@@ -16721,7 +16711,7 @@
     <w:lvl w:ilvl="0" w:tentative="0">
       <w:start w:val="0"/>
       <w:numFmt w:val="decimal"/>
-      <w:pStyle xmlns:tce="http://www.TCE.com" xmlns:a="http://schemas.openxmlformats.org/drawingml/2006/main" xmlns:pic="http://schemas.openxmlformats.org/drawingml/2006/picture" xmlns:a14="http://schemas.microsoft.com/office/drawing/2010/main" w:val="BodyText"/>
+      <w:pStyle xmlns:tce="http://www.TCE.com" xmlns:a="http://schemas.openxmlformats.org/drawingml/2006/main" xmlns:pic="http://schemas.openxmlformats.org/drawingml/2006/picture" xmlns:a14="http://schemas.microsoft.com/office/drawing/2010/main" w:val="ListParagraph"/>
       <w:lvlText w:val="%7."/>
       <w:lvlJc w:val="left"/>
       <w:pPr>
@@ -16731,7 +16721,7 @@
     <w:lvl w:ilvl="0" w:tentative="0">
       <w:start w:val="0"/>
       <w:numFmt w:val="lowerLetter"/>
-      <w:pStyle xmlns:tce="http://www.TCE.com" xmlns:a="http://schemas.openxmlformats.org/drawingml/2006/main" xmlns:pic="http://schemas.openxmlformats.org/drawingml/2006/picture" xmlns:a14="http://schemas.microsoft.com/office/drawing/2010/main" w:val="BodyText"/>
+      <w:pStyle xmlns:tce="http://www.TCE.com" xmlns:a="http://schemas.openxmlformats.org/drawingml/2006/main" xmlns:pic="http://schemas.openxmlformats.org/drawingml/2006/picture" xmlns:a14="http://schemas.microsoft.com/office/drawing/2010/main" w:val="ListParagraph"/>
       <w:lvlText w:val="%8."/>
       <w:lvlJc w:val="left"/>
       <w:pPr>
@@ -16741,7 +16731,7 @@
     <w:lvl w:ilvl="0" w:tentative="0">
       <w:start w:val="0"/>
       <w:numFmt w:val="lowerRoman"/>
-      <w:pStyle xmlns:tce="http://www.TCE.com" xmlns:a="http://schemas.openxmlformats.org/drawingml/2006/main" xmlns:pic="http://schemas.openxmlformats.org/drawingml/2006/picture" xmlns:a14="http://schemas.microsoft.com/office/drawing/2010/main" w:val="BodyText"/>
+      <w:pStyle xmlns:tce="http://www.TCE.com" xmlns:a="http://schemas.openxmlformats.org/drawingml/2006/main" xmlns:pic="http://schemas.openxmlformats.org/drawingml/2006/picture" xmlns:a14="http://schemas.microsoft.com/office/drawing/2010/main" w:val="ListParagraph"/>
       <w:lvlText w:val="%9."/>
       <w:lvlJc w:val="right"/>
       <w:pPr>
@@ -16754,7 +16744,7 @@
     <w:lvl w:ilvl="0">
       <w:start w:val="0"/>
       <w:numFmt w:val="lowerLetter"/>
-      <w:pStyle xmlns:tce="http://www.TCE.com" xmlns:a="http://schemas.openxmlformats.org/drawingml/2006/main" xmlns:pic="http://schemas.openxmlformats.org/drawingml/2006/picture" xmlns:a14="http://schemas.microsoft.com/office/drawing/2010/main" w:val="ListParagraph"/>
+      <w:pStyle xmlns:tce="http://www.TCE.com" xmlns:a="http://schemas.openxmlformats.org/drawingml/2006/main" xmlns:pic="http://schemas.openxmlformats.org/drawingml/2006/picture" xmlns:a14="http://schemas.microsoft.com/office/drawing/2010/main" w:val="BodyText"/>
       <w:lvlText w:val="(%1)"/>
       <w:lvlJc w:val="left"/>
       <w:pPr>
@@ -16764,7 +16754,7 @@
     <w:lvl w:ilvl="0">
       <w:start w:val="0"/>
       <w:numFmt w:val="decimal"/>
-      <w:pStyle xmlns:tce="http://www.TCE.com" xmlns:a="http://schemas.openxmlformats.org/drawingml/2006/main" xmlns:pic="http://schemas.openxmlformats.org/drawingml/2006/picture" xmlns:a14="http://schemas.microsoft.com/office/drawing/2010/main" w:val="ListParagraph"/>
+      <w:pStyle xmlns:tce="http://www.TCE.com" xmlns:a="http://schemas.openxmlformats.org/drawingml/2006/main" xmlns:pic="http://schemas.openxmlformats.org/drawingml/2006/picture" xmlns:a14="http://schemas.microsoft.com/office/drawing/2010/main" w:val="BodyText"/>
       <w:lvlText w:val="(%2)"/>
       <w:lvlJc w:val="left"/>
       <w:pPr>
@@ -16774,7 +16764,7 @@
     <w:lvl w:ilvl="0" w:tentative="0">
       <w:start w:val="0"/>
       <w:numFmt w:val="lowerRoman"/>
-      <w:pStyle xmlns:tce="http://www.TCE.com" xmlns:a="http://schemas.openxmlformats.org/drawingml/2006/main" xmlns:pic="http://schemas.openxmlformats.org/drawingml/2006/picture" xmlns:a14="http://schemas.microsoft.com/office/drawing/2010/main" w:val="ListParagraph"/>
+      <w:pStyle xmlns:tce="http://www.TCE.com" xmlns:a="http://schemas.openxmlformats.org/drawingml/2006/main" xmlns:pic="http://schemas.openxmlformats.org/drawingml/2006/picture" xmlns:a14="http://schemas.microsoft.com/office/drawing/2010/main" w:val="BodyText"/>
       <w:lvlText w:val="(%3)"/>
       <w:lvlJc w:val="left"/>
       <w:pPr>
@@ -16784,7 +16774,7 @@
     <w:lvl w:ilvl="0" w:tentative="0">
       <w:start w:val="0"/>
       <w:numFmt w:val="decimal"/>
-      <w:pStyle xmlns:tce="http://www.TCE.com" xmlns:a="http://schemas.openxmlformats.org/drawingml/2006/main" xmlns:pic="http://schemas.openxmlformats.org/drawingml/2006/picture" xmlns:a14="http://schemas.microsoft.com/office/drawing/2010/main" w:val="ListParagraph"/>
+      <w:pStyle xmlns:tce="http://www.TCE.com" xmlns:a="http://schemas.openxmlformats.org/drawingml/2006/main" xmlns:pic="http://schemas.openxmlformats.org/drawingml/2006/picture" xmlns:a14="http://schemas.microsoft.com/office/drawing/2010/main" w:val="BodyText"/>
       <w:lvlText w:val="%4."/>
       <w:lvlJc w:val="left"/>
       <w:pPr>
@@ -16794,7 +16784,7 @@
     <w:lvl w:ilvl="0" w:tentative="0">
       <w:start w:val="0"/>
       <w:numFmt w:val="lowerLetter"/>
-      <w:pStyle xmlns:tce="http://www.TCE.com" xmlns:a="http://schemas.openxmlformats.org/drawingml/2006/main" xmlns:pic="http://schemas.openxmlformats.org/drawingml/2006/picture" xmlns:a14="http://schemas.microsoft.com/office/drawing/2010/main" w:val="ListParagraph"/>
+      <w:pStyle xmlns:tce="http://www.TCE.com" xmlns:a="http://schemas.openxmlformats.org/drawingml/2006/main" xmlns:pic="http://schemas.openxmlformats.org/drawingml/2006/picture" xmlns:a14="http://schemas.microsoft.com/office/drawing/2010/main" w:val="BodyText"/>
       <w:lvlText w:val="%5."/>
       <w:lvlJc w:val="left"/>
       <w:pPr>
@@ -16804,7 +16794,7 @@
     <w:lvl w:ilvl="0" w:tentative="0">
       <w:start w:val="0"/>
       <w:numFmt w:val="lowerRoman"/>
-      <w:pStyle xmlns:tce="http://www.TCE.com" xmlns:a="http://schemas.openxmlformats.org/drawingml/2006/main" xmlns:pic="http://schemas.openxmlformats.org/drawingml/2006/picture" xmlns:a14="http://schemas.microsoft.com/office/drawing/2010/main" w:val="ListParagraph"/>
+      <w:pStyle xmlns:tce="http://www.TCE.com" xmlns:a="http://schemas.openxmlformats.org/drawingml/2006/main" xmlns:pic="http://schemas.openxmlformats.org/drawingml/2006/picture" xmlns:a14="http://schemas.microsoft.com/office/drawing/2010/main" w:val="BodyText"/>
       <w:lvlText w:val="%6."/>
       <w:lvlJc w:val="right"/>
       <w:pPr>
@@ -16814,7 +16804,7 @@
     <w:lvl w:ilvl="0" w:tentative="0">
       <w:start w:val="0"/>
       <w:numFmt w:val="decimal"/>
-      <w:pStyle xmlns:tce="http://www.TCE.com" xmlns:a="http://schemas.openxmlformats.org/drawingml/2006/main" xmlns:pic="http://schemas.openxmlformats.org/drawingml/2006/picture" xmlns:a14="http://schemas.microsoft.com/office/drawing/2010/main" w:val="ListParagraph"/>
+      <w:pStyle xmlns:tce="http://www.TCE.com" xmlns:a="http://schemas.openxmlformats.org/drawingml/2006/main" xmlns:pic="http://schemas.openxmlformats.org/drawingml/2006/picture" xmlns:a14="http://schemas.microsoft.com/office/drawing/2010/main" w:val="BodyText"/>
       <w:lvlText w:val="%7."/>
       <w:lvlJc w:val="left"/>
       <w:pPr>
@@ -16824,7 +16814,7 @@
     <w:lvl w:ilvl="0" w:tentative="0">
       <w:start w:val="0"/>
       <w:numFmt w:val="lowerLetter"/>
-      <w:pStyle xmlns:tce="http://www.TCE.com" xmlns:a="http://schemas.openxmlformats.org/drawingml/2006/main" xmlns:pic="http://schemas.openxmlformats.org/drawingml/2006/picture" xmlns:a14="http://schemas.microsoft.com/office/drawing/2010/main" w:val="ListParagraph"/>
+      <w:pStyle xmlns:tce="http://www.TCE.com" xmlns:a="http://schemas.openxmlformats.org/drawingml/2006/main" xmlns:pic="http://schemas.openxmlformats.org/drawingml/2006/picture" xmlns:a14="http://schemas.microsoft.com/office/drawing/2010/main" w:val="BodyText"/>
       <w:lvlText w:val="%8."/>
       <w:lvlJc w:val="left"/>
       <w:pPr>
@@ -16834,7 +16824,7 @@
     <w:lvl w:ilvl="0" w:tentative="0">
       <w:start w:val="0"/>
       <w:numFmt w:val="lowerRoman"/>
-      <w:pStyle xmlns:tce="http://www.TCE.com" xmlns:a="http://schemas.openxmlformats.org/drawingml/2006/main" xmlns:pic="http://schemas.openxmlformats.org/drawingml/2006/picture" xmlns:a14="http://schemas.microsoft.com/office/drawing/2010/main" w:val="ListParagraph"/>
+      <w:pStyle xmlns:tce="http://www.TCE.com" xmlns:a="http://schemas.openxmlformats.org/drawingml/2006/main" xmlns:pic="http://schemas.openxmlformats.org/drawingml/2006/picture" xmlns:a14="http://schemas.microsoft.com/office/drawing/2010/main" w:val="BodyText"/>
       <w:lvlText w:val="%9."/>
       <w:lvlJc w:val="right"/>
       <w:pPr>
@@ -17033,7 +17023,7 @@
     <w:lvl w:ilvl="0">
       <w:start w:val="0"/>
       <w:numFmt w:val="lowerLetter"/>
-      <w:pStyle xmlns:tce="http://www.TCE.com" xmlns:a="http://schemas.openxmlformats.org/drawingml/2006/main" xmlns:pic="http://schemas.openxmlformats.org/drawingml/2006/picture" xmlns:a14="http://schemas.microsoft.com/office/drawing/2010/main" w:val="BodyText"/>
+      <w:pStyle xmlns:tce="http://www.TCE.com" xmlns:a="http://schemas.openxmlformats.org/drawingml/2006/main" xmlns:pic="http://schemas.openxmlformats.org/drawingml/2006/picture" xmlns:a14="http://schemas.microsoft.com/office/drawing/2010/main" w:val="ListParagraph"/>
       <w:lvlText w:val="(%1)"/>
       <w:lvlJc w:val="left"/>
       <w:pPr>
@@ -17043,7 +17033,7 @@
     <w:lvl w:ilvl="0">
       <w:start w:val="0"/>
       <w:numFmt w:val="decimal"/>
-      <w:pStyle xmlns:tce="http://www.TCE.com" xmlns:a="http://schemas.openxmlformats.org/drawingml/2006/main" xmlns:pic="http://schemas.openxmlformats.org/drawingml/2006/picture" xmlns:a14="http://schemas.microsoft.com/office/drawing/2010/main" w:val="BodyText"/>
+      <w:pStyle xmlns:tce="http://www.TCE.com" xmlns:a="http://schemas.openxmlformats.org/drawingml/2006/main" xmlns:pic="http://schemas.openxmlformats.org/drawingml/2006/picture" xmlns:a14="http://schemas.microsoft.com/office/drawing/2010/main" w:val="ListParagraph"/>
       <w:lvlText w:val="(%2)"/>
       <w:lvlJc w:val="left"/>
       <w:pPr>
@@ -17053,7 +17043,7 @@
     <w:lvl w:ilvl="0" w:tentative="0">
       <w:start w:val="0"/>
       <w:numFmt w:val="lowerRoman"/>
-      <w:pStyle xmlns:tce="http://www.TCE.com" xmlns:a="http://schemas.openxmlformats.org/drawingml/2006/main" xmlns:pic="http://schemas.openxmlformats.org/drawingml/2006/picture" xmlns:a14="http://schemas.microsoft.com/office/drawing/2010/main" w:val="BodyText"/>
+      <w:pStyle xmlns:tce="http://www.TCE.com" xmlns:a="http://schemas.openxmlformats.org/drawingml/2006/main" xmlns:pic="http://schemas.openxmlformats.org/drawingml/2006/picture" xmlns:a14="http://schemas.microsoft.com/office/drawing/2010/main" w:val="ListParagraph"/>
       <w:lvlText w:val="(%3)"/>
       <w:lvlJc w:val="left"/>
       <w:pPr>
@@ -17063,7 +17053,7 @@
     <w:lvl w:ilvl="0" w:tentative="0">
       <w:start w:val="0"/>
       <w:numFmt w:val="decimal"/>
-      <w:pStyle xmlns:tce="http://www.TCE.com" xmlns:a="http://schemas.openxmlformats.org/drawingml/2006/main" xmlns:pic="http://schemas.openxmlformats.org/drawingml/2006/picture" xmlns:a14="http://schemas.microsoft.com/office/drawing/2010/main" w:val="BodyText"/>
+      <w:pStyle xmlns:tce="http://www.TCE.com" xmlns:a="http://schemas.openxmlformats.org/drawingml/2006/main" xmlns:pic="http://schemas.openxmlformats.org/drawingml/2006/picture" xmlns:a14="http://schemas.microsoft.com/office/drawing/2010/main" w:val="ListParagraph"/>
       <w:lvlText w:val="%4."/>
       <w:lvlJc w:val="left"/>
       <w:pPr>
@@ -17073,7 +17063,7 @@
     <w:lvl w:ilvl="0" w:tentative="0">
       <w:start w:val="0"/>
       <w:numFmt w:val="lowerLetter"/>
-      <w:pStyle xmlns:tce="http://www.TCE.com" xmlns:a="http://schemas.openxmlformats.org/drawingml/2006/main" xmlns:pic="http://schemas.openxmlformats.org/drawingml/2006/picture" xmlns:a14="http://schemas.microsoft.com/office/drawing/2010/main" w:val="BodyText"/>
+      <w:pStyle xmlns:tce="http://www.TCE.com" xmlns:a="http://schemas.openxmlformats.org/drawingml/2006/main" xmlns:pic="http://schemas.openxmlformats.org/drawingml/2006/picture" xmlns:a14="http://schemas.microsoft.com/office/drawing/2010/main" w:val="ListParagraph"/>
       <w:lvlText w:val="%5."/>
       <w:lvlJc w:val="left"/>
       <w:pPr>
@@ -17083,7 +17073,7 @@
     <w:lvl w:ilvl="0" w:tentative="0">
       <w:start w:val="0"/>
       <w:numFmt w:val="lowerRoman"/>
-      <w:pStyle xmlns:tce="http://www.TCE.com" xmlns:a="http://schemas.openxmlformats.org/drawingml/2006/main" xmlns:pic="http://schemas.openxmlformats.org/drawingml/2006/picture" xmlns:a14="http://schemas.microsoft.com/office/drawing/2010/main" w:val="BodyText"/>
+      <w:pStyle xmlns:tce="http://www.TCE.com" xmlns:a="http://schemas.openxmlformats.org/drawingml/2006/main" xmlns:pic="http://schemas.openxmlformats.org/drawingml/2006/picture" xmlns:a14="http://schemas.microsoft.com/office/drawing/2010/main" w:val="ListParagraph"/>
       <w:lvlText w:val="%6."/>
       <w:lvlJc w:val="right"/>
       <w:pPr>
@@ -17093,7 +17083,7 @@
     <w:lvl w:ilvl="0" w:tentative="0">
       <w:start w:val="0"/>
       <w:numFmt w:val="decimal"/>
-      <w:pStyle xmlns:tce="http://www.TCE.com" xmlns:a="http://schemas.openxmlformats.org/drawingml/2006/main" xmlns:pic="http://schemas.openxmlformats.org/drawingml/2006/picture" xmlns:a14="http://schemas.microsoft.com/office/drawing/2010/main" w:val="BodyText"/>
+      <w:pStyle xmlns:tce="http://www.TCE.com" xmlns:a="http://schemas.openxmlformats.org/drawingml/2006/main" xmlns:pic="http://schemas.openxmlformats.org/drawingml/2006/picture" xmlns:a14="http://schemas.microsoft.com/office/drawing/2010/main" w:val="ListParagraph"/>
       <w:lvlText w:val="%7."/>
       <w:lvlJc w:val="left"/>
       <w:pPr>
@@ -17103,7 +17093,7 @@
     <w:lvl w:ilvl="0" w:tentative="0">
       <w:start w:val="0"/>
       <w:numFmt w:val="lowerLetter"/>
-      <w:pStyle xmlns:tce="http://www.TCE.com" xmlns:a="http://schemas.openxmlformats.org/drawingml/2006/main" xmlns:pic="http://schemas.openxmlformats.org/drawingml/2006/picture" xmlns:a14="http://schemas.microsoft.com/office/drawing/2010/main" w:val="BodyText"/>
+      <w:pStyle xmlns:tce="http://www.TCE.com" xmlns:a="http://schemas.openxmlformats.org/drawingml/2006/main" xmlns:pic="http://schemas.openxmlformats.org/drawingml/2006/picture" xmlns:a14="http://schemas.microsoft.com/office/drawing/2010/main" w:val="ListParagraph"/>
       <w:lvlText w:val="%8."/>
       <w:lvlJc w:val="left"/>
       <w:pPr>
@@ -17113,7 +17103,7 @@
     <w:lvl w:ilvl="0" w:tentative="0">
       <w:start w:val="0"/>
       <w:numFmt w:val="lowerRoman"/>
-      <w:pStyle xmlns:tce="http://www.TCE.com" xmlns:a="http://schemas.openxmlformats.org/drawingml/2006/main" xmlns:pic="http://schemas.openxmlformats.org/drawingml/2006/picture" xmlns:a14="http://schemas.microsoft.com/office/drawing/2010/main" w:val="BodyText"/>
+      <w:pStyle xmlns:tce="http://www.TCE.com" xmlns:a="http://schemas.openxmlformats.org/drawingml/2006/main" xmlns:pic="http://schemas.openxmlformats.org/drawingml/2006/picture" xmlns:a14="http://schemas.microsoft.com/office/drawing/2010/main" w:val="ListParagraph"/>
       <w:lvlText w:val="%9."/>
       <w:lvlJc w:val="right"/>
       <w:pPr>
@@ -17126,7 +17116,7 @@
     <w:lvl w:ilvl="0">
       <w:start w:val="0"/>
       <w:numFmt w:val="lowerLetter"/>
-      <w:pStyle xmlns:tce="http://www.TCE.com" xmlns:a="http://schemas.openxmlformats.org/drawingml/2006/main" xmlns:pic="http://schemas.openxmlformats.org/drawingml/2006/picture" xmlns:a14="http://schemas.microsoft.com/office/drawing/2010/main" w:val="ListParagraph"/>
+      <w:pStyle xmlns:tce="http://www.TCE.com" xmlns:a="http://schemas.openxmlformats.org/drawingml/2006/main" xmlns:pic="http://schemas.openxmlformats.org/drawingml/2006/picture" xmlns:a14="http://schemas.microsoft.com/office/drawing/2010/main" w:val="BodyText"/>
       <w:lvlText w:val="(%1)"/>
       <w:lvlJc w:val="left"/>
       <w:pPr>
@@ -17136,7 +17126,7 @@
     <w:lvl w:ilvl="0">
       <w:start w:val="0"/>
       <w:numFmt w:val="decimal"/>
-      <w:pStyle xmlns:tce="http://www.TCE.com" xmlns:a="http://schemas.openxmlformats.org/drawingml/2006/main" xmlns:pic="http://schemas.openxmlformats.org/drawingml/2006/picture" xmlns:a14="http://schemas.microsoft.com/office/drawing/2010/main" w:val="ListParagraph"/>
+      <w:pStyle xmlns:tce="http://www.TCE.com" xmlns:a="http://schemas.openxmlformats.org/drawingml/2006/main" xmlns:pic="http://schemas.openxmlformats.org/drawingml/2006/picture" xmlns:a14="http://schemas.microsoft.com/office/drawing/2010/main" w:val="BodyText"/>
       <w:lvlText w:val="(%2)"/>
       <w:lvlJc w:val="left"/>
       <w:pPr>
@@ -17146,7 +17136,7 @@
     <w:lvl w:ilvl="0" w:tentative="0">
       <w:start w:val="0"/>
       <w:numFmt w:val="lowerRoman"/>
-      <w:pStyle xmlns:tce="http://www.TCE.com" xmlns:a="http://schemas.openxmlformats.org/drawingml/2006/main" xmlns:pic="http://schemas.openxmlformats.org/drawingml/2006/picture" xmlns:a14="http://schemas.microsoft.com/office/drawing/2010/main" w:val="ListParagraph"/>
+      <w:pStyle xmlns:tce="http://www.TCE.com" xmlns:a="http://schemas.openxmlformats.org/drawingml/2006/main" xmlns:pic="http://schemas.openxmlformats.org/drawingml/2006/picture" xmlns:a14="http://schemas.microsoft.com/office/drawing/2010/main" w:val="BodyText"/>
       <w:lvlText w:val="(%3)"/>
       <w:lvlJc w:val="left"/>
       <w:pPr>
@@ -17156,7 +17146,7 @@
     <w:lvl w:ilvl="0" w:tentative="0">
       <w:start w:val="0"/>
       <w:numFmt w:val="decimal"/>
-      <w:pStyle xmlns:tce="http://www.TCE.com" xmlns:a="http://schemas.openxmlformats.org/drawingml/2006/main" xmlns:pic="http://schemas.openxmlformats.org/drawingml/2006/picture" xmlns:a14="http://schemas.microsoft.com/office/drawing/2010/main" w:val="ListParagraph"/>
+      <w:pStyle xmlns:tce="http://www.TCE.com" xmlns:a="http://schemas.openxmlformats.org/drawingml/2006/main" xmlns:pic="http://schemas.openxmlformats.org/drawingml/2006/picture" xmlns:a14="http://schemas.microsoft.com/office/drawing/2010/main" w:val="BodyText"/>
       <w:lvlText w:val="%4."/>
       <w:lvlJc w:val="left"/>
       <w:pPr>
@@ -17166,7 +17156,7 @@
     <w:lvl w:ilvl="0" w:tentative="0">
       <w:start w:val="0"/>
       <w:numFmt w:val="lowerLetter"/>
-      <w:pStyle xmlns:tce="http://www.TCE.com" xmlns:a="http://schemas.openxmlformats.org/drawingml/2006/main" xmlns:pic="http://schemas.openxmlformats.org/drawingml/2006/picture" xmlns:a14="http://schemas.microsoft.com/office/drawing/2010/main" w:val="ListParagraph"/>
+      <w:pStyle xmlns:tce="http://www.TCE.com" xmlns:a="http://schemas.openxmlformats.org/drawingml/2006/main" xmlns:pic="http://schemas.openxmlformats.org/drawingml/2006/picture" xmlns:a14="http://schemas.microsoft.com/office/drawing/2010/main" w:val="BodyText"/>
       <w:lvlText w:val="%5."/>
       <w:lvlJc w:val="left"/>
       <w:pPr>
@@ -17176,7 +17166,7 @@
     <w:lvl w:ilvl="0" w:tentative="0">
       <w:start w:val="0"/>
       <w:numFmt w:val="lowerRoman"/>
-      <w:pStyle xmlns:tce="http://www.TCE.com" xmlns:a="http://schemas.openxmlformats.org/drawingml/2006/main" xmlns:pic="http://schemas.openxmlformats.org/drawingml/2006/picture" xmlns:a14="http://schemas.microsoft.com/office/drawing/2010/main" w:val="ListParagraph"/>
+      <w:pStyle xmlns:tce="http://www.TCE.com" xmlns:a="http://schemas.openxmlformats.org/drawingml/2006/main" xmlns:pic="http://schemas.openxmlformats.org/drawingml/2006/picture" xmlns:a14="http://schemas.microsoft.com/office/drawing/2010/main" w:val="BodyText"/>
       <w:lvlText w:val="%6."/>
       <w:lvlJc w:val="right"/>
       <w:pPr>
@@ -17186,7 +17176,7 @@
     <w:lvl w:ilvl="0" w:tentative="0">
       <w:start w:val="0"/>
       <w:numFmt w:val="decimal"/>
-      <w:pStyle xmlns:tce="http://www.TCE.com" xmlns:a="http://schemas.openxmlformats.org/drawingml/2006/main" xmlns:pic="http://schemas.openxmlformats.org/drawingml/2006/picture" xmlns:a14="http://schemas.microsoft.com/office/drawing/2010/main" w:val="ListParagraph"/>
+      <w:pStyle xmlns:tce="http://www.TCE.com" xmlns:a="http://schemas.openxmlformats.org/drawingml/2006/main" xmlns:pic="http://schemas.openxmlformats.org/drawingml/2006/picture" xmlns:a14="http://schemas.microsoft.com/office/drawing/2010/main" w:val="BodyText"/>
       <w:lvlText w:val="%7."/>
       <w:lvlJc w:val="left"/>
       <w:pPr>
@@ -17196,7 +17186,7 @@
     <w:lvl w:ilvl="0" w:tentative="0">
       <w:start w:val="0"/>
       <w:numFmt w:val="lowerLetter"/>
-      <w:pStyle xmlns:tce="http://www.TCE.com" xmlns:a="http://schemas.openxmlformats.org/drawingml/2006/main" xmlns:pic="http://schemas.openxmlformats.org/drawingml/2006/picture" xmlns:a14="http://schemas.microsoft.com/office/drawing/2010/main" w:val="ListParagraph"/>
+      <w:pStyle xmlns:tce="http://www.TCE.com" xmlns:a="http://schemas.openxmlformats.org/drawingml/2006/main" xmlns:pic="http://schemas.openxmlformats.org/drawingml/2006/picture" xmlns:a14="http://schemas.microsoft.com/office/drawing/2010/main" w:val="BodyText"/>
       <w:lvlText w:val="%8."/>
       <w:lvlJc w:val="left"/>
       <w:pPr>
@@ -17206,7 +17196,7 @@
     <w:lvl w:ilvl="0" w:tentative="0">
       <w:start w:val="0"/>
       <w:numFmt w:val="lowerRoman"/>
-      <w:pStyle xmlns:tce="http://www.TCE.com" xmlns:a="http://schemas.openxmlformats.org/drawingml/2006/main" xmlns:pic="http://schemas.openxmlformats.org/drawingml/2006/picture" xmlns:a14="http://schemas.microsoft.com/office/drawing/2010/main" w:val="ListParagraph"/>
+      <w:pStyle xmlns:tce="http://www.TCE.com" xmlns:a="http://schemas.openxmlformats.org/drawingml/2006/main" xmlns:pic="http://schemas.openxmlformats.org/drawingml/2006/picture" xmlns:a14="http://schemas.microsoft.com/office/drawing/2010/main" w:val="BodyText"/>
       <w:lvlText w:val="%9."/>
       <w:lvlJc w:val="right"/>
       <w:pPr>
@@ -17684,7 +17674,7 @@
     <w:lvl w:ilvl="0">
       <w:start w:val="0"/>
       <w:numFmt w:val="lowerLetter"/>
-      <w:pStyle xmlns:tce="http://www.TCE.com" xmlns:a="http://schemas.openxmlformats.org/drawingml/2006/main" xmlns:pic="http://schemas.openxmlformats.org/drawingml/2006/picture" xmlns:a14="http://schemas.microsoft.com/office/drawing/2010/main" w:val="BodyText"/>
+      <w:pStyle xmlns:tce="http://www.TCE.com" xmlns:a="http://schemas.openxmlformats.org/drawingml/2006/main" xmlns:pic="http://schemas.openxmlformats.org/drawingml/2006/picture" xmlns:a14="http://schemas.microsoft.com/office/drawing/2010/main" w:val="ListParagraph"/>
       <w:lvlText w:val="(%1)"/>
       <w:lvlJc w:val="left"/>
       <w:pPr>
@@ -17694,7 +17684,7 @@
     <w:lvl w:ilvl="0">
       <w:start w:val="0"/>
       <w:numFmt w:val="decimal"/>
-      <w:pStyle xmlns:tce="http://www.TCE.com" xmlns:a="http://schemas.openxmlformats.org/drawingml/2006/main" xmlns:pic="http://schemas.openxmlformats.org/drawingml/2006/picture" xmlns:a14="http://schemas.microsoft.com/office/drawing/2010/main" w:val="BodyText"/>
+      <w:pStyle xmlns:tce="http://www.TCE.com" xmlns:a="http://schemas.openxmlformats.org/drawingml/2006/main" xmlns:pic="http://schemas.openxmlformats.org/drawingml/2006/picture" xmlns:a14="http://schemas.microsoft.com/office/drawing/2010/main" w:val="ListParagraph"/>
       <w:lvlText w:val="(%2)"/>
       <w:lvlJc w:val="left"/>
       <w:pPr>
@@ -17704,7 +17694,7 @@
     <w:lvl w:ilvl="0" w:tentative="0">
       <w:start w:val="0"/>
       <w:numFmt w:val="lowerRoman"/>
-      <w:pStyle xmlns:tce="http://www.TCE.com" xmlns:a="http://schemas.openxmlformats.org/drawingml/2006/main" xmlns:pic="http://schemas.openxmlformats.org/drawingml/2006/picture" xmlns:a14="http://schemas.microsoft.com/office/drawing/2010/main" w:val="BodyText"/>
+      <w:pStyle xmlns:tce="http://www.TCE.com" xmlns:a="http://schemas.openxmlformats.org/drawingml/2006/main" xmlns:pic="http://schemas.openxmlformats.org/drawingml/2006/picture" xmlns:a14="http://schemas.microsoft.com/office/drawing/2010/main" w:val="ListParagraph"/>
       <w:lvlText w:val="(%3)"/>
       <w:lvlJc w:val="left"/>
       <w:pPr>
@@ -17714,7 +17704,7 @@
     <w:lvl w:ilvl="0" w:tentative="0">
       <w:start w:val="0"/>
       <w:numFmt w:val="decimal"/>
-      <w:pStyle xmlns:tce="http://www.TCE.com" xmlns:a="http://schemas.openxmlformats.org/drawingml/2006/main" xmlns:pic="http://schemas.openxmlformats.org/drawingml/2006/picture" xmlns:a14="http://schemas.microsoft.com/office/drawing/2010/main" w:val="BodyText"/>
+      <w:pStyle xmlns:tce="http://www.TCE.com" xmlns:a="http://schemas.openxmlformats.org/drawingml/2006/main" xmlns:pic="http://schemas.openxmlformats.org/drawingml/2006/picture" xmlns:a14="http://schemas.microsoft.com/office/drawing/2010/main" w:val="ListParagraph"/>
       <w:lvlText w:val="%4."/>
       <w:lvlJc w:val="left"/>
       <w:pPr>
@@ -17724,7 +17714,7 @@
     <w:lvl w:ilvl="0" w:tentative="0">
       <w:start w:val="0"/>
       <w:numFmt w:val="lowerLetter"/>
-      <w:pStyle xmlns:tce="http://www.TCE.com" xmlns:a="http://schemas.openxmlformats.org/drawingml/2006/main" xmlns:pic="http://schemas.openxmlformats.org/drawingml/2006/picture" xmlns:a14="http://schemas.microsoft.com/office/drawing/2010/main" w:val="BodyText"/>
+      <w:pStyle xmlns:tce="http://www.TCE.com" xmlns:a="http://schemas.openxmlformats.org/drawingml/2006/main" xmlns:pic="http://schemas.openxmlformats.org/drawingml/2006/picture" xmlns:a14="http://schemas.microsoft.com/office/drawing/2010/main" w:val="ListParagraph"/>
       <w:lvlText w:val="%5."/>
       <w:lvlJc w:val="left"/>
       <w:pPr>
@@ -17734,7 +17724,7 @@
     <w:lvl w:ilvl="0" w:tentative="0">
       <w:start w:val="0"/>
       <w:numFmt w:val="lowerRoman"/>
-      <w:pStyle xmlns:tce="http://www.TCE.com" xmlns:a="http://schemas.openxmlformats.org/drawingml/2006/main" xmlns:pic="http://schemas.openxmlformats.org/drawingml/2006/picture" xmlns:a14="http://schemas.microsoft.com/office/drawing/2010/main" w:val="BodyText"/>
+      <w:pStyle xmlns:tce="http://www.TCE.com" xmlns:a="http://schemas.openxmlformats.org/drawingml/2006/main" xmlns:pic="http://schemas.openxmlformats.org/drawingml/2006/picture" xmlns:a14="http://schemas.microsoft.com/office/drawing/2010/main" w:val="ListParagraph"/>
       <w:lvlText w:val="%6."/>
       <w:lvlJc w:val="right"/>
       <w:pPr>
@@ -17744,7 +17734,7 @@
     <w:lvl w:ilvl="0" w:tentative="0">
       <w:start w:val="0"/>
       <w:numFmt w:val="decimal"/>
-      <w:pStyle xmlns:tce="http://www.TCE.com" xmlns:a="http://schemas.openxmlformats.org/drawingml/2006/main" xmlns:pic="http://schemas.openxmlformats.org/drawingml/2006/picture" xmlns:a14="http://schemas.microsoft.com/office/drawing/2010/main" w:val="BodyText"/>
+      <w:pStyle xmlns:tce="http://www.TCE.com" xmlns:a="http://schemas.openxmlformats.org/drawingml/2006/main" xmlns:pic="http://schemas.openxmlformats.org/drawingml/2006/picture" xmlns:a14="http://schemas.microsoft.com/office/drawing/2010/main" w:val="ListParagraph"/>
       <w:lvlText w:val="%7."/>
       <w:lvlJc w:val="left"/>
       <w:pPr>
@@ -17754,7 +17744,7 @@
     <w:lvl w:ilvl="0" w:tentative="0">
       <w:start w:val="0"/>
       <w:numFmt w:val="lowerLetter"/>
-      <w:pStyle xmlns:tce="http://www.TCE.com" xmlns:a="http://schemas.openxmlformats.org/drawingml/2006/main" xmlns:pic="http://schemas.openxmlformats.org/drawingml/2006/picture" xmlns:a14="http://schemas.microsoft.com/office/drawing/2010/main" w:val="BodyText"/>
+      <w:pStyle xmlns:tce="http://www.TCE.com" xmlns:a="http://schemas.openxmlformats.org/drawingml/2006/main" xmlns:pic="http://schemas.openxmlformats.org/drawingml/2006/picture" xmlns:a14="http://schemas.microsoft.com/office/drawing/2010/main" w:val="ListParagraph"/>
       <w:lvlText w:val="%8."/>
       <w:lvlJc w:val="left"/>
       <w:pPr>
@@ -17764,7 +17754,7 @@
     <w:lvl w:ilvl="0" w:tentative="0">
       <w:start w:val="0"/>
       <w:numFmt w:val="lowerRoman"/>
-      <w:pStyle xmlns:tce="http://www.TCE.com" xmlns:a="http://schemas.openxmlformats.org/drawingml/2006/main" xmlns:pic="http://schemas.openxmlformats.org/drawingml/2006/picture" xmlns:a14="http://schemas.microsoft.com/office/drawing/2010/main" w:val="BodyText"/>
+      <w:pStyle xmlns:tce="http://www.TCE.com" xmlns:a="http://schemas.openxmlformats.org/drawingml/2006/main" xmlns:pic="http://schemas.openxmlformats.org/drawingml/2006/picture" xmlns:a14="http://schemas.microsoft.com/office/drawing/2010/main" w:val="ListParagraph"/>
       <w:lvlText w:val="%9."/>
       <w:lvlJc w:val="right"/>
       <w:pPr>
@@ -17963,7 +17953,7 @@
     <w:lvl w:ilvl="0">
       <w:start w:val="0"/>
       <w:numFmt w:val="lowerLetter"/>
-      <w:pStyle xmlns:tce="http://www.TCE.com" xmlns:a="http://schemas.openxmlformats.org/drawingml/2006/main" xmlns:pic="http://schemas.openxmlformats.org/drawingml/2006/picture" xmlns:a14="http://schemas.microsoft.com/office/drawing/2010/main" w:val="ListParagraph"/>
+      <w:pStyle xmlns:tce="http://www.TCE.com" xmlns:a="http://schemas.openxmlformats.org/drawingml/2006/main" xmlns:pic="http://schemas.openxmlformats.org/drawingml/2006/picture" xmlns:a14="http://schemas.microsoft.com/office/drawing/2010/main" w:val="BodyText"/>
       <w:lvlText w:val="(%1)"/>
       <w:lvlJc w:val="left"/>
       <w:pPr>
@@ -17973,7 +17963,7 @@
     <w:lvl w:ilvl="0">
       <w:start w:val="0"/>
       <w:numFmt w:val="decimal"/>
-      <w:pStyle xmlns:tce="http://www.TCE.com" xmlns:a="http://schemas.openxmlformats.org/drawingml/2006/main" xmlns:pic="http://schemas.openxmlformats.org/drawingml/2006/picture" xmlns:a14="http://schemas.microsoft.com/office/drawing/2010/main" w:val="ListParagraph"/>
+      <w:pStyle xmlns:tce="http://www.TCE.com" xmlns:a="http://schemas.openxmlformats.org/drawingml/2006/main" xmlns:pic="http://schemas.openxmlformats.org/drawingml/2006/picture" xmlns:a14="http://schemas.microsoft.com/office/drawing/2010/main" w:val="BodyText"/>
       <w:lvlText w:val="(%2)"/>
       <w:lvlJc w:val="left"/>
       <w:pPr>
@@ -17983,7 +17973,7 @@
     <w:lvl w:ilvl="0" w:tentative="0">
       <w:start w:val="0"/>
       <w:numFmt w:val="lowerRoman"/>
-      <w:pStyle xmlns:tce="http://www.TCE.com" xmlns:a="http://schemas.openxmlformats.org/drawingml/2006/main" xmlns:pic="http://schemas.openxmlformats.org/drawingml/2006/picture" xmlns:a14="http://schemas.microsoft.com/office/drawing/2010/main" w:val="ListParagraph"/>
+      <w:pStyle xmlns:tce="http://www.TCE.com" xmlns:a="http://schemas.openxmlformats.org/drawingml/2006/main" xmlns:pic="http://schemas.openxmlformats.org/drawingml/2006/picture" xmlns:a14="http://schemas.microsoft.com/office/drawing/2010/main" w:val="BodyText"/>
       <w:lvlText w:val="(%3)"/>
       <w:lvlJc w:val="left"/>
       <w:pPr>
@@ -17993,7 +17983,7 @@
     <w:lvl w:ilvl="0" w:tentative="0">
       <w:start w:val="0"/>
       <w:numFmt w:val="decimal"/>
-      <w:pStyle xmlns:tce="http://www.TCE.com" xmlns:a="http://schemas.openxmlformats.org/drawingml/2006/main" xmlns:pic="http://schemas.openxmlformats.org/drawingml/2006/picture" xmlns:a14="http://schemas.microsoft.com/office/drawing/2010/main" w:val="ListParagraph"/>
+      <w:pStyle xmlns:tce="http://www.TCE.com" xmlns:a="http://schemas.openxmlformats.org/drawingml/2006/main" xmlns:pic="http://schemas.openxmlformats.org/drawingml/2006/picture" xmlns:a14="http://schemas.microsoft.com/office/drawing/2010/main" w:val="BodyText"/>
       <w:lvlText w:val="%4."/>
       <w:lvlJc w:val="left"/>
       <w:pPr>
@@ -18003,7 +17993,7 @@
     <w:lvl w:ilvl="0" w:tentative="0">
       <w:start w:val="0"/>
       <w:numFmt w:val="lowerLetter"/>
-      <w:pStyle xmlns:tce="http://www.TCE.com" xmlns:a="http://schemas.openxmlformats.org/drawingml/2006/main" xmlns:pic="http://schemas.openxmlformats.org/drawingml/2006/picture" xmlns:a14="http://schemas.microsoft.com/office/drawing/2010/main" w:val="ListParagraph"/>
+      <w:pStyle xmlns:tce="http://www.TCE.com" xmlns:a="http://schemas.openxmlformats.org/drawingml/2006/main" xmlns:pic="http://schemas.openxmlformats.org/drawingml/2006/picture" xmlns:a14="http://schemas.microsoft.com/office/drawing/2010/main" w:val="BodyText"/>
       <w:lvlText w:val="%5."/>
       <w:lvlJc w:val="left"/>
       <w:pPr>
@@ -18013,7 +18003,7 @@
     <w:lvl w:ilvl="0" w:tentative="0">
       <w:start w:val="0"/>
       <w:numFmt w:val="lowerRoman"/>
-      <w:pStyle xmlns:tce="http://www.TCE.com" xmlns:a="http://schemas.openxmlformats.org/drawingml/2006/main" xmlns:pic="http://schemas.openxmlformats.org/drawingml/2006/picture" xmlns:a14="http://schemas.microsoft.com/office/drawing/2010/main" w:val="ListParagraph"/>
+      <w:pStyle xmlns:tce="http://www.TCE.com" xmlns:a="http://schemas.openxmlformats.org/drawingml/2006/main" xmlns:pic="http://schemas.openxmlformats.org/drawingml/2006/picture" xmlns:a14="http://schemas.microsoft.com/office/drawing/2010/main" w:val="BodyText"/>
       <w:lvlText w:val="%6."/>
       <w:lvlJc w:val="right"/>
       <w:pPr>
@@ -18023,7 +18013,7 @@
     <w:lvl w:ilvl="0" w:tentative="0">
       <w:start w:val="0"/>
       <w:numFmt w:val="decimal"/>
-      <w:pStyle xmlns:tce="http://www.TCE.com" xmlns:a="http://schemas.openxmlformats.org/drawingml/2006/main" xmlns:pic="http://schemas.openxmlformats.org/drawingml/2006/picture" xmlns:a14="http://schemas.microsoft.com/office/drawing/2010/main" w:val="ListParagraph"/>
+      <w:pStyle xmlns:tce="http://www.TCE.com" xmlns:a="http://schemas.openxmlformats.org/drawingml/2006/main" xmlns:pic="http://schemas.openxmlformats.org/drawingml/2006/picture" xmlns:a14="http://schemas.microsoft.com/office/drawing/2010/main" w:val="BodyText"/>
       <w:lvlText w:val="%7."/>
       <w:lvlJc w:val="left"/>
       <w:pPr>
@@ -18033,7 +18023,7 @@
     <w:lvl w:ilvl="0" w:tentative="0">
       <w:start w:val="0"/>
       <w:numFmt w:val="lowerLetter"/>
-      <w:pStyle xmlns:tce="http://www.TCE.com" xmlns:a="http://schemas.openxmlformats.org/drawingml/2006/main" xmlns:pic="http://schemas.openxmlformats.org/drawingml/2006/picture" xmlns:a14="http://schemas.microsoft.com/office/drawing/2010/main" w:val="ListParagraph"/>
+      <w:pStyle xmlns:tce="http://www.TCE.com" xmlns:a="http://schemas.openxmlformats.org/drawingml/2006/main" xmlns:pic="http://schemas.openxmlformats.org/drawingml/2006/picture" xmlns:a14="http://schemas.microsoft.com/office/drawing/2010/main" w:val="BodyText"/>
       <w:lvlText w:val="%8."/>
       <w:lvlJc w:val="left"/>
       <w:pPr>
@@ -18043,7 +18033,7 @@
     <w:lvl w:ilvl="0" w:tentative="0">
       <w:start w:val="0"/>
       <w:numFmt w:val="lowerRoman"/>
-      <w:pStyle xmlns:tce="http://www.TCE.com" xmlns:a="http://schemas.openxmlformats.org/drawingml/2006/main" xmlns:pic="http://schemas.openxmlformats.org/drawingml/2006/picture" xmlns:a14="http://schemas.microsoft.com/office/drawing/2010/main" w:val="ListParagraph"/>
+      <w:pStyle xmlns:tce="http://www.TCE.com" xmlns:a="http://schemas.openxmlformats.org/drawingml/2006/main" xmlns:pic="http://schemas.openxmlformats.org/drawingml/2006/picture" xmlns:a14="http://schemas.microsoft.com/office/drawing/2010/main" w:val="BodyText"/>
       <w:lvlText w:val="%9."/>
       <w:lvlJc w:val="right"/>
       <w:pPr>
@@ -18056,7 +18046,7 @@
     <w:lvl w:ilvl="0">
       <w:start w:val="0"/>
       <w:numFmt w:val="lowerLetter"/>
-      <w:pStyle xmlns:tce="http://www.TCE.com" xmlns:a="http://schemas.openxmlformats.org/drawingml/2006/main" xmlns:pic="http://schemas.openxmlformats.org/drawingml/2006/picture" xmlns:a14="http://schemas.microsoft.com/office/drawing/2010/main" w:val="BodyText"/>
+      <w:pStyle xmlns:tce="http://www.TCE.com" xmlns:a="http://schemas.openxmlformats.org/drawingml/2006/main" xmlns:pic="http://schemas.openxmlformats.org/drawingml/2006/picture" xmlns:a14="http://schemas.microsoft.com/office/drawing/2010/main" w:val="ListParagraph"/>
       <w:lvlText w:val="(%1)"/>
       <w:lvlJc w:val="left"/>
       <w:pPr>
@@ -18066,7 +18056,7 @@
     <w:lvl w:ilvl="0">
       <w:start w:val="0"/>
       <w:numFmt w:val="decimal"/>
-      <w:pStyle xmlns:tce="http://www.TCE.com" xmlns:a="http://schemas.openxmlformats.org/drawingml/2006/main" xmlns:pic="http://schemas.openxmlformats.org/drawingml/2006/picture" xmlns:a14="http://schemas.microsoft.com/office/drawing/2010/main" w:val="BodyText"/>
+      <w:pStyle xmlns:tce="http://www.TCE.com" xmlns:a="http://schemas.openxmlformats.org/drawingml/2006/main" xmlns:pic="http://schemas.openxmlformats.org/drawingml/2006/picture" xmlns:a14="http://schemas.microsoft.com/office/drawing/2010/main" w:val="ListParagraph"/>
       <w:lvlText w:val="(%2)"/>
       <w:lvlJc w:val="left"/>
       <w:pPr>
@@ -18076,7 +18066,7 @@
     <w:lvl w:ilvl="0" w:tentative="0">
       <w:start w:val="0"/>
       <w:numFmt w:val="lowerRoman"/>
-      <w:pStyle xmlns:tce="http://www.TCE.com" xmlns:a="http://schemas.openxmlformats.org/drawingml/2006/main" xmlns:pic="http://schemas.openxmlformats.org/drawingml/2006/picture" xmlns:a14="http://schemas.microsoft.com/office/drawing/2010/main" w:val="BodyText"/>
+      <w:pStyle xmlns:tce="http://www.TCE.com" xmlns:a="http://schemas.openxmlformats.org/drawingml/2006/main" xmlns:pic="http://schemas.openxmlformats.org/drawingml/2006/picture" xmlns:a14="http://schemas.microsoft.com/office/drawing/2010/main" w:val="ListParagraph"/>
       <w:lvlText w:val="(%3)"/>
       <w:lvlJc w:val="left"/>
       <w:pPr>
@@ -18086,7 +18076,7 @@
     <w:lvl w:ilvl="0" w:tentative="0">
       <w:start w:val="0"/>
       <w:numFmt w:val="decimal"/>
-      <w:pStyle xmlns:tce="http://www.TCE.com" xmlns:a="http://schemas.openxmlformats.org/drawingml/2006/main" xmlns:pic="http://schemas.openxmlformats.org/drawingml/2006/picture" xmlns:a14="http://schemas.microsoft.com/office/drawing/2010/main" w:val="BodyText"/>
+      <w:pStyle xmlns:tce="http://www.TCE.com" xmlns:a="http://schemas.openxmlformats.org/drawingml/2006/main" xmlns:pic="http://schemas.openxmlformats.org/drawingml/2006/picture" xmlns:a14="http://schemas.microsoft.com/office/drawing/2010/main" w:val="ListParagraph"/>
       <w:lvlText w:val="%4."/>
       <w:lvlJc w:val="left"/>
       <w:pPr>
@@ -18096,7 +18086,7 @@
     <w:lvl w:ilvl="0" w:tentative="0">
       <w:start w:val="0"/>
       <w:numFmt w:val="lowerLetter"/>
-      <w:pStyle xmlns:tce="http://www.TCE.com" xmlns:a="http://schemas.openxmlformats.org/drawingml/2006/main" xmlns:pic="http://schemas.openxmlformats.org/drawingml/2006/picture" xmlns:a14="http://schemas.microsoft.com/office/drawing/2010/main" w:val="BodyText"/>
+      <w:pStyle xmlns:tce="http://www.TCE.com" xmlns:a="http://schemas.openxmlformats.org/drawingml/2006/main" xmlns:pic="http://schemas.openxmlformats.org/drawingml/2006/picture" xmlns:a14="http://schemas.microsoft.com/office/drawing/2010/main" w:val="ListParagraph"/>
       <w:lvlText w:val="%5."/>
       <w:lvlJc w:val="left"/>
       <w:pPr>
@@ -18106,7 +18096,7 @@
     <w:lvl w:ilvl="0" w:tentative="0">
       <w:start w:val="0"/>
       <w:numFmt w:val="lowerRoman"/>
-      <w:pStyle xmlns:tce="http://www.TCE.com" xmlns:a="http://schemas.openxmlformats.org/drawingml/2006/main" xmlns:pic="http://schemas.openxmlformats.org/drawingml/2006/picture" xmlns:a14="http://schemas.microsoft.com/office/drawing/2010/main" w:val="BodyText"/>
+      <w:pStyle xmlns:tce="http://www.TCE.com" xmlns:a="http://schemas.openxmlformats.org/drawingml/2006/main" xmlns:pic="http://schemas.openxmlformats.org/drawingml/2006/picture" xmlns:a14="http://schemas.microsoft.com/office/drawing/2010/main" w:val="ListParagraph"/>
       <w:lvlText w:val="%6."/>
       <w:lvlJc w:val="right"/>
       <w:pPr>
@@ -18116,7 +18106,7 @@
     <w:lvl w:ilvl="0" w:tentative="0">
       <w:start w:val="0"/>
       <w:numFmt w:val="decimal"/>
-      <w:pStyle xmlns:tce="http://www.TCE.com" xmlns:a="http://schemas.openxmlformats.org/drawingml/2006/main" xmlns:pic="http://schemas.openxmlformats.org/drawingml/2006/picture" xmlns:a14="http://schemas.microsoft.com/office/drawing/2010/main" w:val="BodyText"/>
+      <w:pStyle xmlns:tce="http://www.TCE.com" xmlns:a="http://schemas.openxmlformats.org/drawingml/2006/main" xmlns:pic="http://schemas.openxmlformats.org/drawingml/2006/picture" xmlns:a14="http://schemas.microsoft.com/office/drawing/2010/main" w:val="ListParagraph"/>
       <w:lvlText w:val="%7."/>
       <w:lvlJc w:val="left"/>
       <w:pPr>
@@ -18126,7 +18116,7 @@
     <w:lvl w:ilvl="0" w:tentative="0">
       <w:start w:val="0"/>
       <w:numFmt w:val="lowerLetter"/>
-      <w:pStyle xmlns:tce="http://www.TCE.com" xmlns:a="http://schemas.openxmlformats.org/drawingml/2006/main" xmlns:pic="http://schemas.openxmlformats.org/drawingml/2006/picture" xmlns:a14="http://schemas.microsoft.com/office/drawing/2010/main" w:val="BodyText"/>
+      <w:pStyle xmlns:tce="http://www.TCE.com" xmlns:a="http://schemas.openxmlformats.org/drawingml/2006/main" xmlns:pic="http://schemas.openxmlformats.org/drawingml/2006/picture" xmlns:a14="http://schemas.microsoft.com/office/drawing/2010/main" w:val="ListParagraph"/>
       <w:lvlText w:val="%8."/>
       <w:lvlJc w:val="left"/>
       <w:pPr>
@@ -18136,7 +18126,7 @@
     <w:lvl w:ilvl="0" w:tentative="0">
       <w:start w:val="0"/>
       <w:numFmt w:val="lowerRoman"/>
-      <w:pStyle xmlns:tce="http://www.TCE.com" xmlns:a="http://schemas.openxmlformats.org/drawingml/2006/main" xmlns:pic="http://schemas.openxmlformats.org/drawingml/2006/picture" xmlns:a14="http://schemas.microsoft.com/office/drawing/2010/main" w:val="BodyText"/>
+      <w:pStyle xmlns:tce="http://www.TCE.com" xmlns:a="http://schemas.openxmlformats.org/drawingml/2006/main" xmlns:pic="http://schemas.openxmlformats.org/drawingml/2006/picture" xmlns:a14="http://schemas.microsoft.com/office/drawing/2010/main" w:val="ListParagraph"/>
       <w:lvlText w:val="%9."/>
       <w:lvlJc w:val="right"/>
       <w:pPr>
@@ -18335,7 +18325,7 @@
     <w:lvl w:ilvl="0">
       <w:start w:val="0"/>
       <w:numFmt w:val="lowerLetter"/>
-      <w:pStyle xmlns:tce="http://www.TCE.com" xmlns:a="http://schemas.openxmlformats.org/drawingml/2006/main" xmlns:pic="http://schemas.openxmlformats.org/drawingml/2006/picture" xmlns:a14="http://schemas.microsoft.com/office/drawing/2010/main" w:val="ListParagraph"/>
+      <w:pStyle xmlns:tce="http://www.TCE.com" xmlns:a="http://schemas.openxmlformats.org/drawingml/2006/main" xmlns:pic="http://schemas.openxmlformats.org/drawingml/2006/picture" xmlns:a14="http://schemas.microsoft.com/office/drawing/2010/main" w:val="BodyText"/>
       <w:lvlText w:val="(%1)"/>
       <w:lvlJc w:val="left"/>
       <w:pPr>
@@ -18345,7 +18335,7 @@
     <w:lvl w:ilvl="0">
       <w:start w:val="0"/>
       <w:numFmt w:val="decimal"/>
-      <w:pStyle xmlns:tce="http://www.TCE.com" xmlns:a="http://schemas.openxmlformats.org/drawingml/2006/main" xmlns:pic="http://schemas.openxmlformats.org/drawingml/2006/picture" xmlns:a14="http://schemas.microsoft.com/office/drawing/2010/main" w:val="ListParagraph"/>
+      <w:pStyle xmlns:tce="http://www.TCE.com" xmlns:a="http://schemas.openxmlformats.org/drawingml/2006/main" xmlns:pic="http://schemas.openxmlformats.org/drawingml/2006/picture" xmlns:a14="http://schemas.microsoft.com/office/drawing/2010/main" w:val="BodyText"/>
       <w:lvlText w:val="(%2)"/>
       <w:lvlJc w:val="left"/>
       <w:pPr>
@@ -18355,7 +18345,7 @@
     <w:lvl w:ilvl="0" w:tentative="0">
       <w:start w:val="0"/>
       <w:numFmt w:val="lowerRoman"/>
-      <w:pStyle xmlns:tce="http://www.TCE.com" xmlns:a="http://schemas.openxmlformats.org/drawingml/2006/main" xmlns:pic="http://schemas.openxmlformats.org/drawingml/2006/picture" xmlns:a14="http://schemas.microsoft.com/office/drawing/2010/main" w:val="ListParagraph"/>
+      <w:pStyle xmlns:tce="http://www.TCE.com" xmlns:a="http://schemas.openxmlformats.org/drawingml/2006/main" xmlns:pic="http://schemas.openxmlformats.org/drawingml/2006/picture" xmlns:a14="http://schemas.microsoft.com/office/drawing/2010/main" w:val="BodyText"/>
       <w:lvlText w:val="(%3)"/>
       <w:lvlJc w:val="left"/>
       <w:pPr>
@@ -18365,7 +18355,7 @@
     <w:lvl w:ilvl="0" w:tentative="0">
       <w:start w:val="0"/>
       <w:numFmt w:val="decimal"/>
-      <w:pStyle xmlns:tce="http://www.TCE.com" xmlns:a="http://schemas.openxmlformats.org/drawingml/2006/main" xmlns:pic="http://schemas.openxmlformats.org/drawingml/2006/picture" xmlns:a14="http://schemas.microsoft.com/office/drawing/2010/main" w:val="ListParagraph"/>
+      <w:pStyle xmlns:tce="http://www.TCE.com" xmlns:a="http://schemas.openxmlformats.org/drawingml/2006/main" xmlns:pic="http://schemas.openxmlformats.org/drawingml/2006/picture" xmlns:a14="http://schemas.microsoft.com/office/drawing/2010/main" w:val="BodyText"/>
       <w:lvlText w:val="%4."/>
       <w:lvlJc w:val="left"/>
       <w:pPr>
@@ -18375,7 +18365,7 @@
     <w:lvl w:ilvl="0" w:tentative="0">
       <w:start w:val="0"/>
       <w:numFmt w:val="lowerLetter"/>
-      <w:pStyle xmlns:tce="http://www.TCE.com" xmlns:a="http://schemas.openxmlformats.org/drawingml/2006/main" xmlns:pic="http://schemas.openxmlformats.org/drawingml/2006/picture" xmlns:a14="http://schemas.microsoft.com/office/drawing/2010/main" w:val="ListParagraph"/>
+      <w:pStyle xmlns:tce="http://www.TCE.com" xmlns:a="http://schemas.openxmlformats.org/drawingml/2006/main" xmlns:pic="http://schemas.openxmlformats.org/drawingml/2006/picture" xmlns:a14="http://schemas.microsoft.com/office/drawing/2010/main" w:val="BodyText"/>
       <w:lvlText w:val="%5."/>
       <w:lvlJc w:val="left"/>
       <w:pPr>
@@ -18385,7 +18375,7 @@
     <w:lvl w:ilvl="0" w:tentative="0">
       <w:start w:val="0"/>
       <w:numFmt w:val="lowerRoman"/>
-      <w:pStyle xmlns:tce="http://www.TCE.com" xmlns:a="http://schemas.openxmlformats.org/drawingml/2006/main" xmlns:pic="http://schemas.openxmlformats.org/drawingml/2006/picture" xmlns:a14="http://schemas.microsoft.com/office/drawing/2010/main" w:val="ListParagraph"/>
+      <w:pStyle xmlns:tce="http://www.TCE.com" xmlns:a="http://schemas.openxmlformats.org/drawingml/2006/main" xmlns:pic="http://schemas.openxmlformats.org/drawingml/2006/picture" xmlns:a14="http://schemas.microsoft.com/office/drawing/2010/main" w:val="BodyText"/>
       <w:lvlText w:val="%6."/>
       <w:lvlJc w:val="right"/>
       <w:pPr>
@@ -18395,7 +18385,7 @@
     <w:lvl w:ilvl="0" w:tentative="0">
       <w:start w:val="0"/>
       <w:numFmt w:val="decimal"/>
-      <w:pStyle xmlns:tce="http://www.TCE.com" xmlns:a="http://schemas.openxmlformats.org/drawingml/2006/main" xmlns:pic="http://schemas.openxmlformats.org/drawingml/2006/picture" xmlns:a14="http://schemas.microsoft.com/office/drawing/2010/main" w:val="ListParagraph"/>
+      <w:pStyle xmlns:tce="http://www.TCE.com" xmlns:a="http://schemas.openxmlformats.org/drawingml/2006/main" xmlns:pic="http://schemas.openxmlformats.org/drawingml/2006/picture" xmlns:a14="http://schemas.microsoft.com/office/drawing/2010/main" w:val="BodyText"/>
       <w:lvlText w:val="%7."/>
       <w:lvlJc w:val="left"/>
       <w:pPr>
@@ -18405,7 +18395,7 @@
     <w:lvl w:ilvl="0" w:tentative="0">
       <w:start w:val="0"/>
       <w:numFmt w:val="lowerLetter"/>
-      <w:pStyle xmlns:tce="http://www.TCE.com" xmlns:a="http://schemas.openxmlformats.org/drawingml/2006/main" xmlns:pic="http://schemas.openxmlformats.org/drawingml/2006/picture" xmlns:a14="http://schemas.microsoft.com/office/drawing/2010/main" w:val="ListParagraph"/>
+      <w:pStyle xmlns:tce="http://www.TCE.com" xmlns:a="http://schemas.openxmlformats.org/drawingml/2006/main" xmlns:pic="http://schemas.openxmlformats.org/drawingml/2006/picture" xmlns:a14="http://schemas.microsoft.com/office/drawing/2010/main" w:val="BodyText"/>
       <w:lvlText w:val="%8."/>
       <w:lvlJc w:val="left"/>
       <w:pPr>
@@ -18415,7 +18405,7 @@
     <w:lvl w:ilvl="0" w:tentative="0">
       <w:start w:val="0"/>
       <w:numFmt w:val="lowerRoman"/>
-      <w:pStyle xmlns:tce="http://www.TCE.com" xmlns:a="http://schemas.openxmlformats.org/drawingml/2006/main" xmlns:pic="http://schemas.openxmlformats.org/drawingml/2006/picture" xmlns:a14="http://schemas.microsoft.com/office/drawing/2010/main" w:val="ListParagraph"/>
+      <w:pStyle xmlns:tce="http://www.TCE.com" xmlns:a="http://schemas.openxmlformats.org/drawingml/2006/main" xmlns:pic="http://schemas.openxmlformats.org/drawingml/2006/picture" xmlns:a14="http://schemas.microsoft.com/office/drawing/2010/main" w:val="BodyText"/>
       <w:lvlText w:val="%9."/>
       <w:lvlJc w:val="right"/>
       <w:pPr>
@@ -18428,7 +18418,7 @@
     <w:lvl w:ilvl="0">
       <w:start w:val="0"/>
       <w:numFmt w:val="lowerLetter"/>
-      <w:pStyle xmlns:tce="http://www.TCE.com" xmlns:a="http://schemas.openxmlformats.org/drawingml/2006/main" xmlns:pic="http://schemas.openxmlformats.org/drawingml/2006/picture" xmlns:a14="http://schemas.microsoft.com/office/drawing/2010/main" w:val="BodyText"/>
+      <w:pStyle xmlns:tce="http://www.TCE.com" xmlns:a="http://schemas.openxmlformats.org/drawingml/2006/main" xmlns:pic="http://schemas.openxmlformats.org/drawingml/2006/picture" xmlns:a14="http://schemas.microsoft.com/office/drawing/2010/main" w:val="ListParagraph"/>
       <w:lvlText w:val="(%1)"/>
       <w:lvlJc w:val="left"/>
       <w:pPr>
@@ -18438,7 +18428,7 @@
     <w:lvl w:ilvl="0">
       <w:start w:val="0"/>
       <w:numFmt w:val="decimal"/>
-      <w:pStyle xmlns:tce="http://www.TCE.com" xmlns:a="http://schemas.openxmlformats.org/drawingml/2006/main" xmlns:pic="http://schemas.openxmlformats.org/drawingml/2006/picture" xmlns:a14="http://schemas.microsoft.com/office/drawing/2010/main" w:val="BodyText"/>
+      <w:pStyle xmlns:tce="http://www.TCE.com" xmlns:a="http://schemas.openxmlformats.org/drawingml/2006/main" xmlns:pic="http://schemas.openxmlformats.org/drawingml/2006/picture" xmlns:a14="http://schemas.microsoft.com/office/drawing/2010/main" w:val="ListParagraph"/>
       <w:lvlText w:val="(%2)"/>
       <w:lvlJc w:val="left"/>
       <w:pPr>
@@ -18448,7 +18438,7 @@
     <w:lvl w:ilvl="0" w:tentative="0">
       <w:start w:val="0"/>
       <w:numFmt w:val="lowerRoman"/>
-      <w:pStyle xmlns:tce="http://www.TCE.com" xmlns:a="http://schemas.openxmlformats.org/drawingml/2006/main" xmlns:pic="http://schemas.openxmlformats.org/drawingml/2006/picture" xmlns:a14="http://schemas.microsoft.com/office/drawing/2010/main" w:val="BodyText"/>
+      <w:pStyle xmlns:tce="http://www.TCE.com" xmlns:a="http://schemas.openxmlformats.org/drawingml/2006/main" xmlns:pic="http://schemas.openxmlformats.org/drawingml/2006/picture" xmlns:a14="http://schemas.microsoft.com/office/drawing/2010/main" w:val="ListParagraph"/>
       <w:lvlText w:val="(%3)"/>
       <w:lvlJc w:val="left"/>
       <w:pPr>
@@ -18458,7 +18448,7 @@
     <w:lvl w:ilvl="0" w:tentative="0">
       <w:start w:val="0"/>
       <w:numFmt w:val="decimal"/>
-      <w:pStyle xmlns:tce="http://www.TCE.com" xmlns:a="http://schemas.openxmlformats.org/drawingml/2006/main" xmlns:pic="http://schemas.openxmlformats.org/drawingml/2006/picture" xmlns:a14="http://schemas.microsoft.com/office/drawing/2010/main" w:val="BodyText"/>
+      <w:pStyle xmlns:tce="http://www.TCE.com" xmlns:a="http://schemas.openxmlformats.org/drawingml/2006/main" xmlns:pic="http://schemas.openxmlformats.org/drawingml/2006/picture" xmlns:a14="http://schemas.microsoft.com/office/drawing/2010/main" w:val="ListParagraph"/>
       <w:lvlText w:val="%4."/>
       <w:lvlJc w:val="left"/>
       <w:pPr>
@@ -18468,7 +18458,7 @@
     <w:lvl w:ilvl="0" w:tentative="0">
       <w:start w:val="0"/>
       <w:numFmt w:val="lowerLetter"/>
-      <w:pStyle xmlns:tce="http://www.TCE.com" xmlns:a="http://schemas.openxmlformats.org/drawingml/2006/main" xmlns:pic="http://schemas.openxmlformats.org/drawingml/2006/picture" xmlns:a14="http://schemas.microsoft.com/office/drawing/2010/main" w:val="BodyText"/>
+      <w:pStyle xmlns:tce="http://www.TCE.com" xmlns:a="http://schemas.openxmlformats.org/drawingml/2006/main" xmlns:pic="http://schemas.openxmlformats.org/drawingml/2006/picture" xmlns:a14="http://schemas.microsoft.com/office/drawing/2010/main" w:val="ListParagraph"/>
       <w:lvlText w:val="%5."/>
       <w:lvlJc w:val="left"/>
       <w:pPr>
@@ -18478,7 +18468,7 @@
     <w:lvl w:ilvl="0" w:tentative="0">
       <w:start w:val="0"/>
       <w:numFmt w:val="lowerRoman"/>
-      <w:pStyle xmlns:tce="http://www.TCE.com" xmlns:a="http://schemas.openxmlformats.org/drawingml/2006/main" xmlns:pic="http://schemas.openxmlformats.org/drawingml/2006/picture" xmlns:a14="http://schemas.microsoft.com/office/drawing/2010/main" w:val="BodyText"/>
+      <w:pStyle xmlns:tce="http://www.TCE.com" xmlns:a="http://schemas.openxmlformats.org/drawingml/2006/main" xmlns:pic="http://schemas.openxmlformats.org/drawingml/2006/picture" xmlns:a14="http://schemas.microsoft.com/office/drawing/2010/main" w:val="ListParagraph"/>
       <w:lvlText w:val="%6."/>
       <w:lvlJc w:val="right"/>
       <w:pPr>
@@ -18488,7 +18478,7 @@
     <w:lvl w:ilvl="0" w:tentative="0">
       <w:start w:val="0"/>
       <w:numFmt w:val="decimal"/>
-      <w:pStyle xmlns:tce="http://www.TCE.com" xmlns:a="http://schemas.openxmlformats.org/drawingml/2006/main" xmlns:pic="http://schemas.openxmlformats.org/drawingml/2006/picture" xmlns:a14="http://schemas.microsoft.com/office/drawing/2010/main" w:val="BodyText"/>
+      <w:pStyle xmlns:tce="http://www.TCE.com" xmlns:a="http://schemas.openxmlformats.org/drawingml/2006/main" xmlns:pic="http://schemas.openxmlformats.org/drawingml/2006/picture" xmlns:a14="http://schemas.microsoft.com/office/drawing/2010/main" w:val="ListParagraph"/>
       <w:lvlText w:val="%7."/>
       <w:lvlJc w:val="left"/>
       <w:pPr>
@@ -18498,7 +18488,7 @@
     <w:lvl w:ilvl="0" w:tentative="0">
       <w:start w:val="0"/>
       <w:numFmt w:val="lowerLetter"/>
-      <w:pStyle xmlns:tce="http://www.TCE.com" xmlns:a="http://schemas.openxmlformats.org/drawingml/2006/main" xmlns:pic="http://schemas.openxmlformats.org/drawingml/2006/picture" xmlns:a14="http://schemas.microsoft.com/office/drawing/2010/main" w:val="BodyText"/>
+      <w:pStyle xmlns:tce="http://www.TCE.com" xmlns:a="http://schemas.openxmlformats.org/drawingml/2006/main" xmlns:pic="http://schemas.openxmlformats.org/drawingml/2006/picture" xmlns:a14="http://schemas.microsoft.com/office/drawing/2010/main" w:val="ListParagraph"/>
       <w:lvlText w:val="%8."/>
       <w:lvlJc w:val="left"/>
       <w:pPr>
@@ -18508,7 +18498,7 @@
     <w:lvl w:ilvl="0" w:tentative="0">
       <w:start w:val="0"/>
       <w:numFmt w:val="lowerRoman"/>
-      <w:pStyle xmlns:tce="http://www.TCE.com" xmlns:a="http://schemas.openxmlformats.org/drawingml/2006/main" xmlns:pic="http://schemas.openxmlformats.org/drawingml/2006/picture" xmlns:a14="http://schemas.microsoft.com/office/drawing/2010/main" w:val="BodyText"/>
+      <w:pStyle xmlns:tce="http://www.TCE.com" xmlns:a="http://schemas.openxmlformats.org/drawingml/2006/main" xmlns:pic="http://schemas.openxmlformats.org/drawingml/2006/picture" xmlns:a14="http://schemas.microsoft.com/office/drawing/2010/main" w:val="ListParagraph"/>
       <w:lvlText w:val="%9."/>
       <w:lvlJc w:val="right"/>
       <w:pPr>
@@ -18893,7 +18883,7 @@
     <w:lvl w:ilvl="0">
       <w:start w:val="0"/>
       <w:numFmt w:val="lowerLetter"/>
-      <w:pStyle xmlns:tce="http://www.TCE.com" xmlns:a="http://schemas.openxmlformats.org/drawingml/2006/main" xmlns:pic="http://schemas.openxmlformats.org/drawingml/2006/picture" xmlns:a14="http://schemas.microsoft.com/office/drawing/2010/main" w:val="ListParagraph"/>
+      <w:pStyle xmlns:tce="http://www.TCE.com" xmlns:a="http://schemas.openxmlformats.org/drawingml/2006/main" xmlns:pic="http://schemas.openxmlformats.org/drawingml/2006/picture" xmlns:a14="http://schemas.microsoft.com/office/drawing/2010/main" w:val="BodyText"/>
       <w:lvlText w:val="(%1)"/>
       <w:lvlJc w:val="left"/>
       <w:pPr>
@@ -18903,7 +18893,7 @@
     <w:lvl w:ilvl="0">
       <w:start w:val="0"/>
       <w:numFmt w:val="decimal"/>
-      <w:pStyle xmlns:tce="http://www.TCE.com" xmlns:a="http://schemas.openxmlformats.org/drawingml/2006/main" xmlns:pic="http://schemas.openxmlformats.org/drawingml/2006/picture" xmlns:a14="http://schemas.microsoft.com/office/drawing/2010/main" w:val="ListParagraph"/>
+      <w:pStyle xmlns:tce="http://www.TCE.com" xmlns:a="http://schemas.openxmlformats.org/drawingml/2006/main" xmlns:pic="http://schemas.openxmlformats.org/drawingml/2006/picture" xmlns:a14="http://schemas.microsoft.com/office/drawing/2010/main" w:val="BodyText"/>
       <w:lvlText w:val="(%2)"/>
       <w:lvlJc w:val="left"/>
       <w:pPr>
@@ -18913,7 +18903,7 @@
     <w:lvl w:ilvl="0" w:tentative="0">
       <w:start w:val="0"/>
       <w:numFmt w:val="lowerRoman"/>
-      <w:pStyle xmlns:tce="http://www.TCE.com" xmlns:a="http://schemas.openxmlformats.org/drawingml/2006/main" xmlns:pic="http://schemas.openxmlformats.org/drawingml/2006/picture" xmlns:a14="http://schemas.microsoft.com/office/drawing/2010/main" w:val="ListParagraph"/>
+      <w:pStyle xmlns:tce="http://www.TCE.com" xmlns:a="http://schemas.openxmlformats.org/drawingml/2006/main" xmlns:pic="http://schemas.openxmlformats.org/drawingml/2006/picture" xmlns:a14="http://schemas.microsoft.com/office/drawing/2010/main" w:val="BodyText"/>
       <w:lvlText w:val="(%3)"/>
       <w:lvlJc w:val="left"/>
       <w:pPr>
@@ -18923,7 +18913,7 @@
     <w:lvl w:ilvl="0" w:tentative="0">
       <w:start w:val="0"/>
       <w:numFmt w:val="decimal"/>
-      <w:pStyle xmlns:tce="http://www.TCE.com" xmlns:a="http://schemas.openxmlformats.org/drawingml/2006/main" xmlns:pic="http://schemas.openxmlformats.org/drawingml/2006/picture" xmlns:a14="http://schemas.microsoft.com/office/drawing/2010/main" w:val="ListParagraph"/>
+      <w:pStyle xmlns:tce="http://www.TCE.com" xmlns:a="http://schemas.openxmlformats.org/drawingml/2006/main" xmlns:pic="http://schemas.openxmlformats.org/drawingml/2006/picture" xmlns:a14="http://schemas.microsoft.com/office/drawing/2010/main" w:val="BodyText"/>
       <w:lvlText w:val="%4."/>
       <w:lvlJc w:val="left"/>
       <w:pPr>
@@ -18933,7 +18923,7 @@
     <w:lvl w:ilvl="0" w:tentative="0">
       <w:start w:val="0"/>
       <w:numFmt w:val="lowerLetter"/>
-      <w:pStyle xmlns:tce="http://www.TCE.com" xmlns:a="http://schemas.openxmlformats.org/drawingml/2006/main" xmlns:pic="http://schemas.openxmlformats.org/drawingml/2006/picture" xmlns:a14="http://schemas.microsoft.com/office/drawing/2010/main" w:val="ListParagraph"/>
+      <w:pStyle xmlns:tce="http://www.TCE.com" xmlns:a="http://schemas.openxmlformats.org/drawingml/2006/main" xmlns:pic="http://schemas.openxmlformats.org/drawingml/2006/picture" xmlns:a14="http://schemas.microsoft.com/office/drawing/2010/main" w:val="BodyText"/>
       <w:lvlText w:val="%5."/>
       <w:lvlJc w:val="left"/>
       <w:pPr>
@@ -18943,7 +18933,7 @@
     <w:lvl w:ilvl="0" w:tentative="0">
       <w:start w:val="0"/>
       <w:numFmt w:val="lowerRoman"/>
-      <w:pStyle xmlns:tce="http://www.TCE.com" xmlns:a="http://schemas.openxmlformats.org/drawingml/2006/main" xmlns:pic="http://schemas.openxmlformats.org/drawingml/2006/picture" xmlns:a14="http://schemas.microsoft.com/office/drawing/2010/main" w:val="ListParagraph"/>
+      <w:pStyle xmlns:tce="http://www.TCE.com" xmlns:a="http://schemas.openxmlformats.org/drawingml/2006/main" xmlns:pic="http://schemas.openxmlformats.org/drawingml/2006/picture" xmlns:a14="http://schemas.microsoft.com/office/drawing/2010/main" w:val="BodyText"/>
       <w:lvlText w:val="%6."/>
       <w:lvlJc w:val="right"/>
       <w:pPr>
@@ -18953,7 +18943,7 @@
     <w:lvl w:ilvl="0" w:tentative="0">
       <w:start w:val="0"/>
       <w:numFmt w:val="decimal"/>
-      <w:pStyle xmlns:tce="http://www.TCE.com" xmlns:a="http://schemas.openxmlformats.org/drawingml/2006/main" xmlns:pic="http://schemas.openxmlformats.org/drawingml/2006/picture" xmlns:a14="http://schemas.microsoft.com/office/drawing/2010/main" w:val="ListParagraph"/>
+      <w:pStyle xmlns:tce="http://www.TCE.com" xmlns:a="http://schemas.openxmlformats.org/drawingml/2006/main" xmlns:pic="http://schemas.openxmlformats.org/drawingml/2006/picture" xmlns:a14="http://schemas.microsoft.com/office/drawing/2010/main" w:val="BodyText"/>
       <w:lvlText w:val="%7."/>
       <w:lvlJc w:val="left"/>
       <w:pPr>
@@ -18963,7 +18953,7 @@
     <w:lvl w:ilvl="0" w:tentative="0">
       <w:start w:val="0"/>
       <w:numFmt w:val="lowerLetter"/>
-      <w:pStyle xmlns:tce="http://www.TCE.com" xmlns:a="http://schemas.openxmlformats.org/drawingml/2006/main" xmlns:pic="http://schemas.openxmlformats.org/drawingml/2006/picture" xmlns:a14="http://schemas.microsoft.com/office/drawing/2010/main" w:val="ListParagraph"/>
+      <w:pStyle xmlns:tce="http://www.TCE.com" xmlns:a="http://schemas.openxmlformats.org/drawingml/2006/main" xmlns:pic="http://schemas.openxmlformats.org/drawingml/2006/picture" xmlns:a14="http://schemas.microsoft.com/office/drawing/2010/main" w:val="BodyText"/>
       <w:lvlText w:val="%8."/>
       <w:lvlJc w:val="left"/>
       <w:pPr>
@@ -18973,7 +18963,7 @@
     <w:lvl w:ilvl="0" w:tentative="0">
       <w:start w:val="0"/>
       <w:numFmt w:val="lowerRoman"/>
-      <w:pStyle xmlns:tce="http://www.TCE.com" xmlns:a="http://schemas.openxmlformats.org/drawingml/2006/main" xmlns:pic="http://schemas.openxmlformats.org/drawingml/2006/picture" xmlns:a14="http://schemas.microsoft.com/office/drawing/2010/main" w:val="ListParagraph"/>
+      <w:pStyle xmlns:tce="http://www.TCE.com" xmlns:a="http://schemas.openxmlformats.org/drawingml/2006/main" xmlns:pic="http://schemas.openxmlformats.org/drawingml/2006/picture" xmlns:a14="http://schemas.microsoft.com/office/drawing/2010/main" w:val="BodyText"/>
       <w:lvlText w:val="%9."/>
       <w:lvlJc w:val="right"/>
       <w:pPr>
@@ -19079,7 +19069,7 @@
     <w:lvl w:ilvl="0">
       <w:start w:val="0"/>
       <w:numFmt w:val="lowerLetter"/>
-      <w:pStyle xmlns:tce="http://www.TCE.com" xmlns:a="http://schemas.openxmlformats.org/drawingml/2006/main" xmlns:pic="http://schemas.openxmlformats.org/drawingml/2006/picture" xmlns:a14="http://schemas.microsoft.com/office/drawing/2010/main" w:val="BodyText"/>
+      <w:pStyle xmlns:tce="http://www.TCE.com" xmlns:a="http://schemas.openxmlformats.org/drawingml/2006/main" xmlns:pic="http://schemas.openxmlformats.org/drawingml/2006/picture" xmlns:a14="http://schemas.microsoft.com/office/drawing/2010/main" w:val="ListParagraph"/>
       <w:lvlText w:val="(%1)"/>
       <w:lvlJc w:val="left"/>
       <w:pPr>
@@ -19089,7 +19079,7 @@
     <w:lvl w:ilvl="0">
       <w:start w:val="0"/>
       <w:numFmt w:val="decimal"/>
-      <w:pStyle xmlns:tce="http://www.TCE.com" xmlns:a="http://schemas.openxmlformats.org/drawingml/2006/main" xmlns:pic="http://schemas.openxmlformats.org/drawingml/2006/picture" xmlns:a14="http://schemas.microsoft.com/office/drawing/2010/main" w:val="BodyText"/>
+      <w:pStyle xmlns:tce="http://www.TCE.com" xmlns:a="http://schemas.openxmlformats.org/drawingml/2006/main" xmlns:pic="http://schemas.openxmlformats.org/drawingml/2006/picture" xmlns:a14="http://schemas.microsoft.com/office/drawing/2010/main" w:val="ListParagraph"/>
       <w:lvlText w:val="(%2)"/>
       <w:lvlJc w:val="left"/>
       <w:pPr>
@@ -19099,7 +19089,7 @@
     <w:lvl w:ilvl="0" w:tentative="0">
       <w:start w:val="0"/>
       <w:numFmt w:val="lowerRoman"/>
-      <w:pStyle xmlns:tce="http://www.TCE.com" xmlns:a="http://schemas.openxmlformats.org/drawingml/2006/main" xmlns:pic="http://schemas.openxmlformats.org/drawingml/2006/picture" xmlns:a14="http://schemas.microsoft.com/office/drawing/2010/main" w:val="BodyText"/>
+      <w:pStyle xmlns:tce="http://www.TCE.com" xmlns:a="http://schemas.openxmlformats.org/drawingml/2006/main" xmlns:pic="http://schemas.openxmlformats.org/drawingml/2006/picture" xmlns:a14="http://schemas.microsoft.com/office/drawing/2010/main" w:val="ListParagraph"/>
       <w:lvlText w:val="(%3)"/>
       <w:lvlJc w:val="left"/>
       <w:pPr>
@@ -19109,7 +19099,7 @@
     <w:lvl w:ilvl="0" w:tentative="0">
       <w:start w:val="0"/>
       <w:numFmt w:val="decimal"/>
-      <w:pStyle xmlns:tce="http://www.TCE.com" xmlns:a="http://schemas.openxmlformats.org/drawingml/2006/main" xmlns:pic="http://schemas.openxmlformats.org/drawingml/2006/picture" xmlns:a14="http://schemas.microsoft.com/office/drawing/2010/main" w:val="BodyText"/>
+      <w:pStyle xmlns:tce="http://www.TCE.com" xmlns:a="http://schemas.openxmlformats.org/drawingml/2006/main" xmlns:pic="http://schemas.openxmlformats.org/drawingml/2006/picture" xmlns:a14="http://schemas.microsoft.com/office/drawing/2010/main" w:val="ListParagraph"/>
       <w:lvlText w:val="%4."/>
       <w:lvlJc w:val="left"/>
       <w:pPr>
@@ -19119,7 +19109,7 @@
     <w:lvl w:ilvl="0" w:tentative="0">
       <w:start w:val="0"/>
       <w:numFmt w:val="lowerLetter"/>
-      <w:pStyle xmlns:tce="http://www.TCE.com" xmlns:a="http://schemas.openxmlformats.org/drawingml/2006/main" xmlns:pic="http://schemas.openxmlformats.org/drawingml/2006/picture" xmlns:a14="http://schemas.microsoft.com/office/drawing/2010/main" w:val="BodyText"/>
+      <w:pStyle xmlns:tce="http://www.TCE.com" xmlns:a="http://schemas.openxmlformats.org/drawingml/2006/main" xmlns:pic="http://schemas.openxmlformats.org/drawingml/2006/picture" xmlns:a14="http://schemas.microsoft.com/office/drawing/2010/main" w:val="ListParagraph"/>
       <w:lvlText w:val="%5."/>
       <w:lvlJc w:val="left"/>
       <w:pPr>
@@ -19129,7 +19119,7 @@
     <w:lvl w:ilvl="0" w:tentative="0">
       <w:start w:val="0"/>
       <w:numFmt w:val="lowerRoman"/>
-      <w:pStyle xmlns:tce="http://www.TCE.com" xmlns:a="http://schemas.openxmlformats.org/drawingml/2006/main" xmlns:pic="http://schemas.openxmlformats.org/drawingml/2006/picture" xmlns:a14="http://schemas.microsoft.com/office/drawing/2010/main" w:val="BodyText"/>
+      <w:pStyle xmlns:tce="http://www.TCE.com" xmlns:a="http://schemas.openxmlformats.org/drawingml/2006/main" xmlns:pic="http://schemas.openxmlformats.org/drawingml/2006/picture" xmlns:a14="http://schemas.microsoft.com/office/drawing/2010/main" w:val="ListParagraph"/>
       <w:lvlText w:val="%6."/>
       <w:lvlJc w:val="right"/>
       <w:pPr>
@@ -19139,7 +19129,7 @@
     <w:lvl w:ilvl="0" w:tentative="0">
       <w:start w:val="0"/>
       <w:numFmt w:val="decimal"/>
-      <w:pStyle xmlns:tce="http://www.TCE.com" xmlns:a="http://schemas.openxmlformats.org/drawingml/2006/main" xmlns:pic="http://schemas.openxmlformats.org/drawingml/2006/picture" xmlns:a14="http://schemas.microsoft.com/office/drawing/2010/main" w:val="BodyText"/>
+      <w:pStyle xmlns:tce="http://www.TCE.com" xmlns:a="http://schemas.openxmlformats.org/drawingml/2006/main" xmlns:pic="http://schemas.openxmlformats.org/drawingml/2006/picture" xmlns:a14="http://schemas.microsoft.com/office/drawing/2010/main" w:val="ListParagraph"/>
       <w:lvlText w:val="%7."/>
       <w:lvlJc w:val="left"/>
       <w:pPr>
@@ -19149,7 +19139,7 @@
     <w:lvl w:ilvl="0" w:tentative="0">
       <w:start w:val="0"/>
       <w:numFmt w:val="lowerLetter"/>
-      <w:pStyle xmlns:tce="http://www.TCE.com" xmlns:a="http://schemas.openxmlformats.org/drawingml/2006/main" xmlns:pic="http://schemas.openxmlformats.org/drawingml/2006/picture" xmlns:a14="http://schemas.microsoft.com/office/drawing/2010/main" w:val="BodyText"/>
+      <w:pStyle xmlns:tce="http://www.TCE.com" xmlns:a="http://schemas.openxmlformats.org/drawingml/2006/main" xmlns:pic="http://schemas.openxmlformats.org/drawingml/2006/picture" xmlns:a14="http://schemas.microsoft.com/office/drawing/2010/main" w:val="ListParagraph"/>
       <w:lvlText w:val="%8."/>
       <w:lvlJc w:val="left"/>
       <w:pPr>
@@ -19159,7 +19149,7 @@
     <w:lvl w:ilvl="0" w:tentative="0">
       <w:start w:val="0"/>
       <w:numFmt w:val="lowerRoman"/>
-      <w:pStyle xmlns:tce="http://www.TCE.com" xmlns:a="http://schemas.openxmlformats.org/drawingml/2006/main" xmlns:pic="http://schemas.openxmlformats.org/drawingml/2006/picture" xmlns:a14="http://schemas.microsoft.com/office/drawing/2010/main" w:val="BodyText"/>
+      <w:pStyle xmlns:tce="http://www.TCE.com" xmlns:a="http://schemas.openxmlformats.org/drawingml/2006/main" xmlns:pic="http://schemas.openxmlformats.org/drawingml/2006/picture" xmlns:a14="http://schemas.microsoft.com/office/drawing/2010/main" w:val="ListParagraph"/>
       <w:lvlText w:val="%9."/>
       <w:lvlJc w:val="right"/>
       <w:pPr>
@@ -19172,7 +19162,7 @@
     <w:lvl w:ilvl="0">
       <w:start w:val="0"/>
       <w:numFmt w:val="lowerLetter"/>
-      <w:pStyle xmlns:tce="http://www.TCE.com" xmlns:a="http://schemas.openxmlformats.org/drawingml/2006/main" xmlns:pic="http://schemas.openxmlformats.org/drawingml/2006/picture" xmlns:a14="http://schemas.microsoft.com/office/drawing/2010/main" w:val="ListParagraph"/>
+      <w:pStyle xmlns:tce="http://www.TCE.com" xmlns:a="http://schemas.openxmlformats.org/drawingml/2006/main" xmlns:pic="http://schemas.openxmlformats.org/drawingml/2006/picture" xmlns:a14="http://schemas.microsoft.com/office/drawing/2010/main" w:val="BodyText"/>
       <w:lvlText w:val="(%1)"/>
       <w:lvlJc w:val="left"/>
       <w:pPr>
@@ -19182,7 +19172,7 @@
     <w:lvl w:ilvl="0">
       <w:start w:val="0"/>
       <w:numFmt w:val="decimal"/>
-      <w:pStyle xmlns:tce="http://www.TCE.com" xmlns:a="http://schemas.openxmlformats.org/drawingml/2006/main" xmlns:pic="http://schemas.openxmlformats.org/drawingml/2006/picture" xmlns:a14="http://schemas.microsoft.com/office/drawing/2010/main" w:val="ListParagraph"/>
+      <w:pStyle xmlns:tce="http://www.TCE.com" xmlns:a="http://schemas.openxmlformats.org/drawingml/2006/main" xmlns:pic="http://schemas.openxmlformats.org/drawingml/2006/picture" xmlns:a14="http://schemas.microsoft.com/office/drawing/2010/main" w:val="BodyText"/>
       <w:lvlText w:val="(%2)"/>
       <w:lvlJc w:val="left"/>
       <w:pPr>
@@ -19192,7 +19182,7 @@
     <w:lvl w:ilvl="0" w:tentative="0">
       <w:start w:val="0"/>
       <w:numFmt w:val="lowerRoman"/>
-      <w:pStyle xmlns:tce="http://www.TCE.com" xmlns:a="http://schemas.openxmlformats.org/drawingml/2006/main" xmlns:pic="http://schemas.openxmlformats.org/drawingml/2006/picture" xmlns:a14="http://schemas.microsoft.com/office/drawing/2010/main" w:val="ListParagraph"/>
+      <w:pStyle xmlns:tce="http://www.TCE.com" xmlns:a="http://schemas.openxmlformats.org/drawingml/2006/main" xmlns:pic="http://schemas.openxmlformats.org/drawingml/2006/picture" xmlns:a14="http://schemas.microsoft.com/office/drawing/2010/main" w:val="BodyText"/>
       <w:lvlText w:val="(%3)"/>
       <w:lvlJc w:val="left"/>
       <w:pPr>
@@ -19202,7 +19192,7 @@
     <w:lvl w:ilvl="0" w:tentative="0">
       <w:start w:val="0"/>
       <w:numFmt w:val="decimal"/>
-      <w:pStyle xmlns:tce="http://www.TCE.com" xmlns:a="http://schemas.openxmlformats.org/drawingml/2006/main" xmlns:pic="http://schemas.openxmlformats.org/drawingml/2006/picture" xmlns:a14="http://schemas.microsoft.com/office/drawing/2010/main" w:val="ListParagraph"/>
+      <w:pStyle xmlns:tce="http://www.TCE.com" xmlns:a="http://schemas.openxmlformats.org/drawingml/2006/main" xmlns:pic="http://schemas.openxmlformats.org/drawingml/2006/picture" xmlns:a14="http://schemas.microsoft.com/office/drawing/2010/main" w:val="BodyText"/>
       <w:lvlText w:val="%4."/>
       <w:lvlJc w:val="left"/>
       <w:pPr>
@@ -19212,7 +19202,7 @@
     <w:lvl w:ilvl="0" w:tentative="0">
       <w:start w:val="0"/>
       <w:numFmt w:val="lowerLetter"/>
-      <w:pStyle xmlns:tce="http://www.TCE.com" xmlns:a="http://schemas.openxmlformats.org/drawingml/2006/main" xmlns:pic="http://schemas.openxmlformats.org/drawingml/2006/picture" xmlns:a14="http://schemas.microsoft.com/office/drawing/2010/main" w:val="ListParagraph"/>
+      <w:pStyle xmlns:tce="http://www.TCE.com" xmlns:a="http://schemas.openxmlformats.org/drawingml/2006/main" xmlns:pic="http://schemas.openxmlformats.org/drawingml/2006/picture" xmlns:a14="http://schemas.microsoft.com/office/drawing/2010/main" w:val="BodyText"/>
       <w:lvlText w:val="%5."/>
       <w:lvlJc w:val="left"/>
       <w:pPr>
@@ -19222,7 +19212,7 @@
     <w:lvl w:ilvl="0" w:tentative="0">
       <w:start w:val="0"/>
       <w:numFmt w:val="lowerRoman"/>
-      <w:pStyle xmlns:tce="http://www.TCE.com" xmlns:a="http://schemas.openxmlformats.org/drawingml/2006/main" xmlns:pic="http://schemas.openxmlformats.org/drawingml/2006/picture" xmlns:a14="http://schemas.microsoft.com/office/drawing/2010/main" w:val="ListParagraph"/>
+      <w:pStyle xmlns:tce="http://www.TCE.com" xmlns:a="http://schemas.openxmlformats.org/drawingml/2006/main" xmlns:pic="http://schemas.openxmlformats.org/drawingml/2006/picture" xmlns:a14="http://schemas.microsoft.com/office/drawing/2010/main" w:val="BodyText"/>
       <w:lvlText w:val="%6."/>
       <w:lvlJc w:val="right"/>
       <w:pPr>
@@ -19232,7 +19222,7 @@
     <w:lvl w:ilvl="0" w:tentative="0">
       <w:start w:val="0"/>
       <w:numFmt w:val="decimal"/>
-      <w:pStyle xmlns:tce="http://www.TCE.com" xmlns:a="http://schemas.openxmlformats.org/drawingml/2006/main" xmlns:pic="http://schemas.openxmlformats.org/drawingml/2006/picture" xmlns:a14="http://schemas.microsoft.com/office/drawing/2010/main" w:val="ListParagraph"/>
+      <w:pStyle xmlns:tce="http://www.TCE.com" xmlns:a="http://schemas.openxmlformats.org/drawingml/2006/main" xmlns:pic="http://schemas.openxmlformats.org/drawingml/2006/picture" xmlns:a14="http://schemas.microsoft.com/office/drawing/2010/main" w:val="BodyText"/>
       <w:lvlText w:val="%7."/>
       <w:lvlJc w:val="left"/>
       <w:pPr>
@@ -19242,7 +19232,7 @@
     <w:lvl w:ilvl="0" w:tentative="0">
       <w:start w:val="0"/>
       <w:numFmt w:val="lowerLetter"/>
-      <w:pStyle xmlns:tce="http://www.TCE.com" xmlns:a="http://schemas.openxmlformats.org/drawingml/2006/main" xmlns:pic="http://schemas.openxmlformats.org/drawingml/2006/picture" xmlns:a14="http://schemas.microsoft.com/office/drawing/2010/main" w:val="ListParagraph"/>
+      <w:pStyle xmlns:tce="http://www.TCE.com" xmlns:a="http://schemas.openxmlformats.org/drawingml/2006/main" xmlns:pic="http://schemas.openxmlformats.org/drawingml/2006/picture" xmlns:a14="http://schemas.microsoft.com/office/drawing/2010/main" w:val="BodyText"/>
       <w:lvlText w:val="%8."/>
       <w:lvlJc w:val="left"/>
       <w:pPr>
@@ -19252,7 +19242,7 @@
     <w:lvl w:ilvl="0" w:tentative="0">
       <w:start w:val="0"/>
       <w:numFmt w:val="lowerRoman"/>
-      <w:pStyle xmlns:tce="http://www.TCE.com" xmlns:a="http://schemas.openxmlformats.org/drawingml/2006/main" xmlns:pic="http://schemas.openxmlformats.org/drawingml/2006/picture" xmlns:a14="http://schemas.microsoft.com/office/drawing/2010/main" w:val="ListParagraph"/>
+      <w:pStyle xmlns:tce="http://www.TCE.com" xmlns:a="http://schemas.openxmlformats.org/drawingml/2006/main" xmlns:pic="http://schemas.openxmlformats.org/drawingml/2006/picture" xmlns:a14="http://schemas.microsoft.com/office/drawing/2010/main" w:val="BodyText"/>
       <w:lvlText w:val="%9."/>
       <w:lvlJc w:val="right"/>
       <w:pPr>
@@ -19265,7 +19255,7 @@
     <w:lvl w:ilvl="0">
       <w:start w:val="0"/>
       <w:numFmt w:val="lowerLetter"/>
-      <w:pStyle xmlns:tce="http://www.TCE.com" xmlns:a="http://schemas.openxmlformats.org/drawingml/2006/main" xmlns:pic="http://schemas.openxmlformats.org/drawingml/2006/picture" xmlns:a14="http://schemas.microsoft.com/office/drawing/2010/main" w:val="BodyText"/>
+      <w:pStyle xmlns:tce="http://www.TCE.com" xmlns:a="http://schemas.openxmlformats.org/drawingml/2006/main" xmlns:pic="http://schemas.openxmlformats.org/drawingml/2006/picture" xmlns:a14="http://schemas.microsoft.com/office/drawing/2010/main" w:val="ListParagraph"/>
       <w:lvlText w:val="(%1)"/>
       <w:lvlJc w:val="left"/>
       <w:pPr>
@@ -19275,7 +19265,7 @@
     <w:lvl w:ilvl="0">
       <w:start w:val="0"/>
       <w:numFmt w:val="decimal"/>
-      <w:pStyle xmlns:tce="http://www.TCE.com" xmlns:a="http://schemas.openxmlformats.org/drawingml/2006/main" xmlns:pic="http://schemas.openxmlformats.org/drawingml/2006/picture" xmlns:a14="http://schemas.microsoft.com/office/drawing/2010/main" w:val="BodyText"/>
+      <w:pStyle xmlns:tce="http://www.TCE.com" xmlns:a="http://schemas.openxmlformats.org/drawingml/2006/main" xmlns:pic="http://schemas.openxmlformats.org/drawingml/2006/picture" xmlns:a14="http://schemas.microsoft.com/office/drawing/2010/main" w:val="ListParagraph"/>
       <w:lvlText w:val="(%2)"/>
       <w:lvlJc w:val="left"/>
       <w:pPr>
@@ -19285,7 +19275,7 @@
     <w:lvl w:ilvl="0" w:tentative="0">
       <w:start w:val="0"/>
       <w:numFmt w:val="lowerRoman"/>
-      <w:pStyle xmlns:tce="http://www.TCE.com" xmlns:a="http://schemas.openxmlformats.org/drawingml/2006/main" xmlns:pic="http://schemas.openxmlformats.org/drawingml/2006/picture" xmlns:a14="http://schemas.microsoft.com/office/drawing/2010/main" w:val="BodyText"/>
+      <w:pStyle xmlns:tce="http://www.TCE.com" xmlns:a="http://schemas.openxmlformats.org/drawingml/2006/main" xmlns:pic="http://schemas.openxmlformats.org/drawingml/2006/picture" xmlns:a14="http://schemas.microsoft.com/office/drawing/2010/main" w:val="ListParagraph"/>
       <w:lvlText w:val="(%3)"/>
       <w:lvlJc w:val="left"/>
       <w:pPr>
@@ -19295,7 +19285,7 @@
     <w:lvl w:ilvl="0" w:tentative="0">
       <w:start w:val="0"/>
       <w:numFmt w:val="decimal"/>
-      <w:pStyle xmlns:tce="http://www.TCE.com" xmlns:a="http://schemas.openxmlformats.org/drawingml/2006/main" xmlns:pic="http://schemas.openxmlformats.org/drawingml/2006/picture" xmlns:a14="http://schemas.microsoft.com/office/drawing/2010/main" w:val="BodyText"/>
+      <w:pStyle xmlns:tce="http://www.TCE.com" xmlns:a="http://schemas.openxmlformats.org/drawingml/2006/main" xmlns:pic="http://schemas.openxmlformats.org/drawingml/2006/picture" xmlns:a14="http://schemas.microsoft.com/office/drawing/2010/main" w:val="ListParagraph"/>
       <w:lvlText w:val="%4."/>
       <w:lvlJc w:val="left"/>
       <w:pPr>
@@ -19305,7 +19295,7 @@
     <w:lvl w:ilvl="0" w:tentative="0">
       <w:start w:val="0"/>
       <w:numFmt w:val="lowerLetter"/>
-      <w:pStyle xmlns:tce="http://www.TCE.com" xmlns:a="http://schemas.openxmlformats.org/drawingml/2006/main" xmlns:pic="http://schemas.openxmlformats.org/drawingml/2006/picture" xmlns:a14="http://schemas.microsoft.com/office/drawing/2010/main" w:val="BodyText"/>
+      <w:pStyle xmlns:tce="http://www.TCE.com" xmlns:a="http://schemas.openxmlformats.org/drawingml/2006/main" xmlns:pic="http://schemas.openxmlformats.org/drawingml/2006/picture" xmlns:a14="http://schemas.microsoft.com/office/drawing/2010/main" w:val="ListParagraph"/>
       <w:lvlText w:val="%5."/>
       <w:lvlJc w:val="left"/>
       <w:pPr>
@@ -19315,7 +19305,7 @@
     <w:lvl w:ilvl="0" w:tentative="0">
       <w:start w:val="0"/>
       <w:numFmt w:val="lowerRoman"/>
-      <w:pStyle xmlns:tce="http://www.TCE.com" xmlns:a="http://schemas.openxmlformats.org/drawingml/2006/main" xmlns:pic="http://schemas.openxmlformats.org/drawingml/2006/picture" xmlns:a14="http://schemas.microsoft.com/office/drawing/2010/main" w:val="BodyText"/>
+      <w:pStyle xmlns:tce="http://www.TCE.com" xmlns:a="http://schemas.openxmlformats.org/drawingml/2006/main" xmlns:pic="http://schemas.openxmlformats.org/drawingml/2006/picture" xmlns:a14="http://schemas.microsoft.com/office/drawing/2010/main" w:val="ListParagraph"/>
       <w:lvlText w:val="%6."/>
       <w:lvlJc w:val="right"/>
       <w:pPr>
@@ -19325,7 +19315,7 @@
     <w:lvl w:ilvl="0" w:tentative="0">
       <w:start w:val="0"/>
       <w:numFmt w:val="decimal"/>
-      <w:pStyle xmlns:tce="http://www.TCE.com" xmlns:a="http://schemas.openxmlformats.org/drawingml/2006/main" xmlns:pic="http://schemas.openxmlformats.org/drawingml/2006/picture" xmlns:a14="http://schemas.microsoft.com/office/drawing/2010/main" w:val="BodyText"/>
+      <w:pStyle xmlns:tce="http://www.TCE.com" xmlns:a="http://schemas.openxmlformats.org/drawingml/2006/main" xmlns:pic="http://schemas.openxmlformats.org/drawingml/2006/picture" xmlns:a14="http://schemas.microsoft.com/office/drawing/2010/main" w:val="ListParagraph"/>
       <w:lvlText w:val="%7."/>
       <w:lvlJc w:val="left"/>
       <w:pPr>
@@ -19335,7 +19325,7 @@
     <w:lvl w:ilvl="0" w:tentative="0">
       <w:start w:val="0"/>
       <w:numFmt w:val="lowerLetter"/>
-      <w:pStyle xmlns:tce="http://www.TCE.com" xmlns:a="http://schemas.openxmlformats.org/drawingml/2006/main" xmlns:pic="http://schemas.openxmlformats.org/drawingml/2006/picture" xmlns:a14="http://schemas.microsoft.com/office/drawing/2010/main" w:val="BodyText"/>
+      <w:pStyle xmlns:tce="http://www.TCE.com" xmlns:a="http://schemas.openxmlformats.org/drawingml/2006/main" xmlns:pic="http://schemas.openxmlformats.org/drawingml/2006/picture" xmlns:a14="http://schemas.microsoft.com/office/drawing/2010/main" w:val="ListParagraph"/>
       <w:lvlText w:val="%8."/>
       <w:lvlJc w:val="left"/>
       <w:pPr>
@@ -19345,7 +19335,7 @@
     <w:lvl w:ilvl="0" w:tentative="0">
       <w:start w:val="0"/>
       <w:numFmt w:val="lowerRoman"/>
-      <w:pStyle xmlns:tce="http://www.TCE.com" xmlns:a="http://schemas.openxmlformats.org/drawingml/2006/main" xmlns:pic="http://schemas.openxmlformats.org/drawingml/2006/picture" xmlns:a14="http://schemas.microsoft.com/office/drawing/2010/main" w:val="BodyText"/>
+      <w:pStyle xmlns:tce="http://www.TCE.com" xmlns:a="http://schemas.openxmlformats.org/drawingml/2006/main" xmlns:pic="http://schemas.openxmlformats.org/drawingml/2006/picture" xmlns:a14="http://schemas.microsoft.com/office/drawing/2010/main" w:val="ListParagraph"/>
       <w:lvlText w:val="%9."/>
       <w:lvlJc w:val="right"/>
       <w:pPr>
@@ -19451,7 +19441,7 @@
     <w:lvl w:ilvl="0">
       <w:start w:val="0"/>
       <w:numFmt w:val="lowerLetter"/>
-      <w:pStyle xmlns:tce="http://www.TCE.com" xmlns:a="http://schemas.openxmlformats.org/drawingml/2006/main" xmlns:pic="http://schemas.openxmlformats.org/drawingml/2006/picture" xmlns:a14="http://schemas.microsoft.com/office/drawing/2010/main" w:val="ListParagraph"/>
+      <w:pStyle xmlns:tce="http://www.TCE.com" xmlns:a="http://schemas.openxmlformats.org/drawingml/2006/main" xmlns:pic="http://schemas.openxmlformats.org/drawingml/2006/picture" xmlns:a14="http://schemas.microsoft.com/office/drawing/2010/main" w:val="BodyText"/>
       <w:lvlText w:val="(%1)"/>
       <w:lvlJc w:val="left"/>
       <w:pPr>
@@ -19461,7 +19451,7 @@
     <w:lvl w:ilvl="0">
       <w:start w:val="0"/>
       <w:numFmt w:val="decimal"/>
-      <w:pStyle xmlns:tce="http://www.TCE.com" xmlns:a="http://schemas.openxmlformats.org/drawingml/2006/main" xmlns:pic="http://schemas.openxmlformats.org/drawingml/2006/picture" xmlns:a14="http://schemas.microsoft.com/office/drawing/2010/main" w:val="ListParagraph"/>
+      <w:pStyle xmlns:tce="http://www.TCE.com" xmlns:a="http://schemas.openxmlformats.org/drawingml/2006/main" xmlns:pic="http://schemas.openxmlformats.org/drawingml/2006/picture" xmlns:a14="http://schemas.microsoft.com/office/drawing/2010/main" w:val="BodyText"/>
       <w:lvlText w:val="(%2)"/>
       <w:lvlJc w:val="left"/>
       <w:pPr>
@@ -19471,7 +19461,7 @@
     <w:lvl w:ilvl="0" w:tentative="0">
       <w:start w:val="0"/>
       <w:numFmt w:val="lowerRoman"/>
-      <w:pStyle xmlns:tce="http://www.TCE.com" xmlns:a="http://schemas.openxmlformats.org/drawingml/2006/main" xmlns:pic="http://schemas.openxmlformats.org/drawingml/2006/picture" xmlns:a14="http://schemas.microsoft.com/office/drawing/2010/main" w:val="ListParagraph"/>
+      <w:pStyle xmlns:tce="http://www.TCE.com" xmlns:a="http://schemas.openxmlformats.org/drawingml/2006/main" xmlns:pic="http://schemas.openxmlformats.org/drawingml/2006/picture" xmlns:a14="http://schemas.microsoft.com/office/drawing/2010/main" w:val="BodyText"/>
       <w:lvlText w:val="(%3)"/>
       <w:lvlJc w:val="left"/>
       <w:pPr>
@@ -19481,7 +19471,7 @@
     <w:lvl w:ilvl="0" w:tentative="0">
       <w:start w:val="0"/>
       <w:numFmt w:val="decimal"/>
-      <w:pStyle xmlns:tce="http://www.TCE.com" xmlns:a="http://schemas.openxmlformats.org/drawingml/2006/main" xmlns:pic="http://schemas.openxmlformats.org/drawingml/2006/picture" xmlns:a14="http://schemas.microsoft.com/office/drawing/2010/main" w:val="ListParagraph"/>
+      <w:pStyle xmlns:tce="http://www.TCE.com" xmlns:a="http://schemas.openxmlformats.org/drawingml/2006/main" xmlns:pic="http://schemas.openxmlformats.org/drawingml/2006/picture" xmlns:a14="http://schemas.microsoft.com/office/drawing/2010/main" w:val="BodyText"/>
       <w:lvlText w:val="%4."/>
       <w:lvlJc w:val="left"/>
       <w:pPr>
@@ -19491,7 +19481,7 @@
     <w:lvl w:ilvl="0" w:tentative="0">
       <w:start w:val="0"/>
       <w:numFmt w:val="lowerLetter"/>
-      <w:pStyle xmlns:tce="http://www.TCE.com" xmlns:a="http://schemas.openxmlformats.org/drawingml/2006/main" xmlns:pic="http://schemas.openxmlformats.org/drawingml/2006/picture" xmlns:a14="http://schemas.microsoft.com/office/drawing/2010/main" w:val="ListParagraph"/>
+      <w:pStyle xmlns:tce="http://www.TCE.com" xmlns:a="http://schemas.openxmlformats.org/drawingml/2006/main" xmlns:pic="http://schemas.openxmlformats.org/drawingml/2006/picture" xmlns:a14="http://schemas.microsoft.com/office/drawing/2010/main" w:val="BodyText"/>
       <w:lvlText w:val="%5."/>
       <w:lvlJc w:val="left"/>
       <w:pPr>
@@ -19501,7 +19491,7 @@
     <w:lvl w:ilvl="0" w:tentative="0">
       <w:start w:val="0"/>
       <w:numFmt w:val="lowerRoman"/>
-      <w:pStyle xmlns:tce="http://www.TCE.com" xmlns:a="http://schemas.openxmlformats.org/drawingml/2006/main" xmlns:pic="http://schemas.openxmlformats.org/drawingml/2006/picture" xmlns:a14="http://schemas.microsoft.com/office/drawing/2010/main" w:val="ListParagraph"/>
+      <w:pStyle xmlns:tce="http://www.TCE.com" xmlns:a="http://schemas.openxmlformats.org/drawingml/2006/main" xmlns:pic="http://schemas.openxmlformats.org/drawingml/2006/picture" xmlns:a14="http://schemas.microsoft.com/office/drawing/2010/main" w:val="BodyText"/>
       <w:lvlText w:val="%6."/>
       <w:lvlJc w:val="right"/>
       <w:pPr>
@@ -19511,7 +19501,7 @@
     <w:lvl w:ilvl="0" w:tentative="0">
       <w:start w:val="0"/>
       <w:numFmt w:val="decimal"/>
-      <w:pStyle xmlns:tce="http://www.TCE.com" xmlns:a="http://schemas.openxmlformats.org/drawingml/2006/main" xmlns:pic="http://schemas.openxmlformats.org/drawingml/2006/picture" xmlns:a14="http://schemas.microsoft.com/office/drawing/2010/main" w:val="ListParagraph"/>
+      <w:pStyle xmlns:tce="http://www.TCE.com" xmlns:a="http://schemas.openxmlformats.org/drawingml/2006/main" xmlns:pic="http://schemas.openxmlformats.org/drawingml/2006/picture" xmlns:a14="http://schemas.microsoft.com/office/drawing/2010/main" w:val="BodyText"/>
       <w:lvlText w:val="%7."/>
       <w:lvlJc w:val="left"/>
       <w:pPr>
@@ -19521,7 +19511,7 @@
     <w:lvl w:ilvl="0" w:tentative="0">
       <w:start w:val="0"/>
       <w:numFmt w:val="lowerLetter"/>
-      <w:pStyle xmlns:tce="http://www.TCE.com" xmlns:a="http://schemas.openxmlformats.org/drawingml/2006/main" xmlns:pic="http://schemas.openxmlformats.org/drawingml/2006/picture" xmlns:a14="http://schemas.microsoft.com/office/drawing/2010/main" w:val="ListParagraph"/>
+      <w:pStyle xmlns:tce="http://www.TCE.com" xmlns:a="http://schemas.openxmlformats.org/drawingml/2006/main" xmlns:pic="http://schemas.openxmlformats.org/drawingml/2006/picture" xmlns:a14="http://schemas.microsoft.com/office/drawing/2010/main" w:val="BodyText"/>
       <w:lvlText w:val="%8."/>
       <w:lvlJc w:val="left"/>
       <w:pPr>
@@ -19531,7 +19521,7 @@
     <w:lvl w:ilvl="0" w:tentative="0">
       <w:start w:val="0"/>
       <w:numFmt w:val="lowerRoman"/>
-      <w:pStyle xmlns:tce="http://www.TCE.com" xmlns:a="http://schemas.openxmlformats.org/drawingml/2006/main" xmlns:pic="http://schemas.openxmlformats.org/drawingml/2006/picture" xmlns:a14="http://schemas.microsoft.com/office/drawing/2010/main" w:val="ListParagraph"/>
+      <w:pStyle xmlns:tce="http://www.TCE.com" xmlns:a="http://schemas.openxmlformats.org/drawingml/2006/main" xmlns:pic="http://schemas.openxmlformats.org/drawingml/2006/picture" xmlns:a14="http://schemas.microsoft.com/office/drawing/2010/main" w:val="BodyText"/>
       <w:lvlText w:val="%9."/>
       <w:lvlJc w:val="right"/>
       <w:pPr>
@@ -19544,7 +19534,7 @@
     <w:lvl w:ilvl="0">
       <w:start w:val="0"/>
       <w:numFmt w:val="lowerLetter"/>
-      <w:pStyle xmlns:tce="http://www.TCE.com" xmlns:a="http://schemas.openxmlformats.org/drawingml/2006/main" xmlns:pic="http://schemas.openxmlformats.org/drawingml/2006/picture" xmlns:a14="http://schemas.microsoft.com/office/drawing/2010/main" w:val="BodyText"/>
+      <w:pStyle xmlns:tce="http://www.TCE.com" xmlns:a="http://schemas.openxmlformats.org/drawingml/2006/main" xmlns:pic="http://schemas.openxmlformats.org/drawingml/2006/picture" xmlns:a14="http://schemas.microsoft.com/office/drawing/2010/main" w:val="ListParagraph"/>
       <w:lvlText w:val="(%1)"/>
       <w:lvlJc w:val="left"/>
       <w:pPr>
@@ -19554,7 +19544,7 @@
     <w:lvl w:ilvl="0">
       <w:start w:val="0"/>
       <w:numFmt w:val="decimal"/>
-      <w:pStyle xmlns:tce="http://www.TCE.com" xmlns:a="http://schemas.openxmlformats.org/drawingml/2006/main" xmlns:pic="http://schemas.openxmlformats.org/drawingml/2006/picture" xmlns:a14="http://schemas.microsoft.com/office/drawing/2010/main" w:val="BodyText"/>
+      <w:pStyle xmlns:tce="http://www.TCE.com" xmlns:a="http://schemas.openxmlformats.org/drawingml/2006/main" xmlns:pic="http://schemas.openxmlformats.org/drawingml/2006/picture" xmlns:a14="http://schemas.microsoft.com/office/drawing/2010/main" w:val="ListParagraph"/>
       <w:lvlText w:val="(%2)"/>
       <w:lvlJc w:val="left"/>
       <w:pPr>
@@ -19564,7 +19554,7 @@
     <w:lvl w:ilvl="0" w:tentative="0">
       <w:start w:val="0"/>
       <w:numFmt w:val="lowerRoman"/>
-      <w:pStyle xmlns:tce="http://www.TCE.com" xmlns:a="http://schemas.openxmlformats.org/drawingml/2006/main" xmlns:pic="http://schemas.openxmlformats.org/drawingml/2006/picture" xmlns:a14="http://schemas.microsoft.com/office/drawing/2010/main" w:val="BodyText"/>
+      <w:pStyle xmlns:tce="http://www.TCE.com" xmlns:a="http://schemas.openxmlformats.org/drawingml/2006/main" xmlns:pic="http://schemas.openxmlformats.org/drawingml/2006/picture" xmlns:a14="http://schemas.microsoft.com/office/drawing/2010/main" w:val="ListParagraph"/>
       <w:lvlText w:val="(%3)"/>
       <w:lvlJc w:val="left"/>
       <w:pPr>
@@ -19574,7 +19564,7 @@
     <w:lvl w:ilvl="0" w:tentative="0">
       <w:start w:val="0"/>
       <w:numFmt w:val="decimal"/>
-      <w:pStyle xmlns:tce="http://www.TCE.com" xmlns:a="http://schemas.openxmlformats.org/drawingml/2006/main" xmlns:pic="http://schemas.openxmlformats.org/drawingml/2006/picture" xmlns:a14="http://schemas.microsoft.com/office/drawing/2010/main" w:val="BodyText"/>
+      <w:pStyle xmlns:tce="http://www.TCE.com" xmlns:a="http://schemas.openxmlformats.org/drawingml/2006/main" xmlns:pic="http://schemas.openxmlformats.org/drawingml/2006/picture" xmlns:a14="http://schemas.microsoft.com/office/drawing/2010/main" w:val="ListParagraph"/>
       <w:lvlText w:val="%4."/>
       <w:lvlJc w:val="left"/>
       <w:pPr>
@@ -19584,7 +19574,7 @@
     <w:lvl w:ilvl="0" w:tentative="0">
       <w:start w:val="0"/>
       <w:numFmt w:val="lowerLetter"/>
-      <w:pStyle xmlns:tce="http://www.TCE.com" xmlns:a="http://schemas.openxmlformats.org/drawingml/2006/main" xmlns:pic="http://schemas.openxmlformats.org/drawingml/2006/picture" xmlns:a14="http://schemas.microsoft.com/office/drawing/2010/main" w:val="BodyText"/>
+      <w:pStyle xmlns:tce="http://www.TCE.com" xmlns:a="http://schemas.openxmlformats.org/drawingml/2006/main" xmlns:pic="http://schemas.openxmlformats.org/drawingml/2006/picture" xmlns:a14="http://schemas.microsoft.com/office/drawing/2010/main" w:val="ListParagraph"/>
       <w:lvlText w:val="%5."/>
       <w:lvlJc w:val="left"/>
       <w:pPr>
@@ -19594,7 +19584,7 @@
     <w:lvl w:ilvl="0" w:tentative="0">
       <w:start w:val="0"/>
       <w:numFmt w:val="lowerRoman"/>
-      <w:pStyle xmlns:tce="http://www.TCE.com" xmlns:a="http://schemas.openxmlformats.org/drawingml/2006/main" xmlns:pic="http://schemas.openxmlformats.org/drawingml/2006/picture" xmlns:a14="http://schemas.microsoft.com/office/drawing/2010/main" w:val="BodyText"/>
+      <w:pStyle xmlns:tce="http://www.TCE.com" xmlns:a="http://schemas.openxmlformats.org/drawingml/2006/main" xmlns:pic="http://schemas.openxmlformats.org/drawingml/2006/picture" xmlns:a14="http://schemas.microsoft.com/office/drawing/2010/main" w:val="ListParagraph"/>
       <w:lvlText w:val="%6."/>
       <w:lvlJc w:val="right"/>
       <w:pPr>
@@ -19604,7 +19594,7 @@
     <w:lvl w:ilvl="0" w:tentative="0">
       <w:start w:val="0"/>
       <w:numFmt w:val="decimal"/>
-      <w:pStyle xmlns:tce="http://www.TCE.com" xmlns:a="http://schemas.openxmlformats.org/drawingml/2006/main" xmlns:pic="http://schemas.openxmlformats.org/drawingml/2006/picture" xmlns:a14="http://schemas.microsoft.com/office/drawing/2010/main" w:val="BodyText"/>
+      <w:pStyle xmlns:tce="http://www.TCE.com" xmlns:a="http://schemas.openxmlformats.org/drawingml/2006/main" xmlns:pic="http://schemas.openxmlformats.org/drawingml/2006/picture" xmlns:a14="http://schemas.microsoft.com/office/drawing/2010/main" w:val="ListParagraph"/>
       <w:lvlText w:val="%7."/>
       <w:lvlJc w:val="left"/>
       <w:pPr>
@@ -19614,7 +19604,7 @@
     <w:lvl w:ilvl="0" w:tentative="0">
       <w:start w:val="0"/>
       <w:numFmt w:val="lowerLetter"/>
-      <w:pStyle xmlns:tce="http://www.TCE.com" xmlns:a="http://schemas.openxmlformats.org/drawingml/2006/main" xmlns:pic="http://schemas.openxmlformats.org/drawingml/2006/picture" xmlns:a14="http://schemas.microsoft.com/office/drawing/2010/main" w:val="BodyText"/>
+      <w:pStyle xmlns:tce="http://www.TCE.com" xmlns:a="http://schemas.openxmlformats.org/drawingml/2006/main" xmlns:pic="http://schemas.openxmlformats.org/drawingml/2006/picture" xmlns:a14="http://schemas.microsoft.com/office/drawing/2010/main" w:val="ListParagraph"/>
       <w:lvlText w:val="%8."/>
       <w:lvlJc w:val="left"/>
       <w:pPr>
@@ -19624,7 +19614,7 @@
     <w:lvl w:ilvl="0" w:tentative="0">
       <w:start w:val="0"/>
       <w:numFmt w:val="lowerRoman"/>
-      <w:pStyle xmlns:tce="http://www.TCE.com" xmlns:a="http://schemas.openxmlformats.org/drawingml/2006/main" xmlns:pic="http://schemas.openxmlformats.org/drawingml/2006/picture" xmlns:a14="http://schemas.microsoft.com/office/drawing/2010/main" w:val="BodyText"/>
+      <w:pStyle xmlns:tce="http://www.TCE.com" xmlns:a="http://schemas.openxmlformats.org/drawingml/2006/main" xmlns:pic="http://schemas.openxmlformats.org/drawingml/2006/picture" xmlns:a14="http://schemas.microsoft.com/office/drawing/2010/main" w:val="ListParagraph"/>
       <w:lvlText w:val="%9."/>
       <w:lvlJc w:val="right"/>
       <w:pPr>
@@ -19637,7 +19627,7 @@
     <w:lvl w:ilvl="0">
       <w:start w:val="0"/>
       <w:numFmt w:val="lowerLetter"/>
-      <w:pStyle xmlns:tce="http://www.TCE.com" xmlns:a="http://schemas.openxmlformats.org/drawingml/2006/main" xmlns:pic="http://schemas.openxmlformats.org/drawingml/2006/picture" xmlns:a14="http://schemas.microsoft.com/office/drawing/2010/main" w:val="ListParagraph"/>
+      <w:pStyle xmlns:tce="http://www.TCE.com" xmlns:a="http://schemas.openxmlformats.org/drawingml/2006/main" xmlns:pic="http://schemas.openxmlformats.org/drawingml/2006/picture" xmlns:a14="http://schemas.microsoft.com/office/drawing/2010/main" w:val="BodyText"/>
       <w:lvlText w:val="(%1)"/>
       <w:lvlJc w:val="left"/>
       <w:pPr>
@@ -19647,7 +19637,7 @@
     <w:lvl w:ilvl="0">
       <w:start w:val="0"/>
       <w:numFmt w:val="decimal"/>
-      <w:pStyle xmlns:tce="http://www.TCE.com" xmlns:a="http://schemas.openxmlformats.org/drawingml/2006/main" xmlns:pic="http://schemas.openxmlformats.org/drawingml/2006/picture" xmlns:a14="http://schemas.microsoft.com/office/drawing/2010/main" w:val="ListParagraph"/>
+      <w:pStyle xmlns:tce="http://www.TCE.com" xmlns:a="http://schemas.openxmlformats.org/drawingml/2006/main" xmlns:pic="http://schemas.openxmlformats.org/drawingml/2006/picture" xmlns:a14="http://schemas.microsoft.com/office/drawing/2010/main" w:val="BodyText"/>
       <w:lvlText w:val="(%2)"/>
       <w:lvlJc w:val="left"/>
       <w:pPr>
@@ -19657,7 +19647,7 @@
     <w:lvl w:ilvl="0" w:tentative="0">
       <w:start w:val="0"/>
       <w:numFmt w:val="lowerRoman"/>
-      <w:pStyle xmlns:tce="http://www.TCE.com" xmlns:a="http://schemas.openxmlformats.org/drawingml/2006/main" xmlns:pic="http://schemas.openxmlformats.org/drawingml/2006/picture" xmlns:a14="http://schemas.microsoft.com/office/drawing/2010/main" w:val="ListParagraph"/>
+      <w:pStyle xmlns:tce="http://www.TCE.com" xmlns:a="http://schemas.openxmlformats.org/drawingml/2006/main" xmlns:pic="http://schemas.openxmlformats.org/drawingml/2006/picture" xmlns:a14="http://schemas.microsoft.com/office/drawing/2010/main" w:val="BodyText"/>
       <w:lvlText w:val="(%3)"/>
       <w:lvlJc w:val="left"/>
       <w:pPr>
@@ -19667,7 +19657,7 @@
     <w:lvl w:ilvl="0" w:tentative="0">
       <w:start w:val="0"/>
       <w:numFmt w:val="decimal"/>
-      <w:pStyle xmlns:tce="http://www.TCE.com" xmlns:a="http://schemas.openxmlformats.org/drawingml/2006/main" xmlns:pic="http://schemas.openxmlformats.org/drawingml/2006/picture" xmlns:a14="http://schemas.microsoft.com/office/drawing/2010/main" w:val="ListParagraph"/>
+      <w:pStyle xmlns:tce="http://www.TCE.com" xmlns:a="http://schemas.openxmlformats.org/drawingml/2006/main" xmlns:pic="http://schemas.openxmlformats.org/drawingml/2006/picture" xmlns:a14="http://schemas.microsoft.com/office/drawing/2010/main" w:val="BodyText"/>
       <w:lvlText w:val="%4."/>
       <w:lvlJc w:val="left"/>
       <w:pPr>
@@ -19677,7 +19667,7 @@
     <w:lvl w:ilvl="0" w:tentative="0">
       <w:start w:val="0"/>
       <w:numFmt w:val="lowerLetter"/>
-      <w:pStyle xmlns:tce="http://www.TCE.com" xmlns:a="http://schemas.openxmlformats.org/drawingml/2006/main" xmlns:pic="http://schemas.openxmlformats.org/drawingml/2006/picture" xmlns:a14="http://schemas.microsoft.com/office/drawing/2010/main" w:val="ListParagraph"/>
+      <w:pStyle xmlns:tce="http://www.TCE.com" xmlns:a="http://schemas.openxmlformats.org/drawingml/2006/main" xmlns:pic="http://schemas.openxmlformats.org/drawingml/2006/picture" xmlns:a14="http://schemas.microsoft.com/office/drawing/2010/main" w:val="BodyText"/>
       <w:lvlText w:val="%5."/>
       <w:lvlJc w:val="left"/>
       <w:pPr>
@@ -19687,7 +19677,7 @@
     <w:lvl w:ilvl="0" w:tentative="0">
       <w:start w:val="0"/>
       <w:numFmt w:val="lowerRoman"/>
-      <w:pStyle xmlns:tce="http://www.TCE.com" xmlns:a="http://schemas.openxmlformats.org/drawingml/2006/main" xmlns:pic="http://schemas.openxmlformats.org/drawingml/2006/picture" xmlns:a14="http://schemas.microsoft.com/office/drawing/2010/main" w:val="ListParagraph"/>
+      <w:pStyle xmlns:tce="http://www.TCE.com" xmlns:a="http://schemas.openxmlformats.org/drawingml/2006/main" xmlns:pic="http://schemas.openxmlformats.org/drawingml/2006/picture" xmlns:a14="http://schemas.microsoft.com/office/drawing/2010/main" w:val="BodyText"/>
       <w:lvlText w:val="%6."/>
       <w:lvlJc w:val="right"/>
       <w:pPr>
@@ -19697,7 +19687,7 @@
     <w:lvl w:ilvl="0" w:tentative="0">
       <w:start w:val="0"/>
       <w:numFmt w:val="decimal"/>
-      <w:pStyle xmlns:tce="http://www.TCE.com" xmlns:a="http://schemas.openxmlformats.org/drawingml/2006/main" xmlns:pic="http://schemas.openxmlformats.org/drawingml/2006/picture" xmlns:a14="http://schemas.microsoft.com/office/drawing/2010/main" w:val="ListParagraph"/>
+      <w:pStyle xmlns:tce="http://www.TCE.com" xmlns:a="http://schemas.openxmlformats.org/drawingml/2006/main" xmlns:pic="http://schemas.openxmlformats.org/drawingml/2006/picture" xmlns:a14="http://schemas.microsoft.com/office/drawing/2010/main" w:val="BodyText"/>
       <w:lvlText w:val="%7."/>
       <w:lvlJc w:val="left"/>
       <w:pPr>
@@ -19707,7 +19697,7 @@
     <w:lvl w:ilvl="0" w:tentative="0">
       <w:start w:val="0"/>
       <w:numFmt w:val="lowerLetter"/>
-      <w:pStyle xmlns:tce="http://www.TCE.com" xmlns:a="http://schemas.openxmlformats.org/drawingml/2006/main" xmlns:pic="http://schemas.openxmlformats.org/drawingml/2006/picture" xmlns:a14="http://schemas.microsoft.com/office/drawing/2010/main" w:val="ListParagraph"/>
+      <w:pStyle xmlns:tce="http://www.TCE.com" xmlns:a="http://schemas.openxmlformats.org/drawingml/2006/main" xmlns:pic="http://schemas.openxmlformats.org/drawingml/2006/picture" xmlns:a14="http://schemas.microsoft.com/office/drawing/2010/main" w:val="BodyText"/>
       <w:lvlText w:val="%8."/>
       <w:lvlJc w:val="left"/>
       <w:pPr>
@@ -19717,7 +19707,7 @@
     <w:lvl w:ilvl="0" w:tentative="0">
       <w:start w:val="0"/>
       <w:numFmt w:val="lowerRoman"/>
-      <w:pStyle xmlns:tce="http://www.TCE.com" xmlns:a="http://schemas.openxmlformats.org/drawingml/2006/main" xmlns:pic="http://schemas.openxmlformats.org/drawingml/2006/picture" xmlns:a14="http://schemas.microsoft.com/office/drawing/2010/main" w:val="ListParagraph"/>
+      <w:pStyle xmlns:tce="http://www.TCE.com" xmlns:a="http://schemas.openxmlformats.org/drawingml/2006/main" xmlns:pic="http://schemas.openxmlformats.org/drawingml/2006/picture" xmlns:a14="http://schemas.microsoft.com/office/drawing/2010/main" w:val="BodyText"/>
       <w:lvlText w:val="%9."/>
       <w:lvlJc w:val="right"/>
       <w:pPr>
@@ -19823,7 +19813,7 @@
     <w:lvl w:ilvl="0">
       <w:start w:val="0"/>
       <w:numFmt w:val="lowerLetter"/>
-      <w:pStyle xmlns:tce="http://www.TCE.com" xmlns:a="http://schemas.openxmlformats.org/drawingml/2006/main" xmlns:pic="http://schemas.openxmlformats.org/drawingml/2006/picture" xmlns:a14="http://schemas.microsoft.com/office/drawing/2010/main" w:val="BodyText"/>
+      <w:pStyle xmlns:tce="http://www.TCE.com" xmlns:a="http://schemas.openxmlformats.org/drawingml/2006/main" xmlns:pic="http://schemas.openxmlformats.org/drawingml/2006/picture" xmlns:a14="http://schemas.microsoft.com/office/drawing/2010/main" w:val="ListParagraph"/>
       <w:lvlText w:val="(%1)"/>
       <w:lvlJc w:val="left"/>
       <w:pPr>
@@ -19833,7 +19823,7 @@
     <w:lvl w:ilvl="0">
       <w:start w:val="0"/>
       <w:numFmt w:val="decimal"/>
-      <w:pStyle xmlns:tce="http://www.TCE.com" xmlns:a="http://schemas.openxmlformats.org/drawingml/2006/main" xmlns:pic="http://schemas.openxmlformats.org/drawingml/2006/picture" xmlns:a14="http://schemas.microsoft.com/office/drawing/2010/main" w:val="BodyText"/>
+      <w:pStyle xmlns:tce="http://www.TCE.com" xmlns:a="http://schemas.openxmlformats.org/drawingml/2006/main" xmlns:pic="http://schemas.openxmlformats.org/drawingml/2006/picture" xmlns:a14="http://schemas.microsoft.com/office/drawing/2010/main" w:val="ListParagraph"/>
       <w:lvlText w:val="(%2)"/>
       <w:lvlJc w:val="left"/>
       <w:pPr>
@@ -19843,7 +19833,7 @@
     <w:lvl w:ilvl="0" w:tentative="0">
       <w:start w:val="0"/>
       <w:numFmt w:val="lowerRoman"/>
-      <w:pStyle xmlns:tce="http://www.TCE.com" xmlns:a="http://schemas.openxmlformats.org/drawingml/2006/main" xmlns:pic="http://schemas.openxmlformats.org/drawingml/2006/picture" xmlns:a14="http://schemas.microsoft.com/office/drawing/2010/main" w:val="BodyText"/>
+      <w:pStyle xmlns:tce="http://www.TCE.com" xmlns:a="http://schemas.openxmlformats.org/drawingml/2006/main" xmlns:pic="http://schemas.openxmlformats.org/drawingml/2006/picture" xmlns:a14="http://schemas.microsoft.com/office/drawing/2010/main" w:val="ListParagraph"/>
       <w:lvlText w:val="(%3)"/>
       <w:lvlJc w:val="left"/>
       <w:pPr>
@@ -19853,7 +19843,7 @@
     <w:lvl w:ilvl="0" w:tentative="0">
       <w:start w:val="0"/>
       <w:numFmt w:val="decimal"/>
-      <w:pStyle xmlns:tce="http://www.TCE.com" xmlns:a="http://schemas.openxmlformats.org/drawingml/2006/main" xmlns:pic="http://schemas.openxmlformats.org/drawingml/2006/picture" xmlns:a14="http://schemas.microsoft.com/office/drawing/2010/main" w:val="BodyText"/>
+      <w:pStyle xmlns:tce="http://www.TCE.com" xmlns:a="http://schemas.openxmlformats.org/drawingml/2006/main" xmlns:pic="http://schemas.openxmlformats.org/drawingml/2006/picture" xmlns:a14="http://schemas.microsoft.com/office/drawing/2010/main" w:val="ListParagraph"/>
       <w:lvlText w:val="%4."/>
       <w:lvlJc w:val="left"/>
       <w:pPr>
@@ -19863,7 +19853,7 @@
     <w:lvl w:ilvl="0" w:tentative="0">
       <w:start w:val="0"/>
       <w:numFmt w:val="lowerLetter"/>
-      <w:pStyle xmlns:tce="http://www.TCE.com" xmlns:a="http://schemas.openxmlformats.org/drawingml/2006/main" xmlns:pic="http://schemas.openxmlformats.org/drawingml/2006/picture" xmlns:a14="http://schemas.microsoft.com/office/drawing/2010/main" w:val="BodyText"/>
+      <w:pStyle xmlns:tce="http://www.TCE.com" xmlns:a="http://schemas.openxmlformats.org/drawingml/2006/main" xmlns:pic="http://schemas.openxmlformats.org/drawingml/2006/picture" xmlns:a14="http://schemas.microsoft.com/office/drawing/2010/main" w:val="ListParagraph"/>
       <w:lvlText w:val="%5."/>
       <w:lvlJc w:val="left"/>
       <w:pPr>
@@ -19873,7 +19863,7 @@
     <w:lvl w:ilvl="0" w:tentative="0">
       <w:start w:val="0"/>
       <w:numFmt w:val="lowerRoman"/>
-      <w:pStyle xmlns:tce="http://www.TCE.com" xmlns:a="http://schemas.openxmlformats.org/drawingml/2006/main" xmlns:pic="http://schemas.openxmlformats.org/drawingml/2006/picture" xmlns:a14="http://schemas.microsoft.com/office/drawing/2010/main" w:val="BodyText"/>
+      <w:pStyle xmlns:tce="http://www.TCE.com" xmlns:a="http://schemas.openxmlformats.org/drawingml/2006/main" xmlns:pic="http://schemas.openxmlformats.org/drawingml/2006/picture" xmlns:a14="http://schemas.microsoft.com/office/drawing/2010/main" w:val="ListParagraph"/>
       <w:lvlText w:val="%6."/>
       <w:lvlJc w:val="right"/>
       <w:pPr>
@@ -19883,7 +19873,7 @@
     <w:lvl w:ilvl="0" w:tentative="0">
       <w:start w:val="0"/>
       <w:numFmt w:val="decimal"/>
-      <w:pStyle xmlns:tce="http://www.TCE.com" xmlns:a="http://schemas.openxmlformats.org/drawingml/2006/main" xmlns:pic="http://schemas.openxmlformats.org/drawingml/2006/picture" xmlns:a14="http://schemas.microsoft.com/office/drawing/2010/main" w:val="BodyText"/>
+      <w:pStyle xmlns:tce="http://www.TCE.com" xmlns:a="http://schemas.openxmlformats.org/drawingml/2006/main" xmlns:pic="http://schemas.openxmlformats.org/drawingml/2006/picture" xmlns:a14="http://schemas.microsoft.com/office/drawing/2010/main" w:val="ListParagraph"/>
       <w:lvlText w:val="%7."/>
       <w:lvlJc w:val="left"/>
       <w:pPr>
@@ -19893,7 +19883,7 @@
     <w:lvl w:ilvl="0" w:tentative="0">
       <w:start w:val="0"/>
       <w:numFmt w:val="lowerLetter"/>
-      <w:pStyle xmlns:tce="http://www.TCE.com" xmlns:a="http://schemas.openxmlformats.org/drawingml/2006/main" xmlns:pic="http://schemas.openxmlformats.org/drawingml/2006/picture" xmlns:a14="http://schemas.microsoft.com/office/drawing/2010/main" w:val="BodyText"/>
+      <w:pStyle xmlns:tce="http://www.TCE.com" xmlns:a="http://schemas.openxmlformats.org/drawingml/2006/main" xmlns:pic="http://schemas.openxmlformats.org/drawingml/2006/picture" xmlns:a14="http://schemas.microsoft.com/office/drawing/2010/main" w:val="ListParagraph"/>
       <w:lvlText w:val="%8."/>
       <w:lvlJc w:val="left"/>
       <w:pPr>
@@ -19903,7 +19893,7 @@
     <w:lvl w:ilvl="0" w:tentative="0">
       <w:start w:val="0"/>
       <w:numFmt w:val="lowerRoman"/>
-      <w:pStyle xmlns:tce="http://www.TCE.com" xmlns:a="http://schemas.openxmlformats.org/drawingml/2006/main" xmlns:pic="http://schemas.openxmlformats.org/drawingml/2006/picture" xmlns:a14="http://schemas.microsoft.com/office/drawing/2010/main" w:val="BodyText"/>
+      <w:pStyle xmlns:tce="http://www.TCE.com" xmlns:a="http://schemas.openxmlformats.org/drawingml/2006/main" xmlns:pic="http://schemas.openxmlformats.org/drawingml/2006/picture" xmlns:a14="http://schemas.microsoft.com/office/drawing/2010/main" w:val="ListParagraph"/>
       <w:lvlText w:val="%9."/>
       <w:lvlJc w:val="right"/>
       <w:pPr>
@@ -19916,7 +19906,7 @@
     <w:lvl w:ilvl="0">
       <w:start w:val="0"/>
       <w:numFmt w:val="lowerLetter"/>
-      <w:pStyle xmlns:tce="http://www.TCE.com" xmlns:a="http://schemas.openxmlformats.org/drawingml/2006/main" xmlns:pic="http://schemas.openxmlformats.org/drawingml/2006/picture" xmlns:a14="http://schemas.microsoft.com/office/drawing/2010/main" w:val="ListParagraph"/>
+      <w:pStyle xmlns:tce="http://www.TCE.com" xmlns:a="http://schemas.openxmlformats.org/drawingml/2006/main" xmlns:pic="http://schemas.openxmlformats.org/drawingml/2006/picture" xmlns:a14="http://schemas.microsoft.com/office/drawing/2010/main" w:val="BodyText"/>
       <w:lvlText w:val="(%1)"/>
       <w:lvlJc w:val="left"/>
       <w:pPr>
@@ -19926,7 +19916,7 @@
     <w:lvl w:ilvl="0">
       <w:start w:val="0"/>
       <w:numFmt w:val="decimal"/>
-      <w:pStyle xmlns:tce="http://www.TCE.com" xmlns:a="http://schemas.openxmlformats.org/drawingml/2006/main" xmlns:pic="http://schemas.openxmlformats.org/drawingml/2006/picture" xmlns:a14="http://schemas.microsoft.com/office/drawing/2010/main" w:val="ListParagraph"/>
+      <w:pStyle xmlns:tce="http://www.TCE.com" xmlns:a="http://schemas.openxmlformats.org/drawingml/2006/main" xmlns:pic="http://schemas.openxmlformats.org/drawingml/2006/picture" xmlns:a14="http://schemas.microsoft.com/office/drawing/2010/main" w:val="BodyText"/>
       <w:lvlText w:val="(%2)"/>
       <w:lvlJc w:val="left"/>
       <w:pPr>
@@ -19936,7 +19926,7 @@
     <w:lvl w:ilvl="0" w:tentative="0">
       <w:start w:val="0"/>
       <w:numFmt w:val="lowerRoman"/>
-      <w:pStyle xmlns:tce="http://www.TCE.com" xmlns:a="http://schemas.openxmlformats.org/drawingml/2006/main" xmlns:pic="http://schemas.openxmlformats.org/drawingml/2006/picture" xmlns:a14="http://schemas.microsoft.com/office/drawing/2010/main" w:val="ListParagraph"/>
+      <w:pStyle xmlns:tce="http://www.TCE.com" xmlns:a="http://schemas.openxmlformats.org/drawingml/2006/main" xmlns:pic="http://schemas.openxmlformats.org/drawingml/2006/picture" xmlns:a14="http://schemas.microsoft.com/office/drawing/2010/main" w:val="BodyText"/>
       <w:lvlText w:val="(%3)"/>
       <w:lvlJc w:val="left"/>
       <w:pPr>
@@ -19946,7 +19936,7 @@
     <w:lvl w:ilvl="0" w:tentative="0">
       <w:start w:val="0"/>
       <w:numFmt w:val="decimal"/>
-      <w:pStyle xmlns:tce="http://www.TCE.com" xmlns:a="http://schemas.openxmlformats.org/drawingml/2006/main" xmlns:pic="http://schemas.openxmlformats.org/drawingml/2006/picture" xmlns:a14="http://schemas.microsoft.com/office/drawing/2010/main" w:val="ListParagraph"/>
+      <w:pStyle xmlns:tce="http://www.TCE.com" xmlns:a="http://schemas.openxmlformats.org/drawingml/2006/main" xmlns:pic="http://schemas.openxmlformats.org/drawingml/2006/picture" xmlns:a14="http://schemas.microsoft.com/office/drawing/2010/main" w:val="BodyText"/>
       <w:lvlText w:val="%4."/>
       <w:lvlJc w:val="left"/>
       <w:pPr>
@@ -19956,7 +19946,7 @@
     <w:lvl w:ilvl="0" w:tentative="0">
       <w:start w:val="0"/>
       <w:numFmt w:val="lowerLetter"/>
-      <w:pStyle xmlns:tce="http://www.TCE.com" xmlns:a="http://schemas.openxmlformats.org/drawingml/2006/main" xmlns:pic="http://schemas.openxmlformats.org/drawingml/2006/picture" xmlns:a14="http://schemas.microsoft.com/office/drawing/2010/main" w:val="ListParagraph"/>
+      <w:pStyle xmlns:tce="http://www.TCE.com" xmlns:a="http://schemas.openxmlformats.org/drawingml/2006/main" xmlns:pic="http://schemas.openxmlformats.org/drawingml/2006/picture" xmlns:a14="http://schemas.microsoft.com/office/drawing/2010/main" w:val="BodyText"/>
       <w:lvlText w:val="%5."/>
       <w:lvlJc w:val="left"/>
       <w:pPr>
@@ -19966,7 +19956,7 @@
     <w:lvl w:ilvl="0" w:tentative="0">
       <w:start w:val="0"/>
       <w:numFmt w:val="lowerRoman"/>
-      <w:pStyle xmlns:tce="http://www.TCE.com" xmlns:a="http://schemas.openxmlformats.org/drawingml/2006/main" xmlns:pic="http://schemas.openxmlformats.org/drawingml/2006/picture" xmlns:a14="http://schemas.microsoft.com/office/drawing/2010/main" w:val="ListParagraph"/>
+      <w:pStyle xmlns:tce="http://www.TCE.com" xmlns:a="http://schemas.openxmlformats.org/drawingml/2006/main" xmlns:pic="http://schemas.openxmlformats.org/drawingml/2006/picture" xmlns:a14="http://schemas.microsoft.com/office/drawing/2010/main" w:val="BodyText"/>
       <w:lvlText w:val="%6."/>
       <w:lvlJc w:val="right"/>
       <w:pPr>
@@ -19976,7 +19966,7 @@
     <w:lvl w:ilvl="0" w:tentative="0">
       <w:start w:val="0"/>
       <w:numFmt w:val="decimal"/>
-      <w:pStyle xmlns:tce="http://www.TCE.com" xmlns:a="http://schemas.openxmlformats.org/drawingml/2006/main" xmlns:pic="http://schemas.openxmlformats.org/drawingml/2006/picture" xmlns:a14="http://schemas.microsoft.com/office/drawing/2010/main" w:val="ListParagraph"/>
+      <w:pStyle xmlns:tce="http://www.TCE.com" xmlns:a="http://schemas.openxmlformats.org/drawingml/2006/main" xmlns:pic="http://schemas.openxmlformats.org/drawingml/2006/picture" xmlns:a14="http://schemas.microsoft.com/office/drawing/2010/main" w:val="BodyText"/>
       <w:lvlText w:val="%7."/>
       <w:lvlJc w:val="left"/>
       <w:pPr>
@@ -19986,7 +19976,7 @@
     <w:lvl w:ilvl="0" w:tentative="0">
       <w:start w:val="0"/>
       <w:numFmt w:val="lowerLetter"/>
-      <w:pStyle xmlns:tce="http://www.TCE.com" xmlns:a="http://schemas.openxmlformats.org/drawingml/2006/main" xmlns:pic="http://schemas.openxmlformats.org/drawingml/2006/picture" xmlns:a14="http://schemas.microsoft.com/office/drawing/2010/main" w:val="ListParagraph"/>
+      <w:pStyle xmlns:tce="http://www.TCE.com" xmlns:a="http://schemas.openxmlformats.org/drawingml/2006/main" xmlns:pic="http://schemas.openxmlformats.org/drawingml/2006/picture" xmlns:a14="http://schemas.microsoft.com/office/drawing/2010/main" w:val="BodyText"/>
       <w:lvlText w:val="%8."/>
       <w:lvlJc w:val="left"/>
       <w:pPr>
@@ -19996,7 +19986,7 @@
     <w:lvl w:ilvl="0" w:tentative="0">
       <w:start w:val="0"/>
       <w:numFmt w:val="lowerRoman"/>
-      <w:pStyle xmlns:tce="http://www.TCE.com" xmlns:a="http://schemas.openxmlformats.org/drawingml/2006/main" xmlns:pic="http://schemas.openxmlformats.org/drawingml/2006/picture" xmlns:a14="http://schemas.microsoft.com/office/drawing/2010/main" w:val="ListParagraph"/>
+      <w:pStyle xmlns:tce="http://www.TCE.com" xmlns:a="http://schemas.openxmlformats.org/drawingml/2006/main" xmlns:pic="http://schemas.openxmlformats.org/drawingml/2006/picture" xmlns:a14="http://schemas.microsoft.com/office/drawing/2010/main" w:val="BodyText"/>
       <w:lvlText w:val="%9."/>
       <w:lvlJc w:val="right"/>
       <w:pPr>
@@ -20009,7 +19999,7 @@
     <w:lvl w:ilvl="0">
       <w:start w:val="0"/>
       <w:numFmt w:val="lowerLetter"/>
-      <w:pStyle xmlns:tce="http://www.TCE.com" xmlns:a="http://schemas.openxmlformats.org/drawingml/2006/main" xmlns:pic="http://schemas.openxmlformats.org/drawingml/2006/picture" xmlns:a14="http://schemas.microsoft.com/office/drawing/2010/main" w:val="BodyText"/>
+      <w:pStyle xmlns:tce="http://www.TCE.com" xmlns:a="http://schemas.openxmlformats.org/drawingml/2006/main" xmlns:pic="http://schemas.openxmlformats.org/drawingml/2006/picture" xmlns:a14="http://schemas.microsoft.com/office/drawing/2010/main" w:val="ListParagraph"/>
       <w:lvlText w:val="(%1)"/>
       <w:lvlJc w:val="left"/>
       <w:pPr>
@@ -20019,7 +20009,7 @@
     <w:lvl w:ilvl="0">
       <w:start w:val="0"/>
       <w:numFmt w:val="decimal"/>
-      <w:pStyle xmlns:tce="http://www.TCE.com" xmlns:a="http://schemas.openxmlformats.org/drawingml/2006/main" xmlns:pic="http://schemas.openxmlformats.org/drawingml/2006/picture" xmlns:a14="http://schemas.microsoft.com/office/drawing/2010/main" w:val="BodyText"/>
+      <w:pStyle xmlns:tce="http://www.TCE.com" xmlns:a="http://schemas.openxmlformats.org/drawingml/2006/main" xmlns:pic="http://schemas.openxmlformats.org/drawingml/2006/picture" xmlns:a14="http://schemas.microsoft.com/office/drawing/2010/main" w:val="ListParagraph"/>
       <w:lvlText w:val="(%2)"/>
       <w:lvlJc w:val="left"/>
       <w:pPr>
@@ -20029,7 +20019,7 @@
     <w:lvl w:ilvl="0" w:tentative="0">
       <w:start w:val="0"/>
       <w:numFmt w:val="lowerRoman"/>
-      <w:pStyle xmlns:tce="http://www.TCE.com" xmlns:a="http://schemas.openxmlformats.org/drawingml/2006/main" xmlns:pic="http://schemas.openxmlformats.org/drawingml/2006/picture" xmlns:a14="http://schemas.microsoft.com/office/drawing/2010/main" w:val="BodyText"/>
+      <w:pStyle xmlns:tce="http://www.TCE.com" xmlns:a="http://schemas.openxmlformats.org/drawingml/2006/main" xmlns:pic="http://schemas.openxmlformats.org/drawingml/2006/picture" xmlns:a14="http://schemas.microsoft.com/office/drawing/2010/main" w:val="ListParagraph"/>
       <w:lvlText w:val="(%3)"/>
       <w:lvlJc w:val="left"/>
       <w:pPr>
@@ -20039,7 +20029,7 @@
     <w:lvl w:ilvl="0" w:tentative="0">
       <w:start w:val="0"/>
       <w:numFmt w:val="decimal"/>
-      <w:pStyle xmlns:tce="http://www.TCE.com" xmlns:a="http://schemas.openxmlformats.org/drawingml/2006/main" xmlns:pic="http://schemas.openxmlformats.org/drawingml/2006/picture" xmlns:a14="http://schemas.microsoft.com/office/drawing/2010/main" w:val="BodyText"/>
+      <w:pStyle xmlns:tce="http://www.TCE.com" xmlns:a="http://schemas.openxmlformats.org/drawingml/2006/main" xmlns:pic="http://schemas.openxmlformats.org/drawingml/2006/picture" xmlns:a14="http://schemas.microsoft.com/office/drawing/2010/main" w:val="ListParagraph"/>
       <w:lvlText w:val="%4."/>
       <w:lvlJc w:val="left"/>
       <w:pPr>
@@ -20049,7 +20039,7 @@
     <w:lvl w:ilvl="0" w:tentative="0">
       <w:start w:val="0"/>
       <w:numFmt w:val="lowerLetter"/>
-      <w:pStyle xmlns:tce="http://www.TCE.com" xmlns:a="http://schemas.openxmlformats.org/drawingml/2006/main" xmlns:pic="http://schemas.openxmlformats.org/drawingml/2006/picture" xmlns:a14="http://schemas.microsoft.com/office/drawing/2010/main" w:val="BodyText"/>
+      <w:pStyle xmlns:tce="http://www.TCE.com" xmlns:a="http://schemas.openxmlformats.org/drawingml/2006/main" xmlns:pic="http://schemas.openxmlformats.org/drawingml/2006/picture" xmlns:a14="http://schemas.microsoft.com/office/drawing/2010/main" w:val="ListParagraph"/>
       <w:lvlText w:val="%5."/>
       <w:lvlJc w:val="left"/>
       <w:pPr>
@@ -20059,7 +20049,7 @@
     <w:lvl w:ilvl="0" w:tentative="0">
       <w:start w:val="0"/>
       <w:numFmt w:val="lowerRoman"/>
-      <w:pStyle xmlns:tce="http://www.TCE.com" xmlns:a="http://schemas.openxmlformats.org/drawingml/2006/main" xmlns:pic="http://schemas.openxmlformats.org/drawingml/2006/picture" xmlns:a14="http://schemas.microsoft.com/office/drawing/2010/main" w:val="BodyText"/>
+      <w:pStyle xmlns:tce="http://www.TCE.com" xmlns:a="http://schemas.openxmlformats.org/drawingml/2006/main" xmlns:pic="http://schemas.openxmlformats.org/drawingml/2006/picture" xmlns:a14="http://schemas.microsoft.com/office/drawing/2010/main" w:val="ListParagraph"/>
       <w:lvlText w:val="%6."/>
       <w:lvlJc w:val="right"/>
       <w:pPr>
@@ -20069,7 +20059,7 @@
     <w:lvl w:ilvl="0" w:tentative="0">
       <w:start w:val="0"/>
       <w:numFmt w:val="decimal"/>
-      <w:pStyle xmlns:tce="http://www.TCE.com" xmlns:a="http://schemas.openxmlformats.org/drawingml/2006/main" xmlns:pic="http://schemas.openxmlformats.org/drawingml/2006/picture" xmlns:a14="http://schemas.microsoft.com/office/drawing/2010/main" w:val="BodyText"/>
+      <w:pStyle xmlns:tce="http://www.TCE.com" xmlns:a="http://schemas.openxmlformats.org/drawingml/2006/main" xmlns:pic="http://schemas.openxmlformats.org/drawingml/2006/picture" xmlns:a14="http://schemas.microsoft.com/office/drawing/2010/main" w:val="ListParagraph"/>
       <w:lvlText w:val="%7."/>
       <w:lvlJc w:val="left"/>
       <w:pPr>
@@ -20079,7 +20069,7 @@
     <w:lvl w:ilvl="0" w:tentative="0">
       <w:start w:val="0"/>
       <w:numFmt w:val="lowerLetter"/>
-      <w:pStyle xmlns:tce="http://www.TCE.com" xmlns:a="http://schemas.openxmlformats.org/drawingml/2006/main" xmlns:pic="http://schemas.openxmlformats.org/drawingml/2006/picture" xmlns:a14="http://schemas.microsoft.com/office/drawing/2010/main" w:val="BodyText"/>
+      <w:pStyle xmlns:tce="http://www.TCE.com" xmlns:a="http://schemas.openxmlformats.org/drawingml/2006/main" xmlns:pic="http://schemas.openxmlformats.org/drawingml/2006/picture" xmlns:a14="http://schemas.microsoft.com/office/drawing/2010/main" w:val="ListParagraph"/>
       <w:lvlText w:val="%8."/>
       <w:lvlJc w:val="left"/>
       <w:pPr>
@@ -20089,7 +20079,7 @@
     <w:lvl w:ilvl="0" w:tentative="0">
       <w:start w:val="0"/>
       <w:numFmt w:val="lowerRoman"/>
-      <w:pStyle xmlns:tce="http://www.TCE.com" xmlns:a="http://schemas.openxmlformats.org/drawingml/2006/main" xmlns:pic="http://schemas.openxmlformats.org/drawingml/2006/picture" xmlns:a14="http://schemas.microsoft.com/office/drawing/2010/main" w:val="BodyText"/>
+      <w:pStyle xmlns:tce="http://www.TCE.com" xmlns:a="http://schemas.openxmlformats.org/drawingml/2006/main" xmlns:pic="http://schemas.openxmlformats.org/drawingml/2006/picture" xmlns:a14="http://schemas.microsoft.com/office/drawing/2010/main" w:val="ListParagraph"/>
       <w:lvlText w:val="%9."/>
       <w:lvlJc w:val="right"/>
       <w:pPr>
@@ -20102,7 +20092,7 @@
     <w:lvl w:ilvl="0">
       <w:start w:val="0"/>
       <w:numFmt w:val="lowerLetter"/>
-      <w:pStyle xmlns:tce="http://www.TCE.com" xmlns:a="http://schemas.openxmlformats.org/drawingml/2006/main" xmlns:pic="http://schemas.openxmlformats.org/drawingml/2006/picture" xmlns:a14="http://schemas.microsoft.com/office/drawing/2010/main" w:val="ListParagraph"/>
+      <w:pStyle xmlns:tce="http://www.TCE.com" xmlns:a="http://schemas.openxmlformats.org/drawingml/2006/main" xmlns:pic="http://schemas.openxmlformats.org/drawingml/2006/picture" xmlns:a14="http://schemas.microsoft.com/office/drawing/2010/main" w:val="BodyText"/>
       <w:lvlText w:val="(%1)"/>
       <w:lvlJc w:val="left"/>
       <w:pPr>
@@ -20112,7 +20102,7 @@
     <w:lvl w:ilvl="0">
       <w:start w:val="0"/>
       <w:numFmt w:val="decimal"/>
-      <w:pStyle xmlns:tce="http://www.TCE.com" xmlns:a="http://schemas.openxmlformats.org/drawingml/2006/main" xmlns:pic="http://schemas.openxmlformats.org/drawingml/2006/picture" xmlns:a14="http://schemas.microsoft.com/office/drawing/2010/main" w:val="ListParagraph"/>
+      <w:pStyle xmlns:tce="http://www.TCE.com" xmlns:a="http://schemas.openxmlformats.org/drawingml/2006/main" xmlns:pic="http://schemas.openxmlformats.org/drawingml/2006/picture" xmlns:a14="http://schemas.microsoft.com/office/drawing/2010/main" w:val="BodyText"/>
       <w:lvlText w:val="(%2)"/>
       <w:lvlJc w:val="left"/>
       <w:pPr>
@@ -20122,7 +20112,7 @@
     <w:lvl w:ilvl="0" w:tentative="0">
       <w:start w:val="0"/>
       <w:numFmt w:val="lowerRoman"/>
-      <w:pStyle xmlns:tce="http://www.TCE.com" xmlns:a="http://schemas.openxmlformats.org/drawingml/2006/main" xmlns:pic="http://schemas.openxmlformats.org/drawingml/2006/picture" xmlns:a14="http://schemas.microsoft.com/office/drawing/2010/main" w:val="ListParagraph"/>
+      <w:pStyle xmlns:tce="http://www.TCE.com" xmlns:a="http://schemas.openxmlformats.org/drawingml/2006/main" xmlns:pic="http://schemas.openxmlformats.org/drawingml/2006/picture" xmlns:a14="http://schemas.microsoft.com/office/drawing/2010/main" w:val="BodyText"/>
       <w:lvlText w:val="(%3)"/>
       <w:lvlJc w:val="left"/>
       <w:pPr>
@@ -20132,7 +20122,7 @@
     <w:lvl w:ilvl="0" w:tentative="0">
       <w:start w:val="0"/>
       <w:numFmt w:val="decimal"/>
-      <w:pStyle xmlns:tce="http://www.TCE.com" xmlns:a="http://schemas.openxmlformats.org/drawingml/2006/main" xmlns:pic="http://schemas.openxmlformats.org/drawingml/2006/picture" xmlns:a14="http://schemas.microsoft.com/office/drawing/2010/main" w:val="ListParagraph"/>
+      <w:pStyle xmlns:tce="http://www.TCE.com" xmlns:a="http://schemas.openxmlformats.org/drawingml/2006/main" xmlns:pic="http://schemas.openxmlformats.org/drawingml/2006/picture" xmlns:a14="http://schemas.microsoft.com/office/drawing/2010/main" w:val="BodyText"/>
       <w:lvlText w:val="%4."/>
       <w:lvlJc w:val="left"/>
       <w:pPr>
@@ -20142,7 +20132,7 @@
     <w:lvl w:ilvl="0" w:tentative="0">
       <w:start w:val="0"/>
       <w:numFmt w:val="lowerLetter"/>
-      <w:pStyle xmlns:tce="http://www.TCE.com" xmlns:a="http://schemas.openxmlformats.org/drawingml/2006/main" xmlns:pic="http://schemas.openxmlformats.org/drawingml/2006/picture" xmlns:a14="http://schemas.microsoft.com/office/drawing/2010/main" w:val="ListParagraph"/>
+      <w:pStyle xmlns:tce="http://www.TCE.com" xmlns:a="http://schemas.openxmlformats.org/drawingml/2006/main" xmlns:pic="http://schemas.openxmlformats.org/drawingml/2006/picture" xmlns:a14="http://schemas.microsoft.com/office/drawing/2010/main" w:val="BodyText"/>
       <w:lvlText w:val="%5."/>
       <w:lvlJc w:val="left"/>
       <w:pPr>
@@ -20152,7 +20142,7 @@
     <w:lvl w:ilvl="0" w:tentative="0">
       <w:start w:val="0"/>
       <w:numFmt w:val="lowerRoman"/>
-      <w:pStyle xmlns:tce="http://www.TCE.com" xmlns:a="http://schemas.openxmlformats.org/drawingml/2006/main" xmlns:pic="http://schemas.openxmlformats.org/drawingml/2006/picture" xmlns:a14="http://schemas.microsoft.com/office/drawing/2010/main" w:val="ListParagraph"/>
+      <w:pStyle xmlns:tce="http://www.TCE.com" xmlns:a="http://schemas.openxmlformats.org/drawingml/2006/main" xmlns:pic="http://schemas.openxmlformats.org/drawingml/2006/picture" xmlns:a14="http://schemas.microsoft.com/office/drawing/2010/main" w:val="BodyText"/>
       <w:lvlText w:val="%6."/>
       <w:lvlJc w:val="right"/>
       <w:pPr>
@@ -20162,7 +20152,7 @@
     <w:lvl w:ilvl="0" w:tentative="0">
       <w:start w:val="0"/>
       <w:numFmt w:val="decimal"/>
-      <w:pStyle xmlns:tce="http://www.TCE.com" xmlns:a="http://schemas.openxmlformats.org/drawingml/2006/main" xmlns:pic="http://schemas.openxmlformats.org/drawingml/2006/picture" xmlns:a14="http://schemas.microsoft.com/office/drawing/2010/main" w:val="ListParagraph"/>
+      <w:pStyle xmlns:tce="http://www.TCE.com" xmlns:a="http://schemas.openxmlformats.org/drawingml/2006/main" xmlns:pic="http://schemas.openxmlformats.org/drawingml/2006/picture" xmlns:a14="http://schemas.microsoft.com/office/drawing/2010/main" w:val="BodyText"/>
       <w:lvlText w:val="%7."/>
       <w:lvlJc w:val="left"/>
       <w:pPr>
@@ -20172,7 +20162,7 @@
     <w:lvl w:ilvl="0" w:tentative="0">
       <w:start w:val="0"/>
       <w:numFmt w:val="lowerLetter"/>
-      <w:pStyle xmlns:tce="http://www.TCE.com" xmlns:a="http://schemas.openxmlformats.org/drawingml/2006/main" xmlns:pic="http://schemas.openxmlformats.org/drawingml/2006/picture" xmlns:a14="http://schemas.microsoft.com/office/drawing/2010/main" w:val="ListParagraph"/>
+      <w:pStyle xmlns:tce="http://www.TCE.com" xmlns:a="http://schemas.openxmlformats.org/drawingml/2006/main" xmlns:pic="http://schemas.openxmlformats.org/drawingml/2006/picture" xmlns:a14="http://schemas.microsoft.com/office/drawing/2010/main" w:val="BodyText"/>
       <w:lvlText w:val="%8."/>
       <w:lvlJc w:val="left"/>
       <w:pPr>
@@ -20182,7 +20172,7 @@
     <w:lvl w:ilvl="0" w:tentative="0">
       <w:start w:val="0"/>
       <w:numFmt w:val="lowerRoman"/>
-      <w:pStyle xmlns:tce="http://www.TCE.com" xmlns:a="http://schemas.openxmlformats.org/drawingml/2006/main" xmlns:pic="http://schemas.openxmlformats.org/drawingml/2006/picture" xmlns:a14="http://schemas.microsoft.com/office/drawing/2010/main" w:val="ListParagraph"/>
+      <w:pStyle xmlns:tce="http://www.TCE.com" xmlns:a="http://schemas.openxmlformats.org/drawingml/2006/main" xmlns:pic="http://schemas.openxmlformats.org/drawingml/2006/picture" xmlns:a14="http://schemas.microsoft.com/office/drawing/2010/main" w:val="BodyText"/>
       <w:lvlText w:val="%9."/>
       <w:lvlJc w:val="right"/>
       <w:pPr>
@@ -20288,7 +20278,7 @@
     <w:lvl w:ilvl="0">
       <w:start w:val="0"/>
       <w:numFmt w:val="lowerLetter"/>
-      <w:pStyle xmlns:tce="http://www.TCE.com" xmlns:a="http://schemas.openxmlformats.org/drawingml/2006/main" xmlns:pic="http://schemas.openxmlformats.org/drawingml/2006/picture" xmlns:a14="http://schemas.microsoft.com/office/drawing/2010/main" w:val="BodyText"/>
+      <w:pStyle xmlns:tce="http://www.TCE.com" xmlns:a="http://schemas.openxmlformats.org/drawingml/2006/main" xmlns:pic="http://schemas.openxmlformats.org/drawingml/2006/picture" xmlns:a14="http://schemas.microsoft.com/office/drawing/2010/main" w:val="ListParagraph"/>
       <w:lvlText w:val="(%1)"/>
       <w:lvlJc w:val="left"/>
       <w:pPr>
@@ -20298,7 +20288,7 @@
     <w:lvl w:ilvl="0">
       <w:start w:val="0"/>
       <w:numFmt w:val="decimal"/>
-      <w:pStyle xmlns:tce="http://www.TCE.com" xmlns:a="http://schemas.openxmlformats.org/drawingml/2006/main" xmlns:pic="http://schemas.openxmlformats.org/drawingml/2006/picture" xmlns:a14="http://schemas.microsoft.com/office/drawing/2010/main" w:val="BodyText"/>
+      <w:pStyle xmlns:tce="http://www.TCE.com" xmlns:a="http://schemas.openxmlformats.org/drawingml/2006/main" xmlns:pic="http://schemas.openxmlformats.org/drawingml/2006/picture" xmlns:a14="http://schemas.microsoft.com/office/drawing/2010/main" w:val="ListParagraph"/>
       <w:lvlText w:val="(%2)"/>
       <w:lvlJc w:val="left"/>
       <w:pPr>
@@ -20308,7 +20298,7 @@
     <w:lvl w:ilvl="0" w:tentative="0">
       <w:start w:val="0"/>
       <w:numFmt w:val="lowerRoman"/>
-      <w:pStyle xmlns:tce="http://www.TCE.com" xmlns:a="http://schemas.openxmlformats.org/drawingml/2006/main" xmlns:pic="http://schemas.openxmlformats.org/drawingml/2006/picture" xmlns:a14="http://schemas.microsoft.com/office/drawing/2010/main" w:val="BodyText"/>
+      <w:pStyle xmlns:tce="http://www.TCE.com" xmlns:a="http://schemas.openxmlformats.org/drawingml/2006/main" xmlns:pic="http://schemas.openxmlformats.org/drawingml/2006/picture" xmlns:a14="http://schemas.microsoft.com/office/drawing/2010/main" w:val="ListParagraph"/>
       <w:lvlText w:val="(%3)"/>
       <w:lvlJc w:val="left"/>
       <w:pPr>
@@ -20318,7 +20308,7 @@
     <w:lvl w:ilvl="0" w:tentative="0">
       <w:start w:val="0"/>
       <w:numFmt w:val="decimal"/>
-      <w:pStyle xmlns:tce="http://www.TCE.com" xmlns:a="http://schemas.openxmlformats.org/drawingml/2006/main" xmlns:pic="http://schemas.openxmlformats.org/drawingml/2006/picture" xmlns:a14="http://schemas.microsoft.com/office/drawing/2010/main" w:val="BodyText"/>
+      <w:pStyle xmlns:tce="http://www.TCE.com" xmlns:a="http://schemas.openxmlformats.org/drawingml/2006/main" xmlns:pic="http://schemas.openxmlformats.org/drawingml/2006/picture" xmlns:a14="http://schemas.microsoft.com/office/drawing/2010/main" w:val="ListParagraph"/>
       <w:lvlText w:val="%4."/>
       <w:lvlJc w:val="left"/>
       <w:pPr>
@@ -20328,7 +20318,7 @@
     <w:lvl w:ilvl="0" w:tentative="0">
       <w:start w:val="0"/>
       <w:numFmt w:val="lowerLetter"/>
-      <w:pStyle xmlns:tce="http://www.TCE.com" xmlns:a="http://schemas.openxmlformats.org/drawingml/2006/main" xmlns:pic="http://schemas.openxmlformats.org/drawingml/2006/picture" xmlns:a14="http://schemas.microsoft.com/office/drawing/2010/main" w:val="BodyText"/>
+      <w:pStyle xmlns:tce="http://www.TCE.com" xmlns:a="http://schemas.openxmlformats.org/drawingml/2006/main" xmlns:pic="http://schemas.openxmlformats.org/drawingml/2006/picture" xmlns:a14="http://schemas.microsoft.com/office/drawing/2010/main" w:val="ListParagraph"/>
       <w:lvlText w:val="%5."/>
       <w:lvlJc w:val="left"/>
       <w:pPr>
@@ -20338,7 +20328,7 @@
     <w:lvl w:ilvl="0" w:tentative="0">
       <w:start w:val="0"/>
       <w:numFmt w:val="lowerRoman"/>
-      <w:pStyle xmlns:tce="http://www.TCE.com" xmlns:a="http://schemas.openxmlformats.org/drawingml/2006/main" xmlns:pic="http://schemas.openxmlformats.org/drawingml/2006/picture" xmlns:a14="http://schemas.microsoft.com/office/drawing/2010/main" w:val="BodyText"/>
+      <w:pStyle xmlns:tce="http://www.TCE.com" xmlns:a="http://schemas.openxmlformats.org/drawingml/2006/main" xmlns:pic="http://schemas.openxmlformats.org/drawingml/2006/picture" xmlns:a14="http://schemas.microsoft.com/office/drawing/2010/main" w:val="ListParagraph"/>
       <w:lvlText w:val="%6."/>
       <w:lvlJc w:val="right"/>
       <w:pPr>
@@ -20348,7 +20338,7 @@
     <w:lvl w:ilvl="0" w:tentative="0">
       <w:start w:val="0"/>
       <w:numFmt w:val="decimal"/>
-      <w:pStyle xmlns:tce="http://www.TCE.com" xmlns:a="http://schemas.openxmlformats.org/drawingml/2006/main" xmlns:pic="http://schemas.openxmlformats.org/drawingml/2006/picture" xmlns:a14="http://schemas.microsoft.com/office/drawing/2010/main" w:val="BodyText"/>
+      <w:pStyle xmlns:tce="http://www.TCE.com" xmlns:a="http://schemas.openxmlformats.org/drawingml/2006/main" xmlns:pic="http://schemas.openxmlformats.org/drawingml/2006/picture" xmlns:a14="http://schemas.microsoft.com/office/drawing/2010/main" w:val="ListParagraph"/>
       <w:lvlText w:val="%7."/>
       <w:lvlJc w:val="left"/>
       <w:pPr>
@@ -20358,7 +20348,7 @@
     <w:lvl w:ilvl="0" w:tentative="0">
       <w:start w:val="0"/>
       <w:numFmt w:val="lowerLetter"/>
-      <w:pStyle xmlns:tce="http://www.TCE.com" xmlns:a="http://schemas.openxmlformats.org/drawingml/2006/main" xmlns:pic="http://schemas.openxmlformats.org/drawingml/2006/picture" xmlns:a14="http://schemas.microsoft.com/office/drawing/2010/main" w:val="BodyText"/>
+      <w:pStyle xmlns:tce="http://www.TCE.com" xmlns:a="http://schemas.openxmlformats.org/drawingml/2006/main" xmlns:pic="http://schemas.openxmlformats.org/drawingml/2006/picture" xmlns:a14="http://schemas.microsoft.com/office/drawing/2010/main" w:val="ListParagraph"/>
       <w:lvlText w:val="%8."/>
       <w:lvlJc w:val="left"/>
       <w:pPr>
@@ -20368,7 +20358,7 @@
     <w:lvl w:ilvl="0" w:tentative="0">
       <w:start w:val="0"/>
       <w:numFmt w:val="lowerRoman"/>
-      <w:pStyle xmlns:tce="http://www.TCE.com" xmlns:a="http://schemas.openxmlformats.org/drawingml/2006/main" xmlns:pic="http://schemas.openxmlformats.org/drawingml/2006/picture" xmlns:a14="http://schemas.microsoft.com/office/drawing/2010/main" w:val="BodyText"/>
+      <w:pStyle xmlns:tce="http://www.TCE.com" xmlns:a="http://schemas.openxmlformats.org/drawingml/2006/main" xmlns:pic="http://schemas.openxmlformats.org/drawingml/2006/picture" xmlns:a14="http://schemas.microsoft.com/office/drawing/2010/main" w:val="ListParagraph"/>
       <w:lvlText w:val="%9."/>
       <w:lvlJc w:val="right"/>
       <w:pPr>
@@ -20474,7 +20464,7 @@
     <w:lvl w:ilvl="0">
       <w:start w:val="0"/>
       <w:numFmt w:val="lowerLetter"/>
-      <w:pStyle xmlns:tce="http://www.TCE.com" xmlns:a="http://schemas.openxmlformats.org/drawingml/2006/main" xmlns:pic="http://schemas.openxmlformats.org/drawingml/2006/picture" xmlns:a14="http://schemas.microsoft.com/office/drawing/2010/main" w:val="ListParagraph"/>
+      <w:pStyle xmlns:tce="http://www.TCE.com" xmlns:a="http://schemas.openxmlformats.org/drawingml/2006/main" xmlns:pic="http://schemas.openxmlformats.org/drawingml/2006/picture" xmlns:a14="http://schemas.microsoft.com/office/drawing/2010/main" w:val="BodyText"/>
       <w:lvlText w:val="(%1)"/>
       <w:lvlJc w:val="left"/>
       <w:pPr>
@@ -20484,7 +20474,7 @@
     <w:lvl w:ilvl="0">
       <w:start w:val="0"/>
       <w:numFmt w:val="decimal"/>
-      <w:pStyle xmlns:tce="http://www.TCE.com" xmlns:a="http://schemas.openxmlformats.org/drawingml/2006/main" xmlns:pic="http://schemas.openxmlformats.org/drawingml/2006/picture" xmlns:a14="http://schemas.microsoft.com/office/drawing/2010/main" w:val="ListParagraph"/>
+      <w:pStyle xmlns:tce="http://www.TCE.com" xmlns:a="http://schemas.openxmlformats.org/drawingml/2006/main" xmlns:pic="http://schemas.openxmlformats.org/drawingml/2006/picture" xmlns:a14="http://schemas.microsoft.com/office/drawing/2010/main" w:val="BodyText"/>
       <w:lvlText w:val="(%2)"/>
       <w:lvlJc w:val="left"/>
       <w:pPr>
@@ -20494,7 +20484,7 @@
     <w:lvl w:ilvl="0" w:tentative="0">
       <w:start w:val="0"/>
       <w:numFmt w:val="lowerRoman"/>
-      <w:pStyle xmlns:tce="http://www.TCE.com" xmlns:a="http://schemas.openxmlformats.org/drawingml/2006/main" xmlns:pic="http://schemas.openxmlformats.org/drawingml/2006/picture" xmlns:a14="http://schemas.microsoft.com/office/drawing/2010/main" w:val="ListParagraph"/>
+      <w:pStyle xmlns:tce="http://www.TCE.com" xmlns:a="http://schemas.openxmlformats.org/drawingml/2006/main" xmlns:pic="http://schemas.openxmlformats.org/drawingml/2006/picture" xmlns:a14="http://schemas.microsoft.com/office/drawing/2010/main" w:val="BodyText"/>
       <w:lvlText w:val="(%3)"/>
       <w:lvlJc w:val="left"/>
       <w:pPr>
@@ -20504,7 +20494,7 @@
     <w:lvl w:ilvl="0" w:tentative="0">
       <w:start w:val="0"/>
       <w:numFmt w:val="decimal"/>
-      <w:pStyle xmlns:tce="http://www.TCE.com" xmlns:a="http://schemas.openxmlformats.org/drawingml/2006/main" xmlns:pic="http://schemas.openxmlformats.org/drawingml/2006/picture" xmlns:a14="http://schemas.microsoft.com/office/drawing/2010/main" w:val="ListParagraph"/>
+      <w:pStyle xmlns:tce="http://www.TCE.com" xmlns:a="http://schemas.openxmlformats.org/drawingml/2006/main" xmlns:pic="http://schemas.openxmlformats.org/drawingml/2006/picture" xmlns:a14="http://schemas.microsoft.com/office/drawing/2010/main" w:val="BodyText"/>
       <w:lvlText w:val="%4."/>
       <w:lvlJc w:val="left"/>
       <w:pPr>
@@ -20514,7 +20504,7 @@
     <w:lvl w:ilvl="0" w:tentative="0">
       <w:start w:val="0"/>
       <w:numFmt w:val="lowerLetter"/>
-      <w:pStyle xmlns:tce="http://www.TCE.com" xmlns:a="http://schemas.openxmlformats.org/drawingml/2006/main" xmlns:pic="http://schemas.openxmlformats.org/drawingml/2006/picture" xmlns:a14="http://schemas.microsoft.com/office/drawing/2010/main" w:val="ListParagraph"/>
+      <w:pStyle xmlns:tce="http://www.TCE.com" xmlns:a="http://schemas.openxmlformats.org/drawingml/2006/main" xmlns:pic="http://schemas.openxmlformats.org/drawingml/2006/picture" xmlns:a14="http://schemas.microsoft.com/office/drawing/2010/main" w:val="BodyText"/>
       <w:lvlText w:val="%5."/>
       <w:lvlJc w:val="left"/>
       <w:pPr>
@@ -20524,7 +20514,7 @@
     <w:lvl w:ilvl="0" w:tentative="0">
       <w:start w:val="0"/>
       <w:numFmt w:val="lowerRoman"/>
-      <w:pStyle xmlns:tce="http://www.TCE.com" xmlns:a="http://schemas.openxmlformats.org/drawingml/2006/main" xmlns:pic="http://schemas.openxmlformats.org/drawingml/2006/picture" xmlns:a14="http://schemas.microsoft.com/office/drawing/2010/main" w:val="ListParagraph"/>
+      <w:pStyle xmlns:tce="http://www.TCE.com" xmlns:a="http://schemas.openxmlformats.org/drawingml/2006/main" xmlns:pic="http://schemas.openxmlformats.org/drawingml/2006/picture" xmlns:a14="http://schemas.microsoft.com/office/drawing/2010/main" w:val="BodyText"/>
       <w:lvlText w:val="%6."/>
       <w:lvlJc w:val="right"/>
       <w:pPr>
@@ -20534,7 +20524,7 @@
     <w:lvl w:ilvl="0" w:tentative="0">
       <w:start w:val="0"/>
       <w:numFmt w:val="decimal"/>
-      <w:pStyle xmlns:tce="http://www.TCE.com" xmlns:a="http://schemas.openxmlformats.org/drawingml/2006/main" xmlns:pic="http://schemas.openxmlformats.org/drawingml/2006/picture" xmlns:a14="http://schemas.microsoft.com/office/drawing/2010/main" w:val="ListParagraph"/>
+      <w:pStyle xmlns:tce="http://www.TCE.com" xmlns:a="http://schemas.openxmlformats.org/drawingml/2006/main" xmlns:pic="http://schemas.openxmlformats.org/drawingml/2006/picture" xmlns:a14="http://schemas.microsoft.com/office/drawing/2010/main" w:val="BodyText"/>
       <w:lvlText w:val="%7."/>
       <w:lvlJc w:val="left"/>
       <w:pPr>
@@ -20544,7 +20534,7 @@
     <w:lvl w:ilvl="0" w:tentative="0">
       <w:start w:val="0"/>
       <w:numFmt w:val="lowerLetter"/>
-      <w:pStyle xmlns:tce="http://www.TCE.com" xmlns:a="http://schemas.openxmlformats.org/drawingml/2006/main" xmlns:pic="http://schemas.openxmlformats.org/drawingml/2006/picture" xmlns:a14="http://schemas.microsoft.com/office/drawing/2010/main" w:val="ListParagraph"/>
+      <w:pStyle xmlns:tce="http://www.TCE.com" xmlns:a="http://schemas.openxmlformats.org/drawingml/2006/main" xmlns:pic="http://schemas.openxmlformats.org/drawingml/2006/picture" xmlns:a14="http://schemas.microsoft.com/office/drawing/2010/main" w:val="BodyText"/>
       <w:lvlText w:val="%8."/>
       <w:lvlJc w:val="left"/>
       <w:pPr>
@@ -20554,7 +20544,7 @@
     <w:lvl w:ilvl="0" w:tentative="0">
       <w:start w:val="0"/>
       <w:numFmt w:val="lowerRoman"/>
-      <w:pStyle xmlns:tce="http://www.TCE.com" xmlns:a="http://schemas.openxmlformats.org/drawingml/2006/main" xmlns:pic="http://schemas.openxmlformats.org/drawingml/2006/picture" xmlns:a14="http://schemas.microsoft.com/office/drawing/2010/main" w:val="ListParagraph"/>
+      <w:pStyle xmlns:tce="http://www.TCE.com" xmlns:a="http://schemas.openxmlformats.org/drawingml/2006/main" xmlns:pic="http://schemas.openxmlformats.org/drawingml/2006/picture" xmlns:a14="http://schemas.microsoft.com/office/drawing/2010/main" w:val="BodyText"/>
       <w:lvlText w:val="%9."/>
       <w:lvlJc w:val="right"/>
       <w:pPr>
@@ -20567,7 +20557,7 @@
     <w:lvl w:ilvl="0">
       <w:start w:val="0"/>
       <w:numFmt w:val="lowerLetter"/>
-      <w:pStyle xmlns:tce="http://www.TCE.com" xmlns:a="http://schemas.openxmlformats.org/drawingml/2006/main" xmlns:pic="http://schemas.openxmlformats.org/drawingml/2006/picture" xmlns:a14="http://schemas.microsoft.com/office/drawing/2010/main" w:val="BodyText"/>
+      <w:pStyle xmlns:tce="http://www.TCE.com" xmlns:a="http://schemas.openxmlformats.org/drawingml/2006/main" xmlns:pic="http://schemas.openxmlformats.org/drawingml/2006/picture" xmlns:a14="http://schemas.microsoft.com/office/drawing/2010/main" w:val="ListParagraph"/>
       <w:lvlText w:val="(%1)"/>
       <w:lvlJc w:val="left"/>
       <w:pPr>
@@ -20577,7 +20567,7 @@
     <w:lvl w:ilvl="0">
       <w:start w:val="0"/>
       <w:numFmt w:val="decimal"/>
-      <w:pStyle xmlns:tce="http://www.TCE.com" xmlns:a="http://schemas.openxmlformats.org/drawingml/2006/main" xmlns:pic="http://schemas.openxmlformats.org/drawingml/2006/picture" xmlns:a14="http://schemas.microsoft.com/office/drawing/2010/main" w:val="BodyText"/>
+      <w:pStyle xmlns:tce="http://www.TCE.com" xmlns:a="http://schemas.openxmlformats.org/drawingml/2006/main" xmlns:pic="http://schemas.openxmlformats.org/drawingml/2006/picture" xmlns:a14="http://schemas.microsoft.com/office/drawing/2010/main" w:val="ListParagraph"/>
       <w:lvlText w:val="(%2)"/>
       <w:lvlJc w:val="left"/>
       <w:pPr>
@@ -20587,7 +20577,7 @@
     <w:lvl w:ilvl="0" w:tentative="0">
       <w:start w:val="0"/>
       <w:numFmt w:val="lowerRoman"/>
-      <w:pStyle xmlns:tce="http://www.TCE.com" xmlns:a="http://schemas.openxmlformats.org/drawingml/2006/main" xmlns:pic="http://schemas.openxmlformats.org/drawingml/2006/picture" xmlns:a14="http://schemas.microsoft.com/office/drawing/2010/main" w:val="BodyText"/>
+      <w:pStyle xmlns:tce="http://www.TCE.com" xmlns:a="http://schemas.openxmlformats.org/drawingml/2006/main" xmlns:pic="http://schemas.openxmlformats.org/drawingml/2006/picture" xmlns:a14="http://schemas.microsoft.com/office/drawing/2010/main" w:val="ListParagraph"/>
       <w:lvlText w:val="(%3)"/>
       <w:lvlJc w:val="left"/>
       <w:pPr>
@@ -20597,7 +20587,7 @@
     <w:lvl w:ilvl="0" w:tentative="0">
       <w:start w:val="0"/>
       <w:numFmt w:val="decimal"/>
-      <w:pStyle xmlns:tce="http://www.TCE.com" xmlns:a="http://schemas.openxmlformats.org/drawingml/2006/main" xmlns:pic="http://schemas.openxmlformats.org/drawingml/2006/picture" xmlns:a14="http://schemas.microsoft.com/office/drawing/2010/main" w:val="BodyText"/>
+      <w:pStyle xmlns:tce="http://www.TCE.com" xmlns:a="http://schemas.openxmlformats.org/drawingml/2006/main" xmlns:pic="http://schemas.openxmlformats.org/drawingml/2006/picture" xmlns:a14="http://schemas.microsoft.com/office/drawing/2010/main" w:val="ListParagraph"/>
       <w:lvlText w:val="%4."/>
       <w:lvlJc w:val="left"/>
       <w:pPr>
@@ -20607,7 +20597,7 @@
     <w:lvl w:ilvl="0" w:tentative="0">
       <w:start w:val="0"/>
       <w:numFmt w:val="lowerLetter"/>
-      <w:pStyle xmlns:tce="http://www.TCE.com" xmlns:a="http://schemas.openxmlformats.org/drawingml/2006/main" xmlns:pic="http://schemas.openxmlformats.org/drawingml/2006/picture" xmlns:a14="http://schemas.microsoft.com/office/drawing/2010/main" w:val="BodyText"/>
+      <w:pStyle xmlns:tce="http://www.TCE.com" xmlns:a="http://schemas.openxmlformats.org/drawingml/2006/main" xmlns:pic="http://schemas.openxmlformats.org/drawingml/2006/picture" xmlns:a14="http://schemas.microsoft.com/office/drawing/2010/main" w:val="ListParagraph"/>
       <w:lvlText w:val="%5."/>
       <w:lvlJc w:val="left"/>
       <w:pPr>
@@ -20617,7 +20607,7 @@
     <w:lvl w:ilvl="0" w:tentative="0">
       <w:start w:val="0"/>
       <w:numFmt w:val="lowerRoman"/>
-      <w:pStyle xmlns:tce="http://www.TCE.com" xmlns:a="http://schemas.openxmlformats.org/drawingml/2006/main" xmlns:pic="http://schemas.openxmlformats.org/drawingml/2006/picture" xmlns:a14="http://schemas.microsoft.com/office/drawing/2010/main" w:val="BodyText"/>
+      <w:pStyle xmlns:tce="http://www.TCE.com" xmlns:a="http://schemas.openxmlformats.org/drawingml/2006/main" xmlns:pic="http://schemas.openxmlformats.org/drawingml/2006/picture" xmlns:a14="http://schemas.microsoft.com/office/drawing/2010/main" w:val="ListParagraph"/>
       <w:lvlText w:val="%6."/>
       <w:lvlJc w:val="right"/>
       <w:pPr>
@@ -20627,7 +20617,7 @@
     <w:lvl w:ilvl="0" w:tentative="0">
       <w:start w:val="0"/>
       <w:numFmt w:val="decimal"/>
-      <w:pStyle xmlns:tce="http://www.TCE.com" xmlns:a="http://schemas.openxmlformats.org/drawingml/2006/main" xmlns:pic="http://schemas.openxmlformats.org/drawingml/2006/picture" xmlns:a14="http://schemas.microsoft.com/office/drawing/2010/main" w:val="BodyText"/>
+      <w:pStyle xmlns:tce="http://www.TCE.com" xmlns:a="http://schemas.openxmlformats.org/drawingml/2006/main" xmlns:pic="http://schemas.openxmlformats.org/drawingml/2006/picture" xmlns:a14="http://schemas.microsoft.com/office/drawing/2010/main" w:val="ListParagraph"/>
       <w:lvlText w:val="%7."/>
       <w:lvlJc w:val="left"/>
       <w:pPr>
@@ -20637,7 +20627,7 @@
     <w:lvl w:ilvl="0" w:tentative="0">
       <w:start w:val="0"/>
       <w:numFmt w:val="lowerLetter"/>
-      <w:pStyle xmlns:tce="http://www.TCE.com" xmlns:a="http://schemas.openxmlformats.org/drawingml/2006/main" xmlns:pic="http://schemas.openxmlformats.org/drawingml/2006/picture" xmlns:a14="http://schemas.microsoft.com/office/drawing/2010/main" w:val="BodyText"/>
+      <w:pStyle xmlns:tce="http://www.TCE.com" xmlns:a="http://schemas.openxmlformats.org/drawingml/2006/main" xmlns:pic="http://schemas.openxmlformats.org/drawingml/2006/picture" xmlns:a14="http://schemas.microsoft.com/office/drawing/2010/main" w:val="ListParagraph"/>
       <w:lvlText w:val="%8."/>
       <w:lvlJc w:val="left"/>
       <w:pPr>
@@ -20647,7 +20637,7 @@
     <w:lvl w:ilvl="0" w:tentative="0">
       <w:start w:val="0"/>
       <w:numFmt w:val="lowerRoman"/>
-      <w:pStyle xmlns:tce="http://www.TCE.com" xmlns:a="http://schemas.openxmlformats.org/drawingml/2006/main" xmlns:pic="http://schemas.openxmlformats.org/drawingml/2006/picture" xmlns:a14="http://schemas.microsoft.com/office/drawing/2010/main" w:val="BodyText"/>
+      <w:pStyle xmlns:tce="http://www.TCE.com" xmlns:a="http://schemas.openxmlformats.org/drawingml/2006/main" xmlns:pic="http://schemas.openxmlformats.org/drawingml/2006/picture" xmlns:a14="http://schemas.microsoft.com/office/drawing/2010/main" w:val="ListParagraph"/>
       <w:lvlText w:val="%9."/>
       <w:lvlJc w:val="right"/>
       <w:pPr>
@@ -20846,7 +20836,7 @@
     <w:lvl w:ilvl="0">
       <w:start w:val="0"/>
       <w:numFmt w:val="lowerLetter"/>
-      <w:pStyle xmlns:tce="http://www.TCE.com" xmlns:a="http://schemas.openxmlformats.org/drawingml/2006/main" xmlns:pic="http://schemas.openxmlformats.org/drawingml/2006/picture" xmlns:a14="http://schemas.microsoft.com/office/drawing/2010/main" w:val="ListParagraph"/>
+      <w:pStyle xmlns:tce="http://www.TCE.com" xmlns:a="http://schemas.openxmlformats.org/drawingml/2006/main" xmlns:pic="http://schemas.openxmlformats.org/drawingml/2006/picture" xmlns:a14="http://schemas.microsoft.com/office/drawing/2010/main" w:val="BodyText"/>
       <w:lvlText w:val="(%1)"/>
       <w:lvlJc w:val="left"/>
       <w:pPr>
@@ -20856,7 +20846,7 @@
     <w:lvl w:ilvl="0">
       <w:start w:val="0"/>
       <w:numFmt w:val="decimal"/>
-      <w:pStyle xmlns:tce="http://www.TCE.com" xmlns:a="http://schemas.openxmlformats.org/drawingml/2006/main" xmlns:pic="http://schemas.openxmlformats.org/drawingml/2006/picture" xmlns:a14="http://schemas.microsoft.com/office/drawing/2010/main" w:val="ListParagraph"/>
+      <w:pStyle xmlns:tce="http://www.TCE.com" xmlns:a="http://schemas.openxmlformats.org/drawingml/2006/main" xmlns:pic="http://schemas.openxmlformats.org/drawingml/2006/picture" xmlns:a14="http://schemas.microsoft.com/office/drawing/2010/main" w:val="BodyText"/>
       <w:lvlText w:val="(%2)"/>
       <w:lvlJc w:val="left"/>
       <w:pPr>
@@ -20866,7 +20856,7 @@
     <w:lvl w:ilvl="0" w:tentative="0">
       <w:start w:val="0"/>
       <w:numFmt w:val="lowerRoman"/>
-      <w:pStyle xmlns:tce="http://www.TCE.com" xmlns:a="http://schemas.openxmlformats.org/drawingml/2006/main" xmlns:pic="http://schemas.openxmlformats.org/drawingml/2006/picture" xmlns:a14="http://schemas.microsoft.com/office/drawing/2010/main" w:val="ListParagraph"/>
+      <w:pStyle xmlns:tce="http://www.TCE.com" xmlns:a="http://schemas.openxmlformats.org/drawingml/2006/main" xmlns:pic="http://schemas.openxmlformats.org/drawingml/2006/picture" xmlns:a14="http://schemas.microsoft.com/office/drawing/2010/main" w:val="BodyText"/>
       <w:lvlText w:val="(%3)"/>
       <w:lvlJc w:val="left"/>
       <w:pPr>
@@ -20876,7 +20866,7 @@
     <w:lvl w:ilvl="0" w:tentative="0">
       <w:start w:val="0"/>
       <w:numFmt w:val="decimal"/>
-      <w:pStyle xmlns:tce="http://www.TCE.com" xmlns:a="http://schemas.openxmlformats.org/drawingml/2006/main" xmlns:pic="http://schemas.openxmlformats.org/drawingml/2006/picture" xmlns:a14="http://schemas.microsoft.com/office/drawing/2010/main" w:val="ListParagraph"/>
+      <w:pStyle xmlns:tce="http://www.TCE.com" xmlns:a="http://schemas.openxmlformats.org/drawingml/2006/main" xmlns:pic="http://schemas.openxmlformats.org/drawingml/2006/picture" xmlns:a14="http://schemas.microsoft.com/office/drawing/2010/main" w:val="BodyText"/>
       <w:lvlText w:val="%4."/>
       <w:lvlJc w:val="left"/>
       <w:pPr>
@@ -20886,7 +20876,7 @@
     <w:lvl w:ilvl="0" w:tentative="0">
       <w:start w:val="0"/>
       <w:numFmt w:val="lowerLetter"/>
-      <w:pStyle xmlns:tce="http://www.TCE.com" xmlns:a="http://schemas.openxmlformats.org/drawingml/2006/main" xmlns:pic="http://schemas.openxmlformats.org/drawingml/2006/picture" xmlns:a14="http://schemas.microsoft.com/office/drawing/2010/main" w:val="ListParagraph"/>
+      <w:pStyle xmlns:tce="http://www.TCE.com" xmlns:a="http://schemas.openxmlformats.org/drawingml/2006/main" xmlns:pic="http://schemas.openxmlformats.org/drawingml/2006/picture" xmlns:a14="http://schemas.microsoft.com/office/drawing/2010/main" w:val="BodyText"/>
       <w:lvlText w:val="%5."/>
       <w:lvlJc w:val="left"/>
       <w:pPr>
@@ -20896,7 +20886,7 @@
     <w:lvl w:ilvl="0" w:tentative="0">
       <w:start w:val="0"/>
       <w:numFmt w:val="lowerRoman"/>
-      <w:pStyle xmlns:tce="http://www.TCE.com" xmlns:a="http://schemas.openxmlformats.org/drawingml/2006/main" xmlns:pic="http://schemas.openxmlformats.org/drawingml/2006/picture" xmlns:a14="http://schemas.microsoft.com/office/drawing/2010/main" w:val="ListParagraph"/>
+      <w:pStyle xmlns:tce="http://www.TCE.com" xmlns:a="http://schemas.openxmlformats.org/drawingml/2006/main" xmlns:pic="http://schemas.openxmlformats.org/drawingml/2006/picture" xmlns:a14="http://schemas.microsoft.com/office/drawing/2010/main" w:val="BodyText"/>
       <w:lvlText w:val="%6."/>
       <w:lvlJc w:val="right"/>
       <w:pPr>
@@ -20906,7 +20896,7 @@
     <w:lvl w:ilvl="0" w:tentative="0">
       <w:start w:val="0"/>
       <w:numFmt w:val="decimal"/>
-      <w:pStyle xmlns:tce="http://www.TCE.com" xmlns:a="http://schemas.openxmlformats.org/drawingml/2006/main" xmlns:pic="http://schemas.openxmlformats.org/drawingml/2006/picture" xmlns:a14="http://schemas.microsoft.com/office/drawing/2010/main" w:val="ListParagraph"/>
+      <w:pStyle xmlns:tce="http://www.TCE.com" xmlns:a="http://schemas.openxmlformats.org/drawingml/2006/main" xmlns:pic="http://schemas.openxmlformats.org/drawingml/2006/picture" xmlns:a14="http://schemas.microsoft.com/office/drawing/2010/main" w:val="BodyText"/>
       <w:lvlText w:val="%7."/>
       <w:lvlJc w:val="left"/>
       <w:pPr>
@@ -20916,7 +20906,7 @@
     <w:lvl w:ilvl="0" w:tentative="0">
       <w:start w:val="0"/>
       <w:numFmt w:val="lowerLetter"/>
-      <w:pStyle xmlns:tce="http://www.TCE.com" xmlns:a="http://schemas.openxmlformats.org/drawingml/2006/main" xmlns:pic="http://schemas.openxmlformats.org/drawingml/2006/picture" xmlns:a14="http://schemas.microsoft.com/office/drawing/2010/main" w:val="ListParagraph"/>
+      <w:pStyle xmlns:tce="http://www.TCE.com" xmlns:a="http://schemas.openxmlformats.org/drawingml/2006/main" xmlns:pic="http://schemas.openxmlformats.org/drawingml/2006/picture" xmlns:a14="http://schemas.microsoft.com/office/drawing/2010/main" w:val="BodyText"/>
       <w:lvlText w:val="%8."/>
       <w:lvlJc w:val="left"/>
       <w:pPr>
@@ -20926,7 +20916,7 @@
     <w:lvl w:ilvl="0" w:tentative="0">
       <w:start w:val="0"/>
       <w:numFmt w:val="lowerRoman"/>
-      <w:pStyle xmlns:tce="http://www.TCE.com" xmlns:a="http://schemas.openxmlformats.org/drawingml/2006/main" xmlns:pic="http://schemas.openxmlformats.org/drawingml/2006/picture" xmlns:a14="http://schemas.microsoft.com/office/drawing/2010/main" w:val="ListParagraph"/>
+      <w:pStyle xmlns:tce="http://www.TCE.com" xmlns:a="http://schemas.openxmlformats.org/drawingml/2006/main" xmlns:pic="http://schemas.openxmlformats.org/drawingml/2006/picture" xmlns:a14="http://schemas.microsoft.com/office/drawing/2010/main" w:val="BodyText"/>
       <w:lvlText w:val="%9."/>
       <w:lvlJc w:val="right"/>
       <w:pPr>
@@ -21404,7 +21394,7 @@
     <w:lvl w:ilvl="0">
       <w:start w:val="0"/>
       <w:numFmt w:val="lowerLetter"/>
-      <w:pStyle xmlns:tce="http://www.TCE.com" xmlns:a="http://schemas.openxmlformats.org/drawingml/2006/main" xmlns:pic="http://schemas.openxmlformats.org/drawingml/2006/picture" xmlns:a14="http://schemas.microsoft.com/office/drawing/2010/main" w:val="BodyText"/>
+      <w:pStyle xmlns:tce="http://www.TCE.com" xmlns:a="http://schemas.openxmlformats.org/drawingml/2006/main" xmlns:pic="http://schemas.openxmlformats.org/drawingml/2006/picture" xmlns:a14="http://schemas.microsoft.com/office/drawing/2010/main" w:val="ListParagraph"/>
       <w:lvlText w:val="(%1)"/>
       <w:lvlJc w:val="left"/>
       <w:pPr>
@@ -21414,7 +21404,7 @@
     <w:lvl w:ilvl="0">
       <w:start w:val="0"/>
       <w:numFmt w:val="decimal"/>
-      <w:pStyle xmlns:tce="http://www.TCE.com" xmlns:a="http://schemas.openxmlformats.org/drawingml/2006/main" xmlns:pic="http://schemas.openxmlformats.org/drawingml/2006/picture" xmlns:a14="http://schemas.microsoft.com/office/drawing/2010/main" w:val="BodyText"/>
+      <w:pStyle xmlns:tce="http://www.TCE.com" xmlns:a="http://schemas.openxmlformats.org/drawingml/2006/main" xmlns:pic="http://schemas.openxmlformats.org/drawingml/2006/picture" xmlns:a14="http://schemas.microsoft.com/office/drawing/2010/main" w:val="ListParagraph"/>
       <w:lvlText w:val="(%2)"/>
       <w:lvlJc w:val="left"/>
       <w:pPr>
@@ -21424,7 +21414,7 @@
     <w:lvl w:ilvl="0" w:tentative="0">
       <w:start w:val="0"/>
       <w:numFmt w:val="lowerRoman"/>
-      <w:pStyle xmlns:tce="http://www.TCE.com" xmlns:a="http://schemas.openxmlformats.org/drawingml/2006/main" xmlns:pic="http://schemas.openxmlformats.org/drawingml/2006/picture" xmlns:a14="http://schemas.microsoft.com/office/drawing/2010/main" w:val="BodyText"/>
+      <w:pStyle xmlns:tce="http://www.TCE.com" xmlns:a="http://schemas.openxmlformats.org/drawingml/2006/main" xmlns:pic="http://schemas.openxmlformats.org/drawingml/2006/picture" xmlns:a14="http://schemas.microsoft.com/office/drawing/2010/main" w:val="ListParagraph"/>
       <w:lvlText w:val="(%3)"/>
       <w:lvlJc w:val="left"/>
       <w:pPr>
@@ -21434,7 +21424,7 @@
     <w:lvl w:ilvl="0" w:tentative="0">
       <w:start w:val="0"/>
       <w:numFmt w:val="decimal"/>
-      <w:pStyle xmlns:tce="http://www.TCE.com" xmlns:a="http://schemas.openxmlformats.org/drawingml/2006/main" xmlns:pic="http://schemas.openxmlformats.org/drawingml/2006/picture" xmlns:a14="http://schemas.microsoft.com/office/drawing/2010/main" w:val="BodyText"/>
+      <w:pStyle xmlns:tce="http://www.TCE.com" xmlns:a="http://schemas.openxmlformats.org/drawingml/2006/main" xmlns:pic="http://schemas.openxmlformats.org/drawingml/2006/picture" xmlns:a14="http://schemas.microsoft.com/office/drawing/2010/main" w:val="ListParagraph"/>
       <w:lvlText w:val="%4."/>
       <w:lvlJc w:val="left"/>
       <w:pPr>
@@ -21444,7 +21434,7 @@
     <w:lvl w:ilvl="0" w:tentative="0">
       <w:start w:val="0"/>
       <w:numFmt w:val="lowerLetter"/>
-      <w:pStyle xmlns:tce="http://www.TCE.com" xmlns:a="http://schemas.openxmlformats.org/drawingml/2006/main" xmlns:pic="http://schemas.openxmlformats.org/drawingml/2006/picture" xmlns:a14="http://schemas.microsoft.com/office/drawing/2010/main" w:val="BodyText"/>
+      <w:pStyle xmlns:tce="http://www.TCE.com" xmlns:a="http://schemas.openxmlformats.org/drawingml/2006/main" xmlns:pic="http://schemas.openxmlformats.org/drawingml/2006/picture" xmlns:a14="http://schemas.microsoft.com/office/drawing/2010/main" w:val="ListParagraph"/>
       <w:lvlText w:val="%5."/>
       <w:lvlJc w:val="left"/>
       <w:pPr>
@@ -21454,7 +21444,7 @@
     <w:lvl w:ilvl="0" w:tentative="0">
       <w:start w:val="0"/>
       <w:numFmt w:val="lowerRoman"/>
-      <w:pStyle xmlns:tce="http://www.TCE.com" xmlns:a="http://schemas.openxmlformats.org/drawingml/2006/main" xmlns:pic="http://schemas.openxmlformats.org/drawingml/2006/picture" xmlns:a14="http://schemas.microsoft.com/office/drawing/2010/main" w:val="BodyText"/>
+      <w:pStyle xmlns:tce="http://www.TCE.com" xmlns:a="http://schemas.openxmlformats.org/drawingml/2006/main" xmlns:pic="http://schemas.openxmlformats.org/drawingml/2006/picture" xmlns:a14="http://schemas.microsoft.com/office/drawing/2010/main" w:val="ListParagraph"/>
       <w:lvlText w:val="%6."/>
       <w:lvlJc w:val="right"/>
       <w:pPr>
@@ -21464,7 +21454,7 @@
     <w:lvl w:ilvl="0" w:tentative="0">
       <w:start w:val="0"/>
       <w:numFmt w:val="decimal"/>
-      <w:pStyle xmlns:tce="http://www.TCE.com" xmlns:a="http://schemas.openxmlformats.org/drawingml/2006/main" xmlns:pic="http://schemas.openxmlformats.org/drawingml/2006/picture" xmlns:a14="http://schemas.microsoft.com/office/drawing/2010/main" w:val="BodyText"/>
+      <w:pStyle xmlns:tce="http://www.TCE.com" xmlns:a="http://schemas.openxmlformats.org/drawingml/2006/main" xmlns:pic="http://schemas.openxmlformats.org/drawingml/2006/picture" xmlns:a14="http://schemas.microsoft.com/office/drawing/2010/main" w:val="ListParagraph"/>
       <w:lvlText w:val="%7."/>
       <w:lvlJc w:val="left"/>
       <w:pPr>
@@ -21474,7 +21464,7 @@
     <w:lvl w:ilvl="0" w:tentative="0">
       <w:start w:val="0"/>
       <w:numFmt w:val="lowerLetter"/>
-      <w:pStyle xmlns:tce="http://www.TCE.com" xmlns:a="http://schemas.openxmlformats.org/drawingml/2006/main" xmlns:pic="http://schemas.openxmlformats.org/drawingml/2006/picture" xmlns:a14="http://schemas.microsoft.com/office/drawing/2010/main" w:val="BodyText"/>
+      <w:pStyle xmlns:tce="http://www.TCE.com" xmlns:a="http://schemas.openxmlformats.org/drawingml/2006/main" xmlns:pic="http://schemas.openxmlformats.org/drawingml/2006/picture" xmlns:a14="http://schemas.microsoft.com/office/drawing/2010/main" w:val="ListParagraph"/>
       <w:lvlText w:val="%8."/>
       <w:lvlJc w:val="left"/>
       <w:pPr>
@@ -21484,7 +21474,7 @@
     <w:lvl w:ilvl="0" w:tentative="0">
       <w:start w:val="0"/>
       <w:numFmt w:val="lowerRoman"/>
-      <w:pStyle xmlns:tce="http://www.TCE.com" xmlns:a="http://schemas.openxmlformats.org/drawingml/2006/main" xmlns:pic="http://schemas.openxmlformats.org/drawingml/2006/picture" xmlns:a14="http://schemas.microsoft.com/office/drawing/2010/main" w:val="BodyText"/>
+      <w:pStyle xmlns:tce="http://www.TCE.com" xmlns:a="http://schemas.openxmlformats.org/drawingml/2006/main" xmlns:pic="http://schemas.openxmlformats.org/drawingml/2006/picture" xmlns:a14="http://schemas.microsoft.com/office/drawing/2010/main" w:val="ListParagraph"/>
       <w:lvlText w:val="%9."/>
       <w:lvlJc w:val="right"/>
       <w:pPr>
@@ -21497,7 +21487,7 @@
     <w:lvl w:ilvl="0">
       <w:start w:val="0"/>
       <w:numFmt w:val="lowerLetter"/>
-      <w:pStyle xmlns:tce="http://www.TCE.com" xmlns:a="http://schemas.openxmlformats.org/drawingml/2006/main" xmlns:pic="http://schemas.openxmlformats.org/drawingml/2006/picture" xmlns:a14="http://schemas.microsoft.com/office/drawing/2010/main" w:val="ListParagraph"/>
+      <w:pStyle xmlns:tce="http://www.TCE.com" xmlns:a="http://schemas.openxmlformats.org/drawingml/2006/main" xmlns:pic="http://schemas.openxmlformats.org/drawingml/2006/picture" xmlns:a14="http://schemas.microsoft.com/office/drawing/2010/main" w:val="BodyText"/>
       <w:lvlText w:val="(%1)"/>
       <w:lvlJc w:val="left"/>
       <w:pPr>
@@ -21507,7 +21497,7 @@
     <w:lvl w:ilvl="0">
       <w:start w:val="0"/>
       <w:numFmt w:val="decimal"/>
-      <w:pStyle xmlns:tce="http://www.TCE.com" xmlns:a="http://schemas.openxmlformats.org/drawingml/2006/main" xmlns:pic="http://schemas.openxmlformats.org/drawingml/2006/picture" xmlns:a14="http://schemas.microsoft.com/office/drawing/2010/main" w:val="ListParagraph"/>
+      <w:pStyle xmlns:tce="http://www.TCE.com" xmlns:a="http://schemas.openxmlformats.org/drawingml/2006/main" xmlns:pic="http://schemas.openxmlformats.org/drawingml/2006/picture" xmlns:a14="http://schemas.microsoft.com/office/drawing/2010/main" w:val="BodyText"/>
       <w:lvlText w:val="(%2)"/>
       <w:lvlJc w:val="left"/>
       <w:pPr>
@@ -21517,7 +21507,7 @@
     <w:lvl w:ilvl="0" w:tentative="0">
       <w:start w:val="0"/>
       <w:numFmt w:val="lowerRoman"/>
-      <w:pStyle xmlns:tce="http://www.TCE.com" xmlns:a="http://schemas.openxmlformats.org/drawingml/2006/main" xmlns:pic="http://schemas.openxmlformats.org/drawingml/2006/picture" xmlns:a14="http://schemas.microsoft.com/office/drawing/2010/main" w:val="ListParagraph"/>
+      <w:pStyle xmlns:tce="http://www.TCE.com" xmlns:a="http://schemas.openxmlformats.org/drawingml/2006/main" xmlns:pic="http://schemas.openxmlformats.org/drawingml/2006/picture" xmlns:a14="http://schemas.microsoft.com/office/drawing/2010/main" w:val="BodyText"/>
       <w:lvlText w:val="(%3)"/>
       <w:lvlJc w:val="left"/>
       <w:pPr>
@@ -21527,7 +21517,7 @@
     <w:lvl w:ilvl="0" w:tentative="0">
       <w:start w:val="0"/>
       <w:numFmt w:val="decimal"/>
-      <w:pStyle xmlns:tce="http://www.TCE.com" xmlns:a="http://schemas.openxmlformats.org/drawingml/2006/main" xmlns:pic="http://schemas.openxmlformats.org/drawingml/2006/picture" xmlns:a14="http://schemas.microsoft.com/office/drawing/2010/main" w:val="ListParagraph"/>
+      <w:pStyle xmlns:tce="http://www.TCE.com" xmlns:a="http://schemas.openxmlformats.org/drawingml/2006/main" xmlns:pic="http://schemas.openxmlformats.org/drawingml/2006/picture" xmlns:a14="http://schemas.microsoft.com/office/drawing/2010/main" w:val="BodyText"/>
       <w:lvlText w:val="%4."/>
       <w:lvlJc w:val="left"/>
       <w:pPr>
@@ -21537,7 +21527,7 @@
     <w:lvl w:ilvl="0" w:tentative="0">
       <w:start w:val="0"/>
       <w:numFmt w:val="lowerLetter"/>
-      <w:pStyle xmlns:tce="http://www.TCE.com" xmlns:a="http://schemas.openxmlformats.org/drawingml/2006/main" xmlns:pic="http://schemas.openxmlformats.org/drawingml/2006/picture" xmlns:a14="http://schemas.microsoft.com/office/drawing/2010/main" w:val="ListParagraph"/>
+      <w:pStyle xmlns:tce="http://www.TCE.com" xmlns:a="http://schemas.openxmlformats.org/drawingml/2006/main" xmlns:pic="http://schemas.openxmlformats.org/drawingml/2006/picture" xmlns:a14="http://schemas.microsoft.com/office/drawing/2010/main" w:val="BodyText"/>
       <w:lvlText w:val="%5."/>
       <w:lvlJc w:val="left"/>
       <w:pPr>
@@ -21547,7 +21537,7 @@
     <w:lvl w:ilvl="0" w:tentative="0">
       <w:start w:val="0"/>
       <w:numFmt w:val="lowerRoman"/>
-      <w:pStyle xmlns:tce="http://www.TCE.com" xmlns:a="http://schemas.openxmlformats.org/drawingml/2006/main" xmlns:pic="http://schemas.openxmlformats.org/drawingml/2006/picture" xmlns:a14="http://schemas.microsoft.com/office/drawing/2010/main" w:val="ListParagraph"/>
+      <w:pStyle xmlns:tce="http://www.TCE.com" xmlns:a="http://schemas.openxmlformats.org/drawingml/2006/main" xmlns:pic="http://schemas.openxmlformats.org/drawingml/2006/picture" xmlns:a14="http://schemas.microsoft.com/office/drawing/2010/main" w:val="BodyText"/>
       <w:lvlText w:val="%6."/>
       <w:lvlJc w:val="right"/>
       <w:pPr>
@@ -21557,7 +21547,7 @@
     <w:lvl w:ilvl="0" w:tentative="0">
       <w:start w:val="0"/>
       <w:numFmt w:val="decimal"/>
-      <w:pStyle xmlns:tce="http://www.TCE.com" xmlns:a="http://schemas.openxmlformats.org/drawingml/2006/main" xmlns:pic="http://schemas.openxmlformats.org/drawingml/2006/picture" xmlns:a14="http://schemas.microsoft.com/office/drawing/2010/main" w:val="ListParagraph"/>
+      <w:pStyle xmlns:tce="http://www.TCE.com" xmlns:a="http://schemas.openxmlformats.org/drawingml/2006/main" xmlns:pic="http://schemas.openxmlformats.org/drawingml/2006/picture" xmlns:a14="http://schemas.microsoft.com/office/drawing/2010/main" w:val="BodyText"/>
       <w:lvlText w:val="%7."/>
       <w:lvlJc w:val="left"/>
       <w:pPr>
@@ -21567,7 +21557,7 @@
     <w:lvl w:ilvl="0" w:tentative="0">
       <w:start w:val="0"/>
       <w:numFmt w:val="lowerLetter"/>
-      <w:pStyle xmlns:tce="http://www.TCE.com" xmlns:a="http://schemas.openxmlformats.org/drawingml/2006/main" xmlns:pic="http://schemas.openxmlformats.org/drawingml/2006/picture" xmlns:a14="http://schemas.microsoft.com/office/drawing/2010/main" w:val="ListParagraph"/>
+      <w:pStyle xmlns:tce="http://www.TCE.com" xmlns:a="http://schemas.openxmlformats.org/drawingml/2006/main" xmlns:pic="http://schemas.openxmlformats.org/drawingml/2006/picture" xmlns:a14="http://schemas.microsoft.com/office/drawing/2010/main" w:val="BodyText"/>
       <w:lvlText w:val="%8."/>
       <w:lvlJc w:val="left"/>
       <w:pPr>
@@ -21577,7 +21567,7 @@
     <w:lvl w:ilvl="0" w:tentative="0">
       <w:start w:val="0"/>
       <w:numFmt w:val="lowerRoman"/>
-      <w:pStyle xmlns:tce="http://www.TCE.com" xmlns:a="http://schemas.openxmlformats.org/drawingml/2006/main" xmlns:pic="http://schemas.openxmlformats.org/drawingml/2006/picture" xmlns:a14="http://schemas.microsoft.com/office/drawing/2010/main" w:val="ListParagraph"/>
+      <w:pStyle xmlns:tce="http://www.TCE.com" xmlns:a="http://schemas.openxmlformats.org/drawingml/2006/main" xmlns:pic="http://schemas.openxmlformats.org/drawingml/2006/picture" xmlns:a14="http://schemas.microsoft.com/office/drawing/2010/main" w:val="BodyText"/>
       <w:lvlText w:val="%9."/>
       <w:lvlJc w:val="right"/>
       <w:pPr>
@@ -21683,7 +21673,7 @@
     <w:lvl w:ilvl="0">
       <w:start w:val="0"/>
       <w:numFmt w:val="lowerLetter"/>
-      <w:pStyle xmlns:tce="http://www.TCE.com" xmlns:a="http://schemas.openxmlformats.org/drawingml/2006/main" xmlns:pic="http://schemas.openxmlformats.org/drawingml/2006/picture" xmlns:a14="http://schemas.microsoft.com/office/drawing/2010/main" w:val="BodyText"/>
+      <w:pStyle xmlns:tce="http://www.TCE.com" xmlns:a="http://schemas.openxmlformats.org/drawingml/2006/main" xmlns:pic="http://schemas.openxmlformats.org/drawingml/2006/picture" xmlns:a14="http://schemas.microsoft.com/office/drawing/2010/main" w:val="ListParagraph"/>
       <w:lvlText w:val="(%1)"/>
       <w:lvlJc w:val="left"/>
       <w:pPr>
@@ -21693,7 +21683,7 @@
     <w:lvl w:ilvl="0">
       <w:start w:val="0"/>
       <w:numFmt w:val="decimal"/>
-      <w:pStyle xmlns:tce="http://www.TCE.com" xmlns:a="http://schemas.openxmlformats.org/drawingml/2006/main" xmlns:pic="http://schemas.openxmlformats.org/drawingml/2006/picture" xmlns:a14="http://schemas.microsoft.com/office/drawing/2010/main" w:val="BodyText"/>
+      <w:pStyle xmlns:tce="http://www.TCE.com" xmlns:a="http://schemas.openxmlformats.org/drawingml/2006/main" xmlns:pic="http://schemas.openxmlformats.org/drawingml/2006/picture" xmlns:a14="http://schemas.microsoft.com/office/drawing/2010/main" w:val="ListParagraph"/>
       <w:lvlText w:val="(%2)"/>
       <w:lvlJc w:val="left"/>
       <w:pPr>
@@ -21703,7 +21693,7 @@
     <w:lvl w:ilvl="0" w:tentative="0">
       <w:start w:val="0"/>
       <w:numFmt w:val="lowerRoman"/>
-      <w:pStyle xmlns:tce="http://www.TCE.com" xmlns:a="http://schemas.openxmlformats.org/drawingml/2006/main" xmlns:pic="http://schemas.openxmlformats.org/drawingml/2006/picture" xmlns:a14="http://schemas.microsoft.com/office/drawing/2010/main" w:val="BodyText"/>
+      <w:pStyle xmlns:tce="http://www.TCE.com" xmlns:a="http://schemas.openxmlformats.org/drawingml/2006/main" xmlns:pic="http://schemas.openxmlformats.org/drawingml/2006/picture" xmlns:a14="http://schemas.microsoft.com/office/drawing/2010/main" w:val="ListParagraph"/>
       <w:lvlText w:val="(%3)"/>
       <w:lvlJc w:val="left"/>
       <w:pPr>
@@ -21713,7 +21703,7 @@
     <w:lvl w:ilvl="0" w:tentative="0">
       <w:start w:val="0"/>
       <w:numFmt w:val="decimal"/>
-      <w:pStyle xmlns:tce="http://www.TCE.com" xmlns:a="http://schemas.openxmlformats.org/drawingml/2006/main" xmlns:pic="http://schemas.openxmlformats.org/drawingml/2006/picture" xmlns:a14="http://schemas.microsoft.com/office/drawing/2010/main" w:val="BodyText"/>
+      <w:pStyle xmlns:tce="http://www.TCE.com" xmlns:a="http://schemas.openxmlformats.org/drawingml/2006/main" xmlns:pic="http://schemas.openxmlformats.org/drawingml/2006/picture" xmlns:a14="http://schemas.microsoft.com/office/drawing/2010/main" w:val="ListParagraph"/>
       <w:lvlText w:val="%4."/>
       <w:lvlJc w:val="left"/>
       <w:pPr>
@@ -21723,7 +21713,7 @@
     <w:lvl w:ilvl="0" w:tentative="0">
       <w:start w:val="0"/>
       <w:numFmt w:val="lowerLetter"/>
-      <w:pStyle xmlns:tce="http://www.TCE.com" xmlns:a="http://schemas.openxmlformats.org/drawingml/2006/main" xmlns:pic="http://schemas.openxmlformats.org/drawingml/2006/picture" xmlns:a14="http://schemas.microsoft.com/office/drawing/2010/main" w:val="BodyText"/>
+      <w:pStyle xmlns:tce="http://www.TCE.com" xmlns:a="http://schemas.openxmlformats.org/drawingml/2006/main" xmlns:pic="http://schemas.openxmlformats.org/drawingml/2006/picture" xmlns:a14="http://schemas.microsoft.com/office/drawing/2010/main" w:val="ListParagraph"/>
       <w:lvlText w:val="%5."/>
       <w:lvlJc w:val="left"/>
       <w:pPr>
@@ -21733,7 +21723,7 @@
     <w:lvl w:ilvl="0" w:tentative="0">
       <w:start w:val="0"/>
       <w:numFmt w:val="lowerRoman"/>
-      <w:pStyle xmlns:tce="http://www.TCE.com" xmlns:a="http://schemas.openxmlformats.org/drawingml/2006/main" xmlns:pic="http://schemas.openxmlformats.org/drawingml/2006/picture" xmlns:a14="http://schemas.microsoft.com/office/drawing/2010/main" w:val="BodyText"/>
+      <w:pStyle xmlns:tce="http://www.TCE.com" xmlns:a="http://schemas.openxmlformats.org/drawingml/2006/main" xmlns:pic="http://schemas.openxmlformats.org/drawingml/2006/picture" xmlns:a14="http://schemas.microsoft.com/office/drawing/2010/main" w:val="ListParagraph"/>
       <w:lvlText w:val="%6."/>
       <w:lvlJc w:val="right"/>
       <w:pPr>
@@ -21743,7 +21733,7 @@
     <w:lvl w:ilvl="0" w:tentative="0">
       <w:start w:val="0"/>
       <w:numFmt w:val="decimal"/>
-      <w:pStyle xmlns:tce="http://www.TCE.com" xmlns:a="http://schemas.openxmlformats.org/drawingml/2006/main" xmlns:pic="http://schemas.openxmlformats.org/drawingml/2006/picture" xmlns:a14="http://schemas.microsoft.com/office/drawing/2010/main" w:val="BodyText"/>
+      <w:pStyle xmlns:tce="http://www.TCE.com" xmlns:a="http://schemas.openxmlformats.org/drawingml/2006/main" xmlns:pic="http://schemas.openxmlformats.org/drawingml/2006/picture" xmlns:a14="http://schemas.microsoft.com/office/drawing/2010/main" w:val="ListParagraph"/>
       <w:lvlText w:val="%7."/>
       <w:lvlJc w:val="left"/>
       <w:pPr>
@@ -21753,7 +21743,7 @@
     <w:lvl w:ilvl="0" w:tentative="0">
       <w:start w:val="0"/>
       <w:numFmt w:val="lowerLetter"/>
-      <w:pStyle xmlns:tce="http://www.TCE.com" xmlns:a="http://schemas.openxmlformats.org/drawingml/2006/main" xmlns:pic="http://schemas.openxmlformats.org/drawingml/2006/picture" xmlns:a14="http://schemas.microsoft.com/office/drawing/2010/main" w:val="BodyText"/>
+      <w:pStyle xmlns:tce="http://www.TCE.com" xmlns:a="http://schemas.openxmlformats.org/drawingml/2006/main" xmlns:pic="http://schemas.openxmlformats.org/drawingml/2006/picture" xmlns:a14="http://schemas.microsoft.com/office/drawing/2010/main" w:val="ListParagraph"/>
       <w:lvlText w:val="%8."/>
       <w:lvlJc w:val="left"/>
       <w:pPr>
@@ -21763,7 +21753,7 @@
     <w:lvl w:ilvl="0" w:tentative="0">
       <w:start w:val="0"/>
       <w:numFmt w:val="lowerRoman"/>
-      <w:pStyle xmlns:tce="http://www.TCE.com" xmlns:a="http://schemas.openxmlformats.org/drawingml/2006/main" xmlns:pic="http://schemas.openxmlformats.org/drawingml/2006/picture" xmlns:a14="http://schemas.microsoft.com/office/drawing/2010/main" w:val="BodyText"/>
+      <w:pStyle xmlns:tce="http://www.TCE.com" xmlns:a="http://schemas.openxmlformats.org/drawingml/2006/main" xmlns:pic="http://schemas.openxmlformats.org/drawingml/2006/picture" xmlns:a14="http://schemas.microsoft.com/office/drawing/2010/main" w:val="ListParagraph"/>
       <w:lvlText w:val="%9."/>
       <w:lvlJc w:val="right"/>
       <w:pPr>
@@ -21776,7 +21766,7 @@
     <w:lvl w:ilvl="0">
       <w:start w:val="0"/>
       <w:numFmt w:val="lowerLetter"/>
-      <w:pStyle xmlns:tce="http://www.TCE.com" xmlns:a="http://schemas.openxmlformats.org/drawingml/2006/main" xmlns:pic="http://schemas.openxmlformats.org/drawingml/2006/picture" xmlns:a14="http://schemas.microsoft.com/office/drawing/2010/main" w:val="ListParagraph"/>
+      <w:pStyle xmlns:tce="http://www.TCE.com" xmlns:a="http://schemas.openxmlformats.org/drawingml/2006/main" xmlns:pic="http://schemas.openxmlformats.org/drawingml/2006/picture" xmlns:a14="http://schemas.microsoft.com/office/drawing/2010/main" w:val="BodyText"/>
       <w:lvlText w:val="(%1)"/>
       <w:lvlJc w:val="left"/>
       <w:pPr>
@@ -21786,7 +21776,7 @@
     <w:lvl w:ilvl="0">
       <w:start w:val="0"/>
       <w:numFmt w:val="decimal"/>
-      <w:pStyle xmlns:tce="http://www.TCE.com" xmlns:a="http://schemas.openxmlformats.org/drawingml/2006/main" xmlns:pic="http://schemas.openxmlformats.org/drawingml/2006/picture" xmlns:a14="http://schemas.microsoft.com/office/drawing/2010/main" w:val="ListParagraph"/>
+      <w:pStyle xmlns:tce="http://www.TCE.com" xmlns:a="http://schemas.openxmlformats.org/drawingml/2006/main" xmlns:pic="http://schemas.openxmlformats.org/drawingml/2006/picture" xmlns:a14="http://schemas.microsoft.com/office/drawing/2010/main" w:val="BodyText"/>
       <w:lvlText w:val="(%2)"/>
       <w:lvlJc w:val="left"/>
       <w:pPr>
@@ -21796,7 +21786,7 @@
     <w:lvl w:ilvl="0" w:tentative="0">
       <w:start w:val="0"/>
       <w:numFmt w:val="lowerRoman"/>
-      <w:pStyle xmlns:tce="http://www.TCE.com" xmlns:a="http://schemas.openxmlformats.org/drawingml/2006/main" xmlns:pic="http://schemas.openxmlformats.org/drawingml/2006/picture" xmlns:a14="http://schemas.microsoft.com/office/drawing/2010/main" w:val="ListParagraph"/>
+      <w:pStyle xmlns:tce="http://www.TCE.com" xmlns:a="http://schemas.openxmlformats.org/drawingml/2006/main" xmlns:pic="http://schemas.openxmlformats.org/drawingml/2006/picture" xmlns:a14="http://schemas.microsoft.com/office/drawing/2010/main" w:val="BodyText"/>
       <w:lvlText w:val="(%3)"/>
       <w:lvlJc w:val="left"/>
       <w:pPr>
@@ -21806,7 +21796,7 @@
     <w:lvl w:ilvl="0" w:tentative="0">
       <w:start w:val="0"/>
       <w:numFmt w:val="decimal"/>
-      <w:pStyle xmlns:tce="http://www.TCE.com" xmlns:a="http://schemas.openxmlformats.org/drawingml/2006/main" xmlns:pic="http://schemas.openxmlformats.org/drawingml/2006/picture" xmlns:a14="http://schemas.microsoft.com/office/drawing/2010/main" w:val="ListParagraph"/>
+      <w:pStyle xmlns:tce="http://www.TCE.com" xmlns:a="http://schemas.openxmlformats.org/drawingml/2006/main" xmlns:pic="http://schemas.openxmlformats.org/drawingml/2006/picture" xmlns:a14="http://schemas.microsoft.com/office/drawing/2010/main" w:val="BodyText"/>
       <w:lvlText w:val="%4."/>
       <w:lvlJc w:val="left"/>
       <w:pPr>
@@ -21816,7 +21806,7 @@
     <w:lvl w:ilvl="0" w:tentative="0">
       <w:start w:val="0"/>
       <w:numFmt w:val="lowerLetter"/>
-      <w:pStyle xmlns:tce="http://www.TCE.com" xmlns:a="http://schemas.openxmlformats.org/drawingml/2006/main" xmlns:pic="http://schemas.openxmlformats.org/drawingml/2006/picture" xmlns:a14="http://schemas.microsoft.com/office/drawing/2010/main" w:val="ListParagraph"/>
+      <w:pStyle xmlns:tce="http://www.TCE.com" xmlns:a="http://schemas.openxmlformats.org/drawingml/2006/main" xmlns:pic="http://schemas.openxmlformats.org/drawingml/2006/picture" xmlns:a14="http://schemas.microsoft.com/office/drawing/2010/main" w:val="BodyText"/>
       <w:lvlText w:val="%5."/>
       <w:lvlJc w:val="left"/>
       <w:pPr>
@@ -21826,7 +21816,7 @@
     <w:lvl w:ilvl="0" w:tentative="0">
       <w:start w:val="0"/>
       <w:numFmt w:val="lowerRoman"/>
-      <w:pStyle xmlns:tce="http://www.TCE.com" xmlns:a="http://schemas.openxmlformats.org/drawingml/2006/main" xmlns:pic="http://schemas.openxmlformats.org/drawingml/2006/picture" xmlns:a14="http://schemas.microsoft.com/office/drawing/2010/main" w:val="ListParagraph"/>
+      <w:pStyle xmlns:tce="http://www.TCE.com" xmlns:a="http://schemas.openxmlformats.org/drawingml/2006/main" xmlns:pic="http://schemas.openxmlformats.org/drawingml/2006/picture" xmlns:a14="http://schemas.microsoft.com/office/drawing/2010/main" w:val="BodyText"/>
       <w:lvlText w:val="%6."/>
       <w:lvlJc w:val="right"/>
       <w:pPr>
@@ -21836,7 +21826,7 @@
     <w:lvl w:ilvl="0" w:tentative="0">
       <w:start w:val="0"/>
       <w:numFmt w:val="decimal"/>
-      <w:pStyle xmlns:tce="http://www.TCE.com" xmlns:a="http://schemas.openxmlformats.org/drawingml/2006/main" xmlns:pic="http://schemas.openxmlformats.org/drawingml/2006/picture" xmlns:a14="http://schemas.microsoft.com/office/drawing/2010/main" w:val="ListParagraph"/>
+      <w:pStyle xmlns:tce="http://www.TCE.com" xmlns:a="http://schemas.openxmlformats.org/drawingml/2006/main" xmlns:pic="http://schemas.openxmlformats.org/drawingml/2006/picture" xmlns:a14="http://schemas.microsoft.com/office/drawing/2010/main" w:val="BodyText"/>
       <w:lvlText w:val="%7."/>
       <w:lvlJc w:val="left"/>
       <w:pPr>
@@ -21846,7 +21836,7 @@
     <w:lvl w:ilvl="0" w:tentative="0">
       <w:start w:val="0"/>
       <w:numFmt w:val="lowerLetter"/>
-      <w:pStyle xmlns:tce="http://www.TCE.com" xmlns:a="http://schemas.openxmlformats.org/drawingml/2006/main" xmlns:pic="http://schemas.openxmlformats.org/drawingml/2006/picture" xmlns:a14="http://schemas.microsoft.com/office/drawing/2010/main" w:val="ListParagraph"/>
+      <w:pStyle xmlns:tce="http://www.TCE.com" xmlns:a="http://schemas.openxmlformats.org/drawingml/2006/main" xmlns:pic="http://schemas.openxmlformats.org/drawingml/2006/picture" xmlns:a14="http://schemas.microsoft.com/office/drawing/2010/main" w:val="BodyText"/>
       <w:lvlText w:val="%8."/>
       <w:lvlJc w:val="left"/>
       <w:pPr>
@@ -21856,7 +21846,7 @@
     <w:lvl w:ilvl="0" w:tentative="0">
       <w:start w:val="0"/>
       <w:numFmt w:val="lowerRoman"/>
-      <w:pStyle xmlns:tce="http://www.TCE.com" xmlns:a="http://schemas.openxmlformats.org/drawingml/2006/main" xmlns:pic="http://schemas.openxmlformats.org/drawingml/2006/picture" xmlns:a14="http://schemas.microsoft.com/office/drawing/2010/main" w:val="ListParagraph"/>
+      <w:pStyle xmlns:tce="http://www.TCE.com" xmlns:a="http://schemas.openxmlformats.org/drawingml/2006/main" xmlns:pic="http://schemas.openxmlformats.org/drawingml/2006/picture" xmlns:a14="http://schemas.microsoft.com/office/drawing/2010/main" w:val="BodyText"/>
       <w:lvlText w:val="%9."/>
       <w:lvlJc w:val="right"/>
       <w:pPr>
@@ -21962,7 +21952,7 @@
     <w:lvl w:ilvl="0">
       <w:start w:val="0"/>
       <w:numFmt w:val="lowerLetter"/>
-      <w:pStyle xmlns:tce="http://www.TCE.com" xmlns:a="http://schemas.openxmlformats.org/drawingml/2006/main" xmlns:pic="http://schemas.openxmlformats.org/drawingml/2006/picture" xmlns:a14="http://schemas.microsoft.com/office/drawing/2010/main" w:val="BodyText"/>
+      <w:pStyle xmlns:tce="http://www.TCE.com" xmlns:a="http://schemas.openxmlformats.org/drawingml/2006/main" xmlns:pic="http://schemas.openxmlformats.org/drawingml/2006/picture" xmlns:a14="http://schemas.microsoft.com/office/drawing/2010/main" w:val="ListParagraph"/>
       <w:lvlText w:val="(%1)"/>
       <w:lvlJc w:val="left"/>
       <w:pPr>
@@ -21972,7 +21962,7 @@
     <w:lvl w:ilvl="0">
       <w:start w:val="0"/>
       <w:numFmt w:val="decimal"/>
-      <w:pStyle xmlns:tce="http://www.TCE.com" xmlns:a="http://schemas.openxmlformats.org/drawingml/2006/main" xmlns:pic="http://schemas.openxmlformats.org/drawingml/2006/picture" xmlns:a14="http://schemas.microsoft.com/office/drawing/2010/main" w:val="BodyText"/>
+      <w:pStyle xmlns:tce="http://www.TCE.com" xmlns:a="http://schemas.openxmlformats.org/drawingml/2006/main" xmlns:pic="http://schemas.openxmlformats.org/drawingml/2006/picture" xmlns:a14="http://schemas.microsoft.com/office/drawing/2010/main" w:val="ListParagraph"/>
       <w:lvlText w:val="(%2)"/>
       <w:lvlJc w:val="left"/>
       <w:pPr>
@@ -21982,7 +21972,7 @@
     <w:lvl w:ilvl="0" w:tentative="0">
       <w:start w:val="0"/>
       <w:numFmt w:val="lowerRoman"/>
-      <w:pStyle xmlns:tce="http://www.TCE.com" xmlns:a="http://schemas.openxmlformats.org/drawingml/2006/main" xmlns:pic="http://schemas.openxmlformats.org/drawingml/2006/picture" xmlns:a14="http://schemas.microsoft.com/office/drawing/2010/main" w:val="BodyText"/>
+      <w:pStyle xmlns:tce="http://www.TCE.com" xmlns:a="http://schemas.openxmlformats.org/drawingml/2006/main" xmlns:pic="http://schemas.openxmlformats.org/drawingml/2006/picture" xmlns:a14="http://schemas.microsoft.com/office/drawing/2010/main" w:val="ListParagraph"/>
       <w:lvlText w:val="(%3)"/>
       <w:lvlJc w:val="left"/>
       <w:pPr>
@@ -21992,7 +21982,7 @@
     <w:lvl w:ilvl="0" w:tentative="0">
       <w:start w:val="0"/>
       <w:numFmt w:val="decimal"/>
-      <w:pStyle xmlns:tce="http://www.TCE.com" xmlns:a="http://schemas.openxmlformats.org/drawingml/2006/main" xmlns:pic="http://schemas.openxmlformats.org/drawingml/2006/picture" xmlns:a14="http://schemas.microsoft.com/office/drawing/2010/main" w:val="BodyText"/>
+      <w:pStyle xmlns:tce="http://www.TCE.com" xmlns:a="http://schemas.openxmlformats.org/drawingml/2006/main" xmlns:pic="http://schemas.openxmlformats.org/drawingml/2006/picture" xmlns:a14="http://schemas.microsoft.com/office/drawing/2010/main" w:val="ListParagraph"/>
       <w:lvlText w:val="%4."/>
       <w:lvlJc w:val="left"/>
       <w:pPr>
@@ -22002,7 +21992,7 @@
     <w:lvl w:ilvl="0" w:tentative="0">
       <w:start w:val="0"/>
       <w:numFmt w:val="lowerLetter"/>
-      <w:pStyle xmlns:tce="http://www.TCE.com" xmlns:a="http://schemas.openxmlformats.org/drawingml/2006/main" xmlns:pic="http://schemas.openxmlformats.org/drawingml/2006/picture" xmlns:a14="http://schemas.microsoft.com/office/drawing/2010/main" w:val="BodyText"/>
+      <w:pStyle xmlns:tce="http://www.TCE.com" xmlns:a="http://schemas.openxmlformats.org/drawingml/2006/main" xmlns:pic="http://schemas.openxmlformats.org/drawingml/2006/picture" xmlns:a14="http://schemas.microsoft.com/office/drawing/2010/main" w:val="ListParagraph"/>
       <w:lvlText w:val="%5."/>
       <w:lvlJc w:val="left"/>
       <w:pPr>
@@ -22012,7 +22002,7 @@
     <w:lvl w:ilvl="0" w:tentative="0">
       <w:start w:val="0"/>
       <w:numFmt w:val="lowerRoman"/>
-      <w:pStyle xmlns:tce="http://www.TCE.com" xmlns:a="http://schemas.openxmlformats.org/drawingml/2006/main" xmlns:pic="http://schemas.openxmlformats.org/drawingml/2006/picture" xmlns:a14="http://schemas.microsoft.com/office/drawing/2010/main" w:val="BodyText"/>
+      <w:pStyle xmlns:tce="http://www.TCE.com" xmlns:a="http://schemas.openxmlformats.org/drawingml/2006/main" xmlns:pic="http://schemas.openxmlformats.org/drawingml/2006/picture" xmlns:a14="http://schemas.microsoft.com/office/drawing/2010/main" w:val="ListParagraph"/>
       <w:lvlText w:val="%6."/>
       <w:lvlJc w:val="right"/>
       <w:pPr>
@@ -22022,7 +22012,7 @@
     <w:lvl w:ilvl="0" w:tentative="0">
       <w:start w:val="0"/>
       <w:numFmt w:val="decimal"/>
-      <w:pStyle xmlns:tce="http://www.TCE.com" xmlns:a="http://schemas.openxmlformats.org/drawingml/2006/main" xmlns:pic="http://schemas.openxmlformats.org/drawingml/2006/picture" xmlns:a14="http://schemas.microsoft.com/office/drawing/2010/main" w:val="BodyText"/>
+      <w:pStyle xmlns:tce="http://www.TCE.com" xmlns:a="http://schemas.openxmlformats.org/drawingml/2006/main" xmlns:pic="http://schemas.openxmlformats.org/drawingml/2006/picture" xmlns:a14="http://schemas.microsoft.com/office/drawing/2010/main" w:val="ListParagraph"/>
       <w:lvlText w:val="%7."/>
       <w:lvlJc w:val="left"/>
       <w:pPr>
@@ -22032,7 +22022,7 @@
     <w:lvl w:ilvl="0" w:tentative="0">
       <w:start w:val="0"/>
       <w:numFmt w:val="lowerLetter"/>
-      <w:pStyle xmlns:tce="http://www.TCE.com" xmlns:a="http://schemas.openxmlformats.org/drawingml/2006/main" xmlns:pic="http://schemas.openxmlformats.org/drawingml/2006/picture" xmlns:a14="http://schemas.microsoft.com/office/drawing/2010/main" w:val="BodyText"/>
+      <w:pStyle xmlns:tce="http://www.TCE.com" xmlns:a="http://schemas.openxmlformats.org/drawingml/2006/main" xmlns:pic="http://schemas.openxmlformats.org/drawingml/2006/picture" xmlns:a14="http://schemas.microsoft.com/office/drawing/2010/main" w:val="ListParagraph"/>
       <w:lvlText w:val="%8."/>
       <w:lvlJc w:val="left"/>
       <w:pPr>
@@ -22042,7 +22032,7 @@
     <w:lvl w:ilvl="0" w:tentative="0">
       <w:start w:val="0"/>
       <w:numFmt w:val="lowerRoman"/>
-      <w:pStyle xmlns:tce="http://www.TCE.com" xmlns:a="http://schemas.openxmlformats.org/drawingml/2006/main" xmlns:pic="http://schemas.openxmlformats.org/drawingml/2006/picture" xmlns:a14="http://schemas.microsoft.com/office/drawing/2010/main" w:val="BodyText"/>
+      <w:pStyle xmlns:tce="http://www.TCE.com" xmlns:a="http://schemas.openxmlformats.org/drawingml/2006/main" xmlns:pic="http://schemas.openxmlformats.org/drawingml/2006/picture" xmlns:a14="http://schemas.microsoft.com/office/drawing/2010/main" w:val="ListParagraph"/>
       <w:lvlText w:val="%9."/>
       <w:lvlJc w:val="right"/>
       <w:pPr>
@@ -22055,7 +22045,7 @@
     <w:lvl w:ilvl="0">
       <w:start w:val="0"/>
       <w:numFmt w:val="lowerLetter"/>
-      <w:pStyle xmlns:tce="http://www.TCE.com" xmlns:a="http://schemas.openxmlformats.org/drawingml/2006/main" xmlns:pic="http://schemas.openxmlformats.org/drawingml/2006/picture" xmlns:a14="http://schemas.microsoft.com/office/drawing/2010/main" w:val="ListParagraph"/>
+      <w:pStyle xmlns:tce="http://www.TCE.com" xmlns:a="http://schemas.openxmlformats.org/drawingml/2006/main" xmlns:pic="http://schemas.openxmlformats.org/drawingml/2006/picture" xmlns:a14="http://schemas.microsoft.com/office/drawing/2010/main" w:val="BodyText"/>
       <w:lvlText w:val="(%1)"/>
       <w:lvlJc w:val="left"/>
       <w:pPr>
@@ -22065,7 +22055,7 @@
     <w:lvl w:ilvl="0">
       <w:start w:val="0"/>
       <w:numFmt w:val="decimal"/>
-      <w:pStyle xmlns:tce="http://www.TCE.com" xmlns:a="http://schemas.openxmlformats.org/drawingml/2006/main" xmlns:pic="http://schemas.openxmlformats.org/drawingml/2006/picture" xmlns:a14="http://schemas.microsoft.com/office/drawing/2010/main" w:val="ListParagraph"/>
+      <w:pStyle xmlns:tce="http://www.TCE.com" xmlns:a="http://schemas.openxmlformats.org/drawingml/2006/main" xmlns:pic="http://schemas.openxmlformats.org/drawingml/2006/picture" xmlns:a14="http://schemas.microsoft.com/office/drawing/2010/main" w:val="BodyText"/>
       <w:lvlText w:val="(%2)"/>
       <w:lvlJc w:val="left"/>
       <w:pPr>
@@ -22075,7 +22065,7 @@
     <w:lvl w:ilvl="0" w:tentative="0">
       <w:start w:val="0"/>
       <w:numFmt w:val="lowerRoman"/>
-      <w:pStyle xmlns:tce="http://www.TCE.com" xmlns:a="http://schemas.openxmlformats.org/drawingml/2006/main" xmlns:pic="http://schemas.openxmlformats.org/drawingml/2006/picture" xmlns:a14="http://schemas.microsoft.com/office/drawing/2010/main" w:val="ListParagraph"/>
+      <w:pStyle xmlns:tce="http://www.TCE.com" xmlns:a="http://schemas.openxmlformats.org/drawingml/2006/main" xmlns:pic="http://schemas.openxmlformats.org/drawingml/2006/picture" xmlns:a14="http://schemas.microsoft.com/office/drawing/2010/main" w:val="BodyText"/>
       <w:lvlText w:val="(%3)"/>
       <w:lvlJc w:val="left"/>
       <w:pPr>
@@ -22085,7 +22075,7 @@
     <w:lvl w:ilvl="0" w:tentative="0">
       <w:start w:val="0"/>
       <w:numFmt w:val="decimal"/>
-      <w:pStyle xmlns:tce="http://www.TCE.com" xmlns:a="http://schemas.openxmlformats.org/drawingml/2006/main" xmlns:pic="http://schemas.openxmlformats.org/drawingml/2006/picture" xmlns:a14="http://schemas.microsoft.com/office/drawing/2010/main" w:val="ListParagraph"/>
+      <w:pStyle xmlns:tce="http://www.TCE.com" xmlns:a="http://schemas.openxmlformats.org/drawingml/2006/main" xmlns:pic="http://schemas.openxmlformats.org/drawingml/2006/picture" xmlns:a14="http://schemas.microsoft.com/office/drawing/2010/main" w:val="BodyText"/>
       <w:lvlText w:val="%4."/>
       <w:lvlJc w:val="left"/>
       <w:pPr>
@@ -22095,7 +22085,7 @@
     <w:lvl w:ilvl="0" w:tentative="0">
       <w:start w:val="0"/>
       <w:numFmt w:val="lowerLetter"/>
-      <w:pStyle xmlns:tce="http://www.TCE.com" xmlns:a="http://schemas.openxmlformats.org/drawingml/2006/main" xmlns:pic="http://schemas.openxmlformats.org/drawingml/2006/picture" xmlns:a14="http://schemas.microsoft.com/office/drawing/2010/main" w:val="ListParagraph"/>
+      <w:pStyle xmlns:tce="http://www.TCE.com" xmlns:a="http://schemas.openxmlformats.org/drawingml/2006/main" xmlns:pic="http://schemas.openxmlformats.org/drawingml/2006/picture" xmlns:a14="http://schemas.microsoft.com/office/drawing/2010/main" w:val="BodyText"/>
       <w:lvlText w:val="%5."/>
       <w:lvlJc w:val="left"/>
       <w:pPr>
@@ -22105,7 +22095,7 @@
     <w:lvl w:ilvl="0" w:tentative="0">
       <w:start w:val="0"/>
       <w:numFmt w:val="lowerRoman"/>
-      <w:pStyle xmlns:tce="http://www.TCE.com" xmlns:a="http://schemas.openxmlformats.org/drawingml/2006/main" xmlns:pic="http://schemas.openxmlformats.org/drawingml/2006/picture" xmlns:a14="http://schemas.microsoft.com/office/drawing/2010/main" w:val="ListParagraph"/>
+      <w:pStyle xmlns:tce="http://www.TCE.com" xmlns:a="http://schemas.openxmlformats.org/drawingml/2006/main" xmlns:pic="http://schemas.openxmlformats.org/drawingml/2006/picture" xmlns:a14="http://schemas.microsoft.com/office/drawing/2010/main" w:val="BodyText"/>
       <w:lvlText w:val="%6."/>
       <w:lvlJc w:val="right"/>
       <w:pPr>
@@ -22115,7 +22105,7 @@
     <w:lvl w:ilvl="0" w:tentative="0">
       <w:start w:val="0"/>
       <w:numFmt w:val="decimal"/>
-      <w:pStyle xmlns:tce="http://www.TCE.com" xmlns:a="http://schemas.openxmlformats.org/drawingml/2006/main" xmlns:pic="http://schemas.openxmlformats.org/drawingml/2006/picture" xmlns:a14="http://schemas.microsoft.com/office/drawing/2010/main" w:val="ListParagraph"/>
+      <w:pStyle xmlns:tce="http://www.TCE.com" xmlns:a="http://schemas.openxmlformats.org/drawingml/2006/main" xmlns:pic="http://schemas.openxmlformats.org/drawingml/2006/picture" xmlns:a14="http://schemas.microsoft.com/office/drawing/2010/main" w:val="BodyText"/>
       <w:lvlText w:val="%7."/>
       <w:lvlJc w:val="left"/>
       <w:pPr>
@@ -22125,7 +22115,7 @@
     <w:lvl w:ilvl="0" w:tentative="0">
       <w:start w:val="0"/>
       <w:numFmt w:val="lowerLetter"/>
-      <w:pStyle xmlns:tce="http://www.TCE.com" xmlns:a="http://schemas.openxmlformats.org/drawingml/2006/main" xmlns:pic="http://schemas.openxmlformats.org/drawingml/2006/picture" xmlns:a14="http://schemas.microsoft.com/office/drawing/2010/main" w:val="ListParagraph"/>
+      <w:pStyle xmlns:tce="http://www.TCE.com" xmlns:a="http://schemas.openxmlformats.org/drawingml/2006/main" xmlns:pic="http://schemas.openxmlformats.org/drawingml/2006/picture" xmlns:a14="http://schemas.microsoft.com/office/drawing/2010/main" w:val="BodyText"/>
       <w:lvlText w:val="%8."/>
       <w:lvlJc w:val="left"/>
       <w:pPr>
@@ -22135,7 +22125,7 @@
     <w:lvl w:ilvl="0" w:tentative="0">
       <w:start w:val="0"/>
       <w:numFmt w:val="lowerRoman"/>
-      <w:pStyle xmlns:tce="http://www.TCE.com" xmlns:a="http://schemas.openxmlformats.org/drawingml/2006/main" xmlns:pic="http://schemas.openxmlformats.org/drawingml/2006/picture" xmlns:a14="http://schemas.microsoft.com/office/drawing/2010/main" w:val="ListParagraph"/>
+      <w:pStyle xmlns:tce="http://www.TCE.com" xmlns:a="http://schemas.openxmlformats.org/drawingml/2006/main" xmlns:pic="http://schemas.openxmlformats.org/drawingml/2006/picture" xmlns:a14="http://schemas.microsoft.com/office/drawing/2010/main" w:val="BodyText"/>
       <w:lvlText w:val="%9."/>
       <w:lvlJc w:val="right"/>
       <w:pPr>
@@ -22241,7 +22231,7 @@
     <w:lvl w:ilvl="0">
       <w:start w:val="0"/>
       <w:numFmt w:val="lowerLetter"/>
-      <w:pStyle xmlns:tce="http://www.TCE.com" xmlns:a="http://schemas.openxmlformats.org/drawingml/2006/main" xmlns:pic="http://schemas.openxmlformats.org/drawingml/2006/picture" xmlns:a14="http://schemas.microsoft.com/office/drawing/2010/main" w:val="BodyText"/>
+      <w:pStyle xmlns:tce="http://www.TCE.com" xmlns:a="http://schemas.openxmlformats.org/drawingml/2006/main" xmlns:pic="http://schemas.openxmlformats.org/drawingml/2006/picture" xmlns:a14="http://schemas.microsoft.com/office/drawing/2010/main" w:val="ListParagraph"/>
       <w:lvlText w:val="(%1)"/>
       <w:lvlJc w:val="left"/>
       <w:pPr>
@@ -22251,7 +22241,7 @@
     <w:lvl w:ilvl="0">
       <w:start w:val="0"/>
       <w:numFmt w:val="decimal"/>
-      <w:pStyle xmlns:tce="http://www.TCE.com" xmlns:a="http://schemas.openxmlformats.org/drawingml/2006/main" xmlns:pic="http://schemas.openxmlformats.org/drawingml/2006/picture" xmlns:a14="http://schemas.microsoft.com/office/drawing/2010/main" w:val="BodyText"/>
+      <w:pStyle xmlns:tce="http://www.TCE.com" xmlns:a="http://schemas.openxmlformats.org/drawingml/2006/main" xmlns:pic="http://schemas.openxmlformats.org/drawingml/2006/picture" xmlns:a14="http://schemas.microsoft.com/office/drawing/2010/main" w:val="ListParagraph"/>
       <w:lvlText w:val="(%2)"/>
       <w:lvlJc w:val="left"/>
       <w:pPr>
@@ -22261,7 +22251,7 @@
     <w:lvl w:ilvl="0" w:tentative="0">
       <w:start w:val="0"/>
       <w:numFmt w:val="lowerRoman"/>
-      <w:pStyle xmlns:tce="http://www.TCE.com" xmlns:a="http://schemas.openxmlformats.org/drawingml/2006/main" xmlns:pic="http://schemas.openxmlformats.org/drawingml/2006/picture" xmlns:a14="http://schemas.microsoft.com/office/drawing/2010/main" w:val="BodyText"/>
+      <w:pStyle xmlns:tce="http://www.TCE.com" xmlns:a="http://schemas.openxmlformats.org/drawingml/2006/main" xmlns:pic="http://schemas.openxmlformats.org/drawingml/2006/picture" xmlns:a14="http://schemas.microsoft.com/office/drawing/2010/main" w:val="ListParagraph"/>
       <w:lvlText w:val="(%3)"/>
       <w:lvlJc w:val="left"/>
       <w:pPr>
@@ -22271,7 +22261,7 @@
     <w:lvl w:ilvl="0" w:tentative="0">
       <w:start w:val="0"/>
       <w:numFmt w:val="decimal"/>
-      <w:pStyle xmlns:tce="http://www.TCE.com" xmlns:a="http://schemas.openxmlformats.org/drawingml/2006/main" xmlns:pic="http://schemas.openxmlformats.org/drawingml/2006/picture" xmlns:a14="http://schemas.microsoft.com/office/drawing/2010/main" w:val="BodyText"/>
+      <w:pStyle xmlns:tce="http://www.TCE.com" xmlns:a="http://schemas.openxmlformats.org/drawingml/2006/main" xmlns:pic="http://schemas.openxmlformats.org/drawingml/2006/picture" xmlns:a14="http://schemas.microsoft.com/office/drawing/2010/main" w:val="ListParagraph"/>
       <w:lvlText w:val="%4."/>
       <w:lvlJc w:val="left"/>
       <w:pPr>
@@ -22281,7 +22271,7 @@
     <w:lvl w:ilvl="0" w:tentative="0">
       <w:start w:val="0"/>
       <w:numFmt w:val="lowerLetter"/>
-      <w:pStyle xmlns:tce="http://www.TCE.com" xmlns:a="http://schemas.openxmlformats.org/drawingml/2006/main" xmlns:pic="http://schemas.openxmlformats.org/drawingml/2006/picture" xmlns:a14="http://schemas.microsoft.com/office/drawing/2010/main" w:val="BodyText"/>
+      <w:pStyle xmlns:tce="http://www.TCE.com" xmlns:a="http://schemas.openxmlformats.org/drawingml/2006/main" xmlns:pic="http://schemas.openxmlformats.org/drawingml/2006/picture" xmlns:a14="http://schemas.microsoft.com/office/drawing/2010/main" w:val="ListParagraph"/>
       <w:lvlText w:val="%5."/>
       <w:lvlJc w:val="left"/>
       <w:pPr>
@@ -22291,7 +22281,7 @@
     <w:lvl w:ilvl="0" w:tentative="0">
       <w:start w:val="0"/>
       <w:numFmt w:val="lowerRoman"/>
-      <w:pStyle xmlns:tce="http://www.TCE.com" xmlns:a="http://schemas.openxmlformats.org/drawingml/2006/main" xmlns:pic="http://schemas.openxmlformats.org/drawingml/2006/picture" xmlns:a14="http://schemas.microsoft.com/office/drawing/2010/main" w:val="BodyText"/>
+      <w:pStyle xmlns:tce="http://www.TCE.com" xmlns:a="http://schemas.openxmlformats.org/drawingml/2006/main" xmlns:pic="http://schemas.openxmlformats.org/drawingml/2006/picture" xmlns:a14="http://schemas.microsoft.com/office/drawing/2010/main" w:val="ListParagraph"/>
       <w:lvlText w:val="%6."/>
       <w:lvlJc w:val="right"/>
       <w:pPr>
@@ -22301,7 +22291,7 @@
     <w:lvl w:ilvl="0" w:tentative="0">
       <w:start w:val="0"/>
       <w:numFmt w:val="decimal"/>
-      <w:pStyle xmlns:tce="http://www.TCE.com" xmlns:a="http://schemas.openxmlformats.org/drawingml/2006/main" xmlns:pic="http://schemas.openxmlformats.org/drawingml/2006/picture" xmlns:a14="http://schemas.microsoft.com/office/drawing/2010/main" w:val="BodyText"/>
+      <w:pStyle xmlns:tce="http://www.TCE.com" xmlns:a="http://schemas.openxmlformats.org/drawingml/2006/main" xmlns:pic="http://schemas.openxmlformats.org/drawingml/2006/picture" xmlns:a14="http://schemas.microsoft.com/office/drawing/2010/main" w:val="ListParagraph"/>
       <w:lvlText w:val="%7."/>
       <w:lvlJc w:val="left"/>
       <w:pPr>
@@ -22311,7 +22301,7 @@
     <w:lvl w:ilvl="0" w:tentative="0">
       <w:start w:val="0"/>
       <w:numFmt w:val="lowerLetter"/>
-      <w:pStyle xmlns:tce="http://www.TCE.com" xmlns:a="http://schemas.openxmlformats.org/drawingml/2006/main" xmlns:pic="http://schemas.openxmlformats.org/drawingml/2006/picture" xmlns:a14="http://schemas.microsoft.com/office/drawing/2010/main" w:val="BodyText"/>
+      <w:pStyle xmlns:tce="http://www.TCE.com" xmlns:a="http://schemas.openxmlformats.org/drawingml/2006/main" xmlns:pic="http://schemas.openxmlformats.org/drawingml/2006/picture" xmlns:a14="http://schemas.microsoft.com/office/drawing/2010/main" w:val="ListParagraph"/>
       <w:lvlText w:val="%8."/>
       <w:lvlJc w:val="left"/>
       <w:pPr>
@@ -22321,7 +22311,7 @@
     <w:lvl w:ilvl="0" w:tentative="0">
       <w:start w:val="0"/>
       <w:numFmt w:val="lowerRoman"/>
-      <w:pStyle xmlns:tce="http://www.TCE.com" xmlns:a="http://schemas.openxmlformats.org/drawingml/2006/main" xmlns:pic="http://schemas.openxmlformats.org/drawingml/2006/picture" xmlns:a14="http://schemas.microsoft.com/office/drawing/2010/main" w:val="BodyText"/>
+      <w:pStyle xmlns:tce="http://www.TCE.com" xmlns:a="http://schemas.openxmlformats.org/drawingml/2006/main" xmlns:pic="http://schemas.openxmlformats.org/drawingml/2006/picture" xmlns:a14="http://schemas.microsoft.com/office/drawing/2010/main" w:val="ListParagraph"/>
       <w:lvlText w:val="%9."/>
       <w:lvlJc w:val="right"/>
       <w:pPr>
@@ -22427,7 +22417,7 @@
     <w:lvl w:ilvl="0">
       <w:start w:val="0"/>
       <w:numFmt w:val="lowerLetter"/>
-      <w:pStyle xmlns:tce="http://www.TCE.com" xmlns:a="http://schemas.openxmlformats.org/drawingml/2006/main" xmlns:pic="http://schemas.openxmlformats.org/drawingml/2006/picture" xmlns:a14="http://schemas.microsoft.com/office/drawing/2010/main" w:val="ListParagraph"/>
+      <w:pStyle xmlns:tce="http://www.TCE.com" xmlns:a="http://schemas.openxmlformats.org/drawingml/2006/main" xmlns:pic="http://schemas.openxmlformats.org/drawingml/2006/picture" xmlns:a14="http://schemas.microsoft.com/office/drawing/2010/main" w:val="BodyText"/>
       <w:lvlText w:val="(%1)"/>
       <w:lvlJc w:val="left"/>
       <w:pPr>
@@ -22437,7 +22427,7 @@
     <w:lvl w:ilvl="0">
       <w:start w:val="0"/>
       <w:numFmt w:val="decimal"/>
-      <w:pStyle xmlns:tce="http://www.TCE.com" xmlns:a="http://schemas.openxmlformats.org/drawingml/2006/main" xmlns:pic="http://schemas.openxmlformats.org/drawingml/2006/picture" xmlns:a14="http://schemas.microsoft.com/office/drawing/2010/main" w:val="ListParagraph"/>
+      <w:pStyle xmlns:tce="http://www.TCE.com" xmlns:a="http://schemas.openxmlformats.org/drawingml/2006/main" xmlns:pic="http://schemas.openxmlformats.org/drawingml/2006/picture" xmlns:a14="http://schemas.microsoft.com/office/drawing/2010/main" w:val="BodyText"/>
       <w:lvlText w:val="(%2)"/>
       <w:lvlJc w:val="left"/>
       <w:pPr>
@@ -22447,7 +22437,7 @@
     <w:lvl w:ilvl="0" w:tentative="0">
       <w:start w:val="0"/>
       <w:numFmt w:val="lowerRoman"/>
-      <w:pStyle xmlns:tce="http://www.TCE.com" xmlns:a="http://schemas.openxmlformats.org/drawingml/2006/main" xmlns:pic="http://schemas.openxmlformats.org/drawingml/2006/picture" xmlns:a14="http://schemas.microsoft.com/office/drawing/2010/main" w:val="ListParagraph"/>
+      <w:pStyle xmlns:tce="http://www.TCE.com" xmlns:a="http://schemas.openxmlformats.org/drawingml/2006/main" xmlns:pic="http://schemas.openxmlformats.org/drawingml/2006/picture" xmlns:a14="http://schemas.microsoft.com/office/drawing/2010/main" w:val="BodyText"/>
       <w:lvlText w:val="(%3)"/>
       <w:lvlJc w:val="left"/>
       <w:pPr>
@@ -22457,7 +22447,7 @@
     <w:lvl w:ilvl="0" w:tentative="0">
       <w:start w:val="0"/>
       <w:numFmt w:val="decimal"/>
-      <w:pStyle xmlns:tce="http://www.TCE.com" xmlns:a="http://schemas.openxmlformats.org/drawingml/2006/main" xmlns:pic="http://schemas.openxmlformats.org/drawingml/2006/picture" xmlns:a14="http://schemas.microsoft.com/office/drawing/2010/main" w:val="ListParagraph"/>
+      <w:pStyle xmlns:tce="http://www.TCE.com" xmlns:a="http://schemas.openxmlformats.org/drawingml/2006/main" xmlns:pic="http://schemas.openxmlformats.org/drawingml/2006/picture" xmlns:a14="http://schemas.microsoft.com/office/drawing/2010/main" w:val="BodyText"/>
       <w:lvlText w:val="%4."/>
       <w:lvlJc w:val="left"/>
       <w:pPr>
@@ -22467,7 +22457,7 @@
     <w:lvl w:ilvl="0" w:tentative="0">
       <w:start w:val="0"/>
       <w:numFmt w:val="lowerLetter"/>
-      <w:pStyle xmlns:tce="http://www.TCE.com" xmlns:a="http://schemas.openxmlformats.org/drawingml/2006/main" xmlns:pic="http://schemas.openxmlformats.org/drawingml/2006/picture" xmlns:a14="http://schemas.microsoft.com/office/drawing/2010/main" w:val="ListParagraph"/>
+      <w:pStyle xmlns:tce="http://www.TCE.com" xmlns:a="http://schemas.openxmlformats.org/drawingml/2006/main" xmlns:pic="http://schemas.openxmlformats.org/drawingml/2006/picture" xmlns:a14="http://schemas.microsoft.com/office/drawing/2010/main" w:val="BodyText"/>
       <w:lvlText w:val="%5."/>
       <w:lvlJc w:val="left"/>
       <w:pPr>
@@ -22477,7 +22467,7 @@
     <w:lvl w:ilvl="0" w:tentative="0">
       <w:start w:val="0"/>
       <w:numFmt w:val="lowerRoman"/>
-      <w:pStyle xmlns:tce="http://www.TCE.com" xmlns:a="http://schemas.openxmlformats.org/drawingml/2006/main" xmlns:pic="http://schemas.openxmlformats.org/drawingml/2006/picture" xmlns:a14="http://schemas.microsoft.com/office/drawing/2010/main" w:val="ListParagraph"/>
+      <w:pStyle xmlns:tce="http://www.TCE.com" xmlns:a="http://schemas.openxmlformats.org/drawingml/2006/main" xmlns:pic="http://schemas.openxmlformats.org/drawingml/2006/picture" xmlns:a14="http://schemas.microsoft.com/office/drawing/2010/main" w:val="BodyText"/>
       <w:lvlText w:val="%6."/>
       <w:lvlJc w:val="right"/>
       <w:pPr>
@@ -22487,7 +22477,7 @@
     <w:lvl w:ilvl="0" w:tentative="0">
       <w:start w:val="0"/>
       <w:numFmt w:val="decimal"/>
-      <w:pStyle xmlns:tce="http://www.TCE.com" xmlns:a="http://schemas.openxmlformats.org/drawingml/2006/main" xmlns:pic="http://schemas.openxmlformats.org/drawingml/2006/picture" xmlns:a14="http://schemas.microsoft.com/office/drawing/2010/main" w:val="ListParagraph"/>
+      <w:pStyle xmlns:tce="http://www.TCE.com" xmlns:a="http://schemas.openxmlformats.org/drawingml/2006/main" xmlns:pic="http://schemas.openxmlformats.org/drawingml/2006/picture" xmlns:a14="http://schemas.microsoft.com/office/drawing/2010/main" w:val="BodyText"/>
       <w:lvlText w:val="%7."/>
       <w:lvlJc w:val="left"/>
       <w:pPr>
@@ -22497,7 +22487,7 @@
     <w:lvl w:ilvl="0" w:tentative="0">
       <w:start w:val="0"/>
       <w:numFmt w:val="lowerLetter"/>
-      <w:pStyle xmlns:tce="http://www.TCE.com" xmlns:a="http://schemas.openxmlformats.org/drawingml/2006/main" xmlns:pic="http://schemas.openxmlformats.org/drawingml/2006/picture" xmlns:a14="http://schemas.microsoft.com/office/drawing/2010/main" w:val="ListParagraph"/>
+      <w:pStyle xmlns:tce="http://www.TCE.com" xmlns:a="http://schemas.openxmlformats.org/drawingml/2006/main" xmlns:pic="http://schemas.openxmlformats.org/drawingml/2006/picture" xmlns:a14="http://schemas.microsoft.com/office/drawing/2010/main" w:val="BodyText"/>
       <w:lvlText w:val="%8."/>
       <w:lvlJc w:val="left"/>
       <w:pPr>
@@ -22507,7 +22497,7 @@
     <w:lvl w:ilvl="0" w:tentative="0">
       <w:start w:val="0"/>
       <w:numFmt w:val="lowerRoman"/>
-      <w:pStyle xmlns:tce="http://www.TCE.com" xmlns:a="http://schemas.openxmlformats.org/drawingml/2006/main" xmlns:pic="http://schemas.openxmlformats.org/drawingml/2006/picture" xmlns:a14="http://schemas.microsoft.com/office/drawing/2010/main" w:val="ListParagraph"/>
+      <w:pStyle xmlns:tce="http://www.TCE.com" xmlns:a="http://schemas.openxmlformats.org/drawingml/2006/main" xmlns:pic="http://schemas.openxmlformats.org/drawingml/2006/picture" xmlns:a14="http://schemas.microsoft.com/office/drawing/2010/main" w:val="BodyText"/>
       <w:lvlText w:val="%9."/>
       <w:lvlJc w:val="right"/>
       <w:pPr>
@@ -22520,7 +22510,7 @@
     <w:lvl w:ilvl="0">
       <w:start w:val="0"/>
       <w:numFmt w:val="lowerLetter"/>
-      <w:pStyle xmlns:tce="http://www.TCE.com" xmlns:a="http://schemas.openxmlformats.org/drawingml/2006/main" xmlns:pic="http://schemas.openxmlformats.org/drawingml/2006/picture" xmlns:a14="http://schemas.microsoft.com/office/drawing/2010/main" w:val="BodyText"/>
+      <w:pStyle xmlns:tce="http://www.TCE.com" xmlns:a="http://schemas.openxmlformats.org/drawingml/2006/main" xmlns:pic="http://schemas.openxmlformats.org/drawingml/2006/picture" xmlns:a14="http://schemas.microsoft.com/office/drawing/2010/main" w:val="ListParagraph"/>
       <w:lvlText w:val="(%1)"/>
       <w:lvlJc w:val="left"/>
       <w:pPr>
@@ -22530,7 +22520,7 @@
     <w:lvl w:ilvl="0">
       <w:start w:val="0"/>
       <w:numFmt w:val="decimal"/>
-      <w:pStyle xmlns:tce="http://www.TCE.com" xmlns:a="http://schemas.openxmlformats.org/drawingml/2006/main" xmlns:pic="http://schemas.openxmlformats.org/drawingml/2006/picture" xmlns:a14="http://schemas.microsoft.com/office/drawing/2010/main" w:val="BodyText"/>
+      <w:pStyle xmlns:tce="http://www.TCE.com" xmlns:a="http://schemas.openxmlformats.org/drawingml/2006/main" xmlns:pic="http://schemas.openxmlformats.org/drawingml/2006/picture" xmlns:a14="http://schemas.microsoft.com/office/drawing/2010/main" w:val="ListParagraph"/>
       <w:lvlText w:val="(%2)"/>
       <w:lvlJc w:val="left"/>
       <w:pPr>
@@ -22540,7 +22530,7 @@
     <w:lvl w:ilvl="0" w:tentative="0">
       <w:start w:val="0"/>
       <w:numFmt w:val="lowerRoman"/>
-      <w:pStyle xmlns:tce="http://www.TCE.com" xmlns:a="http://schemas.openxmlformats.org/drawingml/2006/main" xmlns:pic="http://schemas.openxmlformats.org/drawingml/2006/picture" xmlns:a14="http://schemas.microsoft.com/office/drawing/2010/main" w:val="BodyText"/>
+      <w:pStyle xmlns:tce="http://www.TCE.com" xmlns:a="http://schemas.openxmlformats.org/drawingml/2006/main" xmlns:pic="http://schemas.openxmlformats.org/drawingml/2006/picture" xmlns:a14="http://schemas.microsoft.com/office/drawing/2010/main" w:val="ListParagraph"/>
       <w:lvlText w:val="(%3)"/>
       <w:lvlJc w:val="left"/>
       <w:pPr>
@@ -22550,7 +22540,7 @@
     <w:lvl w:ilvl="0" w:tentative="0">
       <w:start w:val="0"/>
       <w:numFmt w:val="decimal"/>
-      <w:pStyle xmlns:tce="http://www.TCE.com" xmlns:a="http://schemas.openxmlformats.org/drawingml/2006/main" xmlns:pic="http://schemas.openxmlformats.org/drawingml/2006/picture" xmlns:a14="http://schemas.microsoft.com/office/drawing/2010/main" w:val="BodyText"/>
+      <w:pStyle xmlns:tce="http://www.TCE.com" xmlns:a="http://schemas.openxmlformats.org/drawingml/2006/main" xmlns:pic="http://schemas.openxmlformats.org/drawingml/2006/picture" xmlns:a14="http://schemas.microsoft.com/office/drawing/2010/main" w:val="ListParagraph"/>
       <w:lvlText w:val="%4."/>
       <w:lvlJc w:val="left"/>
       <w:pPr>
@@ -22560,7 +22550,7 @@
     <w:lvl w:ilvl="0" w:tentative="0">
       <w:start w:val="0"/>
       <w:numFmt w:val="lowerLetter"/>
-      <w:pStyle xmlns:tce="http://www.TCE.com" xmlns:a="http://schemas.openxmlformats.org/drawingml/2006/main" xmlns:pic="http://schemas.openxmlformats.org/drawingml/2006/picture" xmlns:a14="http://schemas.microsoft.com/office/drawing/2010/main" w:val="BodyText"/>
+      <w:pStyle xmlns:tce="http://www.TCE.com" xmlns:a="http://schemas.openxmlformats.org/drawingml/2006/main" xmlns:pic="http://schemas.openxmlformats.org/drawingml/2006/picture" xmlns:a14="http://schemas.microsoft.com/office/drawing/2010/main" w:val="ListParagraph"/>
       <w:lvlText w:val="%5."/>
       <w:lvlJc w:val="left"/>
       <w:pPr>
@@ -22570,7 +22560,7 @@
     <w:lvl w:ilvl="0" w:tentative="0">
       <w:start w:val="0"/>
       <w:numFmt w:val="lowerRoman"/>
-      <w:pStyle xmlns:tce="http://www.TCE.com" xmlns:a="http://schemas.openxmlformats.org/drawingml/2006/main" xmlns:pic="http://schemas.openxmlformats.org/drawingml/2006/picture" xmlns:a14="http://schemas.microsoft.com/office/drawing/2010/main" w:val="BodyText"/>
+      <w:pStyle xmlns:tce="http://www.TCE.com" xmlns:a="http://schemas.openxmlformats.org/drawingml/2006/main" xmlns:pic="http://schemas.openxmlformats.org/drawingml/2006/picture" xmlns:a14="http://schemas.microsoft.com/office/drawing/2010/main" w:val="ListParagraph"/>
       <w:lvlText w:val="%6."/>
       <w:lvlJc w:val="right"/>
       <w:pPr>
@@ -22580,7 +22570,7 @@
     <w:lvl w:ilvl="0" w:tentative="0">
       <w:start w:val="0"/>
       <w:numFmt w:val="decimal"/>
-      <w:pStyle xmlns:tce="http://www.TCE.com" xmlns:a="http://schemas.openxmlformats.org/drawingml/2006/main" xmlns:pic="http://schemas.openxmlformats.org/drawingml/2006/picture" xmlns:a14="http://schemas.microsoft.com/office/drawing/2010/main" w:val="BodyText"/>
+      <w:pStyle xmlns:tce="http://www.TCE.com" xmlns:a="http://schemas.openxmlformats.org/drawingml/2006/main" xmlns:pic="http://schemas.openxmlformats.org/drawingml/2006/picture" xmlns:a14="http://schemas.microsoft.com/office/drawing/2010/main" w:val="ListParagraph"/>
       <w:lvlText w:val="%7."/>
       <w:lvlJc w:val="left"/>
       <w:pPr>
@@ -22590,7 +22580,7 @@
     <w:lvl w:ilvl="0" w:tentative="0">
       <w:start w:val="0"/>
       <w:numFmt w:val="lowerLetter"/>
-      <w:pStyle xmlns:tce="http://www.TCE.com" xmlns:a="http://schemas.openxmlformats.org/drawingml/2006/main" xmlns:pic="http://schemas.openxmlformats.org/drawingml/2006/picture" xmlns:a14="http://schemas.microsoft.com/office/drawing/2010/main" w:val="BodyText"/>
+      <w:pStyle xmlns:tce="http://www.TCE.com" xmlns:a="http://schemas.openxmlformats.org/drawingml/2006/main" xmlns:pic="http://schemas.openxmlformats.org/drawingml/2006/picture" xmlns:a14="http://schemas.microsoft.com/office/drawing/2010/main" w:val="ListParagraph"/>
       <w:lvlText w:val="%8."/>
       <w:lvlJc w:val="left"/>
       <w:pPr>
@@ -22600,7 +22590,7 @@
     <w:lvl w:ilvl="0" w:tentative="0">
       <w:start w:val="0"/>
       <w:numFmt w:val="lowerRoman"/>
-      <w:pStyle xmlns:tce="http://www.TCE.com" xmlns:a="http://schemas.openxmlformats.org/drawingml/2006/main" xmlns:pic="http://schemas.openxmlformats.org/drawingml/2006/picture" xmlns:a14="http://schemas.microsoft.com/office/drawing/2010/main" w:val="BodyText"/>
+      <w:pStyle xmlns:tce="http://www.TCE.com" xmlns:a="http://schemas.openxmlformats.org/drawingml/2006/main" xmlns:pic="http://schemas.openxmlformats.org/drawingml/2006/picture" xmlns:a14="http://schemas.microsoft.com/office/drawing/2010/main" w:val="ListParagraph"/>
       <w:lvlText w:val="%9."/>
       <w:lvlJc w:val="right"/>
       <w:pPr>
@@ -22613,7 +22603,7 @@
     <w:lvl w:ilvl="0">
       <w:start w:val="0"/>
       <w:numFmt w:val="lowerLetter"/>
-      <w:pStyle xmlns:tce="http://www.TCE.com" xmlns:a="http://schemas.openxmlformats.org/drawingml/2006/main" xmlns:pic="http://schemas.openxmlformats.org/drawingml/2006/picture" xmlns:a14="http://schemas.microsoft.com/office/drawing/2010/main" w:val="ListParagraph"/>
+      <w:pStyle xmlns:tce="http://www.TCE.com" xmlns:a="http://schemas.openxmlformats.org/drawingml/2006/main" xmlns:pic="http://schemas.openxmlformats.org/drawingml/2006/picture" xmlns:a14="http://schemas.microsoft.com/office/drawing/2010/main" w:val="BodyText"/>
       <w:lvlText w:val="(%1)"/>
       <w:lvlJc w:val="left"/>
       <w:pPr>
@@ -22623,7 +22613,7 @@
     <w:lvl w:ilvl="0">
       <w:start w:val="0"/>
       <w:numFmt w:val="decimal"/>
-      <w:pStyle xmlns:tce="http://www.TCE.com" xmlns:a="http://schemas.openxmlformats.org/drawingml/2006/main" xmlns:pic="http://schemas.openxmlformats.org/drawingml/2006/picture" xmlns:a14="http://schemas.microsoft.com/office/drawing/2010/main" w:val="ListParagraph"/>
+      <w:pStyle xmlns:tce="http://www.TCE.com" xmlns:a="http://schemas.openxmlformats.org/drawingml/2006/main" xmlns:pic="http://schemas.openxmlformats.org/drawingml/2006/picture" xmlns:a14="http://schemas.microsoft.com/office/drawing/2010/main" w:val="BodyText"/>
       <w:lvlText w:val="(%2)"/>
       <w:lvlJc w:val="left"/>
       <w:pPr>
@@ -22633,7 +22623,7 @@
     <w:lvl w:ilvl="0" w:tentative="0">
       <w:start w:val="0"/>
       <w:numFmt w:val="lowerRoman"/>
-      <w:pStyle xmlns:tce="http://www.TCE.com" xmlns:a="http://schemas.openxmlformats.org/drawingml/2006/main" xmlns:pic="http://schemas.openxmlformats.org/drawingml/2006/picture" xmlns:a14="http://schemas.microsoft.com/office/drawing/2010/main" w:val="ListParagraph"/>
+      <w:pStyle xmlns:tce="http://www.TCE.com" xmlns:a="http://schemas.openxmlformats.org/drawingml/2006/main" xmlns:pic="http://schemas.openxmlformats.org/drawingml/2006/picture" xmlns:a14="http://schemas.microsoft.com/office/drawing/2010/main" w:val="BodyText"/>
       <w:lvlText w:val="(%3)"/>
       <w:lvlJc w:val="left"/>
       <w:pPr>
@@ -22643,7 +22633,7 @@
     <w:lvl w:ilvl="0" w:tentative="0">
       <w:start w:val="0"/>
       <w:numFmt w:val="decimal"/>
-      <w:pStyle xmlns:tce="http://www.TCE.com" xmlns:a="http://schemas.openxmlformats.org/drawingml/2006/main" xmlns:pic="http://schemas.openxmlformats.org/drawingml/2006/picture" xmlns:a14="http://schemas.microsoft.com/office/drawing/2010/main" w:val="ListParagraph"/>
+      <w:pStyle xmlns:tce="http://www.TCE.com" xmlns:a="http://schemas.openxmlformats.org/drawingml/2006/main" xmlns:pic="http://schemas.openxmlformats.org/drawingml/2006/picture" xmlns:a14="http://schemas.microsoft.com/office/drawing/2010/main" w:val="BodyText"/>
       <w:lvlText w:val="%4."/>
       <w:lvlJc w:val="left"/>
       <w:pPr>
@@ -22653,7 +22643,7 @@
     <w:lvl w:ilvl="0" w:tentative="0">
       <w:start w:val="0"/>
       <w:numFmt w:val="lowerLetter"/>
-      <w:pStyle xmlns:tce="http://www.TCE.com" xmlns:a="http://schemas.openxmlformats.org/drawingml/2006/main" xmlns:pic="http://schemas.openxmlformats.org/drawingml/2006/picture" xmlns:a14="http://schemas.microsoft.com/office/drawing/2010/main" w:val="ListParagraph"/>
+      <w:pStyle xmlns:tce="http://www.TCE.com" xmlns:a="http://schemas.openxmlformats.org/drawingml/2006/main" xmlns:pic="http://schemas.openxmlformats.org/drawingml/2006/picture" xmlns:a14="http://schemas.microsoft.com/office/drawing/2010/main" w:val="BodyText"/>
       <w:lvlText w:val="%5."/>
       <w:lvlJc w:val="left"/>
       <w:pPr>
@@ -22663,7 +22653,7 @@
     <w:lvl w:ilvl="0" w:tentative="0">
       <w:start w:val="0"/>
       <w:numFmt w:val="lowerRoman"/>
-      <w:pStyle xmlns:tce="http://www.TCE.com" xmlns:a="http://schemas.openxmlformats.org/drawingml/2006/main" xmlns:pic="http://schemas.openxmlformats.org/drawingml/2006/picture" xmlns:a14="http://schemas.microsoft.com/office/drawing/2010/main" w:val="ListParagraph"/>
+      <w:pStyle xmlns:tce="http://www.TCE.com" xmlns:a="http://schemas.openxmlformats.org/drawingml/2006/main" xmlns:pic="http://schemas.openxmlformats.org/drawingml/2006/picture" xmlns:a14="http://schemas.microsoft.com/office/drawing/2010/main" w:val="BodyText"/>
       <w:lvlText w:val="%6."/>
       <w:lvlJc w:val="right"/>
       <w:pPr>
@@ -22673,7 +22663,7 @@
     <w:lvl w:ilvl="0" w:tentative="0">
       <w:start w:val="0"/>
       <w:numFmt w:val="decimal"/>
-      <w:pStyle xmlns:tce="http://www.TCE.com" xmlns:a="http://schemas.openxmlformats.org/drawingml/2006/main" xmlns:pic="http://schemas.openxmlformats.org/drawingml/2006/picture" xmlns:a14="http://schemas.microsoft.com/office/drawing/2010/main" w:val="ListParagraph"/>
+      <w:pStyle xmlns:tce="http://www.TCE.com" xmlns:a="http://schemas.openxmlformats.org/drawingml/2006/main" xmlns:pic="http://schemas.openxmlformats.org/drawingml/2006/picture" xmlns:a14="http://schemas.microsoft.com/office/drawing/2010/main" w:val="BodyText"/>
       <w:lvlText w:val="%7."/>
       <w:lvlJc w:val="left"/>
       <w:pPr>
@@ -22683,7 +22673,7 @@
     <w:lvl w:ilvl="0" w:tentative="0">
       <w:start w:val="0"/>
       <w:numFmt w:val="lowerLetter"/>
-      <w:pStyle xmlns:tce="http://www.TCE.com" xmlns:a="http://schemas.openxmlformats.org/drawingml/2006/main" xmlns:pic="http://schemas.openxmlformats.org/drawingml/2006/picture" xmlns:a14="http://schemas.microsoft.com/office/drawing/2010/main" w:val="ListParagraph"/>
+      <w:pStyle xmlns:tce="http://www.TCE.com" xmlns:a="http://schemas.openxmlformats.org/drawingml/2006/main" xmlns:pic="http://schemas.openxmlformats.org/drawingml/2006/picture" xmlns:a14="http://schemas.microsoft.com/office/drawing/2010/main" w:val="BodyText"/>
       <w:lvlText w:val="%8."/>
       <w:lvlJc w:val="left"/>
       <w:pPr>
@@ -22693,7 +22683,7 @@
     <w:lvl w:ilvl="0" w:tentative="0">
       <w:start w:val="0"/>
       <w:numFmt w:val="lowerRoman"/>
-      <w:pStyle xmlns:tce="http://www.TCE.com" xmlns:a="http://schemas.openxmlformats.org/drawingml/2006/main" xmlns:pic="http://schemas.openxmlformats.org/drawingml/2006/picture" xmlns:a14="http://schemas.microsoft.com/office/drawing/2010/main" w:val="ListParagraph"/>
+      <w:pStyle xmlns:tce="http://www.TCE.com" xmlns:a="http://schemas.openxmlformats.org/drawingml/2006/main" xmlns:pic="http://schemas.openxmlformats.org/drawingml/2006/picture" xmlns:a14="http://schemas.microsoft.com/office/drawing/2010/main" w:val="BodyText"/>
       <w:lvlText w:val="%9."/>
       <w:lvlJc w:val="right"/>
       <w:pPr>
@@ -22985,7 +22975,7 @@
     <w:lvl w:ilvl="0">
       <w:start w:val="0"/>
       <w:numFmt w:val="lowerLetter"/>
-      <w:pStyle xmlns:tce="http://www.TCE.com" xmlns:a="http://schemas.openxmlformats.org/drawingml/2006/main" xmlns:pic="http://schemas.openxmlformats.org/drawingml/2006/picture" xmlns:a14="http://schemas.microsoft.com/office/drawing/2010/main" w:val="BodyText"/>
+      <w:pStyle xmlns:tce="http://www.TCE.com" xmlns:a="http://schemas.openxmlformats.org/drawingml/2006/main" xmlns:pic="http://schemas.openxmlformats.org/drawingml/2006/picture" xmlns:a14="http://schemas.microsoft.com/office/drawing/2010/main" w:val="ListParagraph"/>
       <w:lvlText w:val="(%1)"/>
       <w:lvlJc w:val="left"/>
       <w:pPr>
@@ -22995,7 +22985,7 @@
     <w:lvl w:ilvl="0">
       <w:start w:val="0"/>
       <w:numFmt w:val="decimal"/>
-      <w:pStyle xmlns:tce="http://www.TCE.com" xmlns:a="http://schemas.openxmlformats.org/drawingml/2006/main" xmlns:pic="http://schemas.openxmlformats.org/drawingml/2006/picture" xmlns:a14="http://schemas.microsoft.com/office/drawing/2010/main" w:val="BodyText"/>
+      <w:pStyle xmlns:tce="http://www.TCE.com" xmlns:a="http://schemas.openxmlformats.org/drawingml/2006/main" xmlns:pic="http://schemas.openxmlformats.org/drawingml/2006/picture" xmlns:a14="http://schemas.microsoft.com/office/drawing/2010/main" w:val="ListParagraph"/>
       <w:lvlText w:val="(%2)"/>
       <w:lvlJc w:val="left"/>
       <w:pPr>
@@ -23005,7 +22995,7 @@
     <w:lvl w:ilvl="0" w:tentative="0">
       <w:start w:val="0"/>
       <w:numFmt w:val="lowerRoman"/>
-      <w:pStyle xmlns:tce="http://www.TCE.com" xmlns:a="http://schemas.openxmlformats.org/drawingml/2006/main" xmlns:pic="http://schemas.openxmlformats.org/drawingml/2006/picture" xmlns:a14="http://schemas.microsoft.com/office/drawing/2010/main" w:val="BodyText"/>
+      <w:pStyle xmlns:tce="http://www.TCE.com" xmlns:a="http://schemas.openxmlformats.org/drawingml/2006/main" xmlns:pic="http://schemas.openxmlformats.org/drawingml/2006/picture" xmlns:a14="http://schemas.microsoft.com/office/drawing/2010/main" w:val="ListParagraph"/>
       <w:lvlText w:val="(%3)"/>
       <w:lvlJc w:val="left"/>
       <w:pPr>
@@ -23015,7 +23005,7 @@
     <w:lvl w:ilvl="0" w:tentative="0">
       <w:start w:val="0"/>
       <w:numFmt w:val="decimal"/>
-      <w:pStyle xmlns:tce="http://www.TCE.com" xmlns:a="http://schemas.openxmlformats.org/drawingml/2006/main" xmlns:pic="http://schemas.openxmlformats.org/drawingml/2006/picture" xmlns:a14="http://schemas.microsoft.com/office/drawing/2010/main" w:val="BodyText"/>
+      <w:pStyle xmlns:tce="http://www.TCE.com" xmlns:a="http://schemas.openxmlformats.org/drawingml/2006/main" xmlns:pic="http://schemas.openxmlformats.org/drawingml/2006/picture" xmlns:a14="http://schemas.microsoft.com/office/drawing/2010/main" w:val="ListParagraph"/>
       <w:lvlText w:val="%4."/>
       <w:lvlJc w:val="left"/>
       <w:pPr>
@@ -23025,7 +23015,7 @@
     <w:lvl w:ilvl="0" w:tentative="0">
       <w:start w:val="0"/>
       <w:numFmt w:val="lowerLetter"/>
-      <w:pStyle xmlns:tce="http://www.TCE.com" xmlns:a="http://schemas.openxmlformats.org/drawingml/2006/main" xmlns:pic="http://schemas.openxmlformats.org/drawingml/2006/picture" xmlns:a14="http://schemas.microsoft.com/office/drawing/2010/main" w:val="BodyText"/>
+      <w:pStyle xmlns:tce="http://www.TCE.com" xmlns:a="http://schemas.openxmlformats.org/drawingml/2006/main" xmlns:pic="http://schemas.openxmlformats.org/drawingml/2006/picture" xmlns:a14="http://schemas.microsoft.com/office/drawing/2010/main" w:val="ListParagraph"/>
       <w:lvlText w:val="%5."/>
       <w:lvlJc w:val="left"/>
       <w:pPr>
@@ -23035,7 +23025,7 @@
     <w:lvl w:ilvl="0" w:tentative="0">
       <w:start w:val="0"/>
       <w:numFmt w:val="lowerRoman"/>
-      <w:pStyle xmlns:tce="http://www.TCE.com" xmlns:a="http://schemas.openxmlformats.org/drawingml/2006/main" xmlns:pic="http://schemas.openxmlformats.org/drawingml/2006/picture" xmlns:a14="http://schemas.microsoft.com/office/drawing/2010/main" w:val="BodyText"/>
+      <w:pStyle xmlns:tce="http://www.TCE.com" xmlns:a="http://schemas.openxmlformats.org/drawingml/2006/main" xmlns:pic="http://schemas.openxmlformats.org/drawingml/2006/picture" xmlns:a14="http://schemas.microsoft.com/office/drawing/2010/main" w:val="ListParagraph"/>
       <w:lvlText w:val="%6."/>
       <w:lvlJc w:val="right"/>
       <w:pPr>
@@ -23045,7 +23035,7 @@
     <w:lvl w:ilvl="0" w:tentative="0">
       <w:start w:val="0"/>
       <w:numFmt w:val="decimal"/>
-      <w:pStyle xmlns:tce="http://www.TCE.com" xmlns:a="http://schemas.openxmlformats.org/drawingml/2006/main" xmlns:pic="http://schemas.openxmlformats.org/drawingml/2006/picture" xmlns:a14="http://schemas.microsoft.com/office/drawing/2010/main" w:val="BodyText"/>
+      <w:pStyle xmlns:tce="http://www.TCE.com" xmlns:a="http://schemas.openxmlformats.org/drawingml/2006/main" xmlns:pic="http://schemas.openxmlformats.org/drawingml/2006/picture" xmlns:a14="http://schemas.microsoft.com/office/drawing/2010/main" w:val="ListParagraph"/>
       <w:lvlText w:val="%7."/>
       <w:lvlJc w:val="left"/>
       <w:pPr>
@@ -23055,7 +23045,7 @@
     <w:lvl w:ilvl="0" w:tentative="0">
       <w:start w:val="0"/>
       <w:numFmt w:val="lowerLetter"/>
-      <w:pStyle xmlns:tce="http://www.TCE.com" xmlns:a="http://schemas.openxmlformats.org/drawingml/2006/main" xmlns:pic="http://schemas.openxmlformats.org/drawingml/2006/picture" xmlns:a14="http://schemas.microsoft.com/office/drawing/2010/main" w:val="BodyText"/>
+      <w:pStyle xmlns:tce="http://www.TCE.com" xmlns:a="http://schemas.openxmlformats.org/drawingml/2006/main" xmlns:pic="http://schemas.openxmlformats.org/drawingml/2006/picture" xmlns:a14="http://schemas.microsoft.com/office/drawing/2010/main" w:val="ListParagraph"/>
       <w:lvlText w:val="%8."/>
       <w:lvlJc w:val="left"/>
       <w:pPr>
@@ -23065,7 +23055,7 @@
     <w:lvl w:ilvl="0" w:tentative="0">
       <w:start w:val="0"/>
       <w:numFmt w:val="lowerRoman"/>
-      <w:pStyle xmlns:tce="http://www.TCE.com" xmlns:a="http://schemas.openxmlformats.org/drawingml/2006/main" xmlns:pic="http://schemas.openxmlformats.org/drawingml/2006/picture" xmlns:a14="http://schemas.microsoft.com/office/drawing/2010/main" w:val="BodyText"/>
+      <w:pStyle xmlns:tce="http://www.TCE.com" xmlns:a="http://schemas.openxmlformats.org/drawingml/2006/main" xmlns:pic="http://schemas.openxmlformats.org/drawingml/2006/picture" xmlns:a14="http://schemas.microsoft.com/office/drawing/2010/main" w:val="ListParagraph"/>
       <w:lvlText w:val="%9."/>
       <w:lvlJc w:val="right"/>
       <w:pPr>
@@ -23078,7 +23068,7 @@
     <w:lvl w:ilvl="0">
       <w:start w:val="0"/>
       <w:numFmt w:val="lowerLetter"/>
-      <w:pStyle xmlns:tce="http://www.TCE.com" xmlns:a="http://schemas.openxmlformats.org/drawingml/2006/main" xmlns:pic="http://schemas.openxmlformats.org/drawingml/2006/picture" xmlns:a14="http://schemas.microsoft.com/office/drawing/2010/main" w:val="ListParagraph"/>
+      <w:pStyle xmlns:tce="http://www.TCE.com" xmlns:a="http://schemas.openxmlformats.org/drawingml/2006/main" xmlns:pic="http://schemas.openxmlformats.org/drawingml/2006/picture" xmlns:a14="http://schemas.microsoft.com/office/drawing/2010/main" w:val="BodyText"/>
       <w:lvlText w:val="(%1)"/>
       <w:lvlJc w:val="left"/>
       <w:pPr>
@@ -23088,7 +23078,7 @@
     <w:lvl w:ilvl="0">
       <w:start w:val="0"/>
       <w:numFmt w:val="decimal"/>
-      <w:pStyle xmlns:tce="http://www.TCE.com" xmlns:a="http://schemas.openxmlformats.org/drawingml/2006/main" xmlns:pic="http://schemas.openxmlformats.org/drawingml/2006/picture" xmlns:a14="http://schemas.microsoft.com/office/drawing/2010/main" w:val="ListParagraph"/>
+      <w:pStyle xmlns:tce="http://www.TCE.com" xmlns:a="http://schemas.openxmlformats.org/drawingml/2006/main" xmlns:pic="http://schemas.openxmlformats.org/drawingml/2006/picture" xmlns:a14="http://schemas.microsoft.com/office/drawing/2010/main" w:val="BodyText"/>
       <w:lvlText w:val="(%2)"/>
       <w:lvlJc w:val="left"/>
       <w:pPr>
@@ -23098,7 +23088,7 @@
     <w:lvl w:ilvl="0" w:tentative="0">
       <w:start w:val="0"/>
       <w:numFmt w:val="lowerRoman"/>
-      <w:pStyle xmlns:tce="http://www.TCE.com" xmlns:a="http://schemas.openxmlformats.org/drawingml/2006/main" xmlns:pic="http://schemas.openxmlformats.org/drawingml/2006/picture" xmlns:a14="http://schemas.microsoft.com/office/drawing/2010/main" w:val="ListParagraph"/>
+      <w:pStyle xmlns:tce="http://www.TCE.com" xmlns:a="http://schemas.openxmlformats.org/drawingml/2006/main" xmlns:pic="http://schemas.openxmlformats.org/drawingml/2006/picture" xmlns:a14="http://schemas.microsoft.com/office/drawing/2010/main" w:val="BodyText"/>
       <w:lvlText w:val="(%3)"/>
       <w:lvlJc w:val="left"/>
       <w:pPr>
@@ -23108,7 +23098,7 @@
     <w:lvl w:ilvl="0" w:tentative="0">
       <w:start w:val="0"/>
       <w:numFmt w:val="decimal"/>
-      <w:pStyle xmlns:tce="http://www.TCE.com" xmlns:a="http://schemas.openxmlformats.org/drawingml/2006/main" xmlns:pic="http://schemas.openxmlformats.org/drawingml/2006/picture" xmlns:a14="http://schemas.microsoft.com/office/drawing/2010/main" w:val="ListParagraph"/>
+      <w:pStyle xmlns:tce="http://www.TCE.com" xmlns:a="http://schemas.openxmlformats.org/drawingml/2006/main" xmlns:pic="http://schemas.openxmlformats.org/drawingml/2006/picture" xmlns:a14="http://schemas.microsoft.com/office/drawing/2010/main" w:val="BodyText"/>
       <w:lvlText w:val="%4."/>
       <w:lvlJc w:val="left"/>
       <w:pPr>
@@ -23118,7 +23108,7 @@
     <w:lvl w:ilvl="0" w:tentative="0">
       <w:start w:val="0"/>
       <w:numFmt w:val="lowerLetter"/>
-      <w:pStyle xmlns:tce="http://www.TCE.com" xmlns:a="http://schemas.openxmlformats.org/drawingml/2006/main" xmlns:pic="http://schemas.openxmlformats.org/drawingml/2006/picture" xmlns:a14="http://schemas.microsoft.com/office/drawing/2010/main" w:val="ListParagraph"/>
+      <w:pStyle xmlns:tce="http://www.TCE.com" xmlns:a="http://schemas.openxmlformats.org/drawingml/2006/main" xmlns:pic="http://schemas.openxmlformats.org/drawingml/2006/picture" xmlns:a14="http://schemas.microsoft.com/office/drawing/2010/main" w:val="BodyText"/>
       <w:lvlText w:val="%5."/>
       <w:lvlJc w:val="left"/>
       <w:pPr>
@@ -23128,7 +23118,7 @@
     <w:lvl w:ilvl="0" w:tentative="0">
       <w:start w:val="0"/>
       <w:numFmt w:val="lowerRoman"/>
-      <w:pStyle xmlns:tce="http://www.TCE.com" xmlns:a="http://schemas.openxmlformats.org/drawingml/2006/main" xmlns:pic="http://schemas.openxmlformats.org/drawingml/2006/picture" xmlns:a14="http://schemas.microsoft.com/office/drawing/2010/main" w:val="ListParagraph"/>
+      <w:pStyle xmlns:tce="http://www.TCE.com" xmlns:a="http://schemas.openxmlformats.org/drawingml/2006/main" xmlns:pic="http://schemas.openxmlformats.org/drawingml/2006/picture" xmlns:a14="http://schemas.microsoft.com/office/drawing/2010/main" w:val="BodyText"/>
       <w:lvlText w:val="%6."/>
       <w:lvlJc w:val="right"/>
       <w:pPr>
@@ -23138,7 +23128,7 @@
     <w:lvl w:ilvl="0" w:tentative="0">
       <w:start w:val="0"/>
       <w:numFmt w:val="decimal"/>
-      <w:pStyle xmlns:tce="http://www.TCE.com" xmlns:a="http://schemas.openxmlformats.org/drawingml/2006/main" xmlns:pic="http://schemas.openxmlformats.org/drawingml/2006/picture" xmlns:a14="http://schemas.microsoft.com/office/drawing/2010/main" w:val="ListParagraph"/>
+      <w:pStyle xmlns:tce="http://www.TCE.com" xmlns:a="http://schemas.openxmlformats.org/drawingml/2006/main" xmlns:pic="http://schemas.openxmlformats.org/drawingml/2006/picture" xmlns:a14="http://schemas.microsoft.com/office/drawing/2010/main" w:val="BodyText"/>
       <w:lvlText w:val="%7."/>
       <w:lvlJc w:val="left"/>
       <w:pPr>
@@ -23148,7 +23138,7 @@
     <w:lvl w:ilvl="0" w:tentative="0">
       <w:start w:val="0"/>
       <w:numFmt w:val="lowerLetter"/>
-      <w:pStyle xmlns:tce="http://www.TCE.com" xmlns:a="http://schemas.openxmlformats.org/drawingml/2006/main" xmlns:pic="http://schemas.openxmlformats.org/drawingml/2006/picture" xmlns:a14="http://schemas.microsoft.com/office/drawing/2010/main" w:val="ListParagraph"/>
+      <w:pStyle xmlns:tce="http://www.TCE.com" xmlns:a="http://schemas.openxmlformats.org/drawingml/2006/main" xmlns:pic="http://schemas.openxmlformats.org/drawingml/2006/picture" xmlns:a14="http://schemas.microsoft.com/office/drawing/2010/main" w:val="BodyText"/>
       <w:lvlText w:val="%8."/>
       <w:lvlJc w:val="left"/>
       <w:pPr>
@@ -23158,7 +23148,7 @@
     <w:lvl w:ilvl="0" w:tentative="0">
       <w:start w:val="0"/>
       <w:numFmt w:val="lowerRoman"/>
-      <w:pStyle xmlns:tce="http://www.TCE.com" xmlns:a="http://schemas.openxmlformats.org/drawingml/2006/main" xmlns:pic="http://schemas.openxmlformats.org/drawingml/2006/picture" xmlns:a14="http://schemas.microsoft.com/office/drawing/2010/main" w:val="ListParagraph"/>
+      <w:pStyle xmlns:tce="http://www.TCE.com" xmlns:a="http://schemas.openxmlformats.org/drawingml/2006/main" xmlns:pic="http://schemas.openxmlformats.org/drawingml/2006/picture" xmlns:a14="http://schemas.microsoft.com/office/drawing/2010/main" w:val="BodyText"/>
       <w:lvlText w:val="%9."/>
       <w:lvlJc w:val="right"/>
       <w:pPr>
@@ -23171,7 +23161,7 @@
     <w:lvl w:ilvl="0">
       <w:start w:val="0"/>
       <w:numFmt w:val="lowerLetter"/>
-      <w:pStyle xmlns:tce="http://www.TCE.com" xmlns:a="http://schemas.openxmlformats.org/drawingml/2006/main" xmlns:pic="http://schemas.openxmlformats.org/drawingml/2006/picture" xmlns:a14="http://schemas.microsoft.com/office/drawing/2010/main" w:val="BodyText"/>
+      <w:pStyle xmlns:tce="http://www.TCE.com" xmlns:a="http://schemas.openxmlformats.org/drawingml/2006/main" xmlns:pic="http://schemas.openxmlformats.org/drawingml/2006/picture" xmlns:a14="http://schemas.microsoft.com/office/drawing/2010/main" w:val="ListParagraph"/>
       <w:lvlText w:val="(%1)"/>
       <w:lvlJc w:val="left"/>
       <w:pPr>
@@ -23181,7 +23171,7 @@
     <w:lvl w:ilvl="0">
       <w:start w:val="0"/>
       <w:numFmt w:val="decimal"/>
-      <w:pStyle xmlns:tce="http://www.TCE.com" xmlns:a="http://schemas.openxmlformats.org/drawingml/2006/main" xmlns:pic="http://schemas.openxmlformats.org/drawingml/2006/picture" xmlns:a14="http://schemas.microsoft.com/office/drawing/2010/main" w:val="BodyText"/>
+      <w:pStyle xmlns:tce="http://www.TCE.com" xmlns:a="http://schemas.openxmlformats.org/drawingml/2006/main" xmlns:pic="http://schemas.openxmlformats.org/drawingml/2006/picture" xmlns:a14="http://schemas.microsoft.com/office/drawing/2010/main" w:val="ListParagraph"/>
       <w:lvlText w:val="(%2)"/>
       <w:lvlJc w:val="left"/>
       <w:pPr>
@@ -23191,7 +23181,7 @@
     <w:lvl w:ilvl="0" w:tentative="0">
       <w:start w:val="0"/>
       <w:numFmt w:val="lowerRoman"/>
-      <w:pStyle xmlns:tce="http://www.TCE.com" xmlns:a="http://schemas.openxmlformats.org/drawingml/2006/main" xmlns:pic="http://schemas.openxmlformats.org/drawingml/2006/picture" xmlns:a14="http://schemas.microsoft.com/office/drawing/2010/main" w:val="BodyText"/>
+      <w:pStyle xmlns:tce="http://www.TCE.com" xmlns:a="http://schemas.openxmlformats.org/drawingml/2006/main" xmlns:pic="http://schemas.openxmlformats.org/drawingml/2006/picture" xmlns:a14="http://schemas.microsoft.com/office/drawing/2010/main" w:val="ListParagraph"/>
       <w:lvlText w:val="(%3)"/>
       <w:lvlJc w:val="left"/>
       <w:pPr>
@@ -23201,7 +23191,7 @@
     <w:lvl w:ilvl="0" w:tentative="0">
       <w:start w:val="0"/>
       <w:numFmt w:val="decimal"/>
-      <w:pStyle xmlns:tce="http://www.TCE.com" xmlns:a="http://schemas.openxmlformats.org/drawingml/2006/main" xmlns:pic="http://schemas.openxmlformats.org/drawingml/2006/picture" xmlns:a14="http://schemas.microsoft.com/office/drawing/2010/main" w:val="BodyText"/>
+      <w:pStyle xmlns:tce="http://www.TCE.com" xmlns:a="http://schemas.openxmlformats.org/drawingml/2006/main" xmlns:pic="http://schemas.openxmlformats.org/drawingml/2006/picture" xmlns:a14="http://schemas.microsoft.com/office/drawing/2010/main" w:val="ListParagraph"/>
       <w:lvlText w:val="%4."/>
       <w:lvlJc w:val="left"/>
       <w:pPr>
@@ -23211,7 +23201,7 @@
     <w:lvl w:ilvl="0" w:tentative="0">
       <w:start w:val="0"/>
       <w:numFmt w:val="lowerLetter"/>
-      <w:pStyle xmlns:tce="http://www.TCE.com" xmlns:a="http://schemas.openxmlformats.org/drawingml/2006/main" xmlns:pic="http://schemas.openxmlformats.org/drawingml/2006/picture" xmlns:a14="http://schemas.microsoft.com/office/drawing/2010/main" w:val="BodyText"/>
+      <w:pStyle xmlns:tce="http://www.TCE.com" xmlns:a="http://schemas.openxmlformats.org/drawingml/2006/main" xmlns:pic="http://schemas.openxmlformats.org/drawingml/2006/picture" xmlns:a14="http://schemas.microsoft.com/office/drawing/2010/main" w:val="ListParagraph"/>
       <w:lvlText w:val="%5."/>
       <w:lvlJc w:val="left"/>
       <w:pPr>
@@ -23221,7 +23211,7 @@
     <w:lvl w:ilvl="0" w:tentative="0">
       <w:start w:val="0"/>
       <w:numFmt w:val="lowerRoman"/>
-      <w:pStyle xmlns:tce="http://www.TCE.com" xmlns:a="http://schemas.openxmlformats.org/drawingml/2006/main" xmlns:pic="http://schemas.openxmlformats.org/drawingml/2006/picture" xmlns:a14="http://schemas.microsoft.com/office/drawing/2010/main" w:val="BodyText"/>
+      <w:pStyle xmlns:tce="http://www.TCE.com" xmlns:a="http://schemas.openxmlformats.org/drawingml/2006/main" xmlns:pic="http://schemas.openxmlformats.org/drawingml/2006/picture" xmlns:a14="http://schemas.microsoft.com/office/drawing/2010/main" w:val="ListParagraph"/>
       <w:lvlText w:val="%6."/>
       <w:lvlJc w:val="right"/>
       <w:pPr>
@@ -23231,7 +23221,7 @@
     <w:lvl w:ilvl="0" w:tentative="0">
       <w:start w:val="0"/>
       <w:numFmt w:val="decimal"/>
-      <w:pStyle xmlns:tce="http://www.TCE.com" xmlns:a="http://schemas.openxmlformats.org/drawingml/2006/main" xmlns:pic="http://schemas.openxmlformats.org/drawingml/2006/picture" xmlns:a14="http://schemas.microsoft.com/office/drawing/2010/main" w:val="BodyText"/>
+      <w:pStyle xmlns:tce="http://www.TCE.com" xmlns:a="http://schemas.openxmlformats.org/drawingml/2006/main" xmlns:pic="http://schemas.openxmlformats.org/drawingml/2006/picture" xmlns:a14="http://schemas.microsoft.com/office/drawing/2010/main" w:val="ListParagraph"/>
       <w:lvlText w:val="%7."/>
       <w:lvlJc w:val="left"/>
       <w:pPr>
@@ -23241,7 +23231,7 @@
     <w:lvl w:ilvl="0" w:tentative="0">
       <w:start w:val="0"/>
       <w:numFmt w:val="lowerLetter"/>
-      <w:pStyle xmlns:tce="http://www.TCE.com" xmlns:a="http://schemas.openxmlformats.org/drawingml/2006/main" xmlns:pic="http://schemas.openxmlformats.org/drawingml/2006/picture" xmlns:a14="http://schemas.microsoft.com/office/drawing/2010/main" w:val="BodyText"/>
+      <w:pStyle xmlns:tce="http://www.TCE.com" xmlns:a="http://schemas.openxmlformats.org/drawingml/2006/main" xmlns:pic="http://schemas.openxmlformats.org/drawingml/2006/picture" xmlns:a14="http://schemas.microsoft.com/office/drawing/2010/main" w:val="ListParagraph"/>
       <w:lvlText w:val="%8."/>
       <w:lvlJc w:val="left"/>
       <w:pPr>
@@ -23251,7 +23241,7 @@
     <w:lvl w:ilvl="0" w:tentative="0">
       <w:start w:val="0"/>
       <w:numFmt w:val="lowerRoman"/>
-      <w:pStyle xmlns:tce="http://www.TCE.com" xmlns:a="http://schemas.openxmlformats.org/drawingml/2006/main" xmlns:pic="http://schemas.openxmlformats.org/drawingml/2006/picture" xmlns:a14="http://schemas.microsoft.com/office/drawing/2010/main" w:val="BodyText"/>
+      <w:pStyle xmlns:tce="http://www.TCE.com" xmlns:a="http://schemas.openxmlformats.org/drawingml/2006/main" xmlns:pic="http://schemas.openxmlformats.org/drawingml/2006/picture" xmlns:a14="http://schemas.microsoft.com/office/drawing/2010/main" w:val="ListParagraph"/>
       <w:lvlText w:val="%9."/>
       <w:lvlJc w:val="right"/>
       <w:pPr>
@@ -23264,7 +23254,7 @@
     <w:lvl w:ilvl="0">
       <w:start w:val="0"/>
       <w:numFmt w:val="lowerLetter"/>
-      <w:pStyle xmlns:tce="http://www.TCE.com" xmlns:a="http://schemas.openxmlformats.org/drawingml/2006/main" xmlns:pic="http://schemas.openxmlformats.org/drawingml/2006/picture" xmlns:a14="http://schemas.microsoft.com/office/drawing/2010/main" w:val="ListParagraph"/>
+      <w:pStyle xmlns:tce="http://www.TCE.com" xmlns:a="http://schemas.openxmlformats.org/drawingml/2006/main" xmlns:pic="http://schemas.openxmlformats.org/drawingml/2006/picture" xmlns:a14="http://schemas.microsoft.com/office/drawing/2010/main" w:val="BodyText"/>
       <w:lvlText w:val="(%1)"/>
       <w:lvlJc w:val="left"/>
       <w:pPr>
@@ -23274,7 +23264,7 @@
     <w:lvl w:ilvl="0">
       <w:start w:val="0"/>
       <w:numFmt w:val="decimal"/>
-      <w:pStyle xmlns:tce="http://www.TCE.com" xmlns:a="http://schemas.openxmlformats.org/drawingml/2006/main" xmlns:pic="http://schemas.openxmlformats.org/drawingml/2006/picture" xmlns:a14="http://schemas.microsoft.com/office/drawing/2010/main" w:val="ListParagraph"/>
+      <w:pStyle xmlns:tce="http://www.TCE.com" xmlns:a="http://schemas.openxmlformats.org/drawingml/2006/main" xmlns:pic="http://schemas.openxmlformats.org/drawingml/2006/picture" xmlns:a14="http://schemas.microsoft.com/office/drawing/2010/main" w:val="BodyText"/>
       <w:lvlText w:val="(%2)"/>
       <w:lvlJc w:val="left"/>
       <w:pPr>
@@ -23284,7 +23274,7 @@
     <w:lvl w:ilvl="0" w:tentative="0">
       <w:start w:val="0"/>
       <w:numFmt w:val="lowerRoman"/>
-      <w:pStyle xmlns:tce="http://www.TCE.com" xmlns:a="http://schemas.openxmlformats.org/drawingml/2006/main" xmlns:pic="http://schemas.openxmlformats.org/drawingml/2006/picture" xmlns:a14="http://schemas.microsoft.com/office/drawing/2010/main" w:val="ListParagraph"/>
+      <w:pStyle xmlns:tce="http://www.TCE.com" xmlns:a="http://schemas.openxmlformats.org/drawingml/2006/main" xmlns:pic="http://schemas.openxmlformats.org/drawingml/2006/picture" xmlns:a14="http://schemas.microsoft.com/office/drawing/2010/main" w:val="BodyText"/>
       <w:lvlText w:val="(%3)"/>
       <w:lvlJc w:val="left"/>
       <w:pPr>
@@ -23294,7 +23284,7 @@
     <w:lvl w:ilvl="0" w:tentative="0">
       <w:start w:val="0"/>
       <w:numFmt w:val="decimal"/>
-      <w:pStyle xmlns:tce="http://www.TCE.com" xmlns:a="http://schemas.openxmlformats.org/drawingml/2006/main" xmlns:pic="http://schemas.openxmlformats.org/drawingml/2006/picture" xmlns:a14="http://schemas.microsoft.com/office/drawing/2010/main" w:val="ListParagraph"/>
+      <w:pStyle xmlns:tce="http://www.TCE.com" xmlns:a="http://schemas.openxmlformats.org/drawingml/2006/main" xmlns:pic="http://schemas.openxmlformats.org/drawingml/2006/picture" xmlns:a14="http://schemas.microsoft.com/office/drawing/2010/main" w:val="BodyText"/>
       <w:lvlText w:val="%4."/>
       <w:lvlJc w:val="left"/>
       <w:pPr>
@@ -23304,7 +23294,7 @@
     <w:lvl w:ilvl="0" w:tentative="0">
       <w:start w:val="0"/>
       <w:numFmt w:val="lowerLetter"/>
-      <w:pStyle xmlns:tce="http://www.TCE.com" xmlns:a="http://schemas.openxmlformats.org/drawingml/2006/main" xmlns:pic="http://schemas.openxmlformats.org/drawingml/2006/picture" xmlns:a14="http://schemas.microsoft.com/office/drawing/2010/main" w:val="ListParagraph"/>
+      <w:pStyle xmlns:tce="http://www.TCE.com" xmlns:a="http://schemas.openxmlformats.org/drawingml/2006/main" xmlns:pic="http://schemas.openxmlformats.org/drawingml/2006/picture" xmlns:a14="http://schemas.microsoft.com/office/drawing/2010/main" w:val="BodyText"/>
       <w:lvlText w:val="%5."/>
       <w:lvlJc w:val="left"/>
       <w:pPr>
@@ -23314,7 +23304,7 @@
     <w:lvl w:ilvl="0" w:tentative="0">
       <w:start w:val="0"/>
       <w:numFmt w:val="lowerRoman"/>
-      <w:pStyle xmlns:tce="http://www.TCE.com" xmlns:a="http://schemas.openxmlformats.org/drawingml/2006/main" xmlns:pic="http://schemas.openxmlformats.org/drawingml/2006/picture" xmlns:a14="http://schemas.microsoft.com/office/drawing/2010/main" w:val="ListParagraph"/>
+      <w:pStyle xmlns:tce="http://www.TCE.com" xmlns:a="http://schemas.openxmlformats.org/drawingml/2006/main" xmlns:pic="http://schemas.openxmlformats.org/drawingml/2006/picture" xmlns:a14="http://schemas.microsoft.com/office/drawing/2010/main" w:val="BodyText"/>
       <w:lvlText w:val="%6."/>
       <w:lvlJc w:val="right"/>
       <w:pPr>
@@ -23324,7 +23314,7 @@
     <w:lvl w:ilvl="0" w:tentative="0">
       <w:start w:val="0"/>
       <w:numFmt w:val="decimal"/>
-      <w:pStyle xmlns:tce="http://www.TCE.com" xmlns:a="http://schemas.openxmlformats.org/drawingml/2006/main" xmlns:pic="http://schemas.openxmlformats.org/drawingml/2006/picture" xmlns:a14="http://schemas.microsoft.com/office/drawing/2010/main" w:val="ListParagraph"/>
+      <w:pStyle xmlns:tce="http://www.TCE.com" xmlns:a="http://schemas.openxmlformats.org/drawingml/2006/main" xmlns:pic="http://schemas.openxmlformats.org/drawingml/2006/picture" xmlns:a14="http://schemas.microsoft.com/office/drawing/2010/main" w:val="BodyText"/>
       <w:lvlText w:val="%7."/>
       <w:lvlJc w:val="left"/>
       <w:pPr>
@@ -23334,7 +23324,7 @@
     <w:lvl w:ilvl="0" w:tentative="0">
       <w:start w:val="0"/>
       <w:numFmt w:val="lowerLetter"/>
-      <w:pStyle xmlns:tce="http://www.TCE.com" xmlns:a="http://schemas.openxmlformats.org/drawingml/2006/main" xmlns:pic="http://schemas.openxmlformats.org/drawingml/2006/picture" xmlns:a14="http://schemas.microsoft.com/office/drawing/2010/main" w:val="ListParagraph"/>
+      <w:pStyle xmlns:tce="http://www.TCE.com" xmlns:a="http://schemas.openxmlformats.org/drawingml/2006/main" xmlns:pic="http://schemas.openxmlformats.org/drawingml/2006/picture" xmlns:a14="http://schemas.microsoft.com/office/drawing/2010/main" w:val="BodyText"/>
       <w:lvlText w:val="%8."/>
       <w:lvlJc w:val="left"/>
       <w:pPr>
@@ -23344,7 +23334,7 @@
     <w:lvl w:ilvl="0" w:tentative="0">
       <w:start w:val="0"/>
       <w:numFmt w:val="lowerRoman"/>
-      <w:pStyle xmlns:tce="http://www.TCE.com" xmlns:a="http://schemas.openxmlformats.org/drawingml/2006/main" xmlns:pic="http://schemas.openxmlformats.org/drawingml/2006/picture" xmlns:a14="http://schemas.microsoft.com/office/drawing/2010/main" w:val="ListParagraph"/>
+      <w:pStyle xmlns:tce="http://www.TCE.com" xmlns:a="http://schemas.openxmlformats.org/drawingml/2006/main" xmlns:pic="http://schemas.openxmlformats.org/drawingml/2006/picture" xmlns:a14="http://schemas.microsoft.com/office/drawing/2010/main" w:val="BodyText"/>
       <w:lvlText w:val="%9."/>
       <w:lvlJc w:val="right"/>
       <w:pPr>
@@ -23353,6 +23343,99 @@
     </w:lvl>
   </w:abstractNum>
   <w:abstractNum w:abstractNumId="198">
+    <w:multiLevelType w:val="hybridMultilevel"/>
+    <w:lvl w:ilvl="0">
+      <w:start w:val="0"/>
+      <w:numFmt w:val="lowerLetter"/>
+      <w:pStyle xmlns:tce="http://www.TCE.com" xmlns:a="http://schemas.openxmlformats.org/drawingml/2006/main" xmlns:pic="http://schemas.openxmlformats.org/drawingml/2006/picture" xmlns:a14="http://schemas.microsoft.com/office/drawing/2010/main" w:val="ListParagraph"/>
+      <w:lvlText w:val="(%1)"/>
+      <w:lvlJc w:val="left"/>
+      <w:pPr>
+        <w:ind w:left="720" w:hanging="360"/>
+      </w:pPr>
+    </w:lvl>
+    <w:lvl w:ilvl="0">
+      <w:start w:val="0"/>
+      <w:numFmt w:val="decimal"/>
+      <w:pStyle xmlns:tce="http://www.TCE.com" xmlns:a="http://schemas.openxmlformats.org/drawingml/2006/main" xmlns:pic="http://schemas.openxmlformats.org/drawingml/2006/picture" xmlns:a14="http://schemas.microsoft.com/office/drawing/2010/main" w:val="ListParagraph"/>
+      <w:lvlText w:val="(%2)"/>
+      <w:lvlJc w:val="left"/>
+      <w:pPr>
+        <w:ind w:left="1440" w:hanging="360"/>
+      </w:pPr>
+    </w:lvl>
+    <w:lvl w:ilvl="0" w:tentative="0">
+      <w:start w:val="0"/>
+      <w:numFmt w:val="lowerRoman"/>
+      <w:pStyle xmlns:tce="http://www.TCE.com" xmlns:a="http://schemas.openxmlformats.org/drawingml/2006/main" xmlns:pic="http://schemas.openxmlformats.org/drawingml/2006/picture" xmlns:a14="http://schemas.microsoft.com/office/drawing/2010/main" w:val="ListParagraph"/>
+      <w:lvlText w:val="(%3)"/>
+      <w:lvlJc w:val="left"/>
+      <w:pPr>
+        <w:ind w:left="2160" w:hanging="360"/>
+      </w:pPr>
+    </w:lvl>
+    <w:lvl w:ilvl="0" w:tentative="0">
+      <w:start w:val="0"/>
+      <w:numFmt w:val="decimal"/>
+      <w:pStyle xmlns:tce="http://www.TCE.com" xmlns:a="http://schemas.openxmlformats.org/drawingml/2006/main" xmlns:pic="http://schemas.openxmlformats.org/drawingml/2006/picture" xmlns:a14="http://schemas.microsoft.com/office/drawing/2010/main" w:val="ListParagraph"/>
+      <w:lvlText w:val="%4."/>
+      <w:lvlJc w:val="left"/>
+      <w:pPr>
+        <w:ind w:left="2880" w:hanging="360"/>
+      </w:pPr>
+    </w:lvl>
+    <w:lvl w:ilvl="0" w:tentative="0">
+      <w:start w:val="0"/>
+      <w:numFmt w:val="lowerLetter"/>
+      <w:pStyle xmlns:tce="http://www.TCE.com" xmlns:a="http://schemas.openxmlformats.org/drawingml/2006/main" xmlns:pic="http://schemas.openxmlformats.org/drawingml/2006/picture" xmlns:a14="http://schemas.microsoft.com/office/drawing/2010/main" w:val="ListParagraph"/>
+      <w:lvlText w:val="%5."/>
+      <w:lvlJc w:val="left"/>
+      <w:pPr>
+        <w:ind w:left="3600" w:hanging="360"/>
+      </w:pPr>
+    </w:lvl>
+    <w:lvl w:ilvl="0" w:tentative="0">
+      <w:start w:val="0"/>
+      <w:numFmt w:val="lowerRoman"/>
+      <w:pStyle xmlns:tce="http://www.TCE.com" xmlns:a="http://schemas.openxmlformats.org/drawingml/2006/main" xmlns:pic="http://schemas.openxmlformats.org/drawingml/2006/picture" xmlns:a14="http://schemas.microsoft.com/office/drawing/2010/main" w:val="ListParagraph"/>
+      <w:lvlText w:val="%6."/>
+      <w:lvlJc w:val="right"/>
+      <w:pPr>
+        <w:ind w:left="4320" w:hanging="180"/>
+      </w:pPr>
+    </w:lvl>
+    <w:lvl w:ilvl="0" w:tentative="0">
+      <w:start w:val="0"/>
+      <w:numFmt w:val="decimal"/>
+      <w:pStyle xmlns:tce="http://www.TCE.com" xmlns:a="http://schemas.openxmlformats.org/drawingml/2006/main" xmlns:pic="http://schemas.openxmlformats.org/drawingml/2006/picture" xmlns:a14="http://schemas.microsoft.com/office/drawing/2010/main" w:val="ListParagraph"/>
+      <w:lvlText w:val="%7."/>
+      <w:lvlJc w:val="left"/>
+      <w:pPr>
+        <w:ind w:left="5040" w:hanging="360"/>
+      </w:pPr>
+    </w:lvl>
+    <w:lvl w:ilvl="0" w:tentative="0">
+      <w:start w:val="0"/>
+      <w:numFmt w:val="lowerLetter"/>
+      <w:pStyle xmlns:tce="http://www.TCE.com" xmlns:a="http://schemas.openxmlformats.org/drawingml/2006/main" xmlns:pic="http://schemas.openxmlformats.org/drawingml/2006/picture" xmlns:a14="http://schemas.microsoft.com/office/drawing/2010/main" w:val="ListParagraph"/>
+      <w:lvlText w:val="%8."/>
+      <w:lvlJc w:val="left"/>
+      <w:pPr>
+        <w:ind w:left="5760" w:hanging="360"/>
+      </w:pPr>
+    </w:lvl>
+    <w:lvl w:ilvl="0" w:tentative="0">
+      <w:start w:val="0"/>
+      <w:numFmt w:val="lowerRoman"/>
+      <w:pStyle xmlns:tce="http://www.TCE.com" xmlns:a="http://schemas.openxmlformats.org/drawingml/2006/main" xmlns:pic="http://schemas.openxmlformats.org/drawingml/2006/picture" xmlns:a14="http://schemas.microsoft.com/office/drawing/2010/main" w:val="ListParagraph"/>
+      <w:lvlText w:val="%9."/>
+      <w:lvlJc w:val="right"/>
+      <w:pPr>
+        <w:ind w:left="6480" w:hanging="180"/>
+      </w:pPr>
+    </w:lvl>
+  </w:abstractNum>
+  <w:abstractNum w:abstractNumId="199">
     <w:multiLevelType w:val="hybridMultilevel"/>
     <w:lvl w:ilvl="0">
       <w:start w:val="0"/>
@@ -24810,6 +24893,9 @@
   </w:num>
   <w:num w:numId="198">
     <w:abstractNumId w:val="198"/>
+  </w:num>
+  <w:num w:numId="199">
+    <w:abstractNumId w:val="199"/>
   </w:num>
   <w:num xmlns:wpc="http://schemas.microsoft.com/office/word/2010/wordprocessingCanvas" xmlns:cx="http://schemas.microsoft.com/office/drawing/2014/chartex" xmlns:cx1="http://schemas.microsoft.com/office/drawing/2015/9/8/chartex" xmlns:cx2="http://schemas.microsoft.com/office/drawing/2015/10/21/chartex" xmlns:cx3="http://schemas.microsoft.com/office/drawing/2016/5/9/chartex" xmlns:cx4="http://schemas.microsoft.com/office/drawing/2016/5/10/chartex" xmlns:cx5="http://schemas.microsoft.com/office/drawing/2016/5/11/chartex" xmlns:cx6="http://schemas.microsoft.com/office/drawing/2016/5/12/chartex" xmlns:cx7="http://schemas.microsoft.com/office/drawing/2016/5/13/chartex" xmlns:cx8="http://schemas.microsoft.com/office/drawing/2016/5/14/chartex" xmlns:mc="http://schemas.openxmlformats.org/markup-compatibility/2006" xmlns:aink="http://schemas.microsoft.com/office/drawing/2016/ink" xmlns:am3d="http://schemas.microsoft.com/office/drawing/2017/model3d" xmlns:oel="http://schemas.microsoft.com/office/2019/extlst" xmlns:wp14="http://schemas.microsoft.com/office/word/2010/wordprocessingDrawing" xmlns:w14="http://schemas.microsoft.com/office/word/2010/wordml" xmlns:w15="http://schemas.microsoft.com/office/word/2012/wordml" xmlns:w16cex="http://schemas.microsoft.com/office/word/2018/wordml/cex" xmlns:w16cid="http://schemas.microsoft.com/office/word/2016/wordml/cid" xmlns:w16="http://schemas.microsoft.com/office/word/2018/wordml" xmlns:w16du="http://schemas.microsoft.com/office/word/2023/wordml/word16du" xmlns:w16sdtdh="http://schemas.microsoft.com/office/word/2020/wordml/sdtdatahash" xmlns:w16sdtfl="http://schemas.microsoft.com/office/word/2024/wordml/sdtformatlock" xmlns:w16se="http://schemas.microsoft.com/office/word/2015/wordml/symex" xmlns:wpg="http://schemas.microsoft.com/office/word/2010/wordprocessingGroup" xmlns:wpi="http://schemas.microsoft.com/office/word/2010/wordprocessingInk" xmlns:wps="http://schemas.microsoft.com/office/word/2010/wordprocessingShape" w:numId="1" w16cid:durableId="1021277097">
     <w:abstractNumId w:val="0"/>
@@ -25260,7 +25346,7 @@
   <w:style w:type="paragraph" w:default="1" w:styleId="Normal">
     <w:name w:val="Normal"/>
     <w:qFormat/>
-    <w:rsid w:val="00792F9E"/>
+    <w:rsid w:val="0035396F"/>
     <w:rPr>
       <w:rFonts w:ascii="Times New Roman" w:hAnsi="Times New Roman"/>
     </w:rPr>
@@ -25377,67 +25463,42 @@
   </w:style>
   <w:style w:type="paragraph" w:styleId="Heading6">
     <w:name w:val="heading 6"/>
-    <w:basedOn w:val="Normal"/>
+    <w:basedOn w:val="Heading4"/>
     <w:next w:val="BodyText"/>
     <w:link w:val="Heading6Char"/>
     <w:uiPriority w:val="9"/>
     <w:unhideWhenUsed/>
     <w:qFormat/>
-    <w:rsid w:val="00D068E1"/>
+    <w:rsid w:val="002D4362"/>
     <w:pPr>
-      <w:keepNext/>
-      <w:keepLines/>
-      <w:spacing w:before="40"/>
       <w:outlineLvl w:val="5"/>
     </w:pPr>
-    <w:rPr>
-      <w:rFonts w:eastAsiaTheme="majorEastAsia" w:cstheme="majorBidi"/>
-      <w:color w:val="1F3763" w:themeColor="accent1" w:themeShade="7F"/>
-    </w:rPr>
   </w:style>
   <w:style w:type="paragraph" w:styleId="Heading7">
     <w:name w:val="heading 7"/>
-    <w:basedOn w:val="Normal"/>
+    <w:basedOn w:val="Heading6"/>
     <w:next w:val="BodyText"/>
     <w:link w:val="Heading7Char"/>
     <w:uiPriority w:val="9"/>
     <w:unhideWhenUsed/>
     <w:qFormat/>
-    <w:rsid w:val="005043CB"/>
+    <w:rsid w:val="002D4362"/>
     <w:pPr>
-      <w:keepNext/>
-      <w:keepLines/>
-      <w:spacing w:before="40"/>
       <w:outlineLvl w:val="6"/>
     </w:pPr>
-    <w:rPr>
-      <w:rFonts w:asciiTheme="majorHAnsi" w:eastAsiaTheme="majorEastAsia" w:hAnsiTheme="majorHAnsi" w:cstheme="majorBidi"/>
-      <w:i/>
-      <w:iCs/>
-      <w:color w:val="1F3763" w:themeColor="accent1" w:themeShade="7F"/>
-    </w:rPr>
   </w:style>
   <w:style w:type="paragraph" w:styleId="Heading8">
     <w:name w:val="heading 8"/>
-    <w:basedOn w:val="Normal"/>
+    <w:basedOn w:val="Heading7"/>
     <w:next w:val="BodyText"/>
     <w:link w:val="Heading8Char"/>
     <w:uiPriority w:val="9"/>
     <w:unhideWhenUsed/>
     <w:qFormat/>
-    <w:rsid w:val="005043CB"/>
+    <w:rsid w:val="002D4362"/>
     <w:pPr>
-      <w:keepNext/>
-      <w:keepLines/>
-      <w:spacing w:before="40"/>
       <w:outlineLvl w:val="7"/>
     </w:pPr>
-    <w:rPr>
-      <w:rFonts w:asciiTheme="majorHAnsi" w:eastAsiaTheme="majorEastAsia" w:hAnsiTheme="majorHAnsi" w:cstheme="majorBidi"/>
-      <w:color w:val="272727" w:themeColor="text1" w:themeTint="D8"/>
-      <w:sz w:val="21"/>
-      <w:szCs w:val="21"/>
-    </w:rPr>
   </w:style>
   <w:style w:type="paragraph" w:styleId="Heading9">
     <w:name w:val="heading 9"/>
@@ -25688,10 +25749,11 @@
     <w:basedOn w:val="DefaultParagraphFont"/>
     <w:link w:val="Heading6"/>
     <w:uiPriority w:val="9"/>
-    <w:rsid w:val="00D068E1"/>
+    <w:rsid w:val="002D4362"/>
     <w:rPr>
       <w:rFonts w:ascii="Times New Roman" w:eastAsiaTheme="majorEastAsia" w:hAnsi="Times New Roman" w:cstheme="majorBidi"/>
-      <w:color w:val="1F3763" w:themeColor="accent1" w:themeShade="7F"/>
+      <w:b/>
+      <w:iCs/>
     </w:rPr>
   </w:style>
   <w:style w:type="character" w:customStyle="1" w:styleId="Heading7Char">
@@ -25699,12 +25761,11 @@
     <w:basedOn w:val="DefaultParagraphFont"/>
     <w:link w:val="Heading7"/>
     <w:uiPriority w:val="9"/>
-    <w:rsid w:val="005043CB"/>
+    <w:rsid w:val="002D4362"/>
     <w:rPr>
-      <w:rFonts w:asciiTheme="majorHAnsi" w:eastAsiaTheme="majorEastAsia" w:hAnsiTheme="majorHAnsi" w:cstheme="majorBidi"/>
-      <w:i/>
+      <w:rFonts w:ascii="Times New Roman" w:eastAsiaTheme="majorEastAsia" w:hAnsi="Times New Roman" w:cstheme="majorBidi"/>
+      <w:b/>
       <w:iCs/>
-      <w:color w:val="1F3763" w:themeColor="accent1" w:themeShade="7F"/>
     </w:rPr>
   </w:style>
   <w:style w:type="character" w:customStyle="1" w:styleId="Heading8Char">
@@ -25712,12 +25773,11 @@
     <w:basedOn w:val="DefaultParagraphFont"/>
     <w:link w:val="Heading8"/>
     <w:uiPriority w:val="9"/>
-    <w:rsid w:val="005043CB"/>
+    <w:rsid w:val="002D4362"/>
     <w:rPr>
-      <w:rFonts w:asciiTheme="majorHAnsi" w:eastAsiaTheme="majorEastAsia" w:hAnsiTheme="majorHAnsi" w:cstheme="majorBidi"/>
-      <w:color w:val="272727" w:themeColor="text1" w:themeTint="D8"/>
-      <w:sz w:val="21"/>
-      <w:szCs w:val="21"/>
+      <w:rFonts w:ascii="Times New Roman" w:eastAsiaTheme="majorEastAsia" w:hAnsi="Times New Roman" w:cstheme="majorBidi"/>
+      <w:b/>
+      <w:iCs/>
     </w:rPr>
   </w:style>
   <w:style w:type="character" w:customStyle="1" w:styleId="Heading9Char">
